--- a/00.raw-materials/90.processed/LithoAutoPiRun/LithoAutoPiRun_需求申请单_最终版.docx
+++ b/00.raw-materials/90.processed/LithoAutoPiRun/LithoAutoPiRun_需求申请单_最终版.docx
@@ -102,10 +102,10 @@
             </w:pPr>
             <w:r>
               <w:rPr>
-                <w:rFonts w:ascii="Calibri" w:hAnsi="Calibri" w:eastAsia="Microsoft YaHei"/>
+                <w:rFonts w:ascii="Times New Roman" w:hAnsi="Times New Roman" w:eastAsia="SimSun"/>
                 <w:b/>
                 <w:color w:val="000000"/>
-                <w:sz w:val="19"/>
+                <w:sz w:val="21"/>
               </w:rPr>
               <w:t>编号</w:t>
             </w:r>
@@ -129,10 +129,10 @@
             </w:pPr>
             <w:r>
               <w:rPr>
-                <w:rFonts w:ascii="Calibri" w:hAnsi="Calibri" w:eastAsia="Microsoft YaHei"/>
+                <w:rFonts w:ascii="Times New Roman" w:hAnsi="Times New Roman" w:eastAsia="SimSun"/>
                 <w:b w:val="0"/>
                 <w:color w:val="000000"/>
-                <w:sz w:val="19"/>
+                <w:sz w:val="21"/>
               </w:rPr>
               <w:t>由信息技术部填写</w:t>
             </w:r>
@@ -157,10 +157,10 @@
             </w:pPr>
             <w:r>
               <w:rPr>
-                <w:rFonts w:ascii="Calibri" w:hAnsi="Calibri" w:eastAsia="Microsoft YaHei"/>
+                <w:rFonts w:ascii="Times New Roman" w:hAnsi="Times New Roman" w:eastAsia="SimSun"/>
                 <w:b/>
                 <w:color w:val="000000"/>
-                <w:sz w:val="19"/>
+                <w:sz w:val="21"/>
               </w:rPr>
               <w:t>类别</w:t>
             </w:r>
@@ -184,10 +184,10 @@
             </w:pPr>
             <w:r>
               <w:rPr>
-                <w:rFonts w:ascii="Calibri" w:hAnsi="Calibri" w:eastAsia="Microsoft YaHei"/>
+                <w:rFonts w:ascii="Times New Roman" w:hAnsi="Times New Roman" w:eastAsia="SimSun"/>
                 <w:b w:val="0"/>
                 <w:color w:val="000000"/>
-                <w:sz w:val="19"/>
+                <w:sz w:val="21"/>
               </w:rPr>
               <w:t>功能开发</w:t>
             </w:r>
@@ -217,10 +217,10 @@
             </w:pPr>
             <w:r>
               <w:rPr>
-                <w:rFonts w:ascii="Calibri" w:hAnsi="Calibri" w:eastAsia="Microsoft YaHei"/>
+                <w:rFonts w:ascii="Times New Roman" w:hAnsi="Times New Roman" w:eastAsia="SimSun"/>
                 <w:b/>
                 <w:color w:val="000000"/>
-                <w:sz w:val="19"/>
+                <w:sz w:val="21"/>
               </w:rPr>
               <w:t>申请部门</w:t>
             </w:r>
@@ -244,10 +244,10 @@
             </w:pPr>
             <w:r>
               <w:rPr>
-                <w:rFonts w:ascii="Calibri" w:hAnsi="Calibri" w:eastAsia="Microsoft YaHei"/>
+                <w:rFonts w:ascii="Times New Roman" w:hAnsi="Times New Roman" w:eastAsia="SimSun"/>
                 <w:b w:val="0"/>
                 <w:color w:val="000000"/>
-                <w:sz w:val="19"/>
+                <w:sz w:val="21"/>
               </w:rPr>
               <w:t>制造部</w:t>
             </w:r>
@@ -272,10 +272,10 @@
             </w:pPr>
             <w:r>
               <w:rPr>
-                <w:rFonts w:ascii="Calibri" w:hAnsi="Calibri" w:eastAsia="Microsoft YaHei"/>
+                <w:rFonts w:ascii="Times New Roman" w:hAnsi="Times New Roman" w:eastAsia="SimSun"/>
                 <w:b/>
                 <w:color w:val="000000"/>
-                <w:sz w:val="19"/>
+                <w:sz w:val="21"/>
               </w:rPr>
               <w:t>申请人员</w:t>
             </w:r>
@@ -299,10 +299,10 @@
             </w:pPr>
             <w:r>
               <w:rPr>
-                <w:rFonts w:ascii="Calibri" w:hAnsi="Calibri" w:eastAsia="Microsoft YaHei"/>
+                <w:rFonts w:ascii="Times New Roman" w:hAnsi="Times New Roman" w:eastAsia="SimSun"/>
                 <w:b w:val="0"/>
                 <w:color w:val="000000"/>
-                <w:sz w:val="19"/>
+                <w:sz w:val="21"/>
               </w:rPr>
               <w:t>温浩奇</w:t>
             </w:r>
@@ -332,10 +332,10 @@
             </w:pPr>
             <w:r>
               <w:rPr>
-                <w:rFonts w:ascii="Calibri" w:hAnsi="Calibri" w:eastAsia="Microsoft YaHei"/>
+                <w:rFonts w:ascii="Times New Roman" w:hAnsi="Times New Roman" w:eastAsia="SimSun"/>
                 <w:b/>
                 <w:color w:val="000000"/>
-                <w:sz w:val="19"/>
+                <w:sz w:val="21"/>
               </w:rPr>
               <w:t>系统名称</w:t>
             </w:r>
@@ -359,10 +359,10 @@
             </w:pPr>
             <w:r>
               <w:rPr>
-                <w:rFonts w:ascii="Calibri" w:hAnsi="Calibri" w:eastAsia="Microsoft YaHei"/>
+                <w:rFonts w:ascii="Times New Roman" w:hAnsi="Times New Roman" w:eastAsia="SimSun"/>
                 <w:b w:val="0"/>
                 <w:color w:val="000000"/>
-                <w:sz w:val="19"/>
+                <w:sz w:val="21"/>
               </w:rPr>
               <w:t>CIM 计算机集成制造系统 Fab6（一科）</w:t>
             </w:r>
@@ -387,10 +387,10 @@
             </w:pPr>
             <w:r>
               <w:rPr>
-                <w:rFonts w:ascii="Calibri" w:hAnsi="Calibri" w:eastAsia="Microsoft YaHei"/>
+                <w:rFonts w:ascii="Times New Roman" w:hAnsi="Times New Roman" w:eastAsia="SimSun"/>
                 <w:b/>
                 <w:color w:val="000000"/>
-                <w:sz w:val="19"/>
+                <w:sz w:val="21"/>
               </w:rPr>
               <w:t>功能模块</w:t>
             </w:r>
@@ -414,10 +414,10 @@
             </w:pPr>
             <w:r>
               <w:rPr>
-                <w:rFonts w:ascii="Calibri" w:hAnsi="Calibri" w:eastAsia="Microsoft YaHei"/>
+                <w:rFonts w:ascii="Times New Roman" w:hAnsi="Times New Roman" w:eastAsia="SimSun"/>
                 <w:b w:val="0"/>
                 <w:color w:val="000000"/>
-                <w:sz w:val="19"/>
+                <w:sz w:val="21"/>
               </w:rPr>
               <w:t>智能派工系统（RTD／DSP）</w:t>
             </w:r>
@@ -447,10 +447,10 @@
             </w:pPr>
             <w:r>
               <w:rPr>
-                <w:rFonts w:ascii="Calibri" w:hAnsi="Calibri" w:eastAsia="Microsoft YaHei"/>
+                <w:rFonts w:ascii="Times New Roman" w:hAnsi="Times New Roman" w:eastAsia="SimSun"/>
                 <w:b/>
                 <w:color w:val="000000"/>
-                <w:sz w:val="19"/>
+                <w:sz w:val="21"/>
               </w:rPr>
               <w:t>申请日期</w:t>
             </w:r>
@@ -474,10 +474,10 @@
             </w:pPr>
             <w:r>
               <w:rPr>
-                <w:rFonts w:ascii="Calibri" w:hAnsi="Calibri" w:eastAsia="Microsoft YaHei"/>
+                <w:rFonts w:ascii="Times New Roman" w:hAnsi="Times New Roman" w:eastAsia="SimSun"/>
                 <w:b w:val="0"/>
                 <w:color w:val="000000"/>
-                <w:sz w:val="19"/>
+                <w:sz w:val="21"/>
               </w:rPr>
               <w:t>2026-07-25</w:t>
             </w:r>
@@ -502,10 +502,10 @@
             </w:pPr>
             <w:r>
               <w:rPr>
-                <w:rFonts w:ascii="Calibri" w:hAnsi="Calibri" w:eastAsia="Microsoft YaHei"/>
+                <w:rFonts w:ascii="Times New Roman" w:hAnsi="Times New Roman" w:eastAsia="SimSun"/>
                 <w:b/>
                 <w:color w:val="000000"/>
-                <w:sz w:val="19"/>
+                <w:sz w:val="21"/>
               </w:rPr>
               <w:t>希望交付日期</w:t>
             </w:r>
@@ -529,10 +529,10 @@
             </w:pPr>
             <w:r>
               <w:rPr>
-                <w:rFonts w:ascii="Calibri" w:hAnsi="Calibri" w:eastAsia="Microsoft YaHei"/>
+                <w:rFonts w:ascii="Times New Roman" w:hAnsi="Times New Roman" w:eastAsia="SimSun"/>
                 <w:b w:val="0"/>
                 <w:color w:val="000000"/>
-                <w:sz w:val="19"/>
+                <w:sz w:val="21"/>
               </w:rPr>
               <w:t>2026-07-29</w:t>
             </w:r>
@@ -579,29 +579,28 @@
       </w:pPr>
       <w:r>
         <w:rPr>
-          <w:rFonts w:ascii="Calibri" w:hAnsi="Calibri" w:eastAsia="Microsoft YaHei"/>
-          <w:b w:val="0"/>
-          <w:color w:val="000000"/>
-          <w:sz w:val="22"/>
+          <w:rFonts w:ascii="Times New Roman" w:hAnsi="Times New Roman" w:eastAsia="SimSun"/>
+          <w:b w:val="0"/>
+          <w:color w:val="000000"/>
+          <w:sz w:val="21"/>
         </w:rPr>
         <w:t xml:space="preserve">当前 </w:t>
       </w:r>
       <w:r>
         <w:rPr>
-          <w:rFonts w:ascii="Calibri" w:hAnsi="Calibri" w:eastAsia="Microsoft YaHei"/>
-          <w:b w:val="0"/>
-          <w:color w:val="000000"/>
-          <w:sz w:val="21"/>
-          <w:shd w:fill="EEF2F6"/>
+          <w:rFonts w:ascii="Times New Roman" w:hAnsi="Times New Roman" w:eastAsia="SimSun"/>
+          <w:b w:val="0"/>
+          <w:color w:val="000000"/>
+          <w:sz w:val="21"/>
         </w:rPr>
         <w:t>LithoAutoSplitPirun</w:t>
       </w:r>
       <w:r>
         <w:rPr>
-          <w:rFonts w:ascii="Calibri" w:hAnsi="Calibri" w:eastAsia="Microsoft YaHei"/>
-          <w:b w:val="0"/>
-          <w:color w:val="000000"/>
-          <w:sz w:val="22"/>
+          <w:rFonts w:ascii="Times New Roman" w:hAnsi="Times New Roman" w:eastAsia="SimSun"/>
+          <w:b w:val="0"/>
+          <w:color w:val="000000"/>
+          <w:sz w:val="21"/>
         </w:rPr>
         <w:t xml:space="preserve"> 采用逻辑分批。生成的 Pilot 与母批仍位于同一 FOUP，跨厂转运时可能受同 FOUP 内其他 Lot 状态限制，Pilot 无法及时执行 PiRun。</w:t>
       </w:r>
@@ -630,10 +629,10 @@
       </w:pPr>
       <w:r>
         <w:rPr>
-          <w:rFonts w:ascii="Calibri" w:hAnsi="Calibri" w:eastAsia="Microsoft YaHei"/>
-          <w:b w:val="0"/>
-          <w:color w:val="000000"/>
-          <w:sz w:val="22"/>
+          <w:rFonts w:ascii="Times New Roman" w:hAnsi="Times New Roman" w:eastAsia="SimSun"/>
+          <w:b w:val="0"/>
+          <w:color w:val="000000"/>
+          <w:sz w:val="21"/>
         </w:rPr>
         <w:t>逻辑分批未实际拆分 Wafer，Pilot 与母批共用 FOUP，Transfer 条件受同载具其他 Lot 影响。</w:t>
       </w:r>
@@ -648,10 +647,10 @@
       </w:pPr>
       <w:r>
         <w:rPr>
-          <w:rFonts w:ascii="Calibri" w:hAnsi="Calibri" w:eastAsia="Microsoft YaHei"/>
-          <w:b w:val="0"/>
-          <w:color w:val="000000"/>
-          <w:sz w:val="22"/>
+          <w:rFonts w:ascii="Times New Roman" w:hAnsi="Times New Roman" w:eastAsia="SimSun"/>
+          <w:b w:val="0"/>
+          <w:color w:val="000000"/>
+          <w:sz w:val="21"/>
         </w:rPr>
         <w:t>现有 AutoPiRun 只对满足分批条件的 Lot 自动设置 Pilot；不满足条件的 Lot 可能持续卡控。</w:t>
       </w:r>
@@ -666,10 +665,10 @@
       </w:pPr>
       <w:r>
         <w:rPr>
-          <w:rFonts w:ascii="Calibri" w:hAnsi="Calibri" w:eastAsia="Microsoft YaHei"/>
-          <w:b w:val="0"/>
-          <w:color w:val="000000"/>
-          <w:sz w:val="22"/>
+          <w:rFonts w:ascii="Times New Roman" w:hAnsi="Times New Roman" w:eastAsia="SimSun"/>
+          <w:b w:val="0"/>
+          <w:color w:val="000000"/>
+          <w:sz w:val="21"/>
         </w:rPr>
         <w:t>Pilot 选择、物理分批、Transfer FOUP、子母批同机台卡控分散在 RTD、Rule、LithoAssign 和 AMA，缺少统一闭环。</w:t>
       </w:r>
@@ -698,29 +697,28 @@
       </w:pPr>
       <w:r>
         <w:rPr>
-          <w:rFonts w:ascii="Calibri" w:hAnsi="Calibri" w:eastAsia="Microsoft YaHei"/>
-          <w:b w:val="0"/>
-          <w:color w:val="000000"/>
-          <w:sz w:val="22"/>
+          <w:rFonts w:ascii="Times New Roman" w:hAnsi="Times New Roman" w:eastAsia="SimSun"/>
+          <w:b w:val="0"/>
+          <w:color w:val="000000"/>
+          <w:sz w:val="21"/>
         </w:rPr>
         <w:t xml:space="preserve">将 </w:t>
       </w:r>
       <w:r>
         <w:rPr>
-          <w:rFonts w:ascii="Calibri" w:hAnsi="Calibri" w:eastAsia="Microsoft YaHei"/>
-          <w:b w:val="0"/>
-          <w:color w:val="000000"/>
-          <w:sz w:val="21"/>
-          <w:shd w:fill="EEF2F6"/>
+          <w:rFonts w:ascii="Times New Roman" w:hAnsi="Times New Roman" w:eastAsia="SimSun"/>
+          <w:b w:val="0"/>
+          <w:color w:val="000000"/>
+          <w:sz w:val="21"/>
         </w:rPr>
         <w:t>LithoAutoSplitPirun</w:t>
       </w:r>
       <w:r>
         <w:rPr>
-          <w:rFonts w:ascii="Calibri" w:hAnsi="Calibri" w:eastAsia="Microsoft YaHei"/>
-          <w:b w:val="0"/>
-          <w:color w:val="000000"/>
-          <w:sz w:val="22"/>
+          <w:rFonts w:ascii="Times New Roman" w:hAnsi="Times New Roman" w:eastAsia="SimSun"/>
+          <w:b w:val="0"/>
+          <w:color w:val="000000"/>
+          <w:sz w:val="21"/>
         </w:rPr>
         <w:t xml:space="preserve"> 由逻辑分批调整为物理分批。</w:t>
       </w:r>
@@ -735,10 +733,10 @@
       </w:pPr>
       <w:r>
         <w:rPr>
-          <w:rFonts w:ascii="Calibri" w:hAnsi="Calibri" w:eastAsia="Microsoft YaHei"/>
-          <w:b w:val="0"/>
-          <w:color w:val="000000"/>
-          <w:sz w:val="22"/>
+          <w:rFonts w:ascii="Times New Roman" w:hAnsi="Times New Roman" w:eastAsia="SimSun"/>
+          <w:b w:val="0"/>
+          <w:color w:val="000000"/>
+          <w:sz w:val="21"/>
         </w:rPr>
         <w:t>优化 RTD 候选 Lot 筛选、Context 排序、Pilot 选片及 Report 输出。</w:t>
       </w:r>
@@ -753,10 +751,10 @@
       </w:pPr>
       <w:r>
         <w:rPr>
-          <w:rFonts w:ascii="Calibri" w:hAnsi="Calibri" w:eastAsia="Microsoft YaHei"/>
-          <w:b w:val="0"/>
-          <w:color w:val="000000"/>
-          <w:sz w:val="22"/>
+          <w:rFonts w:ascii="Times New Roman" w:hAnsi="Times New Roman" w:eastAsia="SimSun"/>
+          <w:b w:val="0"/>
+          <w:color w:val="000000"/>
+          <w:sz w:val="21"/>
         </w:rPr>
         <w:t>由 AMA 完成分批前复核、空 FOUP 预占、MES 物理分批和 Transfer FOUP。</w:t>
       </w:r>
@@ -771,67 +769,64 @@
       </w:pPr>
       <w:r>
         <w:rPr>
-          <w:rFonts w:ascii="Calibri" w:hAnsi="Calibri" w:eastAsia="Microsoft YaHei"/>
-          <w:b w:val="0"/>
-          <w:color w:val="000000"/>
-          <w:sz w:val="22"/>
+          <w:rFonts w:ascii="Times New Roman" w:hAnsi="Times New Roman" w:eastAsia="SimSun"/>
+          <w:b w:val="0"/>
+          <w:color w:val="000000"/>
+          <w:sz w:val="21"/>
         </w:rPr>
         <w:t xml:space="preserve">补充 </w:t>
       </w:r>
       <w:r>
         <w:rPr>
-          <w:rFonts w:ascii="Calibri" w:hAnsi="Calibri" w:eastAsia="Microsoft YaHei"/>
-          <w:b w:val="0"/>
-          <w:color w:val="000000"/>
-          <w:sz w:val="21"/>
-          <w:shd w:fill="EEF2F6"/>
+          <w:rFonts w:ascii="Times New Roman" w:hAnsi="Times New Roman" w:eastAsia="SimSun"/>
+          <w:b w:val="0"/>
+          <w:color w:val="000000"/>
+          <w:sz w:val="21"/>
         </w:rPr>
         <w:t>WaitPilotChangeFOUP</w:t>
       </w:r>
       <w:r>
         <w:rPr>
-          <w:rFonts w:ascii="Calibri" w:hAnsi="Calibri" w:eastAsia="Microsoft YaHei"/>
-          <w:b w:val="0"/>
-          <w:color w:val="000000"/>
-          <w:sz w:val="22"/>
+          <w:rFonts w:ascii="Times New Roman" w:hAnsi="Times New Roman" w:eastAsia="SimSun"/>
+          <w:b w:val="0"/>
+          <w:color w:val="000000"/>
+          <w:sz w:val="21"/>
         </w:rPr>
         <w:t>、</w:t>
       </w:r>
       <w:r>
         <w:rPr>
-          <w:rFonts w:ascii="Calibri" w:hAnsi="Calibri" w:eastAsia="Microsoft YaHei"/>
-          <w:b w:val="0"/>
-          <w:color w:val="000000"/>
-          <w:sz w:val="21"/>
-          <w:shd w:fill="EEF2F6"/>
+          <w:rFonts w:ascii="Times New Roman" w:hAnsi="Times New Roman" w:eastAsia="SimSun"/>
+          <w:b w:val="0"/>
+          <w:color w:val="000000"/>
+          <w:sz w:val="21"/>
         </w:rPr>
         <w:t>R2RAutoPirunControl</w:t>
       </w:r>
       <w:r>
         <w:rPr>
-          <w:rFonts w:ascii="Calibri" w:hAnsi="Calibri" w:eastAsia="Microsoft YaHei"/>
-          <w:b w:val="0"/>
-          <w:color w:val="000000"/>
-          <w:sz w:val="22"/>
+          <w:rFonts w:ascii="Times New Roman" w:hAnsi="Times New Roman" w:eastAsia="SimSun"/>
+          <w:b w:val="0"/>
+          <w:color w:val="000000"/>
+          <w:sz w:val="21"/>
         </w:rPr>
         <w:t>、</w:t>
       </w:r>
       <w:r>
         <w:rPr>
-          <w:rFonts w:ascii="Calibri" w:hAnsi="Calibri" w:eastAsia="Microsoft YaHei"/>
-          <w:b w:val="0"/>
-          <w:color w:val="000000"/>
-          <w:sz w:val="21"/>
-          <w:shd w:fill="EEF2F6"/>
+          <w:rFonts w:ascii="Times New Roman" w:hAnsi="Times New Roman" w:eastAsia="SimSun"/>
+          <w:b w:val="0"/>
+          <w:color w:val="000000"/>
+          <w:sz w:val="21"/>
         </w:rPr>
         <w:t>Parent&amp;ChildLotNeedRunSameTool</w:t>
       </w:r>
       <w:r>
         <w:rPr>
-          <w:rFonts w:ascii="Calibri" w:hAnsi="Calibri" w:eastAsia="Microsoft YaHei"/>
-          <w:b w:val="0"/>
-          <w:color w:val="000000"/>
-          <w:sz w:val="22"/>
+          <w:rFonts w:ascii="Times New Roman" w:hAnsi="Times New Roman" w:eastAsia="SimSun"/>
+          <w:b w:val="0"/>
+          <w:color w:val="000000"/>
+          <w:sz w:val="21"/>
         </w:rPr>
         <w:t xml:space="preserve"> 卡控。</w:t>
       </w:r>
@@ -856,226 +851,220 @@
       </w:pPr>
       <w:r>
         <w:rPr>
+          <w:rFonts w:ascii="Times New Roman" w:hAnsi="Times New Roman" w:eastAsia="SimSun"/>
+          <w:b/>
+          <w:color w:val="000000"/>
+          <w:sz w:val="21"/>
+        </w:rPr>
+        <w:t>涉及范围：</w:t>
+      </w:r>
+      <w:r>
+        <w:rPr>
+          <w:rFonts w:ascii="Times New Roman" w:hAnsi="Times New Roman" w:eastAsia="SimSun"/>
+          <w:b w:val="0"/>
+          <w:color w:val="000000"/>
+          <w:sz w:val="21"/>
+        </w:rPr>
+        <w:t>RTD Report、Global Macro、LithoRule、LithoAssign、AMA、MES 物理分批与 Transfer FOUP。</w:t>
+      </w:r>
+    </w:p>
+    <w:p>
+      <w:pPr>
+        <w:spacing w:after="120"/>
+      </w:pPr>
+      <w:r>
+        <w:rPr>
+          <w:rFonts w:ascii="Times New Roman" w:hAnsi="Times New Roman" w:eastAsia="SimSun"/>
+          <w:b/>
+          <w:color w:val="000000"/>
+          <w:sz w:val="21"/>
+        </w:rPr>
+        <w:t>不在本次范围：</w:t>
+      </w:r>
+      <w:r>
+        <w:rPr>
+          <w:rFonts w:ascii="Times New Roman" w:hAnsi="Times New Roman" w:eastAsia="SimSun"/>
+          <w:b w:val="0"/>
+          <w:color w:val="000000"/>
+          <w:sz w:val="21"/>
+        </w:rPr>
+        <w:t xml:space="preserve">不新增重复物理分批防护；不新增 </w:t>
+      </w:r>
+      <w:r>
+        <w:rPr>
+          <w:rFonts w:ascii="Times New Roman" w:hAnsi="Times New Roman" w:eastAsia="SimSun"/>
+          <w:b w:val="0"/>
+          <w:color w:val="000000"/>
+          <w:sz w:val="21"/>
+        </w:rPr>
+        <w:t>request_id</w:t>
+      </w:r>
+      <w:r>
+        <w:rPr>
+          <w:rFonts w:ascii="Times New Roman" w:hAnsi="Times New Roman" w:eastAsia="SimSun"/>
+          <w:b w:val="0"/>
+          <w:color w:val="000000"/>
+          <w:sz w:val="21"/>
+        </w:rPr>
+        <w:t>、</w:t>
+      </w:r>
+      <w:r>
+        <w:rPr>
+          <w:rFonts w:ascii="Times New Roman" w:hAnsi="Times New Roman" w:eastAsia="SimSun"/>
+          <w:b w:val="0"/>
+          <w:color w:val="000000"/>
+          <w:sz w:val="21"/>
+        </w:rPr>
+        <w:t>generated_time</w:t>
+      </w:r>
+      <w:r>
+        <w:rPr>
+          <w:rFonts w:ascii="Times New Roman" w:hAnsi="Times New Roman" w:eastAsia="SimSun"/>
+          <w:b w:val="0"/>
+          <w:color w:val="000000"/>
+          <w:sz w:val="21"/>
+        </w:rPr>
+        <w:t>、</w:t>
+      </w:r>
+      <w:r>
+        <w:rPr>
+          <w:rFonts w:ascii="Times New Roman" w:hAnsi="Times New Roman" w:eastAsia="SimSun"/>
+          <w:b w:val="0"/>
+          <w:color w:val="000000"/>
+          <w:sz w:val="21"/>
+        </w:rPr>
+        <w:t>execution_status</w:t>
+      </w:r>
+      <w:r>
+        <w:rPr>
+          <w:rFonts w:ascii="Times New Roman" w:hAnsi="Times New Roman" w:eastAsia="SimSun"/>
+          <w:b w:val="0"/>
+          <w:color w:val="000000"/>
+          <w:sz w:val="21"/>
+        </w:rPr>
+        <w:t>、</w:t>
+      </w:r>
+      <w:r>
+        <w:rPr>
+          <w:rFonts w:ascii="Times New Roman" w:hAnsi="Times New Roman" w:eastAsia="SimSun"/>
+          <w:b w:val="0"/>
+          <w:color w:val="000000"/>
+          <w:sz w:val="21"/>
+        </w:rPr>
+        <w:t>error_code</w:t>
+      </w:r>
+      <w:r>
+        <w:rPr>
+          <w:rFonts w:ascii="Times New Roman" w:hAnsi="Times New Roman" w:eastAsia="SimSun"/>
+          <w:b w:val="0"/>
+          <w:color w:val="000000"/>
+          <w:sz w:val="21"/>
+        </w:rPr>
+        <w:t>；不重新定义 WatchDog 时区或 Trigger Time Slot 边界；详细 Test Case 另行编制。</w:t>
+      </w:r>
+    </w:p>
+    <w:p>
+      <w:pPr>
+        <w:pStyle w:val="Heading1"/>
+      </w:pPr>
+      <w:r>
+        <w:rPr>
           <w:rFonts w:ascii="Calibri" w:hAnsi="Calibri" w:eastAsia="Microsoft YaHei"/>
           <w:b/>
           <w:color w:val="000000"/>
-          <w:sz w:val="22"/>
-        </w:rPr>
-        <w:t>涉及范围：</w:t>
-      </w:r>
-      <w:r>
-        <w:rPr>
-          <w:rFonts w:ascii="Calibri" w:hAnsi="Calibri" w:eastAsia="Microsoft YaHei"/>
-          <w:b w:val="0"/>
-          <w:color w:val="000000"/>
-          <w:sz w:val="22"/>
-        </w:rPr>
-        <w:t>RTD Report、Global Macro、LithoRule、LithoAssign、AMA、MES 物理分批与 Transfer FOUP。</w:t>
+          <w:sz w:val="32"/>
+        </w:rPr>
+        <w:t>三、项目投资方案比较及效果分析</w:t>
       </w:r>
     </w:p>
     <w:p>
       <w:pPr>
-        <w:spacing w:after="120"/>
+        <w:pStyle w:val="Heading2"/>
       </w:pPr>
       <w:r>
         <w:rPr>
           <w:rFonts w:ascii="Calibri" w:hAnsi="Calibri" w:eastAsia="Microsoft YaHei"/>
           <w:b/>
           <w:color w:val="000000"/>
-          <w:sz w:val="22"/>
-        </w:rPr>
-        <w:t>不在本次范围：</w:t>
-      </w:r>
-      <w:r>
-        <w:rPr>
-          <w:rFonts w:ascii="Calibri" w:hAnsi="Calibri" w:eastAsia="Microsoft YaHei"/>
-          <w:b w:val="0"/>
-          <w:color w:val="000000"/>
-          <w:sz w:val="22"/>
-        </w:rPr>
-        <w:t xml:space="preserve">不新增重复物理分批防护；不新增 </w:t>
-      </w:r>
-      <w:r>
-        <w:rPr>
-          <w:rFonts w:ascii="Calibri" w:hAnsi="Calibri" w:eastAsia="Microsoft YaHei"/>
-          <w:b w:val="0"/>
-          <w:color w:val="000000"/>
-          <w:sz w:val="21"/>
-          <w:shd w:fill="EEF2F6"/>
-        </w:rPr>
-        <w:t>request_id</w:t>
-      </w:r>
-      <w:r>
-        <w:rPr>
-          <w:rFonts w:ascii="Calibri" w:hAnsi="Calibri" w:eastAsia="Microsoft YaHei"/>
-          <w:b w:val="0"/>
-          <w:color w:val="000000"/>
-          <w:sz w:val="22"/>
-        </w:rPr>
-        <w:t>、</w:t>
-      </w:r>
-      <w:r>
-        <w:rPr>
-          <w:rFonts w:ascii="Calibri" w:hAnsi="Calibri" w:eastAsia="Microsoft YaHei"/>
-          <w:b w:val="0"/>
-          <w:color w:val="000000"/>
-          <w:sz w:val="21"/>
-          <w:shd w:fill="EEF2F6"/>
-        </w:rPr>
-        <w:t>generated_time</w:t>
-      </w:r>
-      <w:r>
-        <w:rPr>
-          <w:rFonts w:ascii="Calibri" w:hAnsi="Calibri" w:eastAsia="Microsoft YaHei"/>
-          <w:b w:val="0"/>
-          <w:color w:val="000000"/>
-          <w:sz w:val="22"/>
-        </w:rPr>
-        <w:t>、</w:t>
-      </w:r>
-      <w:r>
-        <w:rPr>
-          <w:rFonts w:ascii="Calibri" w:hAnsi="Calibri" w:eastAsia="Microsoft YaHei"/>
-          <w:b w:val="0"/>
-          <w:color w:val="000000"/>
-          <w:sz w:val="21"/>
-          <w:shd w:fill="EEF2F6"/>
-        </w:rPr>
-        <w:t>execution_status</w:t>
-      </w:r>
-      <w:r>
-        <w:rPr>
-          <w:rFonts w:ascii="Calibri" w:hAnsi="Calibri" w:eastAsia="Microsoft YaHei"/>
-          <w:b w:val="0"/>
-          <w:color w:val="000000"/>
-          <w:sz w:val="22"/>
-        </w:rPr>
-        <w:t>、</w:t>
-      </w:r>
-      <w:r>
-        <w:rPr>
-          <w:rFonts w:ascii="Calibri" w:hAnsi="Calibri" w:eastAsia="Microsoft YaHei"/>
-          <w:b w:val="0"/>
-          <w:color w:val="000000"/>
-          <w:sz w:val="21"/>
-          <w:shd w:fill="EEF2F6"/>
-        </w:rPr>
-        <w:t>error_code</w:t>
-      </w:r>
-      <w:r>
-        <w:rPr>
-          <w:rFonts w:ascii="Calibri" w:hAnsi="Calibri" w:eastAsia="Microsoft YaHei"/>
-          <w:b w:val="0"/>
-          <w:color w:val="000000"/>
-          <w:sz w:val="22"/>
-        </w:rPr>
-        <w:t>；不重新定义 WatchDog 时区或 Trigger Time Slot 边界；详细 Test Case 另行编制。</w:t>
+          <w:sz w:val="26"/>
+        </w:rPr>
+        <w:t>3.1 原方案</w:t>
       </w:r>
     </w:p>
     <w:p>
       <w:pPr>
-        <w:pStyle w:val="Heading1"/>
+        <w:spacing w:after="120"/>
+      </w:pPr>
+      <w:r>
+        <w:rPr>
+          <w:rFonts w:ascii="Times New Roman" w:hAnsi="Times New Roman" w:eastAsia="SimSun"/>
+          <w:b w:val="0"/>
+          <w:color w:val="000000"/>
+          <w:sz w:val="21"/>
+        </w:rPr>
+        <w:t>维持逻辑分批。该方案改动较小，但 Pilot 与母批仍共用 FOUP，无法解决跨厂及同 FOUP Other Lot 对 Pilot 转运的限制。</w:t>
+      </w:r>
+    </w:p>
+    <w:p>
+      <w:pPr>
+        <w:pStyle w:val="Heading2"/>
       </w:pPr>
       <w:r>
         <w:rPr>
           <w:rFonts w:ascii="Calibri" w:hAnsi="Calibri" w:eastAsia="Microsoft YaHei"/>
           <w:b/>
           <w:color w:val="000000"/>
-          <w:sz w:val="32"/>
-        </w:rPr>
-        <w:t>三、项目投资方案比较及效果分析</w:t>
+          <w:sz w:val="26"/>
+        </w:rPr>
+        <w:t>3.2 改善方案</w:t>
       </w:r>
     </w:p>
     <w:p>
       <w:pPr>
-        <w:pStyle w:val="Heading2"/>
-      </w:pPr>
-      <w:r>
-        <w:rPr>
-          <w:rFonts w:ascii="Calibri" w:hAnsi="Calibri" w:eastAsia="Microsoft YaHei"/>
-          <w:b/>
-          <w:color w:val="000000"/>
-          <w:sz w:val="26"/>
-        </w:rPr>
-        <w:t>3.1 原方案</w:t>
-      </w:r>
-    </w:p>
-    <w:p>
-      <w:pPr>
         <w:spacing w:after="120"/>
       </w:pPr>
       <w:r>
         <w:rPr>
-          <w:rFonts w:ascii="Calibri" w:hAnsi="Calibri" w:eastAsia="Microsoft YaHei"/>
-          <w:b w:val="0"/>
-          <w:color w:val="000000"/>
-          <w:sz w:val="22"/>
-        </w:rPr>
-        <w:t>维持逻辑分批。该方案改动较小，但 Pilot 与母批仍共用 FOUP，无法解决跨厂及同 FOUP Other Lot 对 Pilot 转运的限制。</w:t>
-      </w:r>
-    </w:p>
-    <w:p>
-      <w:pPr>
-        <w:pStyle w:val="Heading2"/>
-      </w:pPr>
-      <w:r>
-        <w:rPr>
-          <w:rFonts w:ascii="Calibri" w:hAnsi="Calibri" w:eastAsia="Microsoft YaHei"/>
-          <w:b/>
-          <w:color w:val="000000"/>
-          <w:sz w:val="26"/>
-        </w:rPr>
-        <w:t>3.2 改善方案</w:t>
-      </w:r>
-    </w:p>
-    <w:p>
-      <w:pPr>
-        <w:spacing w:after="120"/>
-      </w:pPr>
-      <w:r>
-        <w:rPr>
-          <w:rFonts w:ascii="Calibri" w:hAnsi="Calibri" w:eastAsia="Microsoft YaHei"/>
-          <w:b w:val="0"/>
-          <w:color w:val="000000"/>
-          <w:sz w:val="22"/>
+          <w:rFonts w:ascii="Times New Roman" w:hAnsi="Times New Roman" w:eastAsia="SimSun"/>
+          <w:b w:val="0"/>
+          <w:color w:val="000000"/>
+          <w:sz w:val="21"/>
         </w:rPr>
         <w:t xml:space="preserve">RTD 选择 Pilot Wafer 并输出 </w:t>
       </w:r>
       <w:r>
         <w:rPr>
-          <w:rFonts w:ascii="Calibri" w:hAnsi="Calibri" w:eastAsia="Microsoft YaHei"/>
-          <w:b w:val="0"/>
-          <w:color w:val="000000"/>
-          <w:sz w:val="21"/>
-          <w:shd w:fill="EEF2F6"/>
+          <w:rFonts w:ascii="Times New Roman" w:hAnsi="Times New Roman" w:eastAsia="SimSun"/>
+          <w:b w:val="0"/>
+          <w:color w:val="000000"/>
+          <w:sz w:val="21"/>
         </w:rPr>
         <w:t>IsNeedSplit</w:t>
       </w:r>
       <w:r>
         <w:rPr>
-          <w:rFonts w:ascii="Calibri" w:hAnsi="Calibri" w:eastAsia="Microsoft YaHei"/>
-          <w:b w:val="0"/>
-          <w:color w:val="000000"/>
-          <w:sz w:val="22"/>
+          <w:rFonts w:ascii="Times New Roman" w:hAnsi="Times New Roman" w:eastAsia="SimSun"/>
+          <w:b w:val="0"/>
+          <w:color w:val="000000"/>
+          <w:sz w:val="21"/>
         </w:rPr>
         <w:t xml:space="preserve"> 与 </w:t>
       </w:r>
       <w:r>
         <w:rPr>
-          <w:rFonts w:ascii="Calibri" w:hAnsi="Calibri" w:eastAsia="Microsoft YaHei"/>
-          <w:b w:val="0"/>
-          <w:color w:val="000000"/>
-          <w:sz w:val="21"/>
-          <w:shd w:fill="EEF2F6"/>
+          <w:rFonts w:ascii="Times New Roman" w:hAnsi="Times New Roman" w:eastAsia="SimSun"/>
+          <w:b w:val="0"/>
+          <w:color w:val="000000"/>
+          <w:sz w:val="21"/>
         </w:rPr>
         <w:t>pi_splitwafer</w:t>
       </w:r>
       <w:r>
         <w:rPr>
-          <w:rFonts w:ascii="Calibri" w:hAnsi="Calibri" w:eastAsia="Microsoft YaHei"/>
-          <w:b w:val="0"/>
-          <w:color w:val="000000"/>
-          <w:sz w:val="22"/>
+          <w:rFonts w:ascii="Times New Roman" w:hAnsi="Times New Roman" w:eastAsia="SimSun"/>
+          <w:b w:val="0"/>
+          <w:color w:val="000000"/>
+          <w:sz w:val="21"/>
         </w:rPr>
         <w:t>；AMA 复核 Lot 状态后执行物理分批，必要时为 Pilot 更换 FOUP，并同步补充相关 Rule 卡控。</w:t>
       </w:r>
@@ -1104,10 +1093,10 @@
       </w:pPr>
       <w:r>
         <w:rPr>
-          <w:rFonts w:ascii="Calibri" w:hAnsi="Calibri" w:eastAsia="Microsoft YaHei"/>
-          <w:b w:val="0"/>
-          <w:color w:val="000000"/>
-          <w:sz w:val="22"/>
+          <w:rFonts w:ascii="Times New Roman" w:hAnsi="Times New Roman" w:eastAsia="SimSun"/>
+          <w:b w:val="0"/>
+          <w:color w:val="000000"/>
+          <w:sz w:val="21"/>
         </w:rPr>
         <w:t>Pilot 与母批可分离处理，降低同 FOUP Other Lot 对 PiRun 执行的影响。</w:t>
       </w:r>
@@ -1122,10 +1111,10 @@
       </w:pPr>
       <w:r>
         <w:rPr>
-          <w:rFonts w:ascii="Calibri" w:hAnsi="Calibri" w:eastAsia="Microsoft YaHei"/>
-          <w:b w:val="0"/>
-          <w:color w:val="000000"/>
-          <w:sz w:val="22"/>
+          <w:rFonts w:ascii="Times New Roman" w:hAnsi="Times New Roman" w:eastAsia="SimSun"/>
+          <w:b w:val="0"/>
+          <w:color w:val="000000"/>
+          <w:sz w:val="21"/>
         </w:rPr>
         <w:t>无空 FOUP、MES 分批失败等场景有明确回退路径。</w:t>
       </w:r>
@@ -1140,10 +1129,10 @@
       </w:pPr>
       <w:r>
         <w:rPr>
-          <w:rFonts w:ascii="Calibri" w:hAnsi="Calibri" w:eastAsia="Microsoft YaHei"/>
-          <w:b w:val="0"/>
-          <w:color w:val="000000"/>
-          <w:sz w:val="22"/>
+          <w:rFonts w:ascii="Times New Roman" w:hAnsi="Times New Roman" w:eastAsia="SimSun"/>
+          <w:b w:val="0"/>
+          <w:color w:val="000000"/>
+          <w:sz w:val="21"/>
         </w:rPr>
         <w:t>降低 Lot Queue Time 超时风险。</w:t>
       </w:r>
@@ -1169,10 +1158,10 @@
       </w:pPr>
       <w:r>
         <w:rPr>
-          <w:rFonts w:ascii="Calibri" w:hAnsi="Calibri" w:eastAsia="Microsoft YaHei"/>
-          <w:b w:val="0"/>
-          <w:color w:val="000000"/>
-          <w:sz w:val="22"/>
+          <w:rFonts w:ascii="Times New Roman" w:hAnsi="Times New Roman" w:eastAsia="SimSun"/>
+          <w:b w:val="0"/>
+          <w:color w:val="000000"/>
+          <w:sz w:val="21"/>
         </w:rPr>
         <w:t>复杂逻辑拆分为四个子流程，流程节点与正文判断规则一致。</w:t>
       </w:r>
@@ -1212,8 +1201,9 @@
       </w:pPr>
       <w:r>
         <w:rPr>
-          <w:rFonts w:ascii="Calibri" w:hAnsi="Calibri" w:eastAsia="Microsoft YaHei"/>
-          <w:color w:val="000000"/>
+          <w:rFonts w:ascii="Times New Roman" w:hAnsi="Times New Roman" w:eastAsia="SimSun"/>
+          <w:color w:val="000000"/>
+          <w:sz w:val="21"/>
         </w:rPr>
         <w:drawing>
           <wp:inline xmlns:a="http://schemas.openxmlformats.org/drawingml/2006/main" xmlns:pic="http://schemas.openxmlformats.org/drawingml/2006/picture">
@@ -1285,8 +1275,9 @@
       </w:pPr>
       <w:r>
         <w:rPr>
-          <w:rFonts w:ascii="Calibri" w:hAnsi="Calibri" w:eastAsia="Microsoft YaHei"/>
-          <w:color w:val="000000"/>
+          <w:rFonts w:ascii="Times New Roman" w:hAnsi="Times New Roman" w:eastAsia="SimSun"/>
+          <w:color w:val="000000"/>
+          <w:sz w:val="21"/>
         </w:rPr>
         <w:drawing>
           <wp:inline xmlns:a="http://schemas.openxmlformats.org/drawingml/2006/main" xmlns:pic="http://schemas.openxmlformats.org/drawingml/2006/picture">
@@ -1358,8 +1349,9 @@
       </w:pPr>
       <w:r>
         <w:rPr>
-          <w:rFonts w:ascii="Calibri" w:hAnsi="Calibri" w:eastAsia="Microsoft YaHei"/>
-          <w:color w:val="000000"/>
+          <w:rFonts w:ascii="Times New Roman" w:hAnsi="Times New Roman" w:eastAsia="SimSun"/>
+          <w:color w:val="000000"/>
+          <w:sz w:val="21"/>
         </w:rPr>
         <w:drawing>
           <wp:inline xmlns:a="http://schemas.openxmlformats.org/drawingml/2006/main" xmlns:pic="http://schemas.openxmlformats.org/drawingml/2006/picture">
@@ -1431,8 +1423,9 @@
       </w:pPr>
       <w:r>
         <w:rPr>
-          <w:rFonts w:ascii="Calibri" w:hAnsi="Calibri" w:eastAsia="Microsoft YaHei"/>
-          <w:color w:val="000000"/>
+          <w:rFonts w:ascii="Times New Roman" w:hAnsi="Times New Roman" w:eastAsia="SimSun"/>
+          <w:color w:val="000000"/>
+          <w:sz w:val="21"/>
         </w:rPr>
         <w:drawing>
           <wp:inline xmlns:a="http://schemas.openxmlformats.org/drawingml/2006/main" xmlns:pic="http://schemas.openxmlformats.org/drawingml/2006/picture">
@@ -1489,67 +1482,64 @@
       </w:pPr>
       <w:r>
         <w:rPr>
-          <w:rFonts w:ascii="Calibri" w:hAnsi="Calibri" w:eastAsia="Microsoft YaHei"/>
-          <w:b w:val="0"/>
-          <w:color w:val="000000"/>
-          <w:sz w:val="22"/>
+          <w:rFonts w:ascii="Times New Roman" w:hAnsi="Times New Roman" w:eastAsia="SimSun"/>
+          <w:b w:val="0"/>
+          <w:color w:val="000000"/>
+          <w:sz w:val="21"/>
         </w:rPr>
         <w:t>RTD 修改范围包括两个 Report、Global Macro、LithoRule 和 LithoAssign。</w:t>
       </w:r>
       <w:r>
         <w:rPr>
-          <w:rFonts w:ascii="Calibri" w:hAnsi="Calibri" w:eastAsia="Microsoft YaHei"/>
-          <w:b w:val="0"/>
-          <w:color w:val="000000"/>
-          <w:sz w:val="21"/>
-          <w:shd w:fill="EEF2F6"/>
+          <w:rFonts w:ascii="Times New Roman" w:hAnsi="Times New Roman" w:eastAsia="SimSun"/>
+          <w:b w:val="0"/>
+          <w:color w:val="000000"/>
+          <w:sz w:val="21"/>
         </w:rPr>
         <w:t>Pi_split_flag</w:t>
       </w:r>
       <w:r>
         <w:rPr>
-          <w:rFonts w:ascii="Calibri" w:hAnsi="Calibri" w:eastAsia="Microsoft YaHei"/>
-          <w:b w:val="0"/>
-          <w:color w:val="000000"/>
-          <w:sz w:val="22"/>
+          <w:rFonts w:ascii="Times New Roman" w:hAnsi="Times New Roman" w:eastAsia="SimSun"/>
+          <w:b w:val="0"/>
+          <w:color w:val="000000"/>
+          <w:sz w:val="21"/>
         </w:rPr>
         <w:t xml:space="preserve"> 统一使用 </w:t>
       </w:r>
       <w:r>
         <w:rPr>
-          <w:rFonts w:ascii="Calibri" w:hAnsi="Calibri" w:eastAsia="Microsoft YaHei"/>
-          <w:b w:val="0"/>
-          <w:color w:val="000000"/>
-          <w:sz w:val="21"/>
-          <w:shd w:fill="EEF2F6"/>
+          <w:rFonts w:ascii="Times New Roman" w:hAnsi="Times New Roman" w:eastAsia="SimSun"/>
+          <w:b w:val="0"/>
+          <w:color w:val="000000"/>
+          <w:sz w:val="21"/>
         </w:rPr>
         <w:t>Y</w:t>
       </w:r>
       <w:r>
         <w:rPr>
-          <w:rFonts w:ascii="Calibri" w:hAnsi="Calibri" w:eastAsia="Microsoft YaHei"/>
-          <w:b w:val="0"/>
-          <w:color w:val="000000"/>
-          <w:sz w:val="22"/>
+          <w:rFonts w:ascii="Times New Roman" w:hAnsi="Times New Roman" w:eastAsia="SimSun"/>
+          <w:b w:val="0"/>
+          <w:color w:val="000000"/>
+          <w:sz w:val="21"/>
         </w:rPr>
         <w:t xml:space="preserve"> 表示允许物理分批；PiRun 状态统一使用 </w:t>
       </w:r>
       <w:r>
         <w:rPr>
-          <w:rFonts w:ascii="Calibri" w:hAnsi="Calibri" w:eastAsia="Microsoft YaHei"/>
-          <w:b w:val="0"/>
-          <w:color w:val="000000"/>
-          <w:sz w:val="21"/>
-          <w:shd w:fill="EEF2F6"/>
+          <w:rFonts w:ascii="Times New Roman" w:hAnsi="Times New Roman" w:eastAsia="SimSun"/>
+          <w:b w:val="0"/>
+          <w:color w:val="000000"/>
+          <w:sz w:val="21"/>
         </w:rPr>
         <w:t>PIRUNON</w:t>
       </w:r>
       <w:r>
         <w:rPr>
-          <w:rFonts w:ascii="Calibri" w:hAnsi="Calibri" w:eastAsia="Microsoft YaHei"/>
-          <w:b w:val="0"/>
-          <w:color w:val="000000"/>
-          <w:sz w:val="22"/>
+          <w:rFonts w:ascii="Times New Roman" w:hAnsi="Times New Roman" w:eastAsia="SimSun"/>
+          <w:b w:val="0"/>
+          <w:color w:val="000000"/>
+          <w:sz w:val="21"/>
         </w:rPr>
         <w:t>。</w:t>
       </w:r>
@@ -1588,10 +1578,10 @@
       </w:pPr>
       <w:r>
         <w:rPr>
-          <w:rFonts w:ascii="Calibri" w:hAnsi="Calibri" w:eastAsia="Microsoft YaHei"/>
-          <w:b w:val="0"/>
-          <w:color w:val="000000"/>
-          <w:sz w:val="22"/>
+          <w:rFonts w:ascii="Times New Roman" w:hAnsi="Times New Roman" w:eastAsia="SimSun"/>
+          <w:b w:val="0"/>
+          <w:color w:val="000000"/>
+          <w:sz w:val="21"/>
         </w:rPr>
         <w:t>从 FAB6、FAB8 获取候选 Lot。读取以下资料：</w:t>
       </w:r>
@@ -1606,96 +1596,91 @@
       </w:pPr>
       <w:r>
         <w:rPr>
-          <w:rFonts w:ascii="Calibri" w:hAnsi="Calibri" w:eastAsia="Microsoft YaHei"/>
-          <w:b w:val="0"/>
-          <w:color w:val="000000"/>
-          <w:sz w:val="21"/>
-          <w:shd w:fill="EEF2F6"/>
+          <w:rFonts w:ascii="Times New Roman" w:hAnsi="Times New Roman" w:eastAsia="SimSun"/>
+          <w:b w:val="0"/>
+          <w:color w:val="000000"/>
+          <w:sz w:val="21"/>
         </w:rPr>
         <w:t>fwlot</w:t>
       </w:r>
       <w:r>
         <w:rPr>
-          <w:rFonts w:ascii="Calibri" w:hAnsi="Calibri" w:eastAsia="Microsoft YaHei"/>
-          <w:b w:val="0"/>
-          <w:color w:val="000000"/>
-          <w:sz w:val="22"/>
+          <w:rFonts w:ascii="Times New Roman" w:hAnsi="Times New Roman" w:eastAsia="SimSun"/>
+          <w:b w:val="0"/>
+          <w:color w:val="000000"/>
+          <w:sz w:val="21"/>
         </w:rPr>
         <w:t>：</w:t>
       </w:r>
       <w:r>
         <w:rPr>
-          <w:rFonts w:ascii="Calibri" w:hAnsi="Calibri" w:eastAsia="Microsoft YaHei"/>
-          <w:b w:val="0"/>
-          <w:color w:val="000000"/>
-          <w:sz w:val="21"/>
-          <w:shd w:fill="EEF2F6"/>
+          <w:rFonts w:ascii="Times New Roman" w:hAnsi="Times New Roman" w:eastAsia="SimSun"/>
+          <w:b w:val="0"/>
+          <w:color w:val="000000"/>
+          <w:sz w:val="21"/>
         </w:rPr>
         <w:t>appid</w:t>
       </w:r>
       <w:r>
         <w:rPr>
-          <w:rFonts w:ascii="Calibri" w:hAnsi="Calibri" w:eastAsia="Microsoft YaHei"/>
-          <w:b w:val="0"/>
-          <w:color w:val="000000"/>
-          <w:sz w:val="22"/>
+          <w:rFonts w:ascii="Times New Roman" w:hAnsi="Times New Roman" w:eastAsia="SimSun"/>
+          <w:b w:val="0"/>
+          <w:color w:val="000000"/>
+          <w:sz w:val="21"/>
         </w:rPr>
         <w:t>、</w:t>
       </w:r>
       <w:r>
         <w:rPr>
-          <w:rFonts w:ascii="Calibri" w:hAnsi="Calibri" w:eastAsia="Microsoft YaHei"/>
-          <w:b w:val="0"/>
-          <w:color w:val="000000"/>
-          <w:sz w:val="21"/>
-          <w:shd w:fill="EEF2F6"/>
+          <w:rFonts w:ascii="Times New Roman" w:hAnsi="Times New Roman" w:eastAsia="SimSun"/>
+          <w:b w:val="0"/>
+          <w:color w:val="000000"/>
+          <w:sz w:val="21"/>
         </w:rPr>
         <w:t>priority</w:t>
       </w:r>
       <w:r>
         <w:rPr>
-          <w:rFonts w:ascii="Calibri" w:hAnsi="Calibri" w:eastAsia="Microsoft YaHei"/>
-          <w:b w:val="0"/>
-          <w:color w:val="000000"/>
-          <w:sz w:val="22"/>
+          <w:rFonts w:ascii="Times New Roman" w:hAnsi="Times New Roman" w:eastAsia="SimSun"/>
+          <w:b w:val="0"/>
+          <w:color w:val="000000"/>
+          <w:sz w:val="21"/>
         </w:rPr>
         <w:t>、</w:t>
       </w:r>
       <w:r>
         <w:rPr>
-          <w:rFonts w:ascii="Calibri" w:hAnsi="Calibri" w:eastAsia="Microsoft YaHei"/>
-          <w:b w:val="0"/>
-          <w:color w:val="000000"/>
-          <w:sz w:val="21"/>
-          <w:shd w:fill="EEF2F6"/>
+          <w:rFonts w:ascii="Times New Roman" w:hAnsi="Times New Roman" w:eastAsia="SimSun"/>
+          <w:b w:val="0"/>
+          <w:color w:val="000000"/>
+          <w:sz w:val="21"/>
         </w:rPr>
         <w:t>processingstatus</w:t>
       </w:r>
       <w:r>
         <w:rPr>
-          <w:rFonts w:ascii="Calibri" w:hAnsi="Calibri" w:eastAsia="Microsoft YaHei"/>
-          <w:b w:val="0"/>
-          <w:color w:val="000000"/>
-          <w:sz w:val="22"/>
+          <w:rFonts w:ascii="Times New Roman" w:hAnsi="Times New Roman" w:eastAsia="SimSun"/>
+          <w:b w:val="0"/>
+          <w:color w:val="000000"/>
+          <w:sz w:val="21"/>
         </w:rPr>
         <w:t>、</w:t>
       </w:r>
       <w:r>
         <w:rPr>
-          <w:rFonts w:ascii="Calibri" w:hAnsi="Calibri" w:eastAsia="Microsoft YaHei"/>
-          <w:b w:val="0"/>
-          <w:color w:val="000000"/>
-          <w:sz w:val="21"/>
-          <w:shd w:fill="EEF2F6"/>
+          <w:rFonts w:ascii="Times New Roman" w:hAnsi="Times New Roman" w:eastAsia="SimSun"/>
+          <w:b w:val="0"/>
+          <w:color w:val="000000"/>
+          <w:sz w:val="21"/>
         </w:rPr>
         <w:t>componentqty</w:t>
       </w:r>
       <w:r>
         <w:rPr>
-          <w:rFonts w:ascii="Calibri" w:hAnsi="Calibri" w:eastAsia="Microsoft YaHei"/>
-          <w:b w:val="0"/>
-          <w:color w:val="000000"/>
-          <w:sz w:val="22"/>
+          <w:rFonts w:ascii="Times New Roman" w:hAnsi="Times New Roman" w:eastAsia="SimSun"/>
+          <w:b w:val="0"/>
+          <w:color w:val="000000"/>
+          <w:sz w:val="21"/>
         </w:rPr>
         <w:t>。</w:t>
       </w:r>
@@ -1710,77 +1695,73 @@
       </w:pPr>
       <w:r>
         <w:rPr>
-          <w:rFonts w:ascii="Calibri" w:hAnsi="Calibri" w:eastAsia="Microsoft YaHei"/>
-          <w:b w:val="0"/>
-          <w:color w:val="000000"/>
-          <w:sz w:val="21"/>
-          <w:shd w:fill="EEF2F6"/>
+          <w:rFonts w:ascii="Times New Roman" w:hAnsi="Times New Roman" w:eastAsia="SimSun"/>
+          <w:b w:val="0"/>
+          <w:color w:val="000000"/>
+          <w:sz w:val="21"/>
         </w:rPr>
         <w:t>fablotext</w:t>
       </w:r>
       <w:r>
         <w:rPr>
-          <w:rFonts w:ascii="Calibri" w:hAnsi="Calibri" w:eastAsia="Microsoft YaHei"/>
-          <w:b w:val="0"/>
-          <w:color w:val="000000"/>
-          <w:sz w:val="22"/>
+          <w:rFonts w:ascii="Times New Roman" w:hAnsi="Times New Roman" w:eastAsia="SimSun"/>
+          <w:b w:val="0"/>
+          <w:color w:val="000000"/>
+          <w:sz w:val="21"/>
         </w:rPr>
         <w:t>：</w:t>
       </w:r>
       <w:r>
         <w:rPr>
-          <w:rFonts w:ascii="Calibri" w:hAnsi="Calibri" w:eastAsia="Microsoft YaHei"/>
-          <w:b w:val="0"/>
-          <w:color w:val="000000"/>
-          <w:sz w:val="21"/>
-          <w:shd w:fill="EEF2F6"/>
+          <w:rFonts w:ascii="Times New Roman" w:hAnsi="Times New Roman" w:eastAsia="SimSun"/>
+          <w:b w:val="0"/>
+          <w:color w:val="000000"/>
+          <w:sz w:val="21"/>
         </w:rPr>
         <w:t>requiredcapability</w:t>
       </w:r>
       <w:r>
         <w:rPr>
-          <w:rFonts w:ascii="Calibri" w:hAnsi="Calibri" w:eastAsia="Microsoft YaHei"/>
-          <w:b w:val="0"/>
-          <w:color w:val="000000"/>
-          <w:sz w:val="22"/>
+          <w:rFonts w:ascii="Times New Roman" w:hAnsi="Times New Roman" w:eastAsia="SimSun"/>
+          <w:b w:val="0"/>
+          <w:color w:val="000000"/>
+          <w:sz w:val="21"/>
         </w:rPr>
         <w:t>、</w:t>
       </w:r>
       <w:r>
         <w:rPr>
-          <w:rFonts w:ascii="Calibri" w:hAnsi="Calibri" w:eastAsia="Microsoft YaHei"/>
-          <w:b w:val="0"/>
-          <w:color w:val="000000"/>
-          <w:sz w:val="21"/>
-          <w:shd w:fill="EEF2F6"/>
+          <w:rFonts w:ascii="Times New Roman" w:hAnsi="Times New Roman" w:eastAsia="SimSun"/>
+          <w:b w:val="0"/>
+          <w:color w:val="000000"/>
+          <w:sz w:val="21"/>
         </w:rPr>
         <w:t>runcardid</w:t>
       </w:r>
       <w:r>
         <w:rPr>
-          <w:rFonts w:ascii="Calibri" w:hAnsi="Calibri" w:eastAsia="Microsoft YaHei"/>
-          <w:b w:val="0"/>
-          <w:color w:val="000000"/>
-          <w:sz w:val="22"/>
+          <w:rFonts w:ascii="Times New Roman" w:hAnsi="Times New Roman" w:eastAsia="SimSun"/>
+          <w:b w:val="0"/>
+          <w:color w:val="000000"/>
+          <w:sz w:val="21"/>
         </w:rPr>
         <w:t>、</w:t>
       </w:r>
       <w:r>
         <w:rPr>
-          <w:rFonts w:ascii="Calibri" w:hAnsi="Calibri" w:eastAsia="Microsoft YaHei"/>
-          <w:b w:val="0"/>
-          <w:color w:val="000000"/>
-          <w:sz w:val="21"/>
-          <w:shd w:fill="EEF2F6"/>
+          <w:rFonts w:ascii="Times New Roman" w:hAnsi="Times New Roman" w:eastAsia="SimSun"/>
+          <w:b w:val="0"/>
+          <w:color w:val="000000"/>
+          <w:sz w:val="21"/>
         </w:rPr>
         <w:t>reticleid</w:t>
       </w:r>
       <w:r>
         <w:rPr>
-          <w:rFonts w:ascii="Calibri" w:hAnsi="Calibri" w:eastAsia="Microsoft YaHei"/>
-          <w:b w:val="0"/>
-          <w:color w:val="000000"/>
-          <w:sz w:val="22"/>
+          <w:rFonts w:ascii="Times New Roman" w:hAnsi="Times New Roman" w:eastAsia="SimSun"/>
+          <w:b w:val="0"/>
+          <w:color w:val="000000"/>
+          <w:sz w:val="21"/>
         </w:rPr>
         <w:t>。</w:t>
       </w:r>
@@ -1795,39 +1776,37 @@
       </w:pPr>
       <w:r>
         <w:rPr>
-          <w:rFonts w:ascii="Calibri" w:hAnsi="Calibri" w:eastAsia="Microsoft YaHei"/>
-          <w:b w:val="0"/>
-          <w:color w:val="000000"/>
-          <w:sz w:val="21"/>
-          <w:shd w:fill="EEF2F6"/>
+          <w:rFonts w:ascii="Times New Roman" w:hAnsi="Times New Roman" w:eastAsia="SimSun"/>
+          <w:b w:val="0"/>
+          <w:color w:val="000000"/>
+          <w:sz w:val="21"/>
         </w:rPr>
         <w:t>fablotcarrierext</w:t>
       </w:r>
       <w:r>
         <w:rPr>
-          <w:rFonts w:ascii="Calibri" w:hAnsi="Calibri" w:eastAsia="Microsoft YaHei"/>
-          <w:b w:val="0"/>
-          <w:color w:val="000000"/>
-          <w:sz w:val="22"/>
+          <w:rFonts w:ascii="Times New Roman" w:hAnsi="Times New Roman" w:eastAsia="SimSun"/>
+          <w:b w:val="0"/>
+          <w:color w:val="000000"/>
+          <w:sz w:val="21"/>
         </w:rPr>
         <w:t>：</w:t>
       </w:r>
       <w:r>
         <w:rPr>
-          <w:rFonts w:ascii="Calibri" w:hAnsi="Calibri" w:eastAsia="Microsoft YaHei"/>
-          <w:b w:val="0"/>
-          <w:color w:val="000000"/>
-          <w:sz w:val="21"/>
-          <w:shd w:fill="EEF2F6"/>
+          <w:rFonts w:ascii="Times New Roman" w:hAnsi="Times New Roman" w:eastAsia="SimSun"/>
+          <w:b w:val="0"/>
+          <w:color w:val="000000"/>
+          <w:sz w:val="21"/>
         </w:rPr>
         <w:t>carrierkind</w:t>
       </w:r>
       <w:r>
         <w:rPr>
-          <w:rFonts w:ascii="Calibri" w:hAnsi="Calibri" w:eastAsia="Microsoft YaHei"/>
-          <w:b w:val="0"/>
-          <w:color w:val="000000"/>
-          <w:sz w:val="22"/>
+          <w:rFonts w:ascii="Times New Roman" w:hAnsi="Times New Roman" w:eastAsia="SimSun"/>
+          <w:b w:val="0"/>
+          <w:color w:val="000000"/>
+          <w:sz w:val="21"/>
         </w:rPr>
         <w:t>。</w:t>
       </w:r>
@@ -1842,39 +1821,37 @@
       </w:pPr>
       <w:r>
         <w:rPr>
-          <w:rFonts w:ascii="Calibri" w:hAnsi="Calibri" w:eastAsia="Microsoft YaHei"/>
-          <w:b w:val="0"/>
-          <w:color w:val="000000"/>
-          <w:sz w:val="21"/>
-          <w:shd w:fill="EEF2F6"/>
+          <w:rFonts w:ascii="Times New Roman" w:hAnsi="Times New Roman" w:eastAsia="SimSun"/>
+          <w:b w:val="0"/>
+          <w:color w:val="000000"/>
+          <w:sz w:val="21"/>
         </w:rPr>
         <w:t>fabinqtimeprocess</w:t>
       </w:r>
       <w:r>
         <w:rPr>
-          <w:rFonts w:ascii="Calibri" w:hAnsi="Calibri" w:eastAsia="Microsoft YaHei"/>
-          <w:b w:val="0"/>
-          <w:color w:val="000000"/>
-          <w:sz w:val="22"/>
+          <w:rFonts w:ascii="Times New Roman" w:hAnsi="Times New Roman" w:eastAsia="SimSun"/>
+          <w:b w:val="0"/>
+          <w:color w:val="000000"/>
+          <w:sz w:val="21"/>
         </w:rPr>
         <w:t>：</w:t>
       </w:r>
       <w:r>
         <w:rPr>
-          <w:rFonts w:ascii="Calibri" w:hAnsi="Calibri" w:eastAsia="Microsoft YaHei"/>
-          <w:b w:val="0"/>
-          <w:color w:val="000000"/>
-          <w:sz w:val="21"/>
-          <w:shd w:fill="EEF2F6"/>
+          <w:rFonts w:ascii="Times New Roman" w:hAnsi="Times New Roman" w:eastAsia="SimSun"/>
+          <w:b w:val="0"/>
+          <w:color w:val="000000"/>
+          <w:sz w:val="21"/>
         </w:rPr>
         <w:t>RemainQ</w:t>
       </w:r>
       <w:r>
         <w:rPr>
-          <w:rFonts w:ascii="Calibri" w:hAnsi="Calibri" w:eastAsia="Microsoft YaHei"/>
-          <w:b w:val="0"/>
-          <w:color w:val="000000"/>
-          <w:sz w:val="22"/>
+          <w:rFonts w:ascii="Times New Roman" w:hAnsi="Times New Roman" w:eastAsia="SimSun"/>
+          <w:b w:val="0"/>
+          <w:color w:val="000000"/>
+          <w:sz w:val="21"/>
         </w:rPr>
         <w:t>。</w:t>
       </w:r>
@@ -1889,39 +1866,37 @@
       </w:pPr>
       <w:r>
         <w:rPr>
-          <w:rFonts w:ascii="Calibri" w:hAnsi="Calibri" w:eastAsia="Microsoft YaHei"/>
-          <w:b w:val="0"/>
-          <w:color w:val="000000"/>
-          <w:sz w:val="21"/>
-          <w:shd w:fill="EEF2F6"/>
+          <w:rFonts w:ascii="Times New Roman" w:hAnsi="Times New Roman" w:eastAsia="SimSun"/>
+          <w:b w:val="0"/>
+          <w:color w:val="000000"/>
+          <w:sz w:val="21"/>
         </w:rPr>
         <w:t>UI.RTDConfig-LITHOLotAssignment-LithoAssignCapability</w:t>
       </w:r>
       <w:r>
         <w:rPr>
-          <w:rFonts w:ascii="Calibri" w:hAnsi="Calibri" w:eastAsia="Microsoft YaHei"/>
-          <w:b w:val="0"/>
-          <w:color w:val="000000"/>
-          <w:sz w:val="22"/>
+          <w:rFonts w:ascii="Times New Roman" w:hAnsi="Times New Roman" w:eastAsia="SimSun"/>
+          <w:b w:val="0"/>
+          <w:color w:val="000000"/>
+          <w:sz w:val="21"/>
         </w:rPr>
         <w:t>：</w:t>
       </w:r>
       <w:r>
         <w:rPr>
-          <w:rFonts w:ascii="Calibri" w:hAnsi="Calibri" w:eastAsia="Microsoft YaHei"/>
-          <w:b w:val="0"/>
-          <w:color w:val="000000"/>
-          <w:sz w:val="21"/>
-          <w:shd w:fill="EEF2F6"/>
+          <w:rFonts w:ascii="Times New Roman" w:hAnsi="Times New Roman" w:eastAsia="SimSun"/>
+          <w:b w:val="0"/>
+          <w:color w:val="000000"/>
+          <w:sz w:val="21"/>
         </w:rPr>
         <w:t>LithoCapability</w:t>
       </w:r>
       <w:r>
         <w:rPr>
-          <w:rFonts w:ascii="Calibri" w:hAnsi="Calibri" w:eastAsia="Microsoft YaHei"/>
-          <w:b w:val="0"/>
-          <w:color w:val="000000"/>
-          <w:sz w:val="22"/>
+          <w:rFonts w:ascii="Times New Roman" w:hAnsi="Times New Roman" w:eastAsia="SimSun"/>
+          <w:b w:val="0"/>
+          <w:color w:val="000000"/>
+          <w:sz w:val="21"/>
         </w:rPr>
         <w:t>。</w:t>
       </w:r>
@@ -1932,48 +1907,46 @@
       </w:pPr>
       <w:r>
         <w:rPr>
-          <w:rFonts w:ascii="Calibri" w:hAnsi="Calibri" w:eastAsia="Microsoft YaHei"/>
-          <w:b w:val="0"/>
-          <w:color w:val="000000"/>
-          <w:sz w:val="22"/>
+          <w:rFonts w:ascii="Times New Roman" w:hAnsi="Times New Roman" w:eastAsia="SimSun"/>
+          <w:b w:val="0"/>
+          <w:color w:val="000000"/>
+          <w:sz w:val="21"/>
         </w:rPr>
         <w:t xml:space="preserve">BARCO Capability 固定为 </w:t>
       </w:r>
       <w:r>
         <w:rPr>
-          <w:rFonts w:ascii="Calibri" w:hAnsi="Calibri" w:eastAsia="Microsoft YaHei"/>
-          <w:b w:val="0"/>
-          <w:color w:val="000000"/>
-          <w:sz w:val="21"/>
-          <w:shd w:fill="EEF2F6"/>
+          <w:rFonts w:ascii="Times New Roman" w:hAnsi="Times New Roman" w:eastAsia="SimSun"/>
+          <w:b w:val="0"/>
+          <w:color w:val="000000"/>
+          <w:sz w:val="21"/>
         </w:rPr>
         <w:t>L-BARCO-L</w:t>
       </w:r>
       <w:r>
         <w:rPr>
-          <w:rFonts w:ascii="Calibri" w:hAnsi="Calibri" w:eastAsia="Microsoft YaHei"/>
-          <w:b w:val="0"/>
-          <w:color w:val="000000"/>
-          <w:sz w:val="22"/>
+          <w:rFonts w:ascii="Times New Roman" w:hAnsi="Times New Roman" w:eastAsia="SimSun"/>
+          <w:b w:val="0"/>
+          <w:color w:val="000000"/>
+          <w:sz w:val="21"/>
         </w:rPr>
         <w:t>、</w:t>
       </w:r>
       <w:r>
         <w:rPr>
-          <w:rFonts w:ascii="Calibri" w:hAnsi="Calibri" w:eastAsia="Microsoft YaHei"/>
-          <w:b w:val="0"/>
-          <w:color w:val="000000"/>
-          <w:sz w:val="21"/>
-          <w:shd w:fill="EEF2F6"/>
+          <w:rFonts w:ascii="Times New Roman" w:hAnsi="Times New Roman" w:eastAsia="SimSun"/>
+          <w:b w:val="0"/>
+          <w:color w:val="000000"/>
+          <w:sz w:val="21"/>
         </w:rPr>
         <w:t>L-BARCO-S</w:t>
       </w:r>
       <w:r>
         <w:rPr>
-          <w:rFonts w:ascii="Calibri" w:hAnsi="Calibri" w:eastAsia="Microsoft YaHei"/>
-          <w:b w:val="0"/>
-          <w:color w:val="000000"/>
-          <w:sz w:val="22"/>
+          <w:rFonts w:ascii="Times New Roman" w:hAnsi="Times New Roman" w:eastAsia="SimSun"/>
+          <w:b w:val="0"/>
+          <w:color w:val="000000"/>
+          <w:sz w:val="21"/>
         </w:rPr>
         <w:t>。</w:t>
       </w:r>
@@ -1998,10 +1971,10 @@
       </w:pPr>
       <w:r>
         <w:rPr>
-          <w:rFonts w:ascii="Calibri" w:hAnsi="Calibri" w:eastAsia="Microsoft YaHei"/>
-          <w:b w:val="0"/>
-          <w:color w:val="000000"/>
-          <w:sz w:val="22"/>
+          <w:rFonts w:ascii="Times New Roman" w:hAnsi="Times New Roman" w:eastAsia="SimSun"/>
+          <w:b w:val="0"/>
+          <w:color w:val="000000"/>
+          <w:sz w:val="21"/>
         </w:rPr>
         <w:t>候选 Lot 必须同时满足以下条件：</w:t>
       </w:r>
@@ -2016,58 +1989,55 @@
       </w:pPr>
       <w:r>
         <w:rPr>
-          <w:rFonts w:ascii="Calibri" w:hAnsi="Calibri" w:eastAsia="Microsoft YaHei"/>
-          <w:b w:val="0"/>
-          <w:color w:val="000000"/>
-          <w:sz w:val="21"/>
-          <w:shd w:fill="EEF2F6"/>
+          <w:rFonts w:ascii="Times New Roman" w:hAnsi="Times New Roman" w:eastAsia="SimSun"/>
+          <w:b w:val="0"/>
+          <w:color w:val="000000"/>
+          <w:sz w:val="21"/>
         </w:rPr>
         <w:t>processingstatus</w:t>
       </w:r>
       <w:r>
         <w:rPr>
-          <w:rFonts w:ascii="Calibri" w:hAnsi="Calibri" w:eastAsia="Microsoft YaHei"/>
-          <w:b w:val="0"/>
-          <w:color w:val="000000"/>
-          <w:sz w:val="22"/>
+          <w:rFonts w:ascii="Times New Roman" w:hAnsi="Times New Roman" w:eastAsia="SimSun"/>
+          <w:b w:val="0"/>
+          <w:color w:val="000000"/>
+          <w:sz w:val="21"/>
         </w:rPr>
         <w:t xml:space="preserve"> 为 </w:t>
       </w:r>
       <w:r>
         <w:rPr>
-          <w:rFonts w:ascii="Calibri" w:hAnsi="Calibri" w:eastAsia="Microsoft YaHei"/>
-          <w:b w:val="0"/>
-          <w:color w:val="000000"/>
-          <w:sz w:val="21"/>
-          <w:shd w:fill="EEF2F6"/>
+          <w:rFonts w:ascii="Times New Roman" w:hAnsi="Times New Roman" w:eastAsia="SimSun"/>
+          <w:b w:val="0"/>
+          <w:color w:val="000000"/>
+          <w:sz w:val="21"/>
         </w:rPr>
         <w:t>Active</w:t>
       </w:r>
       <w:r>
         <w:rPr>
-          <w:rFonts w:ascii="Calibri" w:hAnsi="Calibri" w:eastAsia="Microsoft YaHei"/>
-          <w:b w:val="0"/>
-          <w:color w:val="000000"/>
-          <w:sz w:val="22"/>
+          <w:rFonts w:ascii="Times New Roman" w:hAnsi="Times New Roman" w:eastAsia="SimSun"/>
+          <w:b w:val="0"/>
+          <w:color w:val="000000"/>
+          <w:sz w:val="21"/>
         </w:rPr>
         <w:t xml:space="preserve"> 或 </w:t>
       </w:r>
       <w:r>
         <w:rPr>
-          <w:rFonts w:ascii="Calibri" w:hAnsi="Calibri" w:eastAsia="Microsoft YaHei"/>
-          <w:b w:val="0"/>
-          <w:color w:val="000000"/>
-          <w:sz w:val="21"/>
-          <w:shd w:fill="EEF2F6"/>
+          <w:rFonts w:ascii="Times New Roman" w:hAnsi="Times New Roman" w:eastAsia="SimSun"/>
+          <w:b w:val="0"/>
+          <w:color w:val="000000"/>
+          <w:sz w:val="21"/>
         </w:rPr>
         <w:t>CrossFabTransferred</w:t>
       </w:r>
       <w:r>
         <w:rPr>
-          <w:rFonts w:ascii="Calibri" w:hAnsi="Calibri" w:eastAsia="Microsoft YaHei"/>
-          <w:b w:val="0"/>
-          <w:color w:val="000000"/>
-          <w:sz w:val="22"/>
+          <w:rFonts w:ascii="Times New Roman" w:hAnsi="Times New Roman" w:eastAsia="SimSun"/>
+          <w:b w:val="0"/>
+          <w:color w:val="000000"/>
+          <w:sz w:val="21"/>
         </w:rPr>
         <w:t>。</w:t>
       </w:r>
@@ -2082,20 +2052,19 @@
       </w:pPr>
       <w:r>
         <w:rPr>
-          <w:rFonts w:ascii="Calibri" w:hAnsi="Calibri" w:eastAsia="Microsoft YaHei"/>
-          <w:b w:val="0"/>
-          <w:color w:val="000000"/>
-          <w:sz w:val="21"/>
-          <w:shd w:fill="EEF2F6"/>
+          <w:rFonts w:ascii="Times New Roman" w:hAnsi="Times New Roman" w:eastAsia="SimSun"/>
+          <w:b w:val="0"/>
+          <w:color w:val="000000"/>
+          <w:sz w:val="21"/>
         </w:rPr>
         <w:t>carrierkind='FOUP'</w:t>
       </w:r>
       <w:r>
         <w:rPr>
-          <w:rFonts w:ascii="Calibri" w:hAnsi="Calibri" w:eastAsia="Microsoft YaHei"/>
-          <w:b w:val="0"/>
-          <w:color w:val="000000"/>
-          <w:sz w:val="22"/>
+          <w:rFonts w:ascii="Times New Roman" w:hAnsi="Times New Roman" w:eastAsia="SimSun"/>
+          <w:b w:val="0"/>
+          <w:color w:val="000000"/>
+          <w:sz w:val="21"/>
         </w:rPr>
         <w:t>。</w:t>
       </w:r>
@@ -2110,20 +2079,19 @@
       </w:pPr>
       <w:r>
         <w:rPr>
-          <w:rFonts w:ascii="Calibri" w:hAnsi="Calibri" w:eastAsia="Microsoft YaHei"/>
-          <w:b w:val="0"/>
-          <w:color w:val="000000"/>
-          <w:sz w:val="21"/>
-          <w:shd w:fill="EEF2F6"/>
+          <w:rFonts w:ascii="Times New Roman" w:hAnsi="Times New Roman" w:eastAsia="SimSun"/>
+          <w:b w:val="0"/>
+          <w:color w:val="000000"/>
+          <w:sz w:val="21"/>
         </w:rPr>
         <w:t>runcardid</w:t>
       </w:r>
       <w:r>
         <w:rPr>
-          <w:rFonts w:ascii="Calibri" w:hAnsi="Calibri" w:eastAsia="Microsoft YaHei"/>
-          <w:b w:val="0"/>
-          <w:color w:val="000000"/>
-          <w:sz w:val="22"/>
+          <w:rFonts w:ascii="Times New Roman" w:hAnsi="Times New Roman" w:eastAsia="SimSun"/>
+          <w:b w:val="0"/>
+          <w:color w:val="000000"/>
+          <w:sz w:val="21"/>
         </w:rPr>
         <w:t xml:space="preserve"> 为空。</w:t>
       </w:r>
@@ -2138,77 +2106,73 @@
       </w:pPr>
       <w:r>
         <w:rPr>
-          <w:rFonts w:ascii="Calibri" w:hAnsi="Calibri" w:eastAsia="Microsoft YaHei"/>
-          <w:b w:val="0"/>
-          <w:color w:val="000000"/>
-          <w:sz w:val="21"/>
-          <w:shd w:fill="EEF2F6"/>
+          <w:rFonts w:ascii="Times New Roman" w:hAnsi="Times New Roman" w:eastAsia="SimSun"/>
+          <w:b w:val="0"/>
+          <w:color w:val="000000"/>
+          <w:sz w:val="21"/>
         </w:rPr>
         <w:t>requiredcapability</w:t>
       </w:r>
       <w:r>
         <w:rPr>
-          <w:rFonts w:ascii="Calibri" w:hAnsi="Calibri" w:eastAsia="Microsoft YaHei"/>
-          <w:b w:val="0"/>
-          <w:color w:val="000000"/>
-          <w:sz w:val="22"/>
+          <w:rFonts w:ascii="Times New Roman" w:hAnsi="Times New Roman" w:eastAsia="SimSun"/>
+          <w:b w:val="0"/>
+          <w:color w:val="000000"/>
+          <w:sz w:val="21"/>
         </w:rPr>
         <w:t xml:space="preserve"> 为 </w:t>
       </w:r>
       <w:r>
         <w:rPr>
-          <w:rFonts w:ascii="Calibri" w:hAnsi="Calibri" w:eastAsia="Microsoft YaHei"/>
-          <w:b w:val="0"/>
-          <w:color w:val="000000"/>
-          <w:sz w:val="21"/>
-          <w:shd w:fill="EEF2F6"/>
+          <w:rFonts w:ascii="Times New Roman" w:hAnsi="Times New Roman" w:eastAsia="SimSun"/>
+          <w:b w:val="0"/>
+          <w:color w:val="000000"/>
+          <w:sz w:val="21"/>
         </w:rPr>
         <w:t>LithoCapability</w:t>
       </w:r>
       <w:r>
         <w:rPr>
-          <w:rFonts w:ascii="Calibri" w:hAnsi="Calibri" w:eastAsia="Microsoft YaHei"/>
-          <w:b w:val="0"/>
-          <w:color w:val="000000"/>
-          <w:sz w:val="22"/>
+          <w:rFonts w:ascii="Times New Roman" w:hAnsi="Times New Roman" w:eastAsia="SimSun"/>
+          <w:b w:val="0"/>
+          <w:color w:val="000000"/>
+          <w:sz w:val="21"/>
         </w:rPr>
         <w:t>、</w:t>
       </w:r>
       <w:r>
         <w:rPr>
-          <w:rFonts w:ascii="Calibri" w:hAnsi="Calibri" w:eastAsia="Microsoft YaHei"/>
-          <w:b w:val="0"/>
-          <w:color w:val="000000"/>
-          <w:sz w:val="21"/>
-          <w:shd w:fill="EEF2F6"/>
+          <w:rFonts w:ascii="Times New Roman" w:hAnsi="Times New Roman" w:eastAsia="SimSun"/>
+          <w:b w:val="0"/>
+          <w:color w:val="000000"/>
+          <w:sz w:val="21"/>
         </w:rPr>
         <w:t>L-BARCO-L</w:t>
       </w:r>
       <w:r>
         <w:rPr>
-          <w:rFonts w:ascii="Calibri" w:hAnsi="Calibri" w:eastAsia="Microsoft YaHei"/>
-          <w:b w:val="0"/>
-          <w:color w:val="000000"/>
-          <w:sz w:val="22"/>
+          <w:rFonts w:ascii="Times New Roman" w:hAnsi="Times New Roman" w:eastAsia="SimSun"/>
+          <w:b w:val="0"/>
+          <w:color w:val="000000"/>
+          <w:sz w:val="21"/>
         </w:rPr>
         <w:t xml:space="preserve"> 或 </w:t>
       </w:r>
       <w:r>
         <w:rPr>
-          <w:rFonts w:ascii="Calibri" w:hAnsi="Calibri" w:eastAsia="Microsoft YaHei"/>
-          <w:b w:val="0"/>
-          <w:color w:val="000000"/>
-          <w:sz w:val="21"/>
-          <w:shd w:fill="EEF2F6"/>
+          <w:rFonts w:ascii="Times New Roman" w:hAnsi="Times New Roman" w:eastAsia="SimSun"/>
+          <w:b w:val="0"/>
+          <w:color w:val="000000"/>
+          <w:sz w:val="21"/>
         </w:rPr>
         <w:t>L-BARCO-S</w:t>
       </w:r>
       <w:r>
         <w:rPr>
-          <w:rFonts w:ascii="Calibri" w:hAnsi="Calibri" w:eastAsia="Microsoft YaHei"/>
-          <w:b w:val="0"/>
-          <w:color w:val="000000"/>
-          <w:sz w:val="22"/>
+          <w:rFonts w:ascii="Times New Roman" w:hAnsi="Times New Roman" w:eastAsia="SimSun"/>
+          <w:b w:val="0"/>
+          <w:color w:val="000000"/>
+          <w:sz w:val="21"/>
         </w:rPr>
         <w:t>。</w:t>
       </w:r>
@@ -2219,86 +2183,82 @@
       </w:pPr>
       <w:r>
         <w:rPr>
-          <w:rFonts w:ascii="Calibri" w:hAnsi="Calibri" w:eastAsia="Microsoft YaHei"/>
-          <w:b w:val="0"/>
-          <w:color w:val="000000"/>
-          <w:sz w:val="22"/>
+          <w:rFonts w:ascii="Times New Roman" w:hAnsi="Times New Roman" w:eastAsia="SimSun"/>
+          <w:b w:val="0"/>
+          <w:color w:val="000000"/>
+          <w:sz w:val="21"/>
         </w:rPr>
         <w:t xml:space="preserve">跨厂 Lot 沿用现有 </w:t>
       </w:r>
       <w:r>
         <w:rPr>
-          <w:rFonts w:ascii="Calibri" w:hAnsi="Calibri" w:eastAsia="Microsoft YaHei"/>
-          <w:b w:val="0"/>
-          <w:color w:val="000000"/>
-          <w:sz w:val="21"/>
-          <w:shd w:fill="EEF2F6"/>
+          <w:rFonts w:ascii="Times New Roman" w:hAnsi="Times New Roman" w:eastAsia="SimSun"/>
+          <w:b w:val="0"/>
+          <w:color w:val="000000"/>
+          <w:sz w:val="21"/>
         </w:rPr>
         <w:t>istransferlot</w:t>
       </w:r>
       <w:r>
         <w:rPr>
-          <w:rFonts w:ascii="Calibri" w:hAnsi="Calibri" w:eastAsia="Microsoft YaHei"/>
-          <w:b w:val="0"/>
-          <w:color w:val="000000"/>
-          <w:sz w:val="22"/>
+          <w:rFonts w:ascii="Times New Roman" w:hAnsi="Times New Roman" w:eastAsia="SimSun"/>
+          <w:b w:val="0"/>
+          <w:color w:val="000000"/>
+          <w:sz w:val="21"/>
         </w:rPr>
         <w:t xml:space="preserve"> Macro。若 </w:t>
       </w:r>
       <w:r>
         <w:rPr>
-          <w:rFonts w:ascii="Calibri" w:hAnsi="Calibri" w:eastAsia="Microsoft YaHei"/>
-          <w:b w:val="0"/>
-          <w:color w:val="000000"/>
-          <w:sz w:val="21"/>
-          <w:shd w:fill="EEF2F6"/>
+          <w:rFonts w:ascii="Times New Roman" w:hAnsi="Times New Roman" w:eastAsia="SimSun"/>
+          <w:b w:val="0"/>
+          <w:color w:val="000000"/>
+          <w:sz w:val="21"/>
         </w:rPr>
         <w:t>IsTransferLot=True</w:t>
       </w:r>
       <w:r>
         <w:rPr>
-          <w:rFonts w:ascii="Calibri" w:hAnsi="Calibri" w:eastAsia="Microsoft YaHei"/>
-          <w:b w:val="0"/>
-          <w:color w:val="000000"/>
-          <w:sz w:val="22"/>
+          <w:rFonts w:ascii="Times New Roman" w:hAnsi="Times New Roman" w:eastAsia="SimSun"/>
+          <w:b w:val="0"/>
+          <w:color w:val="000000"/>
+          <w:sz w:val="21"/>
         </w:rPr>
         <w:t xml:space="preserve">，保留该记录；若 </w:t>
       </w:r>
       <w:r>
         <w:rPr>
-          <w:rFonts w:ascii="Calibri" w:hAnsi="Calibri" w:eastAsia="Microsoft YaHei"/>
-          <w:b w:val="0"/>
-          <w:color w:val="000000"/>
-          <w:sz w:val="21"/>
-          <w:shd w:fill="EEF2F6"/>
+          <w:rFonts w:ascii="Times New Roman" w:hAnsi="Times New Roman" w:eastAsia="SimSun"/>
+          <w:b w:val="0"/>
+          <w:color w:val="000000"/>
+          <w:sz w:val="21"/>
         </w:rPr>
         <w:t>IsTransferLot&lt;&gt;True</w:t>
       </w:r>
       <w:r>
         <w:rPr>
-          <w:rFonts w:ascii="Calibri" w:hAnsi="Calibri" w:eastAsia="Microsoft YaHei"/>
-          <w:b w:val="0"/>
-          <w:color w:val="000000"/>
-          <w:sz w:val="22"/>
+          <w:rFonts w:ascii="Times New Roman" w:hAnsi="Times New Roman" w:eastAsia="SimSun"/>
+          <w:b w:val="0"/>
+          <w:color w:val="000000"/>
+          <w:sz w:val="21"/>
         </w:rPr>
         <w:t xml:space="preserve">，则仅保留 </w:t>
       </w:r>
       <w:r>
         <w:rPr>
-          <w:rFonts w:ascii="Calibri" w:hAnsi="Calibri" w:eastAsia="Microsoft YaHei"/>
-          <w:b w:val="0"/>
-          <w:color w:val="000000"/>
-          <w:sz w:val="21"/>
-          <w:shd w:fill="EEF2F6"/>
+          <w:rFonts w:ascii="Times New Roman" w:hAnsi="Times New Roman" w:eastAsia="SimSun"/>
+          <w:b w:val="0"/>
+          <w:color w:val="000000"/>
+          <w:sz w:val="21"/>
         </w:rPr>
         <w:t>processingstatus&lt;&gt;'CrossFabTransferred'</w:t>
       </w:r>
       <w:r>
         <w:rPr>
-          <w:rFonts w:ascii="Calibri" w:hAnsi="Calibri" w:eastAsia="Microsoft YaHei"/>
-          <w:b w:val="0"/>
-          <w:color w:val="000000"/>
-          <w:sz w:val="22"/>
+          <w:rFonts w:ascii="Times New Roman" w:hAnsi="Times New Roman" w:eastAsia="SimSun"/>
+          <w:b w:val="0"/>
+          <w:color w:val="000000"/>
+          <w:sz w:val="21"/>
         </w:rPr>
         <w:t xml:space="preserve"> 的记录。本需求不新增 FAB6/FAB8 跨厂资料去重规则。</w:t>
       </w:r>
@@ -2337,143 +2297,136 @@
       </w:pPr>
       <w:r>
         <w:rPr>
-          <w:rFonts w:ascii="Calibri" w:hAnsi="Calibri" w:eastAsia="Microsoft YaHei"/>
-          <w:b w:val="0"/>
-          <w:color w:val="000000"/>
-          <w:sz w:val="22"/>
+          <w:rFonts w:ascii="Times New Roman" w:hAnsi="Times New Roman" w:eastAsia="SimSun"/>
+          <w:b w:val="0"/>
+          <w:color w:val="000000"/>
+          <w:sz w:val="21"/>
         </w:rPr>
         <w:t xml:space="preserve">对通过基础筛选的 Lot 向后 Fetch 20 个站点，读取 </w:t>
       </w:r>
       <w:r>
         <w:rPr>
-          <w:rFonts w:ascii="Calibri" w:hAnsi="Calibri" w:eastAsia="Microsoft YaHei"/>
-          <w:b w:val="0"/>
-          <w:color w:val="000000"/>
-          <w:sz w:val="21"/>
-          <w:shd w:fill="EEF2F6"/>
+          <w:rFonts w:ascii="Times New Roman" w:hAnsi="Times New Roman" w:eastAsia="SimSun"/>
+          <w:b w:val="0"/>
+          <w:color w:val="000000"/>
+          <w:sz w:val="21"/>
         </w:rPr>
         <w:t>productname</w:t>
       </w:r>
       <w:r>
         <w:rPr>
-          <w:rFonts w:ascii="Calibri" w:hAnsi="Calibri" w:eastAsia="Microsoft YaHei"/>
-          <w:b w:val="0"/>
-          <w:color w:val="000000"/>
-          <w:sz w:val="22"/>
+          <w:rFonts w:ascii="Times New Roman" w:hAnsi="Times New Roman" w:eastAsia="SimSun"/>
+          <w:b w:val="0"/>
+          <w:color w:val="000000"/>
+          <w:sz w:val="21"/>
         </w:rPr>
         <w:t>、</w:t>
       </w:r>
       <w:r>
         <w:rPr>
-          <w:rFonts w:ascii="Calibri" w:hAnsi="Calibri" w:eastAsia="Microsoft YaHei"/>
-          <w:b w:val="0"/>
-          <w:color w:val="000000"/>
-          <w:sz w:val="21"/>
-          <w:shd w:fill="EEF2F6"/>
+          <w:rFonts w:ascii="Times New Roman" w:hAnsi="Times New Roman" w:eastAsia="SimSun"/>
+          <w:b w:val="0"/>
+          <w:color w:val="000000"/>
+          <w:sz w:val="21"/>
         </w:rPr>
         <w:t>planname</w:t>
       </w:r>
       <w:r>
         <w:rPr>
-          <w:rFonts w:ascii="Calibri" w:hAnsi="Calibri" w:eastAsia="Microsoft YaHei"/>
-          <w:b w:val="0"/>
-          <w:color w:val="000000"/>
-          <w:sz w:val="22"/>
+          <w:rFonts w:ascii="Times New Roman" w:hAnsi="Times New Roman" w:eastAsia="SimSun"/>
+          <w:b w:val="0"/>
+          <w:color w:val="000000"/>
+          <w:sz w:val="21"/>
         </w:rPr>
         <w:t>、</w:t>
       </w:r>
       <w:r>
         <w:rPr>
-          <w:rFonts w:ascii="Calibri" w:hAnsi="Calibri" w:eastAsia="Microsoft YaHei"/>
-          <w:b w:val="0"/>
-          <w:color w:val="000000"/>
-          <w:sz w:val="21"/>
-          <w:shd w:fill="EEF2F6"/>
+          <w:rFonts w:ascii="Times New Roman" w:hAnsi="Times New Roman" w:eastAsia="SimSun"/>
+          <w:b w:val="0"/>
+          <w:color w:val="000000"/>
+          <w:sz w:val="21"/>
         </w:rPr>
         <w:t>stage</w:t>
       </w:r>
       <w:r>
         <w:rPr>
-          <w:rFonts w:ascii="Calibri" w:hAnsi="Calibri" w:eastAsia="Microsoft YaHei"/>
-          <w:b w:val="0"/>
-          <w:color w:val="000000"/>
-          <w:sz w:val="22"/>
+          <w:rFonts w:ascii="Times New Roman" w:hAnsi="Times New Roman" w:eastAsia="SimSun"/>
+          <w:b w:val="0"/>
+          <w:color w:val="000000"/>
+          <w:sz w:val="21"/>
         </w:rPr>
         <w:t>、</w:t>
       </w:r>
       <w:r>
         <w:rPr>
-          <w:rFonts w:ascii="Calibri" w:hAnsi="Calibri" w:eastAsia="Microsoft YaHei"/>
-          <w:b w:val="0"/>
-          <w:color w:val="000000"/>
-          <w:sz w:val="21"/>
-          <w:shd w:fill="EEF2F6"/>
+          <w:rFonts w:ascii="Times New Roman" w:hAnsi="Times New Roman" w:eastAsia="SimSun"/>
+          <w:b w:val="0"/>
+          <w:color w:val="000000"/>
+          <w:sz w:val="21"/>
         </w:rPr>
         <w:t>capability</w:t>
       </w:r>
       <w:r>
         <w:rPr>
-          <w:rFonts w:ascii="Calibri" w:hAnsi="Calibri" w:eastAsia="Microsoft YaHei"/>
-          <w:b w:val="0"/>
-          <w:color w:val="000000"/>
-          <w:sz w:val="22"/>
+          <w:rFonts w:ascii="Times New Roman" w:hAnsi="Times New Roman" w:eastAsia="SimSun"/>
+          <w:b w:val="0"/>
+          <w:color w:val="000000"/>
+          <w:sz w:val="21"/>
         </w:rPr>
         <w:t>、</w:t>
       </w:r>
       <w:r>
         <w:rPr>
-          <w:rFonts w:ascii="Calibri" w:hAnsi="Calibri" w:eastAsia="Microsoft YaHei"/>
-          <w:b w:val="0"/>
-          <w:color w:val="000000"/>
-          <w:sz w:val="21"/>
-          <w:shd w:fill="EEF2F6"/>
+          <w:rFonts w:ascii="Times New Roman" w:hAnsi="Times New Roman" w:eastAsia="SimSun"/>
+          <w:b w:val="0"/>
+          <w:color w:val="000000"/>
+          <w:sz w:val="21"/>
         </w:rPr>
         <w:t>stepseq</w:t>
       </w:r>
       <w:r>
         <w:rPr>
-          <w:rFonts w:ascii="Calibri" w:hAnsi="Calibri" w:eastAsia="Microsoft YaHei"/>
-          <w:b w:val="0"/>
-          <w:color w:val="000000"/>
-          <w:sz w:val="22"/>
+          <w:rFonts w:ascii="Times New Roman" w:hAnsi="Times New Roman" w:eastAsia="SimSun"/>
+          <w:b w:val="0"/>
+          <w:color w:val="000000"/>
+          <w:sz w:val="21"/>
         </w:rPr>
         <w:t>、</w:t>
       </w:r>
       <w:r>
         <w:rPr>
-          <w:rFonts w:ascii="Calibri" w:hAnsi="Calibri" w:eastAsia="Microsoft YaHei"/>
-          <w:b w:val="0"/>
-          <w:color w:val="000000"/>
-          <w:sz w:val="21"/>
-          <w:shd w:fill="EEF2F6"/>
+          <w:rFonts w:ascii="Times New Roman" w:hAnsi="Times New Roman" w:eastAsia="SimSun"/>
+          <w:b w:val="0"/>
+          <w:color w:val="000000"/>
+          <w:sz w:val="21"/>
         </w:rPr>
         <w:t>recipeid</w:t>
       </w:r>
       <w:r>
         <w:rPr>
-          <w:rFonts w:ascii="Calibri" w:hAnsi="Calibri" w:eastAsia="Microsoft YaHei"/>
-          <w:b w:val="0"/>
-          <w:color w:val="000000"/>
-          <w:sz w:val="22"/>
+          <w:rFonts w:ascii="Times New Roman" w:hAnsi="Times New Roman" w:eastAsia="SimSun"/>
+          <w:b w:val="0"/>
+          <w:color w:val="000000"/>
+          <w:sz w:val="21"/>
         </w:rPr>
         <w:t>、</w:t>
       </w:r>
       <w:r>
         <w:rPr>
-          <w:rFonts w:ascii="Calibri" w:hAnsi="Calibri" w:eastAsia="Microsoft YaHei"/>
-          <w:b w:val="0"/>
-          <w:color w:val="000000"/>
-          <w:sz w:val="21"/>
-          <w:shd w:fill="EEF2F6"/>
+          <w:rFonts w:ascii="Times New Roman" w:hAnsi="Times New Roman" w:eastAsia="SimSun"/>
+          <w:b w:val="0"/>
+          <w:color w:val="000000"/>
+          <w:sz w:val="21"/>
         </w:rPr>
         <w:t>STN</w:t>
       </w:r>
       <w:r>
         <w:rPr>
-          <w:rFonts w:ascii="Calibri" w:hAnsi="Calibri" w:eastAsia="Microsoft YaHei"/>
-          <w:b w:val="0"/>
-          <w:color w:val="000000"/>
-          <w:sz w:val="22"/>
+          <w:rFonts w:ascii="Times New Roman" w:hAnsi="Times New Roman" w:eastAsia="SimSun"/>
+          <w:b w:val="0"/>
+          <w:color w:val="000000"/>
+          <w:sz w:val="21"/>
         </w:rPr>
         <w:t>。Transfer Lot 的厂别信息沿用现有修正规则。</w:t>
       </w:r>
@@ -2484,29 +2437,28 @@
       </w:pPr>
       <w:r>
         <w:rPr>
-          <w:rFonts w:ascii="Calibri" w:hAnsi="Calibri" w:eastAsia="Microsoft YaHei"/>
-          <w:b w:val="0"/>
-          <w:color w:val="000000"/>
-          <w:sz w:val="22"/>
+          <w:rFonts w:ascii="Times New Roman" w:hAnsi="Times New Roman" w:eastAsia="SimSun"/>
+          <w:b w:val="0"/>
+          <w:color w:val="000000"/>
+          <w:sz w:val="21"/>
         </w:rPr>
         <w:t xml:space="preserve">Lot 当前站点至相同 Stage 最后一道 CD 站点之间的区段定义为 </w:t>
       </w:r>
       <w:r>
         <w:rPr>
-          <w:rFonts w:ascii="Calibri" w:hAnsi="Calibri" w:eastAsia="Microsoft YaHei"/>
-          <w:b w:val="0"/>
-          <w:color w:val="000000"/>
-          <w:sz w:val="21"/>
-          <w:shd w:fill="EEF2F6"/>
+          <w:rFonts w:ascii="Times New Roman" w:hAnsi="Times New Roman" w:eastAsia="SimSun"/>
+          <w:b w:val="0"/>
+          <w:color w:val="000000"/>
+          <w:sz w:val="21"/>
         </w:rPr>
         <w:t>PiRunLoop</w:t>
       </w:r>
       <w:r>
         <w:rPr>
-          <w:rFonts w:ascii="Calibri" w:hAnsi="Calibri" w:eastAsia="Microsoft YaHei"/>
-          <w:b w:val="0"/>
-          <w:color w:val="000000"/>
-          <w:sz w:val="22"/>
+          <w:rFonts w:ascii="Times New Roman" w:hAnsi="Times New Roman" w:eastAsia="SimSun"/>
+          <w:b w:val="0"/>
+          <w:color w:val="000000"/>
+          <w:sz w:val="21"/>
         </w:rPr>
         <w:t>。若 Fetch 结果不存在 CD 站点，则剔除该 Lot。</w:t>
       </w:r>
@@ -2535,39 +2487,37 @@
       </w:pPr>
       <w:r>
         <w:rPr>
-          <w:rFonts w:ascii="Calibri" w:hAnsi="Calibri" w:eastAsia="Microsoft YaHei"/>
-          <w:b w:val="0"/>
-          <w:color w:val="000000"/>
-          <w:sz w:val="21"/>
-          <w:shd w:fill="EEF2F6"/>
+          <w:rFonts w:ascii="Times New Roman" w:hAnsi="Times New Roman" w:eastAsia="SimSun"/>
+          <w:b w:val="0"/>
+          <w:color w:val="000000"/>
+          <w:sz w:val="21"/>
         </w:rPr>
         <w:t>PiRunLoop</w:t>
       </w:r>
       <w:r>
         <w:rPr>
-          <w:rFonts w:ascii="Calibri" w:hAnsi="Calibri" w:eastAsia="Microsoft YaHei"/>
-          <w:b w:val="0"/>
-          <w:color w:val="000000"/>
-          <w:sz w:val="22"/>
+          <w:rFonts w:ascii="Times New Roman" w:hAnsi="Times New Roman" w:eastAsia="SimSun"/>
+          <w:b w:val="0"/>
+          <w:color w:val="000000"/>
+          <w:sz w:val="21"/>
         </w:rPr>
         <w:t xml:space="preserve"> 中必须存在 </w:t>
       </w:r>
       <w:r>
         <w:rPr>
-          <w:rFonts w:ascii="Calibri" w:hAnsi="Calibri" w:eastAsia="Microsoft YaHei"/>
-          <w:b w:val="0"/>
-          <w:color w:val="000000"/>
-          <w:sz w:val="21"/>
-          <w:shd w:fill="EEF2F6"/>
+          <w:rFonts w:ascii="Times New Roman" w:hAnsi="Times New Roman" w:eastAsia="SimSun"/>
+          <w:b w:val="0"/>
+          <w:color w:val="000000"/>
+          <w:sz w:val="21"/>
         </w:rPr>
         <w:t>capability=LithoCapability</w:t>
       </w:r>
       <w:r>
         <w:rPr>
-          <w:rFonts w:ascii="Calibri" w:hAnsi="Calibri" w:eastAsia="Microsoft YaHei"/>
-          <w:b w:val="0"/>
-          <w:color w:val="000000"/>
-          <w:sz w:val="22"/>
+          <w:rFonts w:ascii="Times New Roman" w:hAnsi="Times New Roman" w:eastAsia="SimSun"/>
+          <w:b w:val="0"/>
+          <w:color w:val="000000"/>
+          <w:sz w:val="21"/>
         </w:rPr>
         <w:t xml:space="preserve"> 且具有 Reticle 信息的 Litho 站点。</w:t>
       </w:r>
@@ -2582,48 +2532,46 @@
       </w:pPr>
       <w:r>
         <w:rPr>
-          <w:rFonts w:ascii="Calibri" w:hAnsi="Calibri" w:eastAsia="Microsoft YaHei"/>
-          <w:b w:val="0"/>
-          <w:color w:val="000000"/>
-          <w:sz w:val="22"/>
+          <w:rFonts w:ascii="Times New Roman" w:hAnsi="Times New Roman" w:eastAsia="SimSun"/>
+          <w:b w:val="0"/>
+          <w:color w:val="000000"/>
+          <w:sz w:val="21"/>
         </w:rPr>
         <w:t xml:space="preserve">按 </w:t>
       </w:r>
       <w:r>
         <w:rPr>
-          <w:rFonts w:ascii="Calibri" w:hAnsi="Calibri" w:eastAsia="Microsoft YaHei"/>
-          <w:b w:val="0"/>
-          <w:color w:val="000000"/>
-          <w:sz w:val="21"/>
-          <w:shd w:fill="EEF2F6"/>
+          <w:rFonts w:ascii="Times New Roman" w:hAnsi="Times New Roman" w:eastAsia="SimSun"/>
+          <w:b w:val="0"/>
+          <w:color w:val="000000"/>
+          <w:sz w:val="21"/>
         </w:rPr>
         <w:t>productid + layer + lotid</w:t>
       </w:r>
       <w:r>
         <w:rPr>
-          <w:rFonts w:ascii="Calibri" w:hAnsi="Calibri" w:eastAsia="Microsoft YaHei"/>
-          <w:b w:val="0"/>
-          <w:color w:val="000000"/>
-          <w:sz w:val="22"/>
+          <w:rFonts w:ascii="Times New Roman" w:hAnsi="Times New Roman" w:eastAsia="SimSun"/>
+          <w:b w:val="0"/>
+          <w:color w:val="000000"/>
+          <w:sz w:val="21"/>
         </w:rPr>
         <w:t xml:space="preserve"> 匹配 </w:t>
       </w:r>
       <w:r>
         <w:rPr>
-          <w:rFonts w:ascii="Calibri" w:hAnsi="Calibri" w:eastAsia="Microsoft YaHei"/>
-          <w:b w:val="0"/>
-          <w:color w:val="000000"/>
-          <w:sz w:val="21"/>
-          <w:shd w:fill="EEF2F6"/>
+          <w:rFonts w:ascii="Times New Roman" w:hAnsi="Times New Roman" w:eastAsia="SimSun"/>
+          <w:b w:val="0"/>
+          <w:color w:val="000000"/>
+          <w:sz w:val="21"/>
         </w:rPr>
         <w:t>r2r_litho_whitelist</w:t>
       </w:r>
       <w:r>
         <w:rPr>
-          <w:rFonts w:ascii="Calibri" w:hAnsi="Calibri" w:eastAsia="Microsoft YaHei"/>
-          <w:b w:val="0"/>
-          <w:color w:val="000000"/>
-          <w:sz w:val="22"/>
+          <w:rFonts w:ascii="Times New Roman" w:hAnsi="Times New Roman" w:eastAsia="SimSun"/>
+          <w:b w:val="0"/>
+          <w:color w:val="000000"/>
+          <w:sz w:val="21"/>
         </w:rPr>
         <w:t>；命中时沿用 Specify Lot 处理。</w:t>
       </w:r>
@@ -2638,10 +2586,10 @@
       </w:pPr>
       <w:r>
         <w:rPr>
-          <w:rFonts w:ascii="Calibri" w:hAnsi="Calibri" w:eastAsia="Microsoft YaHei"/>
-          <w:b w:val="0"/>
-          <w:color w:val="000000"/>
-          <w:sz w:val="22"/>
+          <w:rFonts w:ascii="Times New Roman" w:hAnsi="Times New Roman" w:eastAsia="SimSun"/>
+          <w:b w:val="0"/>
+          <w:color w:val="000000"/>
+          <w:sz w:val="21"/>
         </w:rPr>
         <w:t>同一 FOUP 已存在 Litho Pilot 时，剔除当前候选 Lot。</w:t>
       </w:r>
@@ -2656,20 +2604,19 @@
       </w:pPr>
       <w:r>
         <w:rPr>
-          <w:rFonts w:ascii="Calibri" w:hAnsi="Calibri" w:eastAsia="Microsoft YaHei"/>
-          <w:b w:val="0"/>
-          <w:color w:val="000000"/>
-          <w:sz w:val="21"/>
-          <w:shd w:fill="EEF2F6"/>
+          <w:rFonts w:ascii="Times New Roman" w:hAnsi="Times New Roman" w:eastAsia="SimSun"/>
+          <w:b w:val="0"/>
+          <w:color w:val="000000"/>
+          <w:sz w:val="21"/>
         </w:rPr>
         <w:t>PiRunLoop</w:t>
       </w:r>
       <w:r>
         <w:rPr>
-          <w:rFonts w:ascii="Calibri" w:hAnsi="Calibri" w:eastAsia="Microsoft YaHei"/>
-          <w:b w:val="0"/>
-          <w:color w:val="000000"/>
-          <w:sz w:val="22"/>
+          <w:rFonts w:ascii="Times New Roman" w:hAnsi="Times New Roman" w:eastAsia="SimSun"/>
+          <w:b w:val="0"/>
+          <w:color w:val="000000"/>
+          <w:sz w:val="21"/>
         </w:rPr>
         <w:t xml:space="preserve"> 中存在 FutureHold 或 RC 站点时，剔除该 Lot。</w:t>
       </w:r>
@@ -2694,86 +2641,82 @@
       </w:pPr>
       <w:r>
         <w:rPr>
-          <w:rFonts w:ascii="Calibri" w:hAnsi="Calibri" w:eastAsia="Microsoft YaHei"/>
-          <w:b w:val="0"/>
-          <w:color w:val="000000"/>
-          <w:sz w:val="22"/>
+          <w:rFonts w:ascii="Times New Roman" w:hAnsi="Times New Roman" w:eastAsia="SimSun"/>
+          <w:b w:val="0"/>
+          <w:color w:val="000000"/>
+          <w:sz w:val="21"/>
         </w:rPr>
         <w:t xml:space="preserve">通过现有 Transfer Macro 判断 Lot 是否可在对应 Litho 站点执行 Transfer；满足时获取对应工厂的 Litho 机台。按厂别从 </w:t>
       </w:r>
       <w:r>
         <w:rPr>
-          <w:rFonts w:ascii="Calibri" w:hAnsi="Calibri" w:eastAsia="Microsoft YaHei"/>
-          <w:b w:val="0"/>
-          <w:color w:val="000000"/>
-          <w:sz w:val="21"/>
-          <w:shd w:fill="EEF2F6"/>
+          <w:rFonts w:ascii="Times New Roman" w:hAnsi="Times New Roman" w:eastAsia="SimSun"/>
+          <w:b w:val="0"/>
+          <w:color w:val="000000"/>
+          <w:sz w:val="21"/>
         </w:rPr>
         <w:t>rtd_r2r_litho_add_setting</w:t>
       </w:r>
       <w:r>
         <w:rPr>
-          <w:rFonts w:ascii="Calibri" w:hAnsi="Calibri" w:eastAsia="Microsoft YaHei"/>
-          <w:b w:val="0"/>
-          <w:color w:val="000000"/>
-          <w:sz w:val="22"/>
+          <w:rFonts w:ascii="Times New Roman" w:hAnsi="Times New Roman" w:eastAsia="SimSun"/>
+          <w:b w:val="0"/>
+          <w:color w:val="000000"/>
+          <w:sz w:val="21"/>
         </w:rPr>
         <w:t xml:space="preserve"> 读取 </w:t>
       </w:r>
       <w:r>
         <w:rPr>
-          <w:rFonts w:ascii="Calibri" w:hAnsi="Calibri" w:eastAsia="Microsoft YaHei"/>
-          <w:b w:val="0"/>
-          <w:color w:val="000000"/>
-          <w:sz w:val="21"/>
-          <w:shd w:fill="EEF2F6"/>
+          <w:rFonts w:ascii="Times New Roman" w:hAnsi="Times New Roman" w:eastAsia="SimSun"/>
+          <w:b w:val="0"/>
+          <w:color w:val="000000"/>
+          <w:sz w:val="21"/>
         </w:rPr>
         <w:t>Pi_split_flag</w:t>
       </w:r>
       <w:r>
         <w:rPr>
-          <w:rFonts w:ascii="Calibri" w:hAnsi="Calibri" w:eastAsia="Microsoft YaHei"/>
-          <w:b w:val="0"/>
-          <w:color w:val="000000"/>
-          <w:sz w:val="22"/>
+          <w:rFonts w:ascii="Times New Roman" w:hAnsi="Times New Roman" w:eastAsia="SimSun"/>
+          <w:b w:val="0"/>
+          <w:color w:val="000000"/>
+          <w:sz w:val="21"/>
         </w:rPr>
         <w:t xml:space="preserve"> 和 </w:t>
       </w:r>
       <w:r>
         <w:rPr>
-          <w:rFonts w:ascii="Calibri" w:hAnsi="Calibri" w:eastAsia="Microsoft YaHei"/>
-          <w:b w:val="0"/>
-          <w:color w:val="000000"/>
-          <w:sz w:val="21"/>
-          <w:shd w:fill="EEF2F6"/>
+          <w:rFonts w:ascii="Times New Roman" w:hAnsi="Times New Roman" w:eastAsia="SimSun"/>
+          <w:b w:val="0"/>
+          <w:color w:val="000000"/>
+          <w:sz w:val="21"/>
         </w:rPr>
         <w:t>pi_splitcnt</w:t>
       </w:r>
       <w:r>
         <w:rPr>
-          <w:rFonts w:ascii="Calibri" w:hAnsi="Calibri" w:eastAsia="Microsoft YaHei"/>
-          <w:b w:val="0"/>
-          <w:color w:val="000000"/>
-          <w:sz w:val="22"/>
+          <w:rFonts w:ascii="Times New Roman" w:hAnsi="Times New Roman" w:eastAsia="SimSun"/>
+          <w:b w:val="0"/>
+          <w:color w:val="000000"/>
+          <w:sz w:val="21"/>
         </w:rPr>
         <w:t xml:space="preserve">。若不存在 </w:t>
       </w:r>
       <w:r>
         <w:rPr>
-          <w:rFonts w:ascii="Calibri" w:hAnsi="Calibri" w:eastAsia="Microsoft YaHei"/>
-          <w:b w:val="0"/>
-          <w:color w:val="000000"/>
-          <w:sz w:val="21"/>
-          <w:shd w:fill="EEF2F6"/>
+          <w:rFonts w:ascii="Times New Roman" w:hAnsi="Times New Roman" w:eastAsia="SimSun"/>
+          <w:b w:val="0"/>
+          <w:color w:val="000000"/>
+          <w:sz w:val="21"/>
         </w:rPr>
         <w:t>Pi_split_flag='Y'</w:t>
       </w:r>
       <w:r>
         <w:rPr>
-          <w:rFonts w:ascii="Calibri" w:hAnsi="Calibri" w:eastAsia="Microsoft YaHei"/>
-          <w:b w:val="0"/>
-          <w:color w:val="000000"/>
-          <w:sz w:val="22"/>
+          <w:rFonts w:ascii="Times New Roman" w:hAnsi="Times New Roman" w:eastAsia="SimSun"/>
+          <w:b w:val="0"/>
+          <w:color w:val="000000"/>
+          <w:sz w:val="21"/>
         </w:rPr>
         <w:t xml:space="preserve"> 的可作业机台，则剔除该 Lot。</w:t>
       </w:r>
@@ -2784,10 +2727,10 @@
       </w:pPr>
       <w:r>
         <w:rPr>
-          <w:rFonts w:ascii="Calibri" w:hAnsi="Calibri" w:eastAsia="Microsoft YaHei"/>
-          <w:b w:val="0"/>
-          <w:color w:val="000000"/>
-          <w:sz w:val="22"/>
+          <w:rFonts w:ascii="Times New Roman" w:hAnsi="Times New Roman" w:eastAsia="SimSun"/>
+          <w:b w:val="0"/>
+          <w:color w:val="000000"/>
+          <w:sz w:val="21"/>
         </w:rPr>
         <w:t>继续检查 EQPStatus、LCC、Capability、Recipe、PPID 和 Global Reason；存在卡控时剔除对应机台。</w:t>
       </w:r>
@@ -2798,143 +2741,136 @@
       </w:pPr>
       <w:r>
         <w:rPr>
-          <w:rFonts w:ascii="Calibri" w:hAnsi="Calibri" w:eastAsia="Microsoft YaHei"/>
-          <w:b w:val="0"/>
-          <w:color w:val="000000"/>
-          <w:sz w:val="22"/>
+          <w:rFonts w:ascii="Times New Roman" w:hAnsi="Times New Roman" w:eastAsia="SimSun"/>
+          <w:b w:val="0"/>
+          <w:color w:val="000000"/>
+          <w:sz w:val="21"/>
         </w:rPr>
         <w:t xml:space="preserve">按 </w:t>
       </w:r>
       <w:r>
         <w:rPr>
-          <w:rFonts w:ascii="Calibri" w:hAnsi="Calibri" w:eastAsia="Microsoft YaHei"/>
-          <w:b w:val="0"/>
-          <w:color w:val="000000"/>
-          <w:sz w:val="21"/>
-          <w:shd w:fill="EEF2F6"/>
+          <w:rFonts w:ascii="Times New Roman" w:hAnsi="Times New Roman" w:eastAsia="SimSun"/>
+          <w:b w:val="0"/>
+          <w:color w:val="000000"/>
+          <w:sz w:val="21"/>
         </w:rPr>
         <w:t>Lot + STN + Reticle</w:t>
       </w:r>
       <w:r>
         <w:rPr>
-          <w:rFonts w:ascii="Calibri" w:hAnsi="Calibri" w:eastAsia="Microsoft YaHei"/>
-          <w:b w:val="0"/>
-          <w:color w:val="000000"/>
-          <w:sz w:val="22"/>
+          <w:rFonts w:ascii="Times New Roman" w:hAnsi="Times New Roman" w:eastAsia="SimSun"/>
+          <w:b w:val="0"/>
+          <w:color w:val="000000"/>
+          <w:sz w:val="21"/>
         </w:rPr>
         <w:t xml:space="preserve"> 从 </w:t>
       </w:r>
       <w:r>
         <w:rPr>
-          <w:rFonts w:ascii="Calibri" w:hAnsi="Calibri" w:eastAsia="Microsoft YaHei"/>
-          <w:b w:val="0"/>
-          <w:color w:val="000000"/>
-          <w:sz w:val="21"/>
-          <w:shd w:fill="EEF2F6"/>
+          <w:rFonts w:ascii="Times New Roman" w:hAnsi="Times New Roman" w:eastAsia="SimSun"/>
+          <w:b w:val="0"/>
+          <w:color w:val="000000"/>
+          <w:sz w:val="21"/>
         </w:rPr>
         <w:t>rtd_r2r_litho_context_ovl</w:t>
       </w:r>
       <w:r>
         <w:rPr>
-          <w:rFonts w:ascii="Calibri" w:hAnsi="Calibri" w:eastAsia="Microsoft YaHei"/>
-          <w:b w:val="0"/>
-          <w:color w:val="000000"/>
-          <w:sz w:val="22"/>
+          <w:rFonts w:ascii="Times New Roman" w:hAnsi="Times New Roman" w:eastAsia="SimSun"/>
+          <w:b w:val="0"/>
+          <w:color w:val="000000"/>
+          <w:sz w:val="21"/>
         </w:rPr>
         <w:t>、</w:t>
       </w:r>
       <w:r>
         <w:rPr>
-          <w:rFonts w:ascii="Calibri" w:hAnsi="Calibri" w:eastAsia="Microsoft YaHei"/>
-          <w:b w:val="0"/>
-          <w:color w:val="000000"/>
-          <w:sz w:val="21"/>
-          <w:shd w:fill="EEF2F6"/>
+          <w:rFonts w:ascii="Times New Roman" w:hAnsi="Times New Roman" w:eastAsia="SimSun"/>
+          <w:b w:val="0"/>
+          <w:color w:val="000000"/>
+          <w:sz w:val="21"/>
         </w:rPr>
         <w:t>rtd_r2r_litho_context_cd</w:t>
       </w:r>
       <w:r>
         <w:rPr>
-          <w:rFonts w:ascii="Calibri" w:hAnsi="Calibri" w:eastAsia="Microsoft YaHei"/>
-          <w:b w:val="0"/>
-          <w:color w:val="000000"/>
-          <w:sz w:val="22"/>
+          <w:rFonts w:ascii="Times New Roman" w:hAnsi="Times New Roman" w:eastAsia="SimSun"/>
+          <w:b w:val="0"/>
+          <w:color w:val="000000"/>
+          <w:sz w:val="21"/>
         </w:rPr>
         <w:t xml:space="preserve"> 匹配 Context。OVL、CD 状态均须属于 </w:t>
       </w:r>
       <w:r>
         <w:rPr>
-          <w:rFonts w:ascii="Calibri" w:hAnsi="Calibri" w:eastAsia="Microsoft YaHei"/>
-          <w:b w:val="0"/>
-          <w:color w:val="000000"/>
-          <w:sz w:val="21"/>
-          <w:shd w:fill="EEF2F6"/>
+          <w:rFonts w:ascii="Times New Roman" w:hAnsi="Times New Roman" w:eastAsia="SimSun"/>
+          <w:b w:val="0"/>
+          <w:color w:val="000000"/>
+          <w:sz w:val="21"/>
         </w:rPr>
         <w:t>PIRUNON</w:t>
       </w:r>
       <w:r>
         <w:rPr>
-          <w:rFonts w:ascii="Calibri" w:hAnsi="Calibri" w:eastAsia="Microsoft YaHei"/>
-          <w:b w:val="0"/>
-          <w:color w:val="000000"/>
-          <w:sz w:val="22"/>
+          <w:rFonts w:ascii="Times New Roman" w:hAnsi="Times New Roman" w:eastAsia="SimSun"/>
+          <w:b w:val="0"/>
+          <w:color w:val="000000"/>
+          <w:sz w:val="21"/>
         </w:rPr>
         <w:t>、</w:t>
       </w:r>
       <w:r>
         <w:rPr>
-          <w:rFonts w:ascii="Calibri" w:hAnsi="Calibri" w:eastAsia="Microsoft YaHei"/>
-          <w:b w:val="0"/>
-          <w:color w:val="000000"/>
-          <w:sz w:val="21"/>
-          <w:shd w:fill="EEF2F6"/>
+          <w:rFonts w:ascii="Times New Roman" w:hAnsi="Times New Roman" w:eastAsia="SimSun"/>
+          <w:b w:val="0"/>
+          <w:color w:val="000000"/>
+          <w:sz w:val="21"/>
         </w:rPr>
         <w:t>ON</w:t>
       </w:r>
       <w:r>
         <w:rPr>
-          <w:rFonts w:ascii="Calibri" w:hAnsi="Calibri" w:eastAsia="Microsoft YaHei"/>
-          <w:b w:val="0"/>
-          <w:color w:val="000000"/>
-          <w:sz w:val="22"/>
+          <w:rFonts w:ascii="Times New Roman" w:hAnsi="Times New Roman" w:eastAsia="SimSun"/>
+          <w:b w:val="0"/>
+          <w:color w:val="000000"/>
+          <w:sz w:val="21"/>
         </w:rPr>
         <w:t>、</w:t>
       </w:r>
       <w:r>
         <w:rPr>
-          <w:rFonts w:ascii="Calibri" w:hAnsi="Calibri" w:eastAsia="Microsoft YaHei"/>
-          <w:b w:val="0"/>
-          <w:color w:val="000000"/>
-          <w:sz w:val="21"/>
-          <w:shd w:fill="EEF2F6"/>
+          <w:rFonts w:ascii="Times New Roman" w:hAnsi="Times New Roman" w:eastAsia="SimSun"/>
+          <w:b w:val="0"/>
+          <w:color w:val="000000"/>
+          <w:sz w:val="21"/>
         </w:rPr>
         <w:t>Fixed</w:t>
       </w:r>
       <w:r>
         <w:rPr>
-          <w:rFonts w:ascii="Calibri" w:hAnsi="Calibri" w:eastAsia="Microsoft YaHei"/>
-          <w:b w:val="0"/>
-          <w:color w:val="000000"/>
-          <w:sz w:val="22"/>
+          <w:rFonts w:ascii="Times New Roman" w:hAnsi="Times New Roman" w:eastAsia="SimSun"/>
+          <w:b w:val="0"/>
+          <w:color w:val="000000"/>
+          <w:sz w:val="21"/>
         </w:rPr>
         <w:t xml:space="preserve">，且不存在 R2R Reason。若同一 Lot 的有效 </w:t>
       </w:r>
       <w:r>
         <w:rPr>
-          <w:rFonts w:ascii="Calibri" w:hAnsi="Calibri" w:eastAsia="Microsoft YaHei"/>
-          <w:b w:val="0"/>
-          <w:color w:val="000000"/>
-          <w:sz w:val="21"/>
-          <w:shd w:fill="EEF2F6"/>
+          <w:rFonts w:ascii="Times New Roman" w:hAnsi="Times New Roman" w:eastAsia="SimSun"/>
+          <w:b w:val="0"/>
+          <w:color w:val="000000"/>
+          <w:sz w:val="21"/>
         </w:rPr>
         <w:t>ContextCount&gt;1</w:t>
       </w:r>
       <w:r>
         <w:rPr>
-          <w:rFonts w:ascii="Calibri" w:hAnsi="Calibri" w:eastAsia="Microsoft YaHei"/>
-          <w:b w:val="0"/>
-          <w:color w:val="000000"/>
-          <w:sz w:val="22"/>
+          <w:rFonts w:ascii="Times New Roman" w:hAnsi="Times New Roman" w:eastAsia="SimSun"/>
+          <w:b w:val="0"/>
+          <w:color w:val="000000"/>
+          <w:sz w:val="21"/>
         </w:rPr>
         <w:t>，按多路径 Lot 剔除。</w:t>
       </w:r>
@@ -2977,20 +2913,19 @@
       </w:pPr>
       <w:r>
         <w:rPr>
-          <w:rFonts w:ascii="Calibri" w:hAnsi="Calibri" w:eastAsia="Microsoft YaHei"/>
-          <w:b w:val="0"/>
-          <w:color w:val="000000"/>
-          <w:sz w:val="21"/>
-          <w:shd w:fill="EEF2F6"/>
+          <w:rFonts w:ascii="Times New Roman" w:hAnsi="Times New Roman" w:eastAsia="SimSun"/>
+          <w:b w:val="0"/>
+          <w:color w:val="000000"/>
+          <w:sz w:val="21"/>
         </w:rPr>
         <w:t>GapToLitho</w:t>
       </w:r>
       <w:r>
         <w:rPr>
-          <w:rFonts w:ascii="Calibri" w:hAnsi="Calibri" w:eastAsia="Microsoft YaHei"/>
-          <w:b w:val="0"/>
-          <w:color w:val="000000"/>
-          <w:sz w:val="22"/>
+          <w:rFonts w:ascii="Times New Roman" w:hAnsi="Times New Roman" w:eastAsia="SimSun"/>
+          <w:b w:val="0"/>
+          <w:color w:val="000000"/>
+          <w:sz w:val="21"/>
         </w:rPr>
         <w:t>：Lot 当前站点距 Litho 站点的剩余 Step 数。</w:t>
       </w:r>
@@ -3005,58 +2940,55 @@
       </w:pPr>
       <w:r>
         <w:rPr>
-          <w:rFonts w:ascii="Calibri" w:hAnsi="Calibri" w:eastAsia="Microsoft YaHei"/>
-          <w:b w:val="0"/>
-          <w:color w:val="000000"/>
-          <w:sz w:val="21"/>
-          <w:shd w:fill="EEF2F6"/>
+          <w:rFonts w:ascii="Times New Roman" w:hAnsi="Times New Roman" w:eastAsia="SimSun"/>
+          <w:b w:val="0"/>
+          <w:color w:val="000000"/>
+          <w:sz w:val="21"/>
         </w:rPr>
         <w:t>SplitCntMatched</w:t>
       </w:r>
       <w:r>
         <w:rPr>
-          <w:rFonts w:ascii="Calibri" w:hAnsi="Calibri" w:eastAsia="Microsoft YaHei"/>
-          <w:b w:val="0"/>
-          <w:color w:val="000000"/>
-          <w:sz w:val="22"/>
+          <w:rFonts w:ascii="Times New Roman" w:hAnsi="Times New Roman" w:eastAsia="SimSun"/>
+          <w:b w:val="0"/>
+          <w:color w:val="000000"/>
+          <w:sz w:val="21"/>
         </w:rPr>
         <w:t>：</w:t>
       </w:r>
       <w:r>
         <w:rPr>
-          <w:rFonts w:ascii="Calibri" w:hAnsi="Calibri" w:eastAsia="Microsoft YaHei"/>
-          <w:b w:val="0"/>
-          <w:color w:val="000000"/>
-          <w:sz w:val="21"/>
-          <w:shd w:fill="EEF2F6"/>
+          <w:rFonts w:ascii="Times New Roman" w:hAnsi="Times New Roman" w:eastAsia="SimSun"/>
+          <w:b w:val="0"/>
+          <w:color w:val="000000"/>
+          <w:sz w:val="21"/>
         </w:rPr>
         <w:t>componentqty&gt;=pi_splitcnt</w:t>
       </w:r>
       <w:r>
         <w:rPr>
-          <w:rFonts w:ascii="Calibri" w:hAnsi="Calibri" w:eastAsia="Microsoft YaHei"/>
-          <w:b w:val="0"/>
-          <w:color w:val="000000"/>
-          <w:sz w:val="22"/>
+          <w:rFonts w:ascii="Times New Roman" w:hAnsi="Times New Roman" w:eastAsia="SimSun"/>
+          <w:b w:val="0"/>
+          <w:color w:val="000000"/>
+          <w:sz w:val="21"/>
         </w:rPr>
         <w:t xml:space="preserve"> 时为 1，否则为 0。</w:t>
       </w:r>
       <w:r>
         <w:rPr>
-          <w:rFonts w:ascii="Calibri" w:hAnsi="Calibri" w:eastAsia="Microsoft YaHei"/>
-          <w:b w:val="0"/>
-          <w:color w:val="000000"/>
-          <w:sz w:val="21"/>
-          <w:shd w:fill="EEF2F6"/>
+          <w:rFonts w:ascii="Times New Roman" w:hAnsi="Times New Roman" w:eastAsia="SimSun"/>
+          <w:b w:val="0"/>
+          <w:color w:val="000000"/>
+          <w:sz w:val="21"/>
         </w:rPr>
         <w:t>pi_splitcnt</w:t>
       </w:r>
       <w:r>
         <w:rPr>
-          <w:rFonts w:ascii="Calibri" w:hAnsi="Calibri" w:eastAsia="Microsoft YaHei"/>
-          <w:b w:val="0"/>
-          <w:color w:val="000000"/>
-          <w:sz w:val="22"/>
+          <w:rFonts w:ascii="Times New Roman" w:hAnsi="Times New Roman" w:eastAsia="SimSun"/>
+          <w:b w:val="0"/>
+          <w:color w:val="000000"/>
+          <w:sz w:val="21"/>
         </w:rPr>
         <w:t xml:space="preserve"> 无效时按默认值 4 计算。</w:t>
       </w:r>
@@ -3071,77 +3003,73 @@
       </w:pPr>
       <w:r>
         <w:rPr>
-          <w:rFonts w:ascii="Calibri" w:hAnsi="Calibri" w:eastAsia="Microsoft YaHei"/>
-          <w:b w:val="0"/>
-          <w:color w:val="000000"/>
-          <w:sz w:val="21"/>
-          <w:shd w:fill="EEF2F6"/>
+          <w:rFonts w:ascii="Times New Roman" w:hAnsi="Times New Roman" w:eastAsia="SimSun"/>
+          <w:b w:val="0"/>
+          <w:color w:val="000000"/>
+          <w:sz w:val="21"/>
         </w:rPr>
         <w:t>RequiredChuckCount</w:t>
       </w:r>
       <w:r>
         <w:rPr>
-          <w:rFonts w:ascii="Calibri" w:hAnsi="Calibri" w:eastAsia="Microsoft YaHei"/>
-          <w:b w:val="0"/>
-          <w:color w:val="000000"/>
-          <w:sz w:val="22"/>
+          <w:rFonts w:ascii="Times New Roman" w:hAnsi="Times New Roman" w:eastAsia="SimSun"/>
+          <w:b w:val="0"/>
+          <w:color w:val="000000"/>
+          <w:sz w:val="21"/>
         </w:rPr>
         <w:t xml:space="preserve">：存在 </w:t>
       </w:r>
       <w:r>
         <w:rPr>
-          <w:rFonts w:ascii="Calibri" w:hAnsi="Calibri" w:eastAsia="Microsoft YaHei"/>
-          <w:b w:val="0"/>
-          <w:color w:val="000000"/>
-          <w:sz w:val="21"/>
-          <w:shd w:fill="EEF2F6"/>
+          <w:rFonts w:ascii="Times New Roman" w:hAnsi="Times New Roman" w:eastAsia="SimSun"/>
+          <w:b w:val="0"/>
+          <w:color w:val="000000"/>
+          <w:sz w:val="21"/>
         </w:rPr>
         <w:t>prelayer</w:t>
       </w:r>
       <w:r>
         <w:rPr>
-          <w:rFonts w:ascii="Calibri" w:hAnsi="Calibri" w:eastAsia="Microsoft YaHei"/>
-          <w:b w:val="0"/>
-          <w:color w:val="000000"/>
-          <w:sz w:val="22"/>
+          <w:rFonts w:ascii="Times New Roman" w:hAnsi="Times New Roman" w:eastAsia="SimSun"/>
+          <w:b w:val="0"/>
+          <w:color w:val="000000"/>
+          <w:sz w:val="21"/>
         </w:rPr>
         <w:t xml:space="preserve"> 时读取 </w:t>
       </w:r>
       <w:r>
         <w:rPr>
-          <w:rFonts w:ascii="Calibri" w:hAnsi="Calibri" w:eastAsia="Microsoft YaHei"/>
-          <w:b w:val="0"/>
-          <w:color w:val="000000"/>
-          <w:sz w:val="21"/>
-          <w:shd w:fill="EEF2F6"/>
+          <w:rFonts w:ascii="Times New Roman" w:hAnsi="Times New Roman" w:eastAsia="SimSun"/>
+          <w:b w:val="0"/>
+          <w:color w:val="000000"/>
+          <w:sz w:val="21"/>
         </w:rPr>
         <w:t>r2r_litho_waferhistory</w:t>
       </w:r>
       <w:r>
         <w:rPr>
-          <w:rFonts w:ascii="Calibri" w:hAnsi="Calibri" w:eastAsia="Microsoft YaHei"/>
-          <w:b w:val="0"/>
-          <w:color w:val="000000"/>
-          <w:sz w:val="22"/>
+          <w:rFonts w:ascii="Times New Roman" w:hAnsi="Times New Roman" w:eastAsia="SimSun"/>
+          <w:b w:val="0"/>
+          <w:color w:val="000000"/>
+          <w:sz w:val="21"/>
         </w:rPr>
         <w:t xml:space="preserve"> 的 Chuck；否则读取 </w:t>
       </w:r>
       <w:r>
         <w:rPr>
-          <w:rFonts w:ascii="Calibri" w:hAnsi="Calibri" w:eastAsia="Microsoft YaHei"/>
-          <w:b w:val="0"/>
-          <w:color w:val="000000"/>
-          <w:sz w:val="21"/>
-          <w:shd w:fill="EEF2F6"/>
+          <w:rFonts w:ascii="Times New Roman" w:hAnsi="Times New Roman" w:eastAsia="SimSun"/>
+          <w:b w:val="0"/>
+          <w:color w:val="000000"/>
+          <w:sz w:val="21"/>
         </w:rPr>
         <w:t>fsmaterialassociation</w:t>
       </w:r>
       <w:r>
         <w:rPr>
-          <w:rFonts w:ascii="Calibri" w:hAnsi="Calibri" w:eastAsia="Microsoft YaHei"/>
-          <w:b w:val="0"/>
-          <w:color w:val="000000"/>
-          <w:sz w:val="22"/>
+          <w:rFonts w:ascii="Times New Roman" w:hAnsi="Times New Roman" w:eastAsia="SimSun"/>
+          <w:b w:val="0"/>
+          <w:color w:val="000000"/>
+          <w:sz w:val="21"/>
         </w:rPr>
         <w:t xml:space="preserve"> 的 Slot。C1/C2 或奇偶 Slot 各至少 2 片时为 1，否则为 0。</w:t>
       </w:r>
@@ -3156,20 +3084,19 @@
       </w:pPr>
       <w:r>
         <w:rPr>
-          <w:rFonts w:ascii="Calibri" w:hAnsi="Calibri" w:eastAsia="Microsoft YaHei"/>
-          <w:b w:val="0"/>
-          <w:color w:val="000000"/>
-          <w:sz w:val="21"/>
-          <w:shd w:fill="EEF2F6"/>
+          <w:rFonts w:ascii="Times New Roman" w:hAnsi="Times New Roman" w:eastAsia="SimSun"/>
+          <w:b w:val="0"/>
+          <w:color w:val="000000"/>
+          <w:sz w:val="21"/>
         </w:rPr>
         <w:t>BulletLot</w:t>
       </w:r>
       <w:r>
         <w:rPr>
-          <w:rFonts w:ascii="Calibri" w:hAnsi="Calibri" w:eastAsia="Microsoft YaHei"/>
-          <w:b w:val="0"/>
-          <w:color w:val="000000"/>
-          <w:sz w:val="22"/>
+          <w:rFonts w:ascii="Times New Roman" w:hAnsi="Times New Roman" w:eastAsia="SimSun"/>
+          <w:b w:val="0"/>
+          <w:color w:val="000000"/>
+          <w:sz w:val="21"/>
         </w:rPr>
         <w:t>：沿用现有空扣或空 LP Lot 判断。</w:t>
       </w:r>
@@ -3184,39 +3111,37 @@
       </w:pPr>
       <w:r>
         <w:rPr>
-          <w:rFonts w:ascii="Calibri" w:hAnsi="Calibri" w:eastAsia="Microsoft YaHei"/>
-          <w:b w:val="0"/>
-          <w:color w:val="000000"/>
-          <w:sz w:val="21"/>
-          <w:shd w:fill="EEF2F6"/>
+          <w:rFonts w:ascii="Times New Roman" w:hAnsi="Times New Roman" w:eastAsia="SimSun"/>
+          <w:b w:val="0"/>
+          <w:color w:val="000000"/>
+          <w:sz w:val="21"/>
         </w:rPr>
         <w:t>RemainQ</w:t>
       </w:r>
       <w:r>
         <w:rPr>
-          <w:rFonts w:ascii="Calibri" w:hAnsi="Calibri" w:eastAsia="Microsoft YaHei"/>
-          <w:b w:val="0"/>
-          <w:color w:val="000000"/>
-          <w:sz w:val="22"/>
+          <w:rFonts w:ascii="Times New Roman" w:hAnsi="Times New Roman" w:eastAsia="SimSun"/>
+          <w:b w:val="0"/>
+          <w:color w:val="000000"/>
+          <w:sz w:val="21"/>
         </w:rPr>
         <w:t xml:space="preserve">：取实际剩余 Queue Time；空值按 </w:t>
       </w:r>
       <w:r>
         <w:rPr>
-          <w:rFonts w:ascii="Calibri" w:hAnsi="Calibri" w:eastAsia="Microsoft YaHei"/>
-          <w:b w:val="0"/>
-          <w:color w:val="000000"/>
-          <w:sz w:val="21"/>
-          <w:shd w:fill="EEF2F6"/>
+          <w:rFonts w:ascii="Times New Roman" w:hAnsi="Times New Roman" w:eastAsia="SimSun"/>
+          <w:b w:val="0"/>
+          <w:color w:val="000000"/>
+          <w:sz w:val="21"/>
         </w:rPr>
         <w:t>9999 h</w:t>
       </w:r>
       <w:r>
         <w:rPr>
-          <w:rFonts w:ascii="Calibri" w:hAnsi="Calibri" w:eastAsia="Microsoft YaHei"/>
-          <w:b w:val="0"/>
-          <w:color w:val="000000"/>
-          <w:sz w:val="22"/>
+          <w:rFonts w:ascii="Times New Roman" w:hAnsi="Times New Roman" w:eastAsia="SimSun"/>
+          <w:b w:val="0"/>
+          <w:color w:val="000000"/>
+          <w:sz w:val="21"/>
         </w:rPr>
         <w:t>。</w:t>
       </w:r>
@@ -3231,77 +3156,73 @@
       </w:pPr>
       <w:r>
         <w:rPr>
-          <w:rFonts w:ascii="Calibri" w:hAnsi="Calibri" w:eastAsia="Microsoft YaHei"/>
-          <w:b w:val="0"/>
-          <w:color w:val="000000"/>
-          <w:sz w:val="21"/>
-          <w:shd w:fill="EEF2F6"/>
+          <w:rFonts w:ascii="Times New Roman" w:hAnsi="Times New Roman" w:eastAsia="SimSun"/>
+          <w:b w:val="0"/>
+          <w:color w:val="000000"/>
+          <w:sz w:val="21"/>
         </w:rPr>
         <w:t>KeyLot</w:t>
       </w:r>
       <w:r>
         <w:rPr>
-          <w:rFonts w:ascii="Calibri" w:hAnsi="Calibri" w:eastAsia="Microsoft YaHei"/>
-          <w:b w:val="0"/>
-          <w:color w:val="000000"/>
-          <w:sz w:val="22"/>
+          <w:rFonts w:ascii="Times New Roman" w:hAnsi="Times New Roman" w:eastAsia="SimSun"/>
+          <w:b w:val="0"/>
+          <w:color w:val="000000"/>
+          <w:sz w:val="21"/>
         </w:rPr>
         <w:t>：</w:t>
       </w:r>
       <w:r>
         <w:rPr>
-          <w:rFonts w:ascii="Calibri" w:hAnsi="Calibri" w:eastAsia="Microsoft YaHei"/>
-          <w:b w:val="0"/>
-          <w:color w:val="000000"/>
-          <w:sz w:val="21"/>
-          <w:shd w:fill="EEF2F6"/>
+          <w:rFonts w:ascii="Times New Roman" w:hAnsi="Times New Roman" w:eastAsia="SimSun"/>
+          <w:b w:val="0"/>
+          <w:color w:val="000000"/>
+          <w:sz w:val="21"/>
         </w:rPr>
         <w:t>quota_applyinfo</w:t>
       </w:r>
       <w:r>
         <w:rPr>
-          <w:rFonts w:ascii="Calibri" w:hAnsi="Calibri" w:eastAsia="Microsoft YaHei"/>
-          <w:b w:val="0"/>
-          <w:color w:val="000000"/>
-          <w:sz w:val="22"/>
+          <w:rFonts w:ascii="Times New Roman" w:hAnsi="Times New Roman" w:eastAsia="SimSun"/>
+          <w:b w:val="0"/>
+          <w:color w:val="000000"/>
+          <w:sz w:val="21"/>
         </w:rPr>
         <w:t xml:space="preserve"> 中 </w:t>
       </w:r>
       <w:r>
         <w:rPr>
-          <w:rFonts w:ascii="Calibri" w:hAnsi="Calibri" w:eastAsia="Microsoft YaHei"/>
-          <w:b w:val="0"/>
-          <w:color w:val="000000"/>
-          <w:sz w:val="21"/>
-          <w:shd w:fill="EEF2F6"/>
+          <w:rFonts w:ascii="Times New Roman" w:hAnsi="Times New Roman" w:eastAsia="SimSun"/>
+          <w:b w:val="0"/>
+          <w:color w:val="000000"/>
+          <w:sz w:val="21"/>
         </w:rPr>
         <w:t>KeyLot=1</w:t>
       </w:r>
       <w:r>
         <w:rPr>
-          <w:rFonts w:ascii="Calibri" w:hAnsi="Calibri" w:eastAsia="Microsoft YaHei"/>
-          <w:b w:val="0"/>
-          <w:color w:val="000000"/>
-          <w:sz w:val="22"/>
+          <w:rFonts w:ascii="Times New Roman" w:hAnsi="Times New Roman" w:eastAsia="SimSun"/>
+          <w:b w:val="0"/>
+          <w:color w:val="000000"/>
+          <w:sz w:val="21"/>
         </w:rPr>
         <w:t xml:space="preserve"> 且 </w:t>
       </w:r>
       <w:r>
         <w:rPr>
-          <w:rFonts w:ascii="Calibri" w:hAnsi="Calibri" w:eastAsia="Microsoft YaHei"/>
-          <w:b w:val="0"/>
-          <w:color w:val="000000"/>
-          <w:sz w:val="21"/>
-          <w:shd w:fill="EEF2F6"/>
+          <w:rFonts w:ascii="Times New Roman" w:hAnsi="Times New Roman" w:eastAsia="SimSun"/>
+          <w:b w:val="0"/>
+          <w:color w:val="000000"/>
+          <w:sz w:val="21"/>
         </w:rPr>
         <w:t>Status='CONFIRM'</w:t>
       </w:r>
       <w:r>
         <w:rPr>
-          <w:rFonts w:ascii="Calibri" w:hAnsi="Calibri" w:eastAsia="Microsoft YaHei"/>
-          <w:b w:val="0"/>
-          <w:color w:val="000000"/>
-          <w:sz w:val="22"/>
+          <w:rFonts w:ascii="Times New Roman" w:hAnsi="Times New Roman" w:eastAsia="SimSun"/>
+          <w:b w:val="0"/>
+          <w:color w:val="000000"/>
+          <w:sz w:val="21"/>
         </w:rPr>
         <w:t xml:space="preserve"> 时为 1，否则为 0。</w:t>
       </w:r>
@@ -3312,20 +3233,19 @@
       </w:pPr>
       <w:r>
         <w:rPr>
-          <w:rFonts w:ascii="Calibri" w:hAnsi="Calibri" w:eastAsia="Microsoft YaHei"/>
-          <w:b w:val="0"/>
-          <w:color w:val="000000"/>
-          <w:sz w:val="21"/>
-          <w:shd w:fill="EEF2F6"/>
+          <w:rFonts w:ascii="Times New Roman" w:hAnsi="Times New Roman" w:eastAsia="SimSun"/>
+          <w:b w:val="0"/>
+          <w:color w:val="000000"/>
+          <w:sz w:val="21"/>
         </w:rPr>
         <w:t>RTDRank</w:t>
       </w:r>
       <w:r>
         <w:rPr>
-          <w:rFonts w:ascii="Calibri" w:hAnsi="Calibri" w:eastAsia="Microsoft YaHei"/>
-          <w:b w:val="0"/>
-          <w:color w:val="000000"/>
-          <w:sz w:val="22"/>
+          <w:rFonts w:ascii="Times New Roman" w:hAnsi="Times New Roman" w:eastAsia="SimSun"/>
+          <w:b w:val="0"/>
+          <w:color w:val="000000"/>
+          <w:sz w:val="21"/>
         </w:rPr>
         <w:t xml:space="preserve"> 排序优先级如下：</w:t>
       </w:r>
@@ -3340,20 +3260,19 @@
       </w:pPr>
       <w:r>
         <w:rPr>
-          <w:rFonts w:ascii="Calibri" w:hAnsi="Calibri" w:eastAsia="Microsoft YaHei"/>
-          <w:b w:val="0"/>
-          <w:color w:val="000000"/>
-          <w:sz w:val="21"/>
-          <w:shd w:fill="EEF2F6"/>
+          <w:rFonts w:ascii="Times New Roman" w:hAnsi="Times New Roman" w:eastAsia="SimSun"/>
+          <w:b w:val="0"/>
+          <w:color w:val="000000"/>
+          <w:sz w:val="21"/>
         </w:rPr>
         <w:t>GapToLitho ASC</w:t>
       </w:r>
       <w:r>
         <w:rPr>
-          <w:rFonts w:ascii="Calibri" w:hAnsi="Calibri" w:eastAsia="Microsoft YaHei"/>
-          <w:b w:val="0"/>
-          <w:color w:val="000000"/>
-          <w:sz w:val="22"/>
+          <w:rFonts w:ascii="Times New Roman" w:hAnsi="Times New Roman" w:eastAsia="SimSun"/>
+          <w:b w:val="0"/>
+          <w:color w:val="000000"/>
+          <w:sz w:val="21"/>
         </w:rPr>
         <w:t>。</w:t>
       </w:r>
@@ -3368,20 +3287,19 @@
       </w:pPr>
       <w:r>
         <w:rPr>
-          <w:rFonts w:ascii="Calibri" w:hAnsi="Calibri" w:eastAsia="Microsoft YaHei"/>
-          <w:b w:val="0"/>
-          <w:color w:val="000000"/>
-          <w:sz w:val="21"/>
-          <w:shd w:fill="EEF2F6"/>
+          <w:rFonts w:ascii="Times New Roman" w:hAnsi="Times New Roman" w:eastAsia="SimSun"/>
+          <w:b w:val="0"/>
+          <w:color w:val="000000"/>
+          <w:sz w:val="21"/>
         </w:rPr>
         <w:t>SplitCntMatched DESC</w:t>
       </w:r>
       <w:r>
         <w:rPr>
-          <w:rFonts w:ascii="Calibri" w:hAnsi="Calibri" w:eastAsia="Microsoft YaHei"/>
-          <w:b w:val="0"/>
-          <w:color w:val="000000"/>
-          <w:sz w:val="22"/>
+          <w:rFonts w:ascii="Times New Roman" w:hAnsi="Times New Roman" w:eastAsia="SimSun"/>
+          <w:b w:val="0"/>
+          <w:color w:val="000000"/>
+          <w:sz w:val="21"/>
         </w:rPr>
         <w:t>。</w:t>
       </w:r>
@@ -3396,20 +3314,19 @@
       </w:pPr>
       <w:r>
         <w:rPr>
-          <w:rFonts w:ascii="Calibri" w:hAnsi="Calibri" w:eastAsia="Microsoft YaHei"/>
-          <w:b w:val="0"/>
-          <w:color w:val="000000"/>
-          <w:sz w:val="21"/>
-          <w:shd w:fill="EEF2F6"/>
+          <w:rFonts w:ascii="Times New Roman" w:hAnsi="Times New Roman" w:eastAsia="SimSun"/>
+          <w:b w:val="0"/>
+          <w:color w:val="000000"/>
+          <w:sz w:val="21"/>
         </w:rPr>
         <w:t>RequiredChuckCount DESC</w:t>
       </w:r>
       <w:r>
         <w:rPr>
-          <w:rFonts w:ascii="Calibri" w:hAnsi="Calibri" w:eastAsia="Microsoft YaHei"/>
-          <w:b w:val="0"/>
-          <w:color w:val="000000"/>
-          <w:sz w:val="22"/>
+          <w:rFonts w:ascii="Times New Roman" w:hAnsi="Times New Roman" w:eastAsia="SimSun"/>
+          <w:b w:val="0"/>
+          <w:color w:val="000000"/>
+          <w:sz w:val="21"/>
         </w:rPr>
         <w:t>。</w:t>
       </w:r>
@@ -3424,20 +3341,19 @@
       </w:pPr>
       <w:r>
         <w:rPr>
-          <w:rFonts w:ascii="Calibri" w:hAnsi="Calibri" w:eastAsia="Microsoft YaHei"/>
-          <w:b w:val="0"/>
-          <w:color w:val="000000"/>
-          <w:sz w:val="21"/>
-          <w:shd w:fill="EEF2F6"/>
+          <w:rFonts w:ascii="Times New Roman" w:hAnsi="Times New Roman" w:eastAsia="SimSun"/>
+          <w:b w:val="0"/>
+          <w:color w:val="000000"/>
+          <w:sz w:val="21"/>
         </w:rPr>
         <w:t>BulletLot DESC</w:t>
       </w:r>
       <w:r>
         <w:rPr>
-          <w:rFonts w:ascii="Calibri" w:hAnsi="Calibri" w:eastAsia="Microsoft YaHei"/>
-          <w:b w:val="0"/>
-          <w:color w:val="000000"/>
-          <w:sz w:val="22"/>
+          <w:rFonts w:ascii="Times New Roman" w:hAnsi="Times New Roman" w:eastAsia="SimSun"/>
+          <w:b w:val="0"/>
+          <w:color w:val="000000"/>
+          <w:sz w:val="21"/>
         </w:rPr>
         <w:t>。</w:t>
       </w:r>
@@ -3452,20 +3368,19 @@
       </w:pPr>
       <w:r>
         <w:rPr>
-          <w:rFonts w:ascii="Calibri" w:hAnsi="Calibri" w:eastAsia="Microsoft YaHei"/>
-          <w:b w:val="0"/>
-          <w:color w:val="000000"/>
-          <w:sz w:val="21"/>
-          <w:shd w:fill="EEF2F6"/>
+          <w:rFonts w:ascii="Times New Roman" w:hAnsi="Times New Roman" w:eastAsia="SimSun"/>
+          <w:b w:val="0"/>
+          <w:color w:val="000000"/>
+          <w:sz w:val="21"/>
         </w:rPr>
         <w:t>RemainQ ASC</w:t>
       </w:r>
       <w:r>
         <w:rPr>
-          <w:rFonts w:ascii="Calibri" w:hAnsi="Calibri" w:eastAsia="Microsoft YaHei"/>
-          <w:b w:val="0"/>
-          <w:color w:val="000000"/>
-          <w:sz w:val="22"/>
+          <w:rFonts w:ascii="Times New Roman" w:hAnsi="Times New Roman" w:eastAsia="SimSun"/>
+          <w:b w:val="0"/>
+          <w:color w:val="000000"/>
+          <w:sz w:val="21"/>
         </w:rPr>
         <w:t>。</w:t>
       </w:r>
@@ -3480,20 +3395,19 @@
       </w:pPr>
       <w:r>
         <w:rPr>
-          <w:rFonts w:ascii="Calibri" w:hAnsi="Calibri" w:eastAsia="Microsoft YaHei"/>
-          <w:b w:val="0"/>
-          <w:color w:val="000000"/>
-          <w:sz w:val="21"/>
-          <w:shd w:fill="EEF2F6"/>
+          <w:rFonts w:ascii="Times New Roman" w:hAnsi="Times New Roman" w:eastAsia="SimSun"/>
+          <w:b w:val="0"/>
+          <w:color w:val="000000"/>
+          <w:sz w:val="21"/>
         </w:rPr>
         <w:t>KeyLot ASC</w:t>
       </w:r>
       <w:r>
         <w:rPr>
-          <w:rFonts w:ascii="Calibri" w:hAnsi="Calibri" w:eastAsia="Microsoft YaHei"/>
-          <w:b w:val="0"/>
-          <w:color w:val="000000"/>
-          <w:sz w:val="22"/>
+          <w:rFonts w:ascii="Times New Roman" w:hAnsi="Times New Roman" w:eastAsia="SimSun"/>
+          <w:b w:val="0"/>
+          <w:color w:val="000000"/>
+          <w:sz w:val="21"/>
         </w:rPr>
         <w:t>，即普通 Lot 优先于 Key Lot。</w:t>
       </w:r>
@@ -3508,20 +3422,19 @@
       </w:pPr>
       <w:r>
         <w:rPr>
-          <w:rFonts w:ascii="Calibri" w:hAnsi="Calibri" w:eastAsia="Microsoft YaHei"/>
-          <w:b w:val="0"/>
-          <w:color w:val="000000"/>
-          <w:sz w:val="21"/>
-          <w:shd w:fill="EEF2F6"/>
+          <w:rFonts w:ascii="Times New Roman" w:hAnsi="Times New Roman" w:eastAsia="SimSun"/>
+          <w:b w:val="0"/>
+          <w:color w:val="000000"/>
+          <w:sz w:val="21"/>
         </w:rPr>
         <w:t>lotid ASC</w:t>
       </w:r>
       <w:r>
         <w:rPr>
-          <w:rFonts w:ascii="Calibri" w:hAnsi="Calibri" w:eastAsia="Microsoft YaHei"/>
-          <w:b w:val="0"/>
-          <w:color w:val="000000"/>
-          <w:sz w:val="22"/>
+          <w:rFonts w:ascii="Times New Roman" w:hAnsi="Times New Roman" w:eastAsia="SimSun"/>
+          <w:b w:val="0"/>
+          <w:color w:val="000000"/>
+          <w:sz w:val="21"/>
         </w:rPr>
         <w:t>，作为最终 Tie-breaker。</w:t>
       </w:r>
@@ -3550,39 +3463,37 @@
       </w:pPr>
       <w:r>
         <w:rPr>
-          <w:rFonts w:ascii="Calibri" w:hAnsi="Calibri" w:eastAsia="Microsoft YaHei"/>
-          <w:b w:val="0"/>
-          <w:color w:val="000000"/>
-          <w:sz w:val="21"/>
-          <w:shd w:fill="EEF2F6"/>
+          <w:rFonts w:ascii="Times New Roman" w:hAnsi="Times New Roman" w:eastAsia="SimSun"/>
+          <w:b w:val="0"/>
+          <w:color w:val="000000"/>
+          <w:sz w:val="21"/>
         </w:rPr>
         <w:t>ReticleSTNRank</w:t>
       </w:r>
       <w:r>
         <w:rPr>
-          <w:rFonts w:ascii="Calibri" w:hAnsi="Calibri" w:eastAsia="Microsoft YaHei"/>
-          <w:b w:val="0"/>
-          <w:color w:val="000000"/>
-          <w:sz w:val="22"/>
+          <w:rFonts w:ascii="Times New Roman" w:hAnsi="Times New Roman" w:eastAsia="SimSun"/>
+          <w:b w:val="0"/>
+          <w:color w:val="000000"/>
+          <w:sz w:val="21"/>
         </w:rPr>
         <w:t xml:space="preserve">：第一轮优先 Reticle 当前所在 STN；后续轮次优先与上一轮相同的 </w:t>
       </w:r>
       <w:r>
         <w:rPr>
-          <w:rFonts w:ascii="Calibri" w:hAnsi="Calibri" w:eastAsia="Microsoft YaHei"/>
-          <w:b w:val="0"/>
-          <w:color w:val="000000"/>
-          <w:sz w:val="21"/>
-          <w:shd w:fill="EEF2F6"/>
+          <w:rFonts w:ascii="Times New Roman" w:hAnsi="Times New Roman" w:eastAsia="SimSun"/>
+          <w:b w:val="0"/>
+          <w:color w:val="000000"/>
+          <w:sz w:val="21"/>
         </w:rPr>
         <w:t>Reticle + STN</w:t>
       </w:r>
       <w:r>
         <w:rPr>
-          <w:rFonts w:ascii="Calibri" w:hAnsi="Calibri" w:eastAsia="Microsoft YaHei"/>
-          <w:b w:val="0"/>
-          <w:color w:val="000000"/>
-          <w:sz w:val="22"/>
+          <w:rFonts w:ascii="Times New Roman" w:hAnsi="Times New Roman" w:eastAsia="SimSun"/>
+          <w:b w:val="0"/>
+          <w:color w:val="000000"/>
+          <w:sz w:val="21"/>
         </w:rPr>
         <w:t xml:space="preserve"> 分组。</w:t>
       </w:r>
@@ -3597,20 +3508,19 @@
       </w:pPr>
       <w:r>
         <w:rPr>
-          <w:rFonts w:ascii="Calibri" w:hAnsi="Calibri" w:eastAsia="Microsoft YaHei"/>
-          <w:b w:val="0"/>
-          <w:color w:val="000000"/>
-          <w:sz w:val="21"/>
-          <w:shd w:fill="EEF2F6"/>
+          <w:rFonts w:ascii="Times New Roman" w:hAnsi="Times New Roman" w:eastAsia="SimSun"/>
+          <w:b w:val="0"/>
+          <w:color w:val="000000"/>
+          <w:sz w:val="21"/>
         </w:rPr>
         <w:t>ContextCandidateCount</w:t>
       </w:r>
       <w:r>
         <w:rPr>
-          <w:rFonts w:ascii="Calibri" w:hAnsi="Calibri" w:eastAsia="Microsoft YaHei"/>
-          <w:b w:val="0"/>
-          <w:color w:val="000000"/>
-          <w:sz w:val="22"/>
+          <w:rFonts w:ascii="Times New Roman" w:hAnsi="Times New Roman" w:eastAsia="SimSun"/>
+          <w:b w:val="0"/>
+          <w:color w:val="000000"/>
+          <w:sz w:val="21"/>
         </w:rPr>
         <w:t>：当前 Context 的候选 Lot 数量。</w:t>
       </w:r>
@@ -3625,20 +3535,19 @@
       </w:pPr>
       <w:r>
         <w:rPr>
-          <w:rFonts w:ascii="Calibri" w:hAnsi="Calibri" w:eastAsia="Microsoft YaHei"/>
-          <w:b w:val="0"/>
-          <w:color w:val="000000"/>
-          <w:sz w:val="21"/>
-          <w:shd w:fill="EEF2F6"/>
+          <w:rFonts w:ascii="Times New Roman" w:hAnsi="Times New Roman" w:eastAsia="SimSun"/>
+          <w:b w:val="0"/>
+          <w:color w:val="000000"/>
+          <w:sz w:val="21"/>
         </w:rPr>
         <w:t>ActualSTNPilotCount</w:t>
       </w:r>
       <w:r>
         <w:rPr>
-          <w:rFonts w:ascii="Calibri" w:hAnsi="Calibri" w:eastAsia="Microsoft YaHei"/>
-          <w:b w:val="0"/>
-          <w:color w:val="000000"/>
-          <w:sz w:val="22"/>
+          <w:rFonts w:ascii="Times New Roman" w:hAnsi="Times New Roman" w:eastAsia="SimSun"/>
+          <w:b w:val="0"/>
+          <w:color w:val="000000"/>
+          <w:sz w:val="21"/>
         </w:rPr>
         <w:t>：对应 STN 已选 Pilot Context 数量。</w:t>
       </w:r>
@@ -3649,86 +3558,82 @@
       </w:pPr>
       <w:r>
         <w:rPr>
-          <w:rFonts w:ascii="Calibri" w:hAnsi="Calibri" w:eastAsia="Microsoft YaHei"/>
-          <w:b w:val="0"/>
-          <w:color w:val="000000"/>
-          <w:sz w:val="22"/>
+          <w:rFonts w:ascii="Times New Roman" w:hAnsi="Times New Roman" w:eastAsia="SimSun"/>
+          <w:b w:val="0"/>
+          <w:color w:val="000000"/>
+          <w:sz w:val="21"/>
         </w:rPr>
         <w:t xml:space="preserve">最终按 </w:t>
       </w:r>
       <w:r>
         <w:rPr>
-          <w:rFonts w:ascii="Calibri" w:hAnsi="Calibri" w:eastAsia="Microsoft YaHei"/>
-          <w:b w:val="0"/>
-          <w:color w:val="000000"/>
-          <w:sz w:val="21"/>
-          <w:shd w:fill="EEF2F6"/>
+          <w:rFonts w:ascii="Times New Roman" w:hAnsi="Times New Roman" w:eastAsia="SimSun"/>
+          <w:b w:val="0"/>
+          <w:color w:val="000000"/>
+          <w:sz w:val="21"/>
         </w:rPr>
         <w:t>ReticleSTNRank DESC</w:t>
       </w:r>
       <w:r>
         <w:rPr>
-          <w:rFonts w:ascii="Calibri" w:hAnsi="Calibri" w:eastAsia="Microsoft YaHei"/>
-          <w:b w:val="0"/>
-          <w:color w:val="000000"/>
-          <w:sz w:val="22"/>
+          <w:rFonts w:ascii="Times New Roman" w:hAnsi="Times New Roman" w:eastAsia="SimSun"/>
+          <w:b w:val="0"/>
+          <w:color w:val="000000"/>
+          <w:sz w:val="21"/>
         </w:rPr>
         <w:t>、</w:t>
       </w:r>
       <w:r>
         <w:rPr>
-          <w:rFonts w:ascii="Calibri" w:hAnsi="Calibri" w:eastAsia="Microsoft YaHei"/>
-          <w:b w:val="0"/>
-          <w:color w:val="000000"/>
-          <w:sz w:val="21"/>
-          <w:shd w:fill="EEF2F6"/>
+          <w:rFonts w:ascii="Times New Roman" w:hAnsi="Times New Roman" w:eastAsia="SimSun"/>
+          <w:b w:val="0"/>
+          <w:color w:val="000000"/>
+          <w:sz w:val="21"/>
         </w:rPr>
         <w:t>ContextCandidateCount ASC</w:t>
       </w:r>
       <w:r>
         <w:rPr>
-          <w:rFonts w:ascii="Calibri" w:hAnsi="Calibri" w:eastAsia="Microsoft YaHei"/>
-          <w:b w:val="0"/>
-          <w:color w:val="000000"/>
-          <w:sz w:val="22"/>
+          <w:rFonts w:ascii="Times New Roman" w:hAnsi="Times New Roman" w:eastAsia="SimSun"/>
+          <w:b w:val="0"/>
+          <w:color w:val="000000"/>
+          <w:sz w:val="21"/>
         </w:rPr>
         <w:t>、</w:t>
       </w:r>
       <w:r>
         <w:rPr>
-          <w:rFonts w:ascii="Calibri" w:hAnsi="Calibri" w:eastAsia="Microsoft YaHei"/>
-          <w:b w:val="0"/>
-          <w:color w:val="000000"/>
-          <w:sz w:val="21"/>
-          <w:shd w:fill="EEF2F6"/>
+          <w:rFonts w:ascii="Times New Roman" w:hAnsi="Times New Roman" w:eastAsia="SimSun"/>
+          <w:b w:val="0"/>
+          <w:color w:val="000000"/>
+          <w:sz w:val="21"/>
         </w:rPr>
         <w:t>ActualSTNPilotCount ASC</w:t>
       </w:r>
       <w:r>
         <w:rPr>
-          <w:rFonts w:ascii="Calibri" w:hAnsi="Calibri" w:eastAsia="Microsoft YaHei"/>
-          <w:b w:val="0"/>
-          <w:color w:val="000000"/>
-          <w:sz w:val="22"/>
+          <w:rFonts w:ascii="Times New Roman" w:hAnsi="Times New Roman" w:eastAsia="SimSun"/>
+          <w:b w:val="0"/>
+          <w:color w:val="000000"/>
+          <w:sz w:val="21"/>
         </w:rPr>
         <w:t>、</w:t>
       </w:r>
       <w:r>
         <w:rPr>
-          <w:rFonts w:ascii="Calibri" w:hAnsi="Calibri" w:eastAsia="Microsoft YaHei"/>
-          <w:b w:val="0"/>
-          <w:color w:val="000000"/>
-          <w:sz w:val="21"/>
-          <w:shd w:fill="EEF2F6"/>
+          <w:rFonts w:ascii="Times New Roman" w:hAnsi="Times New Roman" w:eastAsia="SimSun"/>
+          <w:b w:val="0"/>
+          <w:color w:val="000000"/>
+          <w:sz w:val="21"/>
         </w:rPr>
         <w:t>RTDRank ASC</w:t>
       </w:r>
       <w:r>
         <w:rPr>
-          <w:rFonts w:ascii="Calibri" w:hAnsi="Calibri" w:eastAsia="Microsoft YaHei"/>
-          <w:b w:val="0"/>
-          <w:color w:val="000000"/>
-          <w:sz w:val="22"/>
+          <w:rFonts w:ascii="Times New Roman" w:hAnsi="Times New Roman" w:eastAsia="SimSun"/>
+          <w:b w:val="0"/>
+          <w:color w:val="000000"/>
+          <w:sz w:val="21"/>
         </w:rPr>
         <w:t xml:space="preserve"> 排序。</w:t>
       </w:r>
@@ -3739,29 +3644,28 @@
       </w:pPr>
       <w:r>
         <w:rPr>
-          <w:rFonts w:ascii="Calibri" w:hAnsi="Calibri" w:eastAsia="Microsoft YaHei"/>
-          <w:b w:val="0"/>
-          <w:color w:val="000000"/>
-          <w:sz w:val="22"/>
+          <w:rFonts w:ascii="Times New Roman" w:hAnsi="Times New Roman" w:eastAsia="SimSun"/>
+          <w:b w:val="0"/>
+          <w:color w:val="000000"/>
+          <w:sz w:val="21"/>
         </w:rPr>
         <w:t xml:space="preserve">每轮固定排序第一的 </w:t>
       </w:r>
       <w:r>
         <w:rPr>
-          <w:rFonts w:ascii="Calibri" w:hAnsi="Calibri" w:eastAsia="Microsoft YaHei"/>
-          <w:b w:val="0"/>
-          <w:color w:val="000000"/>
-          <w:sz w:val="21"/>
-          <w:shd w:fill="EEF2F6"/>
+          <w:rFonts w:ascii="Times New Roman" w:hAnsi="Times New Roman" w:eastAsia="SimSun"/>
+          <w:b w:val="0"/>
+          <w:color w:val="000000"/>
+          <w:sz w:val="21"/>
         </w:rPr>
         <w:t>Lot + Context</w:t>
       </w:r>
       <w:r>
         <w:rPr>
-          <w:rFonts w:ascii="Calibri" w:hAnsi="Calibri" w:eastAsia="Microsoft YaHei"/>
-          <w:b w:val="0"/>
-          <w:color w:val="000000"/>
-          <w:sz w:val="22"/>
+          <w:rFonts w:ascii="Times New Roman" w:hAnsi="Times New Roman" w:eastAsia="SimSun"/>
+          <w:b w:val="0"/>
+          <w:color w:val="000000"/>
+          <w:sz w:val="21"/>
         </w:rPr>
         <w:t>。每个 Context 最多选择一个 Pilot；选中后删除同一 Context 的其他候选，并重新计算排序指标，直至无可用 Context 或无可用 Lot。</w:t>
       </w:r>
@@ -3800,29 +3704,28 @@
       </w:pPr>
       <w:r>
         <w:rPr>
-          <w:rFonts w:ascii="Calibri" w:hAnsi="Calibri" w:eastAsia="Microsoft YaHei"/>
-          <w:b w:val="0"/>
-          <w:color w:val="000000"/>
-          <w:sz w:val="22"/>
+          <w:rFonts w:ascii="Times New Roman" w:hAnsi="Times New Roman" w:eastAsia="SimSun"/>
+          <w:b w:val="0"/>
+          <w:color w:val="000000"/>
+          <w:sz w:val="21"/>
         </w:rPr>
         <w:t xml:space="preserve">以下五项使用“或”关系。任意一项成立时，设置 </w:t>
       </w:r>
       <w:r>
         <w:rPr>
-          <w:rFonts w:ascii="Calibri" w:hAnsi="Calibri" w:eastAsia="Microsoft YaHei"/>
-          <w:b w:val="0"/>
-          <w:color w:val="000000"/>
-          <w:sz w:val="21"/>
-          <w:shd w:fill="EEF2F6"/>
+          <w:rFonts w:ascii="Times New Roman" w:hAnsi="Times New Roman" w:eastAsia="SimSun"/>
+          <w:b w:val="0"/>
+          <w:color w:val="000000"/>
+          <w:sz w:val="21"/>
         </w:rPr>
         <w:t>IsNeedSplit=F</w:t>
       </w:r>
       <w:r>
         <w:rPr>
-          <w:rFonts w:ascii="Calibri" w:hAnsi="Calibri" w:eastAsia="Microsoft YaHei"/>
-          <w:b w:val="0"/>
-          <w:color w:val="000000"/>
-          <w:sz w:val="22"/>
+          <w:rFonts w:ascii="Times New Roman" w:hAnsi="Times New Roman" w:eastAsia="SimSun"/>
+          <w:b w:val="0"/>
+          <w:color w:val="000000"/>
+          <w:sz w:val="21"/>
         </w:rPr>
         <w:t>，整批 Lot 作为 Pilot：</w:t>
       </w:r>
@@ -3837,39 +3740,37 @@
       </w:pPr>
       <w:r>
         <w:rPr>
-          <w:rFonts w:ascii="Calibri" w:hAnsi="Calibri" w:eastAsia="Microsoft YaHei"/>
-          <w:b w:val="0"/>
-          <w:color w:val="000000"/>
-          <w:sz w:val="21"/>
-          <w:shd w:fill="EEF2F6"/>
+          <w:rFonts w:ascii="Times New Roman" w:hAnsi="Times New Roman" w:eastAsia="SimSun"/>
+          <w:b w:val="0"/>
+          <w:color w:val="000000"/>
+          <w:sz w:val="21"/>
         </w:rPr>
         <w:t>BulletLot=1</w:t>
       </w:r>
       <w:r>
         <w:rPr>
-          <w:rFonts w:ascii="Calibri" w:hAnsi="Calibri" w:eastAsia="Microsoft YaHei"/>
-          <w:b w:val="0"/>
-          <w:color w:val="000000"/>
-          <w:sz w:val="22"/>
+          <w:rFonts w:ascii="Times New Roman" w:hAnsi="Times New Roman" w:eastAsia="SimSun"/>
+          <w:b w:val="0"/>
+          <w:color w:val="000000"/>
+          <w:sz w:val="21"/>
         </w:rPr>
         <w:t xml:space="preserve"> 或 </w:t>
       </w:r>
       <w:r>
         <w:rPr>
-          <w:rFonts w:ascii="Calibri" w:hAnsi="Calibri" w:eastAsia="Microsoft YaHei"/>
-          <w:b w:val="0"/>
-          <w:color w:val="000000"/>
-          <w:sz w:val="21"/>
-          <w:shd w:fill="EEF2F6"/>
+          <w:rFonts w:ascii="Times New Roman" w:hAnsi="Times New Roman" w:eastAsia="SimSun"/>
+          <w:b w:val="0"/>
+          <w:color w:val="000000"/>
+          <w:sz w:val="21"/>
         </w:rPr>
         <w:t>KeyLot=1</w:t>
       </w:r>
       <w:r>
         <w:rPr>
-          <w:rFonts w:ascii="Calibri" w:hAnsi="Calibri" w:eastAsia="Microsoft YaHei"/>
-          <w:b w:val="0"/>
-          <w:color w:val="000000"/>
-          <w:sz w:val="22"/>
+          <w:rFonts w:ascii="Times New Roman" w:hAnsi="Times New Roman" w:eastAsia="SimSun"/>
+          <w:b w:val="0"/>
+          <w:color w:val="000000"/>
+          <w:sz w:val="21"/>
         </w:rPr>
         <w:t>。</w:t>
       </w:r>
@@ -3884,39 +3785,37 @@
       </w:pPr>
       <w:r>
         <w:rPr>
-          <w:rFonts w:ascii="Calibri" w:hAnsi="Calibri" w:eastAsia="Microsoft YaHei"/>
-          <w:b w:val="0"/>
-          <w:color w:val="000000"/>
-          <w:sz w:val="21"/>
-          <w:shd w:fill="EEF2F6"/>
+          <w:rFonts w:ascii="Times New Roman" w:hAnsi="Times New Roman" w:eastAsia="SimSun"/>
+          <w:b w:val="0"/>
+          <w:color w:val="000000"/>
+          <w:sz w:val="21"/>
         </w:rPr>
         <w:t>CurCapability=LithoCapability</w:t>
       </w:r>
       <w:r>
         <w:rPr>
-          <w:rFonts w:ascii="Calibri" w:hAnsi="Calibri" w:eastAsia="Microsoft YaHei"/>
-          <w:b w:val="0"/>
-          <w:color w:val="000000"/>
-          <w:sz w:val="22"/>
+          <w:rFonts w:ascii="Times New Roman" w:hAnsi="Times New Roman" w:eastAsia="SimSun"/>
+          <w:b w:val="0"/>
+          <w:color w:val="000000"/>
+          <w:sz w:val="21"/>
         </w:rPr>
         <w:t xml:space="preserve"> 且 </w:t>
       </w:r>
       <w:r>
         <w:rPr>
-          <w:rFonts w:ascii="Calibri" w:hAnsi="Calibri" w:eastAsia="Microsoft YaHei"/>
-          <w:b w:val="0"/>
-          <w:color w:val="000000"/>
-          <w:sz w:val="21"/>
-          <w:shd w:fill="EEF2F6"/>
+          <w:rFonts w:ascii="Times New Roman" w:hAnsi="Times New Roman" w:eastAsia="SimSun"/>
+          <w:b w:val="0"/>
+          <w:color w:val="000000"/>
+          <w:sz w:val="21"/>
         </w:rPr>
         <w:t>FuLL(RemainQ)</w:t>
       </w:r>
       <w:r>
         <w:rPr>
-          <w:rFonts w:ascii="Calibri" w:hAnsi="Calibri" w:eastAsia="Microsoft YaHei"/>
-          <w:b w:val="0"/>
-          <w:color w:val="000000"/>
-          <w:sz w:val="22"/>
+          <w:rFonts w:ascii="Times New Roman" w:hAnsi="Times New Roman" w:eastAsia="SimSun"/>
+          <w:b w:val="0"/>
+          <w:color w:val="000000"/>
+          <w:sz w:val="21"/>
         </w:rPr>
         <w:t>。</w:t>
       </w:r>
@@ -3931,20 +3830,19 @@
       </w:pPr>
       <w:r>
         <w:rPr>
-          <w:rFonts w:ascii="Calibri" w:hAnsi="Calibri" w:eastAsia="Microsoft YaHei"/>
-          <w:b w:val="0"/>
-          <w:color w:val="000000"/>
-          <w:sz w:val="21"/>
-          <w:shd w:fill="EEF2F6"/>
+          <w:rFonts w:ascii="Times New Roman" w:hAnsi="Times New Roman" w:eastAsia="SimSun"/>
+          <w:b w:val="0"/>
+          <w:color w:val="000000"/>
+          <w:sz w:val="21"/>
         </w:rPr>
         <w:t>RequiredChuckCount=0</w:t>
       </w:r>
       <w:r>
         <w:rPr>
-          <w:rFonts w:ascii="Calibri" w:hAnsi="Calibri" w:eastAsia="Microsoft YaHei"/>
-          <w:b w:val="0"/>
-          <w:color w:val="000000"/>
-          <w:sz w:val="22"/>
+          <w:rFonts w:ascii="Times New Roman" w:hAnsi="Times New Roman" w:eastAsia="SimSun"/>
+          <w:b w:val="0"/>
+          <w:color w:val="000000"/>
+          <w:sz w:val="21"/>
         </w:rPr>
         <w:t>。</w:t>
       </w:r>
@@ -3959,20 +3857,19 @@
       </w:pPr>
       <w:r>
         <w:rPr>
-          <w:rFonts w:ascii="Calibri" w:hAnsi="Calibri" w:eastAsia="Microsoft YaHei"/>
-          <w:b w:val="0"/>
-          <w:color w:val="000000"/>
-          <w:sz w:val="21"/>
-          <w:shd w:fill="EEF2F6"/>
+          <w:rFonts w:ascii="Times New Roman" w:hAnsi="Times New Roman" w:eastAsia="SimSun"/>
+          <w:b w:val="0"/>
+          <w:color w:val="000000"/>
+          <w:sz w:val="21"/>
         </w:rPr>
         <w:t>SplitCntMatched=0</w:t>
       </w:r>
       <w:r>
         <w:rPr>
-          <w:rFonts w:ascii="Calibri" w:hAnsi="Calibri" w:eastAsia="Microsoft YaHei"/>
-          <w:b w:val="0"/>
-          <w:color w:val="000000"/>
-          <w:sz w:val="22"/>
+          <w:rFonts w:ascii="Times New Roman" w:hAnsi="Times New Roman" w:eastAsia="SimSun"/>
+          <w:b w:val="0"/>
+          <w:color w:val="000000"/>
+          <w:sz w:val="21"/>
         </w:rPr>
         <w:t>。</w:t>
       </w:r>
@@ -3987,20 +3884,19 @@
       </w:pPr>
       <w:r>
         <w:rPr>
-          <w:rFonts w:ascii="Calibri" w:hAnsi="Calibri" w:eastAsia="Microsoft YaHei"/>
-          <w:b w:val="0"/>
-          <w:color w:val="000000"/>
-          <w:sz w:val="21"/>
-          <w:shd w:fill="EEF2F6"/>
+          <w:rFonts w:ascii="Times New Roman" w:hAnsi="Times New Roman" w:eastAsia="SimSun"/>
+          <w:b w:val="0"/>
+          <w:color w:val="000000"/>
+          <w:sz w:val="21"/>
         </w:rPr>
         <w:t>componentqty&lt;=6</w:t>
       </w:r>
       <w:r>
         <w:rPr>
-          <w:rFonts w:ascii="Calibri" w:hAnsi="Calibri" w:eastAsia="Microsoft YaHei"/>
-          <w:b w:val="0"/>
-          <w:color w:val="000000"/>
-          <w:sz w:val="22"/>
+          <w:rFonts w:ascii="Times New Roman" w:hAnsi="Times New Roman" w:eastAsia="SimSun"/>
+          <w:b w:val="0"/>
+          <w:color w:val="000000"/>
+          <w:sz w:val="21"/>
         </w:rPr>
         <w:t>。</w:t>
       </w:r>
@@ -4011,20 +3907,19 @@
       </w:pPr>
       <w:r>
         <w:rPr>
-          <w:rFonts w:ascii="Calibri" w:hAnsi="Calibri" w:eastAsia="Microsoft YaHei"/>
-          <w:b w:val="0"/>
-          <w:color w:val="000000"/>
-          <w:sz w:val="21"/>
-          <w:shd w:fill="EEF2F6"/>
+          <w:rFonts w:ascii="Times New Roman" w:hAnsi="Times New Roman" w:eastAsia="SimSun"/>
+          <w:b w:val="0"/>
+          <w:color w:val="000000"/>
+          <w:sz w:val="21"/>
         </w:rPr>
         <w:t>componentqty&gt;0</w:t>
       </w:r>
       <w:r>
         <w:rPr>
-          <w:rFonts w:ascii="Calibri" w:hAnsi="Calibri" w:eastAsia="Microsoft YaHei"/>
-          <w:b w:val="0"/>
-          <w:color w:val="000000"/>
-          <w:sz w:val="22"/>
+          <w:rFonts w:ascii="Times New Roman" w:hAnsi="Times New Roman" w:eastAsia="SimSun"/>
+          <w:b w:val="0"/>
+          <w:color w:val="000000"/>
+          <w:sz w:val="21"/>
         </w:rPr>
         <w:t xml:space="preserve"> 由上游保证，本需求不增加零片判断。</w:t>
       </w:r>
@@ -4049,29 +3944,28 @@
       </w:pPr>
       <w:r>
         <w:rPr>
-          <w:rFonts w:ascii="Calibri" w:hAnsi="Calibri" w:eastAsia="Microsoft YaHei"/>
-          <w:b w:val="0"/>
-          <w:color w:val="000000"/>
-          <w:sz w:val="22"/>
+          <w:rFonts w:ascii="Times New Roman" w:hAnsi="Times New Roman" w:eastAsia="SimSun"/>
+          <w:b w:val="0"/>
+          <w:color w:val="000000"/>
+          <w:sz w:val="21"/>
         </w:rPr>
         <w:t xml:space="preserve">不满足任一整批条件时，设置 </w:t>
       </w:r>
       <w:r>
         <w:rPr>
-          <w:rFonts w:ascii="Calibri" w:hAnsi="Calibri" w:eastAsia="Microsoft YaHei"/>
-          <w:b w:val="0"/>
-          <w:color w:val="000000"/>
-          <w:sz w:val="21"/>
-          <w:shd w:fill="EEF2F6"/>
+          <w:rFonts w:ascii="Times New Roman" w:hAnsi="Times New Roman" w:eastAsia="SimSun"/>
+          <w:b w:val="0"/>
+          <w:color w:val="000000"/>
+          <w:sz w:val="21"/>
         </w:rPr>
         <w:t>IsNeedSplit=T</w:t>
       </w:r>
       <w:r>
         <w:rPr>
-          <w:rFonts w:ascii="Calibri" w:hAnsi="Calibri" w:eastAsia="Microsoft YaHei"/>
-          <w:b w:val="0"/>
-          <w:color w:val="000000"/>
-          <w:sz w:val="22"/>
+          <w:rFonts w:ascii="Times New Roman" w:hAnsi="Times New Roman" w:eastAsia="SimSun"/>
+          <w:b w:val="0"/>
+          <w:color w:val="000000"/>
+          <w:sz w:val="21"/>
         </w:rPr>
         <w:t>。Wafer ID 1～10 为 Group1，11～25 为 Group2；有 Chuck 信息时 C1/C2 对应 SubGroup1/SubGroup2，无 Chuck 信息时奇数/偶数 Slot 对应 SubGroup1/SubGroup2。</w:t>
       </w:r>
@@ -4086,29 +3980,28 @@
       </w:pPr>
       <w:r>
         <w:rPr>
-          <w:rFonts w:ascii="Calibri" w:hAnsi="Calibri" w:eastAsia="Microsoft YaHei"/>
-          <w:b w:val="0"/>
-          <w:color w:val="000000"/>
-          <w:sz w:val="22"/>
+          <w:rFonts w:ascii="Times New Roman" w:hAnsi="Times New Roman" w:eastAsia="SimSun"/>
+          <w:b w:val="0"/>
+          <w:color w:val="000000"/>
+          <w:sz w:val="21"/>
         </w:rPr>
         <w:t>Group1 + SubGroup1：</w:t>
       </w:r>
       <w:r>
         <w:rPr>
-          <w:rFonts w:ascii="Calibri" w:hAnsi="Calibri" w:eastAsia="Microsoft YaHei"/>
-          <w:b w:val="0"/>
-          <w:color w:val="000000"/>
-          <w:sz w:val="21"/>
-          <w:shd w:fill="EEF2F6"/>
+          <w:rFonts w:ascii="Times New Roman" w:hAnsi="Times New Roman" w:eastAsia="SimSun"/>
+          <w:b w:val="0"/>
+          <w:color w:val="000000"/>
+          <w:sz w:val="21"/>
         </w:rPr>
         <w:t>GroupRank=1</w:t>
       </w:r>
       <w:r>
         <w:rPr>
-          <w:rFonts w:ascii="Calibri" w:hAnsi="Calibri" w:eastAsia="Microsoft YaHei"/>
-          <w:b w:val="0"/>
-          <w:color w:val="000000"/>
-          <w:sz w:val="22"/>
+          <w:rFonts w:ascii="Times New Roman" w:hAnsi="Times New Roman" w:eastAsia="SimSun"/>
+          <w:b w:val="0"/>
+          <w:color w:val="000000"/>
+          <w:sz w:val="21"/>
         </w:rPr>
         <w:t>。</w:t>
       </w:r>
@@ -4123,29 +4016,28 @@
       </w:pPr>
       <w:r>
         <w:rPr>
-          <w:rFonts w:ascii="Calibri" w:hAnsi="Calibri" w:eastAsia="Microsoft YaHei"/>
-          <w:b w:val="0"/>
-          <w:color w:val="000000"/>
-          <w:sz w:val="22"/>
+          <w:rFonts w:ascii="Times New Roman" w:hAnsi="Times New Roman" w:eastAsia="SimSun"/>
+          <w:b w:val="0"/>
+          <w:color w:val="000000"/>
+          <w:sz w:val="21"/>
         </w:rPr>
         <w:t>Group1 + SubGroup2：</w:t>
       </w:r>
       <w:r>
         <w:rPr>
-          <w:rFonts w:ascii="Calibri" w:hAnsi="Calibri" w:eastAsia="Microsoft YaHei"/>
-          <w:b w:val="0"/>
-          <w:color w:val="000000"/>
-          <w:sz w:val="21"/>
-          <w:shd w:fill="EEF2F6"/>
+          <w:rFonts w:ascii="Times New Roman" w:hAnsi="Times New Roman" w:eastAsia="SimSun"/>
+          <w:b w:val="0"/>
+          <w:color w:val="000000"/>
+          <w:sz w:val="21"/>
         </w:rPr>
         <w:t>GroupRank=2</w:t>
       </w:r>
       <w:r>
         <w:rPr>
-          <w:rFonts w:ascii="Calibri" w:hAnsi="Calibri" w:eastAsia="Microsoft YaHei"/>
-          <w:b w:val="0"/>
-          <w:color w:val="000000"/>
-          <w:sz w:val="22"/>
+          <w:rFonts w:ascii="Times New Roman" w:hAnsi="Times New Roman" w:eastAsia="SimSun"/>
+          <w:b w:val="0"/>
+          <w:color w:val="000000"/>
+          <w:sz w:val="21"/>
         </w:rPr>
         <w:t>。</w:t>
       </w:r>
@@ -4160,29 +4052,28 @@
       </w:pPr>
       <w:r>
         <w:rPr>
-          <w:rFonts w:ascii="Calibri" w:hAnsi="Calibri" w:eastAsia="Microsoft YaHei"/>
-          <w:b w:val="0"/>
-          <w:color w:val="000000"/>
-          <w:sz w:val="22"/>
+          <w:rFonts w:ascii="Times New Roman" w:hAnsi="Times New Roman" w:eastAsia="SimSun"/>
+          <w:b w:val="0"/>
+          <w:color w:val="000000"/>
+          <w:sz w:val="21"/>
         </w:rPr>
         <w:t>Group2 + SubGroup1：</w:t>
       </w:r>
       <w:r>
         <w:rPr>
-          <w:rFonts w:ascii="Calibri" w:hAnsi="Calibri" w:eastAsia="Microsoft YaHei"/>
-          <w:b w:val="0"/>
-          <w:color w:val="000000"/>
-          <w:sz w:val="21"/>
-          <w:shd w:fill="EEF2F6"/>
+          <w:rFonts w:ascii="Times New Roman" w:hAnsi="Times New Roman" w:eastAsia="SimSun"/>
+          <w:b w:val="0"/>
+          <w:color w:val="000000"/>
+          <w:sz w:val="21"/>
         </w:rPr>
         <w:t>GroupRank=3</w:t>
       </w:r>
       <w:r>
         <w:rPr>
-          <w:rFonts w:ascii="Calibri" w:hAnsi="Calibri" w:eastAsia="Microsoft YaHei"/>
-          <w:b w:val="0"/>
-          <w:color w:val="000000"/>
-          <w:sz w:val="22"/>
+          <w:rFonts w:ascii="Times New Roman" w:hAnsi="Times New Roman" w:eastAsia="SimSun"/>
+          <w:b w:val="0"/>
+          <w:color w:val="000000"/>
+          <w:sz w:val="21"/>
         </w:rPr>
         <w:t>。</w:t>
       </w:r>
@@ -4197,29 +4088,28 @@
       </w:pPr>
       <w:r>
         <w:rPr>
-          <w:rFonts w:ascii="Calibri" w:hAnsi="Calibri" w:eastAsia="Microsoft YaHei"/>
-          <w:b w:val="0"/>
-          <w:color w:val="000000"/>
-          <w:sz w:val="22"/>
+          <w:rFonts w:ascii="Times New Roman" w:hAnsi="Times New Roman" w:eastAsia="SimSun"/>
+          <w:b w:val="0"/>
+          <w:color w:val="000000"/>
+          <w:sz w:val="21"/>
         </w:rPr>
         <w:t>Group2 + SubGroup2：</w:t>
       </w:r>
       <w:r>
         <w:rPr>
-          <w:rFonts w:ascii="Calibri" w:hAnsi="Calibri" w:eastAsia="Microsoft YaHei"/>
-          <w:b w:val="0"/>
-          <w:color w:val="000000"/>
-          <w:sz w:val="21"/>
-          <w:shd w:fill="EEF2F6"/>
+          <w:rFonts w:ascii="Times New Roman" w:hAnsi="Times New Roman" w:eastAsia="SimSun"/>
+          <w:b w:val="0"/>
+          <w:color w:val="000000"/>
+          <w:sz w:val="21"/>
         </w:rPr>
         <w:t>GroupRank=4</w:t>
       </w:r>
       <w:r>
         <w:rPr>
-          <w:rFonts w:ascii="Calibri" w:hAnsi="Calibri" w:eastAsia="Microsoft YaHei"/>
-          <w:b w:val="0"/>
-          <w:color w:val="000000"/>
-          <w:sz w:val="22"/>
+          <w:rFonts w:ascii="Times New Roman" w:hAnsi="Times New Roman" w:eastAsia="SimSun"/>
+          <w:b w:val="0"/>
+          <w:color w:val="000000"/>
+          <w:sz w:val="21"/>
         </w:rPr>
         <w:t>。</w:t>
       </w:r>
@@ -4230,86 +4120,82 @@
       </w:pPr>
       <w:r>
         <w:rPr>
-          <w:rFonts w:ascii="Calibri" w:hAnsi="Calibri" w:eastAsia="Microsoft YaHei"/>
-          <w:b w:val="0"/>
-          <w:color w:val="000000"/>
-          <w:sz w:val="22"/>
+          <w:rFonts w:ascii="Times New Roman" w:hAnsi="Times New Roman" w:eastAsia="SimSun"/>
+          <w:b w:val="0"/>
+          <w:color w:val="000000"/>
+          <w:sz w:val="21"/>
         </w:rPr>
         <w:t xml:space="preserve">在每个 </w:t>
       </w:r>
       <w:r>
         <w:rPr>
-          <w:rFonts w:ascii="Calibri" w:hAnsi="Calibri" w:eastAsia="Microsoft YaHei"/>
-          <w:b w:val="0"/>
-          <w:color w:val="000000"/>
-          <w:sz w:val="21"/>
-          <w:shd w:fill="EEF2F6"/>
+          <w:rFonts w:ascii="Times New Roman" w:hAnsi="Times New Roman" w:eastAsia="SimSun"/>
+          <w:b w:val="0"/>
+          <w:color w:val="000000"/>
+          <w:sz w:val="21"/>
         </w:rPr>
         <w:t>Group + SubGroup</w:t>
       </w:r>
       <w:r>
         <w:rPr>
-          <w:rFonts w:ascii="Calibri" w:hAnsi="Calibri" w:eastAsia="Microsoft YaHei"/>
-          <w:b w:val="0"/>
-          <w:color w:val="000000"/>
-          <w:sz w:val="22"/>
+          <w:rFonts w:ascii="Times New Roman" w:hAnsi="Times New Roman" w:eastAsia="SimSun"/>
+          <w:b w:val="0"/>
+          <w:color w:val="000000"/>
+          <w:sz w:val="21"/>
         </w:rPr>
         <w:t xml:space="preserve"> 内按 Wafer ID 升序计算 </w:t>
       </w:r>
       <w:r>
         <w:rPr>
-          <w:rFonts w:ascii="Calibri" w:hAnsi="Calibri" w:eastAsia="Microsoft YaHei"/>
-          <w:b w:val="0"/>
-          <w:color w:val="000000"/>
-          <w:sz w:val="21"/>
-          <w:shd w:fill="EEF2F6"/>
+          <w:rFonts w:ascii="Times New Roman" w:hAnsi="Times New Roman" w:eastAsia="SimSun"/>
+          <w:b w:val="0"/>
+          <w:color w:val="000000"/>
+          <w:sz w:val="21"/>
         </w:rPr>
         <w:t>WaferRank</w:t>
       </w:r>
       <w:r>
         <w:rPr>
-          <w:rFonts w:ascii="Calibri" w:hAnsi="Calibri" w:eastAsia="Microsoft YaHei"/>
-          <w:b w:val="0"/>
-          <w:color w:val="000000"/>
-          <w:sz w:val="22"/>
+          <w:rFonts w:ascii="Times New Roman" w:hAnsi="Times New Roman" w:eastAsia="SimSun"/>
+          <w:b w:val="0"/>
+          <w:color w:val="000000"/>
+          <w:sz w:val="21"/>
         </w:rPr>
         <w:t xml:space="preserve">，最终按 </w:t>
       </w:r>
       <w:r>
         <w:rPr>
-          <w:rFonts w:ascii="Calibri" w:hAnsi="Calibri" w:eastAsia="Microsoft YaHei"/>
-          <w:b w:val="0"/>
-          <w:color w:val="000000"/>
-          <w:sz w:val="21"/>
-          <w:shd w:fill="EEF2F6"/>
+          <w:rFonts w:ascii="Times New Roman" w:hAnsi="Times New Roman" w:eastAsia="SimSun"/>
+          <w:b w:val="0"/>
+          <w:color w:val="000000"/>
+          <w:sz w:val="21"/>
         </w:rPr>
         <w:t>WaferRank ASC</w:t>
       </w:r>
       <w:r>
         <w:rPr>
-          <w:rFonts w:ascii="Calibri" w:hAnsi="Calibri" w:eastAsia="Microsoft YaHei"/>
-          <w:b w:val="0"/>
-          <w:color w:val="000000"/>
-          <w:sz w:val="22"/>
+          <w:rFonts w:ascii="Times New Roman" w:hAnsi="Times New Roman" w:eastAsia="SimSun"/>
+          <w:b w:val="0"/>
+          <w:color w:val="000000"/>
+          <w:sz w:val="21"/>
         </w:rPr>
         <w:t>、</w:t>
       </w:r>
       <w:r>
         <w:rPr>
-          <w:rFonts w:ascii="Calibri" w:hAnsi="Calibri" w:eastAsia="Microsoft YaHei"/>
-          <w:b w:val="0"/>
-          <w:color w:val="000000"/>
-          <w:sz w:val="21"/>
-          <w:shd w:fill="EEF2F6"/>
+          <w:rFonts w:ascii="Times New Roman" w:hAnsi="Times New Roman" w:eastAsia="SimSun"/>
+          <w:b w:val="0"/>
+          <w:color w:val="000000"/>
+          <w:sz w:val="21"/>
         </w:rPr>
         <w:t>GroupRank ASC</w:t>
       </w:r>
       <w:r>
         <w:rPr>
-          <w:rFonts w:ascii="Calibri" w:hAnsi="Calibri" w:eastAsia="Microsoft YaHei"/>
-          <w:b w:val="0"/>
-          <w:color w:val="000000"/>
-          <w:sz w:val="22"/>
+          <w:rFonts w:ascii="Times New Roman" w:hAnsi="Times New Roman" w:eastAsia="SimSun"/>
+          <w:b w:val="0"/>
+          <w:color w:val="000000"/>
+          <w:sz w:val="21"/>
         </w:rPr>
         <w:t xml:space="preserve"> 轮流选片。</w:t>
       </w:r>
@@ -4324,20 +4210,19 @@
       </w:pPr>
       <w:r>
         <w:rPr>
-          <w:rFonts w:ascii="Calibri" w:hAnsi="Calibri" w:eastAsia="Microsoft YaHei"/>
-          <w:b w:val="0"/>
-          <w:color w:val="000000"/>
-          <w:sz w:val="21"/>
-          <w:shd w:fill="EEF2F6"/>
+          <w:rFonts w:ascii="Times New Roman" w:hAnsi="Times New Roman" w:eastAsia="SimSun"/>
+          <w:b w:val="0"/>
+          <w:color w:val="000000"/>
+          <w:sz w:val="21"/>
         </w:rPr>
         <w:t>pi_splitcnt</w:t>
       </w:r>
       <w:r>
         <w:rPr>
-          <w:rFonts w:ascii="Calibri" w:hAnsi="Calibri" w:eastAsia="Microsoft YaHei"/>
-          <w:b w:val="0"/>
-          <w:color w:val="000000"/>
-          <w:sz w:val="22"/>
+          <w:rFonts w:ascii="Times New Roman" w:hAnsi="Times New Roman" w:eastAsia="SimSun"/>
+          <w:b w:val="0"/>
+          <w:color w:val="000000"/>
+          <w:sz w:val="21"/>
         </w:rPr>
         <w:t xml:space="preserve"> 为空、等于 0、小于 0 或大于 25 时，使用默认值 4。</w:t>
       </w:r>
@@ -4352,20 +4237,19 @@
       </w:pPr>
       <w:r>
         <w:rPr>
-          <w:rFonts w:ascii="Calibri" w:hAnsi="Calibri" w:eastAsia="Microsoft YaHei"/>
-          <w:b w:val="0"/>
-          <w:color w:val="000000"/>
-          <w:sz w:val="21"/>
-          <w:shd w:fill="EEF2F6"/>
+          <w:rFonts w:ascii="Times New Roman" w:hAnsi="Times New Roman" w:eastAsia="SimSun"/>
+          <w:b w:val="0"/>
+          <w:color w:val="000000"/>
+          <w:sz w:val="21"/>
         </w:rPr>
         <w:t>pi_splitcnt</w:t>
       </w:r>
       <w:r>
         <w:rPr>
-          <w:rFonts w:ascii="Calibri" w:hAnsi="Calibri" w:eastAsia="Microsoft YaHei"/>
-          <w:b w:val="0"/>
-          <w:color w:val="000000"/>
-          <w:sz w:val="22"/>
+          <w:rFonts w:ascii="Times New Roman" w:hAnsi="Times New Roman" w:eastAsia="SimSun"/>
+          <w:b w:val="0"/>
+          <w:color w:val="000000"/>
+          <w:sz w:val="21"/>
         </w:rPr>
         <w:t xml:space="preserve"> 在 1～25 范围内时，按配置值选片。</w:t>
       </w:r>
@@ -4380,10 +4264,10 @@
       </w:pPr>
       <w:r>
         <w:rPr>
-          <w:rFonts w:ascii="Calibri" w:hAnsi="Calibri" w:eastAsia="Microsoft YaHei"/>
-          <w:b w:val="0"/>
-          <w:color w:val="000000"/>
-          <w:sz w:val="22"/>
+          <w:rFonts w:ascii="Times New Roman" w:hAnsi="Times New Roman" w:eastAsia="SimSun"/>
+          <w:b w:val="0"/>
+          <w:color w:val="000000"/>
+          <w:sz w:val="21"/>
         </w:rPr>
         <w:t>选片数大于当前可用 Wafer 数时，不执行物理分批，改为整批 Pilot。</w:t>
       </w:r>
@@ -4398,29 +4282,28 @@
       </w:pPr>
       <w:r>
         <w:rPr>
-          <w:rFonts w:ascii="Calibri" w:hAnsi="Calibri" w:eastAsia="Microsoft YaHei"/>
-          <w:b w:val="0"/>
-          <w:color w:val="000000"/>
-          <w:sz w:val="22"/>
+          <w:rFonts w:ascii="Times New Roman" w:hAnsi="Times New Roman" w:eastAsia="SimSun"/>
+          <w:b w:val="0"/>
+          <w:color w:val="000000"/>
+          <w:sz w:val="21"/>
         </w:rPr>
         <w:t xml:space="preserve">选中 Wafer 写入 </w:t>
       </w:r>
       <w:r>
         <w:rPr>
-          <w:rFonts w:ascii="Calibri" w:hAnsi="Calibri" w:eastAsia="Microsoft YaHei"/>
-          <w:b w:val="0"/>
-          <w:color w:val="000000"/>
-          <w:sz w:val="21"/>
-          <w:shd w:fill="EEF2F6"/>
+          <w:rFonts w:ascii="Times New Roman" w:hAnsi="Times New Roman" w:eastAsia="SimSun"/>
+          <w:b w:val="0"/>
+          <w:color w:val="000000"/>
+          <w:sz w:val="21"/>
         </w:rPr>
         <w:t>pi_splitwafer</w:t>
       </w:r>
       <w:r>
         <w:rPr>
-          <w:rFonts w:ascii="Calibri" w:hAnsi="Calibri" w:eastAsia="Microsoft YaHei"/>
-          <w:b w:val="0"/>
-          <w:color w:val="000000"/>
-          <w:sz w:val="22"/>
+          <w:rFonts w:ascii="Times New Roman" w:hAnsi="Times New Roman" w:eastAsia="SimSun"/>
+          <w:b w:val="0"/>
+          <w:color w:val="000000"/>
+          <w:sz w:val="21"/>
         </w:rPr>
         <w:t>。</w:t>
       </w:r>
@@ -4445,10 +4328,10 @@
       </w:pPr>
       <w:r>
         <w:rPr>
-          <w:rFonts w:ascii="Calibri" w:hAnsi="Calibri" w:eastAsia="Microsoft YaHei"/>
-          <w:b w:val="0"/>
-          <w:color w:val="000000"/>
-          <w:sz w:val="22"/>
+          <w:rFonts w:ascii="Times New Roman" w:hAnsi="Times New Roman" w:eastAsia="SimSun"/>
+          <w:b w:val="0"/>
+          <w:color w:val="000000"/>
+          <w:sz w:val="21"/>
         </w:rPr>
         <w:t>若 Lot 存在不包含 SRC 的 ADI 站点，则取第一道符合条件的 ADI 作为 Merge 站点；否则取最后一道 CD。有效 Merge 站点由现有流程保证，本需求不增加两者均不存在时的处理。</w:t>
       </w:r>
@@ -4487,10 +4370,10 @@
       </w:pPr>
       <w:r>
         <w:rPr>
-          <w:rFonts w:ascii="Calibri" w:hAnsi="Calibri" w:eastAsia="Microsoft YaHei"/>
-          <w:b w:val="0"/>
-          <w:color w:val="000000"/>
-          <w:sz w:val="22"/>
+          <w:rFonts w:ascii="Times New Roman" w:hAnsi="Times New Roman" w:eastAsia="SimSun"/>
+          <w:b w:val="0"/>
+          <w:color w:val="000000"/>
+          <w:sz w:val="21"/>
         </w:rPr>
         <w:t>修改现有 Pilot 选择和选片逻辑，输出字段包括：</w:t>
       </w:r>
@@ -4505,86 +4388,82 @@
       </w:pPr>
       <w:r>
         <w:rPr>
-          <w:rFonts w:ascii="Calibri" w:hAnsi="Calibri" w:eastAsia="Microsoft YaHei"/>
-          <w:b w:val="0"/>
-          <w:color w:val="000000"/>
-          <w:sz w:val="22"/>
+          <w:rFonts w:ascii="Times New Roman" w:hAnsi="Times New Roman" w:eastAsia="SimSun"/>
+          <w:b w:val="0"/>
+          <w:color w:val="000000"/>
+          <w:sz w:val="21"/>
         </w:rPr>
         <w:t>Lot、</w:t>
       </w:r>
       <w:r>
         <w:rPr>
-          <w:rFonts w:ascii="Calibri" w:hAnsi="Calibri" w:eastAsia="Microsoft YaHei"/>
-          <w:b w:val="0"/>
-          <w:color w:val="000000"/>
-          <w:sz w:val="21"/>
-          <w:shd w:fill="EEF2F6"/>
+          <w:rFonts w:ascii="Times New Roman" w:hAnsi="Times New Roman" w:eastAsia="SimSun"/>
+          <w:b w:val="0"/>
+          <w:color w:val="000000"/>
+          <w:sz w:val="21"/>
         </w:rPr>
         <w:t>toolid</w:t>
       </w:r>
       <w:r>
         <w:rPr>
-          <w:rFonts w:ascii="Calibri" w:hAnsi="Calibri" w:eastAsia="Microsoft YaHei"/>
-          <w:b w:val="0"/>
-          <w:color w:val="000000"/>
-          <w:sz w:val="22"/>
+          <w:rFonts w:ascii="Times New Roman" w:hAnsi="Times New Roman" w:eastAsia="SimSun"/>
+          <w:b w:val="0"/>
+          <w:color w:val="000000"/>
+          <w:sz w:val="21"/>
         </w:rPr>
         <w:t>、</w:t>
       </w:r>
       <w:r>
         <w:rPr>
-          <w:rFonts w:ascii="Calibri" w:hAnsi="Calibri" w:eastAsia="Microsoft YaHei"/>
-          <w:b w:val="0"/>
-          <w:color w:val="000000"/>
-          <w:sz w:val="21"/>
-          <w:shd w:fill="EEF2F6"/>
+          <w:rFonts w:ascii="Times New Roman" w:hAnsi="Times New Roman" w:eastAsia="SimSun"/>
+          <w:b w:val="0"/>
+          <w:color w:val="000000"/>
+          <w:sz w:val="21"/>
         </w:rPr>
         <w:t>productid</w:t>
       </w:r>
       <w:r>
         <w:rPr>
-          <w:rFonts w:ascii="Calibri" w:hAnsi="Calibri" w:eastAsia="Microsoft YaHei"/>
-          <w:b w:val="0"/>
-          <w:color w:val="000000"/>
-          <w:sz w:val="22"/>
+          <w:rFonts w:ascii="Times New Roman" w:hAnsi="Times New Roman" w:eastAsia="SimSun"/>
+          <w:b w:val="0"/>
+          <w:color w:val="000000"/>
+          <w:sz w:val="21"/>
         </w:rPr>
         <w:t>、</w:t>
       </w:r>
       <w:r>
         <w:rPr>
-          <w:rFonts w:ascii="Calibri" w:hAnsi="Calibri" w:eastAsia="Microsoft YaHei"/>
-          <w:b w:val="0"/>
-          <w:color w:val="000000"/>
-          <w:sz w:val="21"/>
-          <w:shd w:fill="EEF2F6"/>
+          <w:rFonts w:ascii="Times New Roman" w:hAnsi="Times New Roman" w:eastAsia="SimSun"/>
+          <w:b w:val="0"/>
+          <w:color w:val="000000"/>
+          <w:sz w:val="21"/>
         </w:rPr>
         <w:t>layerid</w:t>
       </w:r>
       <w:r>
         <w:rPr>
-          <w:rFonts w:ascii="Calibri" w:hAnsi="Calibri" w:eastAsia="Microsoft YaHei"/>
-          <w:b w:val="0"/>
-          <w:color w:val="000000"/>
-          <w:sz w:val="22"/>
+          <w:rFonts w:ascii="Times New Roman" w:hAnsi="Times New Roman" w:eastAsia="SimSun"/>
+          <w:b w:val="0"/>
+          <w:color w:val="000000"/>
+          <w:sz w:val="21"/>
         </w:rPr>
         <w:t>、</w:t>
       </w:r>
       <w:r>
         <w:rPr>
-          <w:rFonts w:ascii="Calibri" w:hAnsi="Calibri" w:eastAsia="Microsoft YaHei"/>
-          <w:b w:val="0"/>
-          <w:color w:val="000000"/>
-          <w:sz w:val="21"/>
-          <w:shd w:fill="EEF2F6"/>
+          <w:rFonts w:ascii="Times New Roman" w:hAnsi="Times New Roman" w:eastAsia="SimSun"/>
+          <w:b w:val="0"/>
+          <w:color w:val="000000"/>
+          <w:sz w:val="21"/>
         </w:rPr>
         <w:t>reticleid</w:t>
       </w:r>
       <w:r>
         <w:rPr>
-          <w:rFonts w:ascii="Calibri" w:hAnsi="Calibri" w:eastAsia="Microsoft YaHei"/>
-          <w:b w:val="0"/>
-          <w:color w:val="000000"/>
-          <w:sz w:val="22"/>
+          <w:rFonts w:ascii="Times New Roman" w:hAnsi="Times New Roman" w:eastAsia="SimSun"/>
+          <w:b w:val="0"/>
+          <w:color w:val="000000"/>
+          <w:sz w:val="21"/>
         </w:rPr>
         <w:t>。</w:t>
       </w:r>
@@ -4599,58 +4478,55 @@
       </w:pPr>
       <w:r>
         <w:rPr>
-          <w:rFonts w:ascii="Calibri" w:hAnsi="Calibri" w:eastAsia="Microsoft YaHei"/>
-          <w:b w:val="0"/>
-          <w:color w:val="000000"/>
-          <w:sz w:val="21"/>
-          <w:shd w:fill="EEF2F6"/>
+          <w:rFonts w:ascii="Times New Roman" w:hAnsi="Times New Roman" w:eastAsia="SimSun"/>
+          <w:b w:val="0"/>
+          <w:color w:val="000000"/>
+          <w:sz w:val="21"/>
         </w:rPr>
         <w:t>prereticle</w:t>
       </w:r>
       <w:r>
         <w:rPr>
-          <w:rFonts w:ascii="Calibri" w:hAnsi="Calibri" w:eastAsia="Microsoft YaHei"/>
-          <w:b w:val="0"/>
-          <w:color w:val="000000"/>
-          <w:sz w:val="22"/>
+          <w:rFonts w:ascii="Times New Roman" w:hAnsi="Times New Roman" w:eastAsia="SimSun"/>
+          <w:b w:val="0"/>
+          <w:color w:val="000000"/>
+          <w:sz w:val="21"/>
         </w:rPr>
         <w:t>、</w:t>
       </w:r>
       <w:r>
         <w:rPr>
-          <w:rFonts w:ascii="Calibri" w:hAnsi="Calibri" w:eastAsia="Microsoft YaHei"/>
-          <w:b w:val="0"/>
-          <w:color w:val="000000"/>
-          <w:sz w:val="21"/>
-          <w:shd w:fill="EEF2F6"/>
+          <w:rFonts w:ascii="Times New Roman" w:hAnsi="Times New Roman" w:eastAsia="SimSun"/>
+          <w:b w:val="0"/>
+          <w:color w:val="000000"/>
+          <w:sz w:val="21"/>
         </w:rPr>
         <w:t>pretool</w:t>
       </w:r>
       <w:r>
         <w:rPr>
-          <w:rFonts w:ascii="Calibri" w:hAnsi="Calibri" w:eastAsia="Microsoft YaHei"/>
-          <w:b w:val="0"/>
-          <w:color w:val="000000"/>
-          <w:sz w:val="22"/>
+          <w:rFonts w:ascii="Times New Roman" w:hAnsi="Times New Roman" w:eastAsia="SimSun"/>
+          <w:b w:val="0"/>
+          <w:color w:val="000000"/>
+          <w:sz w:val="21"/>
         </w:rPr>
         <w:t>、</w:t>
       </w:r>
       <w:r>
         <w:rPr>
-          <w:rFonts w:ascii="Calibri" w:hAnsi="Calibri" w:eastAsia="Microsoft YaHei"/>
-          <w:b w:val="0"/>
-          <w:color w:val="000000"/>
-          <w:sz w:val="21"/>
-          <w:shd w:fill="EEF2F6"/>
+          <w:rFonts w:ascii="Times New Roman" w:hAnsi="Times New Roman" w:eastAsia="SimSun"/>
+          <w:b w:val="0"/>
+          <w:color w:val="000000"/>
+          <w:sz w:val="21"/>
         </w:rPr>
         <w:t>custom_context_value</w:t>
       </w:r>
       <w:r>
         <w:rPr>
-          <w:rFonts w:ascii="Calibri" w:hAnsi="Calibri" w:eastAsia="Microsoft YaHei"/>
-          <w:b w:val="0"/>
-          <w:color w:val="000000"/>
-          <w:sz w:val="22"/>
+          <w:rFonts w:ascii="Times New Roman" w:hAnsi="Times New Roman" w:eastAsia="SimSun"/>
+          <w:b w:val="0"/>
+          <w:color w:val="000000"/>
+          <w:sz w:val="21"/>
         </w:rPr>
         <w:t>。</w:t>
       </w:r>
@@ -4665,58 +4541,55 @@
       </w:pPr>
       <w:r>
         <w:rPr>
-          <w:rFonts w:ascii="Calibri" w:hAnsi="Calibri" w:eastAsia="Microsoft YaHei"/>
-          <w:b w:val="0"/>
-          <w:color w:val="000000"/>
-          <w:sz w:val="21"/>
-          <w:shd w:fill="EEF2F6"/>
+          <w:rFonts w:ascii="Times New Roman" w:hAnsi="Times New Roman" w:eastAsia="SimSun"/>
+          <w:b w:val="0"/>
+          <w:color w:val="000000"/>
+          <w:sz w:val="21"/>
         </w:rPr>
         <w:t>pi_splitwafer</w:t>
       </w:r>
       <w:r>
         <w:rPr>
-          <w:rFonts w:ascii="Calibri" w:hAnsi="Calibri" w:eastAsia="Microsoft YaHei"/>
-          <w:b w:val="0"/>
-          <w:color w:val="000000"/>
-          <w:sz w:val="22"/>
+          <w:rFonts w:ascii="Times New Roman" w:hAnsi="Times New Roman" w:eastAsia="SimSun"/>
+          <w:b w:val="0"/>
+          <w:color w:val="000000"/>
+          <w:sz w:val="21"/>
         </w:rPr>
         <w:t>、</w:t>
       </w:r>
       <w:r>
         <w:rPr>
-          <w:rFonts w:ascii="Calibri" w:hAnsi="Calibri" w:eastAsia="Microsoft YaHei"/>
-          <w:b w:val="0"/>
-          <w:color w:val="000000"/>
-          <w:sz w:val="21"/>
-          <w:shd w:fill="EEF2F6"/>
+          <w:rFonts w:ascii="Times New Roman" w:hAnsi="Times New Roman" w:eastAsia="SimSun"/>
+          <w:b w:val="0"/>
+          <w:color w:val="000000"/>
+          <w:sz w:val="21"/>
         </w:rPr>
         <w:t>IsNeedSplit</w:t>
       </w:r>
       <w:r>
         <w:rPr>
-          <w:rFonts w:ascii="Calibri" w:hAnsi="Calibri" w:eastAsia="Microsoft YaHei"/>
-          <w:b w:val="0"/>
-          <w:color w:val="000000"/>
-          <w:sz w:val="22"/>
+          <w:rFonts w:ascii="Times New Roman" w:hAnsi="Times New Roman" w:eastAsia="SimSun"/>
+          <w:b w:val="0"/>
+          <w:color w:val="000000"/>
+          <w:sz w:val="21"/>
         </w:rPr>
         <w:t>、</w:t>
       </w:r>
       <w:r>
         <w:rPr>
-          <w:rFonts w:ascii="Calibri" w:hAnsi="Calibri" w:eastAsia="Microsoft YaHei"/>
-          <w:b w:val="0"/>
-          <w:color w:val="000000"/>
-          <w:sz w:val="21"/>
-          <w:shd w:fill="EEF2F6"/>
+          <w:rFonts w:ascii="Times New Roman" w:hAnsi="Times New Roman" w:eastAsia="SimSun"/>
+          <w:b w:val="0"/>
+          <w:color w:val="000000"/>
+          <w:sz w:val="21"/>
         </w:rPr>
         <w:t>isSTNSite</w:t>
       </w:r>
       <w:r>
         <w:rPr>
-          <w:rFonts w:ascii="Calibri" w:hAnsi="Calibri" w:eastAsia="Microsoft YaHei"/>
-          <w:b w:val="0"/>
-          <w:color w:val="000000"/>
-          <w:sz w:val="22"/>
+          <w:rFonts w:ascii="Times New Roman" w:hAnsi="Times New Roman" w:eastAsia="SimSun"/>
+          <w:b w:val="0"/>
+          <w:color w:val="000000"/>
+          <w:sz w:val="21"/>
         </w:rPr>
         <w:t>。</w:t>
       </w:r>
@@ -4727,10 +4600,10 @@
       </w:pPr>
       <w:r>
         <w:rPr>
-          <w:rFonts w:ascii="Calibri" w:hAnsi="Calibri" w:eastAsia="Microsoft YaHei"/>
-          <w:b w:val="0"/>
-          <w:color w:val="000000"/>
-          <w:sz w:val="22"/>
+          <w:rFonts w:ascii="Times New Roman" w:hAnsi="Times New Roman" w:eastAsia="SimSun"/>
+          <w:b w:val="0"/>
+          <w:color w:val="000000"/>
+          <w:sz w:val="21"/>
         </w:rPr>
         <w:t>保持现有输出范围和记录方式，不新增请求追踪或执行状态字段。</w:t>
       </w:r>
@@ -4755,10 +4628,10 @@
       </w:pPr>
       <w:r>
         <w:rPr>
-          <w:rFonts w:ascii="Calibri" w:hAnsi="Calibri" w:eastAsia="Microsoft YaHei"/>
-          <w:b w:val="0"/>
-          <w:color w:val="000000"/>
-          <w:sz w:val="22"/>
+          <w:rFonts w:ascii="Times New Roman" w:hAnsi="Times New Roman" w:eastAsia="SimSun"/>
+          <w:b w:val="0"/>
+          <w:color w:val="000000"/>
+          <w:sz w:val="21"/>
         </w:rPr>
         <w:t>新增 Report，用于取得需要 Transfer FOUP 的 Litho Pilot。</w:t>
       </w:r>
@@ -4773,67 +4646,64 @@
       </w:pPr>
       <w:r>
         <w:rPr>
-          <w:rFonts w:ascii="Calibri" w:hAnsi="Calibri" w:eastAsia="Microsoft YaHei"/>
-          <w:b w:val="0"/>
-          <w:color w:val="000000"/>
-          <w:sz w:val="22"/>
+          <w:rFonts w:ascii="Times New Roman" w:hAnsi="Times New Roman" w:eastAsia="SimSun"/>
+          <w:b w:val="0"/>
+          <w:color w:val="000000"/>
+          <w:sz w:val="21"/>
         </w:rPr>
         <w:t xml:space="preserve">从 </w:t>
       </w:r>
       <w:r>
         <w:rPr>
-          <w:rFonts w:ascii="Calibri" w:hAnsi="Calibri" w:eastAsia="Microsoft YaHei"/>
-          <w:b w:val="0"/>
-          <w:color w:val="000000"/>
-          <w:sz w:val="21"/>
-          <w:shd w:fill="EEF2F6"/>
+          <w:rFonts w:ascii="Times New Roman" w:hAnsi="Times New Roman" w:eastAsia="SimSun"/>
+          <w:b w:val="0"/>
+          <w:color w:val="000000"/>
+          <w:sz w:val="21"/>
         </w:rPr>
         <w:t>r2r_litho_context_ovl</w:t>
       </w:r>
       <w:r>
         <w:rPr>
-          <w:rFonts w:ascii="Calibri" w:hAnsi="Calibri" w:eastAsia="Microsoft YaHei"/>
-          <w:b w:val="0"/>
-          <w:color w:val="000000"/>
-          <w:sz w:val="22"/>
+          <w:rFonts w:ascii="Times New Roman" w:hAnsi="Times New Roman" w:eastAsia="SimSun"/>
+          <w:b w:val="0"/>
+          <w:color w:val="000000"/>
+          <w:sz w:val="21"/>
         </w:rPr>
         <w:t xml:space="preserve"> 读取 </w:t>
       </w:r>
       <w:r>
         <w:rPr>
-          <w:rFonts w:ascii="Calibri" w:hAnsi="Calibri" w:eastAsia="Microsoft YaHei"/>
-          <w:b w:val="0"/>
-          <w:color w:val="000000"/>
-          <w:sz w:val="21"/>
-          <w:shd w:fill="EEF2F6"/>
+          <w:rFonts w:ascii="Times New Roman" w:hAnsi="Times New Roman" w:eastAsia="SimSun"/>
+          <w:b w:val="0"/>
+          <w:color w:val="000000"/>
+          <w:sz w:val="21"/>
         </w:rPr>
         <w:t>ovl_status</w:t>
       </w:r>
       <w:r>
         <w:rPr>
-          <w:rFonts w:ascii="Calibri" w:hAnsi="Calibri" w:eastAsia="Microsoft YaHei"/>
-          <w:b w:val="0"/>
-          <w:color w:val="000000"/>
-          <w:sz w:val="22"/>
+          <w:rFonts w:ascii="Times New Roman" w:hAnsi="Times New Roman" w:eastAsia="SimSun"/>
+          <w:b w:val="0"/>
+          <w:color w:val="000000"/>
+          <w:sz w:val="21"/>
         </w:rPr>
         <w:t>、</w:t>
       </w:r>
       <w:r>
         <w:rPr>
-          <w:rFonts w:ascii="Calibri" w:hAnsi="Calibri" w:eastAsia="Microsoft YaHei"/>
-          <w:b w:val="0"/>
-          <w:color w:val="000000"/>
-          <w:sz w:val="21"/>
-          <w:shd w:fill="EEF2F6"/>
+          <w:rFonts w:ascii="Times New Roman" w:hAnsi="Times New Roman" w:eastAsia="SimSun"/>
+          <w:b w:val="0"/>
+          <w:color w:val="000000"/>
+          <w:sz w:val="21"/>
         </w:rPr>
         <w:t>pilot</w:t>
       </w:r>
       <w:r>
         <w:rPr>
-          <w:rFonts w:ascii="Calibri" w:hAnsi="Calibri" w:eastAsia="Microsoft YaHei"/>
-          <w:b w:val="0"/>
-          <w:color w:val="000000"/>
-          <w:sz w:val="22"/>
+          <w:rFonts w:ascii="Times New Roman" w:hAnsi="Times New Roman" w:eastAsia="SimSun"/>
+          <w:b w:val="0"/>
+          <w:color w:val="000000"/>
+          <w:sz w:val="21"/>
         </w:rPr>
         <w:t>。</w:t>
       </w:r>
@@ -4848,67 +4718,64 @@
       </w:pPr>
       <w:r>
         <w:rPr>
-          <w:rFonts w:ascii="Calibri" w:hAnsi="Calibri" w:eastAsia="Microsoft YaHei"/>
-          <w:b w:val="0"/>
-          <w:color w:val="000000"/>
-          <w:sz w:val="22"/>
+          <w:rFonts w:ascii="Times New Roman" w:hAnsi="Times New Roman" w:eastAsia="SimSun"/>
+          <w:b w:val="0"/>
+          <w:color w:val="000000"/>
+          <w:sz w:val="21"/>
         </w:rPr>
         <w:t xml:space="preserve">从 </w:t>
       </w:r>
       <w:r>
         <w:rPr>
-          <w:rFonts w:ascii="Calibri" w:hAnsi="Calibri" w:eastAsia="Microsoft YaHei"/>
-          <w:b w:val="0"/>
-          <w:color w:val="000000"/>
-          <w:sz w:val="21"/>
-          <w:shd w:fill="EEF2F6"/>
+          <w:rFonts w:ascii="Times New Roman" w:hAnsi="Times New Roman" w:eastAsia="SimSun"/>
+          <w:b w:val="0"/>
+          <w:color w:val="000000"/>
+          <w:sz w:val="21"/>
         </w:rPr>
         <w:t>r2r_litho_context_cd</w:t>
       </w:r>
       <w:r>
         <w:rPr>
-          <w:rFonts w:ascii="Calibri" w:hAnsi="Calibri" w:eastAsia="Microsoft YaHei"/>
-          <w:b w:val="0"/>
-          <w:color w:val="000000"/>
-          <w:sz w:val="22"/>
+          <w:rFonts w:ascii="Times New Roman" w:hAnsi="Times New Roman" w:eastAsia="SimSun"/>
+          <w:b w:val="0"/>
+          <w:color w:val="000000"/>
+          <w:sz w:val="21"/>
         </w:rPr>
         <w:t xml:space="preserve"> 读取 </w:t>
       </w:r>
       <w:r>
         <w:rPr>
-          <w:rFonts w:ascii="Calibri" w:hAnsi="Calibri" w:eastAsia="Microsoft YaHei"/>
-          <w:b w:val="0"/>
-          <w:color w:val="000000"/>
-          <w:sz w:val="21"/>
-          <w:shd w:fill="EEF2F6"/>
+          <w:rFonts w:ascii="Times New Roman" w:hAnsi="Times New Roman" w:eastAsia="SimSun"/>
+          <w:b w:val="0"/>
+          <w:color w:val="000000"/>
+          <w:sz w:val="21"/>
         </w:rPr>
         <w:t>cd_status</w:t>
       </w:r>
       <w:r>
         <w:rPr>
-          <w:rFonts w:ascii="Calibri" w:hAnsi="Calibri" w:eastAsia="Microsoft YaHei"/>
-          <w:b w:val="0"/>
-          <w:color w:val="000000"/>
-          <w:sz w:val="22"/>
+          <w:rFonts w:ascii="Times New Roman" w:hAnsi="Times New Roman" w:eastAsia="SimSun"/>
+          <w:b w:val="0"/>
+          <w:color w:val="000000"/>
+          <w:sz w:val="21"/>
         </w:rPr>
         <w:t>、</w:t>
       </w:r>
       <w:r>
         <w:rPr>
-          <w:rFonts w:ascii="Calibri" w:hAnsi="Calibri" w:eastAsia="Microsoft YaHei"/>
-          <w:b w:val="0"/>
-          <w:color w:val="000000"/>
-          <w:sz w:val="21"/>
-          <w:shd w:fill="EEF2F6"/>
+          <w:rFonts w:ascii="Times New Roman" w:hAnsi="Times New Roman" w:eastAsia="SimSun"/>
+          <w:b w:val="0"/>
+          <w:color w:val="000000"/>
+          <w:sz w:val="21"/>
         </w:rPr>
         <w:t>pilot</w:t>
       </w:r>
       <w:r>
         <w:rPr>
-          <w:rFonts w:ascii="Calibri" w:hAnsi="Calibri" w:eastAsia="Microsoft YaHei"/>
-          <w:b w:val="0"/>
-          <w:color w:val="000000"/>
-          <w:sz w:val="22"/>
+          <w:rFonts w:ascii="Times New Roman" w:hAnsi="Times New Roman" w:eastAsia="SimSun"/>
+          <w:b w:val="0"/>
+          <w:color w:val="000000"/>
+          <w:sz w:val="21"/>
         </w:rPr>
         <w:t>。</w:t>
       </w:r>
@@ -4923,86 +4790,82 @@
       </w:pPr>
       <w:r>
         <w:rPr>
-          <w:rFonts w:ascii="Calibri" w:hAnsi="Calibri" w:eastAsia="Microsoft YaHei"/>
-          <w:b w:val="0"/>
-          <w:color w:val="000000"/>
-          <w:sz w:val="22"/>
+          <w:rFonts w:ascii="Times New Roman" w:hAnsi="Times New Roman" w:eastAsia="SimSun"/>
+          <w:b w:val="0"/>
+          <w:color w:val="000000"/>
+          <w:sz w:val="21"/>
         </w:rPr>
         <w:t xml:space="preserve">从 </w:t>
       </w:r>
       <w:r>
         <w:rPr>
-          <w:rFonts w:ascii="Calibri" w:hAnsi="Calibri" w:eastAsia="Microsoft YaHei"/>
-          <w:b w:val="0"/>
-          <w:color w:val="000000"/>
-          <w:sz w:val="21"/>
-          <w:shd w:fill="EEF2F6"/>
+          <w:rFonts w:ascii="Times New Roman" w:hAnsi="Times New Roman" w:eastAsia="SimSun"/>
+          <w:b w:val="0"/>
+          <w:color w:val="000000"/>
+          <w:sz w:val="21"/>
         </w:rPr>
         <w:t>fwlot</w:t>
       </w:r>
       <w:r>
         <w:rPr>
-          <w:rFonts w:ascii="Calibri" w:hAnsi="Calibri" w:eastAsia="Microsoft YaHei"/>
-          <w:b w:val="0"/>
-          <w:color w:val="000000"/>
-          <w:sz w:val="22"/>
+          <w:rFonts w:ascii="Times New Roman" w:hAnsi="Times New Roman" w:eastAsia="SimSun"/>
+          <w:b w:val="0"/>
+          <w:color w:val="000000"/>
+          <w:sz w:val="21"/>
         </w:rPr>
         <w:t xml:space="preserve"> 读取 </w:t>
       </w:r>
       <w:r>
         <w:rPr>
-          <w:rFonts w:ascii="Calibri" w:hAnsi="Calibri" w:eastAsia="Microsoft YaHei"/>
-          <w:b w:val="0"/>
-          <w:color w:val="000000"/>
-          <w:sz w:val="21"/>
-          <w:shd w:fill="EEF2F6"/>
+          <w:rFonts w:ascii="Times New Roman" w:hAnsi="Times New Roman" w:eastAsia="SimSun"/>
+          <w:b w:val="0"/>
+          <w:color w:val="000000"/>
+          <w:sz w:val="21"/>
         </w:rPr>
         <w:t>appid</w:t>
       </w:r>
       <w:r>
         <w:rPr>
-          <w:rFonts w:ascii="Calibri" w:hAnsi="Calibri" w:eastAsia="Microsoft YaHei"/>
-          <w:b w:val="0"/>
-          <w:color w:val="000000"/>
-          <w:sz w:val="22"/>
+          <w:rFonts w:ascii="Times New Roman" w:hAnsi="Times New Roman" w:eastAsia="SimSun"/>
+          <w:b w:val="0"/>
+          <w:color w:val="000000"/>
+          <w:sz w:val="21"/>
         </w:rPr>
         <w:t>、</w:t>
       </w:r>
       <w:r>
         <w:rPr>
-          <w:rFonts w:ascii="Calibri" w:hAnsi="Calibri" w:eastAsia="Microsoft YaHei"/>
-          <w:b w:val="0"/>
-          <w:color w:val="000000"/>
-          <w:sz w:val="21"/>
-          <w:shd w:fill="EEF2F6"/>
+          <w:rFonts w:ascii="Times New Roman" w:hAnsi="Times New Roman" w:eastAsia="SimSun"/>
+          <w:b w:val="0"/>
+          <w:color w:val="000000"/>
+          <w:sz w:val="21"/>
         </w:rPr>
         <w:t>lottype</w:t>
       </w:r>
       <w:r>
         <w:rPr>
-          <w:rFonts w:ascii="Calibri" w:hAnsi="Calibri" w:eastAsia="Microsoft YaHei"/>
-          <w:b w:val="0"/>
-          <w:color w:val="000000"/>
-          <w:sz w:val="22"/>
+          <w:rFonts w:ascii="Times New Roman" w:hAnsi="Times New Roman" w:eastAsia="SimSun"/>
+          <w:b w:val="0"/>
+          <w:color w:val="000000"/>
+          <w:sz w:val="21"/>
         </w:rPr>
         <w:t>、</w:t>
       </w:r>
       <w:r>
         <w:rPr>
-          <w:rFonts w:ascii="Calibri" w:hAnsi="Calibri" w:eastAsia="Microsoft YaHei"/>
-          <w:b w:val="0"/>
-          <w:color w:val="000000"/>
-          <w:sz w:val="21"/>
-          <w:shd w:fill="EEF2F6"/>
+          <w:rFonts w:ascii="Times New Roman" w:hAnsi="Times New Roman" w:eastAsia="SimSun"/>
+          <w:b w:val="0"/>
+          <w:color w:val="000000"/>
+          <w:sz w:val="21"/>
         </w:rPr>
         <w:t>priority</w:t>
       </w:r>
       <w:r>
         <w:rPr>
-          <w:rFonts w:ascii="Calibri" w:hAnsi="Calibri" w:eastAsia="Microsoft YaHei"/>
-          <w:b w:val="0"/>
-          <w:color w:val="000000"/>
-          <w:sz w:val="22"/>
+          <w:rFonts w:ascii="Times New Roman" w:hAnsi="Times New Roman" w:eastAsia="SimSun"/>
+          <w:b w:val="0"/>
+          <w:color w:val="000000"/>
+          <w:sz w:val="21"/>
         </w:rPr>
         <w:t>。</w:t>
       </w:r>
@@ -5017,67 +4880,64 @@
       </w:pPr>
       <w:r>
         <w:rPr>
-          <w:rFonts w:ascii="Calibri" w:hAnsi="Calibri" w:eastAsia="Microsoft YaHei"/>
-          <w:b w:val="0"/>
-          <w:color w:val="000000"/>
-          <w:sz w:val="22"/>
+          <w:rFonts w:ascii="Times New Roman" w:hAnsi="Times New Roman" w:eastAsia="SimSun"/>
+          <w:b w:val="0"/>
+          <w:color w:val="000000"/>
+          <w:sz w:val="21"/>
         </w:rPr>
         <w:t xml:space="preserve">从 </w:t>
       </w:r>
       <w:r>
         <w:rPr>
-          <w:rFonts w:ascii="Calibri" w:hAnsi="Calibri" w:eastAsia="Microsoft YaHei"/>
-          <w:b w:val="0"/>
-          <w:color w:val="000000"/>
-          <w:sz w:val="21"/>
-          <w:shd w:fill="EEF2F6"/>
+          <w:rFonts w:ascii="Times New Roman" w:hAnsi="Times New Roman" w:eastAsia="SimSun"/>
+          <w:b w:val="0"/>
+          <w:color w:val="000000"/>
+          <w:sz w:val="21"/>
         </w:rPr>
         <w:t>fabcategorymap</w:t>
       </w:r>
       <w:r>
         <w:rPr>
-          <w:rFonts w:ascii="Calibri" w:hAnsi="Calibri" w:eastAsia="Microsoft YaHei"/>
-          <w:b w:val="0"/>
-          <w:color w:val="000000"/>
-          <w:sz w:val="22"/>
+          <w:rFonts w:ascii="Times New Roman" w:hAnsi="Times New Roman" w:eastAsia="SimSun"/>
+          <w:b w:val="0"/>
+          <w:color w:val="000000"/>
+          <w:sz w:val="21"/>
         </w:rPr>
         <w:t xml:space="preserve"> 读取 </w:t>
       </w:r>
       <w:r>
         <w:rPr>
-          <w:rFonts w:ascii="Calibri" w:hAnsi="Calibri" w:eastAsia="Microsoft YaHei"/>
-          <w:b w:val="0"/>
-          <w:color w:val="000000"/>
-          <w:sz w:val="21"/>
-          <w:shd w:fill="EEF2F6"/>
+          <w:rFonts w:ascii="Times New Roman" w:hAnsi="Times New Roman" w:eastAsia="SimSun"/>
+          <w:b w:val="0"/>
+          <w:color w:val="000000"/>
+          <w:sz w:val="21"/>
         </w:rPr>
         <w:t>lottype</w:t>
       </w:r>
       <w:r>
         <w:rPr>
-          <w:rFonts w:ascii="Calibri" w:hAnsi="Calibri" w:eastAsia="Microsoft YaHei"/>
-          <w:b w:val="0"/>
-          <w:color w:val="000000"/>
-          <w:sz w:val="22"/>
+          <w:rFonts w:ascii="Times New Roman" w:hAnsi="Times New Roman" w:eastAsia="SimSun"/>
+          <w:b w:val="0"/>
+          <w:color w:val="000000"/>
+          <w:sz w:val="21"/>
         </w:rPr>
         <w:t>、</w:t>
       </w:r>
       <w:r>
         <w:rPr>
-          <w:rFonts w:ascii="Calibri" w:hAnsi="Calibri" w:eastAsia="Microsoft YaHei"/>
-          <w:b w:val="0"/>
-          <w:color w:val="000000"/>
-          <w:sz w:val="21"/>
-          <w:shd w:fill="EEF2F6"/>
+          <w:rFonts w:ascii="Times New Roman" w:hAnsi="Times New Roman" w:eastAsia="SimSun"/>
+          <w:b w:val="0"/>
+          <w:color w:val="000000"/>
+          <w:sz w:val="21"/>
         </w:rPr>
         <w:t>category</w:t>
       </w:r>
       <w:r>
         <w:rPr>
-          <w:rFonts w:ascii="Calibri" w:hAnsi="Calibri" w:eastAsia="Microsoft YaHei"/>
-          <w:b w:val="0"/>
-          <w:color w:val="000000"/>
-          <w:sz w:val="22"/>
+          <w:rFonts w:ascii="Times New Roman" w:hAnsi="Times New Roman" w:eastAsia="SimSun"/>
+          <w:b w:val="0"/>
+          <w:color w:val="000000"/>
+          <w:sz w:val="21"/>
         </w:rPr>
         <w:t>。</w:t>
       </w:r>
@@ -5088,86 +4948,82 @@
       </w:pPr>
       <w:r>
         <w:rPr>
-          <w:rFonts w:ascii="Calibri" w:hAnsi="Calibri" w:eastAsia="Microsoft YaHei"/>
-          <w:b w:val="0"/>
-          <w:color w:val="000000"/>
-          <w:sz w:val="22"/>
+          <w:rFonts w:ascii="Times New Roman" w:hAnsi="Times New Roman" w:eastAsia="SimSun"/>
+          <w:b w:val="0"/>
+          <w:color w:val="000000"/>
+          <w:sz w:val="21"/>
         </w:rPr>
         <w:t xml:space="preserve">保留 </w:t>
       </w:r>
       <w:r>
         <w:rPr>
-          <w:rFonts w:ascii="Calibri" w:hAnsi="Calibri" w:eastAsia="Microsoft YaHei"/>
-          <w:b w:val="0"/>
-          <w:color w:val="000000"/>
-          <w:sz w:val="21"/>
-          <w:shd w:fill="EEF2F6"/>
+          <w:rFonts w:ascii="Times New Roman" w:hAnsi="Times New Roman" w:eastAsia="SimSun"/>
+          <w:b w:val="0"/>
+          <w:color w:val="000000"/>
+          <w:sz w:val="21"/>
         </w:rPr>
         <w:t>priority&lt;5</w:t>
       </w:r>
       <w:r>
         <w:rPr>
-          <w:rFonts w:ascii="Calibri" w:hAnsi="Calibri" w:eastAsia="Microsoft YaHei"/>
-          <w:b w:val="0"/>
-          <w:color w:val="000000"/>
-          <w:sz w:val="22"/>
+          <w:rFonts w:ascii="Times New Roman" w:hAnsi="Times New Roman" w:eastAsia="SimSun"/>
+          <w:b w:val="0"/>
+          <w:color w:val="000000"/>
+          <w:sz w:val="21"/>
         </w:rPr>
         <w:t>、</w:t>
       </w:r>
       <w:r>
         <w:rPr>
-          <w:rFonts w:ascii="Calibri" w:hAnsi="Calibri" w:eastAsia="Microsoft YaHei"/>
-          <w:b w:val="0"/>
-          <w:color w:val="000000"/>
-          <w:sz w:val="21"/>
-          <w:shd w:fill="EEF2F6"/>
+          <w:rFonts w:ascii="Times New Roman" w:hAnsi="Times New Roman" w:eastAsia="SimSun"/>
+          <w:b w:val="0"/>
+          <w:color w:val="000000"/>
+          <w:sz w:val="21"/>
         </w:rPr>
         <w:t>category='Production'</w:t>
       </w:r>
       <w:r>
         <w:rPr>
-          <w:rFonts w:ascii="Calibri" w:hAnsi="Calibri" w:eastAsia="Microsoft YaHei"/>
-          <w:b w:val="0"/>
-          <w:color w:val="000000"/>
-          <w:sz w:val="22"/>
+          <w:rFonts w:ascii="Times New Roman" w:hAnsi="Times New Roman" w:eastAsia="SimSun"/>
+          <w:b w:val="0"/>
+          <w:color w:val="000000"/>
+          <w:sz w:val="21"/>
         </w:rPr>
         <w:t xml:space="preserve">，且 OVL 或 CD 状态为 </w:t>
       </w:r>
       <w:r>
         <w:rPr>
-          <w:rFonts w:ascii="Calibri" w:hAnsi="Calibri" w:eastAsia="Microsoft YaHei"/>
-          <w:b w:val="0"/>
-          <w:color w:val="000000"/>
-          <w:sz w:val="21"/>
-          <w:shd w:fill="EEF2F6"/>
+          <w:rFonts w:ascii="Times New Roman" w:hAnsi="Times New Roman" w:eastAsia="SimSun"/>
+          <w:b w:val="0"/>
+          <w:color w:val="000000"/>
+          <w:sz w:val="21"/>
         </w:rPr>
         <w:t>PIRUNON</w:t>
       </w:r>
       <w:r>
         <w:rPr>
-          <w:rFonts w:ascii="Calibri" w:hAnsi="Calibri" w:eastAsia="Microsoft YaHei"/>
-          <w:b w:val="0"/>
-          <w:color w:val="000000"/>
-          <w:sz w:val="22"/>
+          <w:rFonts w:ascii="Times New Roman" w:hAnsi="Times New Roman" w:eastAsia="SimSun"/>
+          <w:b w:val="0"/>
+          <w:color w:val="000000"/>
+          <w:sz w:val="21"/>
         </w:rPr>
         <w:t xml:space="preserve"> 的记录。按 Carrier 获取同 FOUP 所有 Lot，并保留 </w:t>
       </w:r>
       <w:r>
         <w:rPr>
-          <w:rFonts w:ascii="Calibri" w:hAnsi="Calibri" w:eastAsia="Microsoft YaHei"/>
-          <w:b w:val="0"/>
-          <w:color w:val="000000"/>
-          <w:sz w:val="21"/>
-          <w:shd w:fill="EEF2F6"/>
+          <w:rFonts w:ascii="Times New Roman" w:hAnsi="Times New Roman" w:eastAsia="SimSun"/>
+          <w:b w:val="0"/>
+          <w:color w:val="000000"/>
+          <w:sz w:val="21"/>
         </w:rPr>
         <w:t>extrastatus='WaitForJobPrep'</w:t>
       </w:r>
       <w:r>
         <w:rPr>
-          <w:rFonts w:ascii="Calibri" w:hAnsi="Calibri" w:eastAsia="Microsoft YaHei"/>
-          <w:b w:val="0"/>
-          <w:color w:val="000000"/>
-          <w:sz w:val="22"/>
+          <w:rFonts w:ascii="Times New Roman" w:hAnsi="Times New Roman" w:eastAsia="SimSun"/>
+          <w:b w:val="0"/>
+          <w:color w:val="000000"/>
+          <w:sz w:val="21"/>
         </w:rPr>
         <w:t xml:space="preserve"> 的记录；若 Carrier 中存在 Other Lot，则该 Pilot 需要 Change FOUP。</w:t>
       </w:r>
@@ -5178,105 +5034,100 @@
       </w:pPr>
       <w:r>
         <w:rPr>
-          <w:rFonts w:ascii="Calibri" w:hAnsi="Calibri" w:eastAsia="Microsoft YaHei"/>
-          <w:b w:val="0"/>
-          <w:color w:val="000000"/>
-          <w:sz w:val="22"/>
+          <w:rFonts w:ascii="Times New Roman" w:hAnsi="Times New Roman" w:eastAsia="SimSun"/>
+          <w:b w:val="0"/>
+          <w:color w:val="000000"/>
+          <w:sz w:val="21"/>
         </w:rPr>
         <w:t xml:space="preserve">Carrier 按 </w:t>
       </w:r>
       <w:r>
         <w:rPr>
-          <w:rFonts w:ascii="Calibri" w:hAnsi="Calibri" w:eastAsia="Microsoft YaHei"/>
-          <w:b w:val="0"/>
-          <w:color w:val="000000"/>
-          <w:sz w:val="21"/>
-          <w:shd w:fill="EEF2F6"/>
+          <w:rFonts w:ascii="Times New Roman" w:hAnsi="Times New Roman" w:eastAsia="SimSun"/>
+          <w:b w:val="0"/>
+          <w:color w:val="000000"/>
+          <w:sz w:val="21"/>
         </w:rPr>
         <w:t>RemainQ ASC</w:t>
       </w:r>
       <w:r>
         <w:rPr>
-          <w:rFonts w:ascii="Calibri" w:hAnsi="Calibri" w:eastAsia="Microsoft YaHei"/>
-          <w:b w:val="0"/>
-          <w:color w:val="000000"/>
-          <w:sz w:val="22"/>
+          <w:rFonts w:ascii="Times New Roman" w:hAnsi="Times New Roman" w:eastAsia="SimSun"/>
+          <w:b w:val="0"/>
+          <w:color w:val="000000"/>
+          <w:sz w:val="21"/>
         </w:rPr>
         <w:t>、</w:t>
       </w:r>
       <w:r>
         <w:rPr>
-          <w:rFonts w:ascii="Calibri" w:hAnsi="Calibri" w:eastAsia="Microsoft YaHei"/>
-          <w:b w:val="0"/>
-          <w:color w:val="000000"/>
-          <w:sz w:val="21"/>
-          <w:shd w:fill="EEF2F6"/>
+          <w:rFonts w:ascii="Times New Roman" w:hAnsi="Times New Roman" w:eastAsia="SimSun"/>
+          <w:b w:val="0"/>
+          <w:color w:val="000000"/>
+          <w:sz w:val="21"/>
         </w:rPr>
         <w:t>Priority ASC</w:t>
       </w:r>
       <w:r>
         <w:rPr>
-          <w:rFonts w:ascii="Calibri" w:hAnsi="Calibri" w:eastAsia="Microsoft YaHei"/>
-          <w:b w:val="0"/>
-          <w:color w:val="000000"/>
-          <w:sz w:val="22"/>
+          <w:rFonts w:ascii="Times New Roman" w:hAnsi="Times New Roman" w:eastAsia="SimSun"/>
+          <w:b w:val="0"/>
+          <w:color w:val="000000"/>
+          <w:sz w:val="21"/>
         </w:rPr>
         <w:t>、</w:t>
       </w:r>
       <w:r>
         <w:rPr>
-          <w:rFonts w:ascii="Calibri" w:hAnsi="Calibri" w:eastAsia="Microsoft YaHei"/>
-          <w:b w:val="0"/>
-          <w:color w:val="000000"/>
-          <w:sz w:val="21"/>
-          <w:shd w:fill="EEF2F6"/>
+          <w:rFonts w:ascii="Times New Roman" w:hAnsi="Times New Roman" w:eastAsia="SimSun"/>
+          <w:b w:val="0"/>
+          <w:color w:val="000000"/>
+          <w:sz w:val="21"/>
         </w:rPr>
         <w:t>componentqty DESC</w:t>
       </w:r>
       <w:r>
         <w:rPr>
-          <w:rFonts w:ascii="Calibri" w:hAnsi="Calibri" w:eastAsia="Microsoft YaHei"/>
-          <w:b w:val="0"/>
-          <w:color w:val="000000"/>
-          <w:sz w:val="22"/>
+          <w:rFonts w:ascii="Times New Roman" w:hAnsi="Times New Roman" w:eastAsia="SimSun"/>
+          <w:b w:val="0"/>
+          <w:color w:val="000000"/>
+          <w:sz w:val="21"/>
         </w:rPr>
         <w:t>、</w:t>
       </w:r>
       <w:r>
         <w:rPr>
-          <w:rFonts w:ascii="Calibri" w:hAnsi="Calibri" w:eastAsia="Microsoft YaHei"/>
-          <w:b w:val="0"/>
-          <w:color w:val="000000"/>
-          <w:sz w:val="21"/>
-          <w:shd w:fill="EEF2F6"/>
+          <w:rFonts w:ascii="Times New Roman" w:hAnsi="Times New Roman" w:eastAsia="SimSun"/>
+          <w:b w:val="0"/>
+          <w:color w:val="000000"/>
+          <w:sz w:val="21"/>
         </w:rPr>
         <w:t>lotid ASC</w:t>
       </w:r>
       <w:r>
         <w:rPr>
-          <w:rFonts w:ascii="Calibri" w:hAnsi="Calibri" w:eastAsia="Microsoft YaHei"/>
-          <w:b w:val="0"/>
-          <w:color w:val="000000"/>
-          <w:sz w:val="22"/>
+          <w:rFonts w:ascii="Times New Roman" w:hAnsi="Times New Roman" w:eastAsia="SimSun"/>
+          <w:b w:val="0"/>
+          <w:color w:val="000000"/>
+          <w:sz w:val="21"/>
         </w:rPr>
         <w:t xml:space="preserve"> 排序并建立 </w:t>
       </w:r>
       <w:r>
         <w:rPr>
-          <w:rFonts w:ascii="Calibri" w:hAnsi="Calibri" w:eastAsia="Microsoft YaHei"/>
-          <w:b w:val="0"/>
-          <w:color w:val="000000"/>
-          <w:sz w:val="21"/>
-          <w:shd w:fill="EEF2F6"/>
+          <w:rFonts w:ascii="Times New Roman" w:hAnsi="Times New Roman" w:eastAsia="SimSun"/>
+          <w:b w:val="0"/>
+          <w:color w:val="000000"/>
+          <w:sz w:val="21"/>
         </w:rPr>
         <w:t>AdhocSorterJob</w:t>
       </w:r>
       <w:r>
         <w:rPr>
-          <w:rFonts w:ascii="Calibri" w:hAnsi="Calibri" w:eastAsia="Microsoft YaHei"/>
-          <w:b w:val="0"/>
-          <w:color w:val="000000"/>
-          <w:sz w:val="22"/>
+          <w:rFonts w:ascii="Times New Roman" w:hAnsi="Times New Roman" w:eastAsia="SimSun"/>
+          <w:b w:val="0"/>
+          <w:color w:val="000000"/>
+          <w:sz w:val="21"/>
         </w:rPr>
         <w:t>。</w:t>
       </w:r>
@@ -5287,67 +5138,64 @@
       </w:pPr>
       <w:r>
         <w:rPr>
-          <w:rFonts w:ascii="Calibri" w:hAnsi="Calibri" w:eastAsia="Microsoft YaHei"/>
-          <w:b w:val="0"/>
-          <w:color w:val="000000"/>
-          <w:sz w:val="22"/>
+          <w:rFonts w:ascii="Times New Roman" w:hAnsi="Times New Roman" w:eastAsia="SimSun"/>
+          <w:b w:val="0"/>
+          <w:color w:val="000000"/>
+          <w:sz w:val="21"/>
         </w:rPr>
         <w:t xml:space="preserve">当 </w:t>
       </w:r>
       <w:r>
         <w:rPr>
-          <w:rFonts w:ascii="Calibri" w:hAnsi="Calibri" w:eastAsia="Microsoft YaHei"/>
-          <w:b w:val="0"/>
-          <w:color w:val="000000"/>
-          <w:sz w:val="21"/>
-          <w:shd w:fill="EEF2F6"/>
+          <w:rFonts w:ascii="Times New Roman" w:hAnsi="Times New Roman" w:eastAsia="SimSun"/>
+          <w:b w:val="0"/>
+          <w:color w:val="000000"/>
+          <w:sz w:val="21"/>
         </w:rPr>
         <w:t>AMA.TriggerConfig-WatchDog_LithoPilotAutoDoAdhocSorter.Switch='Y'</w:t>
       </w:r>
       <w:r>
         <w:rPr>
-          <w:rFonts w:ascii="Calibri" w:hAnsi="Calibri" w:eastAsia="Microsoft YaHei"/>
-          <w:b w:val="0"/>
-          <w:color w:val="000000"/>
-          <w:sz w:val="22"/>
+          <w:rFonts w:ascii="Times New Roman" w:hAnsi="Times New Roman" w:eastAsia="SimSun"/>
+          <w:b w:val="0"/>
+          <w:color w:val="000000"/>
+          <w:sz w:val="21"/>
         </w:rPr>
         <w:t xml:space="preserve"> 且当前时间位于现有 Trigger Time Slot 时，按 </w:t>
       </w:r>
       <w:r>
         <w:rPr>
-          <w:rFonts w:ascii="Calibri" w:hAnsi="Calibri" w:eastAsia="Microsoft YaHei"/>
-          <w:b w:val="0"/>
-          <w:color w:val="000000"/>
-          <w:sz w:val="21"/>
-          <w:shd w:fill="EEF2F6"/>
+          <w:rFonts w:ascii="Times New Roman" w:hAnsi="Times New Roman" w:eastAsia="SimSun"/>
+          <w:b w:val="0"/>
+          <w:color w:val="000000"/>
+          <w:sz w:val="21"/>
         </w:rPr>
         <w:t>TriggerCount/Time</w:t>
       </w:r>
       <w:r>
         <w:rPr>
-          <w:rFonts w:ascii="Calibri" w:hAnsi="Calibri" w:eastAsia="Microsoft YaHei"/>
-          <w:b w:val="0"/>
-          <w:color w:val="000000"/>
-          <w:sz w:val="22"/>
+          <w:rFonts w:ascii="Times New Roman" w:hAnsi="Times New Roman" w:eastAsia="SimSun"/>
+          <w:b w:val="0"/>
+          <w:color w:val="000000"/>
+          <w:sz w:val="21"/>
         </w:rPr>
         <w:t xml:space="preserve"> 选择 Carrier。输出字段包括 Carrier、Pilot、</w:t>
       </w:r>
       <w:r>
         <w:rPr>
-          <w:rFonts w:ascii="Calibri" w:hAnsi="Calibri" w:eastAsia="Microsoft YaHei"/>
-          <w:b w:val="0"/>
-          <w:color w:val="000000"/>
-          <w:sz w:val="21"/>
-          <w:shd w:fill="EEF2F6"/>
+          <w:rFonts w:ascii="Times New Roman" w:hAnsi="Times New Roman" w:eastAsia="SimSun"/>
+          <w:b w:val="0"/>
+          <w:color w:val="000000"/>
+          <w:sz w:val="21"/>
         </w:rPr>
         <w:t>extrastatus</w:t>
       </w:r>
       <w:r>
         <w:rPr>
-          <w:rFonts w:ascii="Calibri" w:hAnsi="Calibri" w:eastAsia="Microsoft YaHei"/>
-          <w:b w:val="0"/>
-          <w:color w:val="000000"/>
-          <w:sz w:val="22"/>
+          <w:rFonts w:ascii="Times New Roman" w:hAnsi="Times New Roman" w:eastAsia="SimSun"/>
+          <w:b w:val="0"/>
+          <w:color w:val="000000"/>
+          <w:sz w:val="21"/>
         </w:rPr>
         <w:t>、Status、RemainQ、Pieces、Prod、Priority。</w:t>
       </w:r>
@@ -5386,48 +5234,46 @@
       </w:pPr>
       <w:r>
         <w:rPr>
-          <w:rFonts w:ascii="Calibri" w:hAnsi="Calibri" w:eastAsia="Microsoft YaHei"/>
-          <w:b w:val="0"/>
-          <w:color w:val="000000"/>
-          <w:sz w:val="22"/>
+          <w:rFonts w:ascii="Times New Roman" w:hAnsi="Times New Roman" w:eastAsia="SimSun"/>
+          <w:b w:val="0"/>
+          <w:color w:val="000000"/>
+          <w:sz w:val="21"/>
         </w:rPr>
         <w:t xml:space="preserve">WatchDog 开启并位于 Trigger Time Slot 时，按 Pilot 是否位于 </w:t>
       </w:r>
       <w:r>
         <w:rPr>
-          <w:rFonts w:ascii="Calibri" w:hAnsi="Calibri" w:eastAsia="Microsoft YaHei"/>
-          <w:b w:val="0"/>
-          <w:color w:val="000000"/>
-          <w:sz w:val="21"/>
-          <w:shd w:fill="EEF2F6"/>
+          <w:rFonts w:ascii="Times New Roman" w:hAnsi="Times New Roman" w:eastAsia="SimSun"/>
+          <w:b w:val="0"/>
+          <w:color w:val="000000"/>
+          <w:sz w:val="21"/>
         </w:rPr>
         <w:t>UnscheduledSorter</w:t>
       </w:r>
       <w:r>
         <w:rPr>
-          <w:rFonts w:ascii="Calibri" w:hAnsi="Calibri" w:eastAsia="Microsoft YaHei"/>
-          <w:b w:val="0"/>
-          <w:color w:val="000000"/>
-          <w:sz w:val="22"/>
+          <w:rFonts w:ascii="Times New Roman" w:hAnsi="Times New Roman" w:eastAsia="SimSun"/>
+          <w:b w:val="0"/>
+          <w:color w:val="000000"/>
+          <w:sz w:val="21"/>
         </w:rPr>
         <w:t xml:space="preserve"> 决定需要卡控的同 FOUP Other Lot。符合范围的 Other Lot 增加 </w:t>
       </w:r>
       <w:r>
         <w:rPr>
-          <w:rFonts w:ascii="Calibri" w:hAnsi="Calibri" w:eastAsia="Microsoft YaHei"/>
-          <w:b w:val="0"/>
-          <w:color w:val="000000"/>
-          <w:sz w:val="21"/>
-          <w:shd w:fill="EEF2F6"/>
+          <w:rFonts w:ascii="Times New Roman" w:hAnsi="Times New Roman" w:eastAsia="SimSun"/>
+          <w:b w:val="0"/>
+          <w:color w:val="000000"/>
+          <w:sz w:val="21"/>
         </w:rPr>
         <w:t>Reason=WaitPilotChangeFOUP</w:t>
       </w:r>
       <w:r>
         <w:rPr>
-          <w:rFonts w:ascii="Calibri" w:hAnsi="Calibri" w:eastAsia="Microsoft YaHei"/>
-          <w:b w:val="0"/>
-          <w:color w:val="000000"/>
-          <w:sz w:val="22"/>
+          <w:rFonts w:ascii="Times New Roman" w:hAnsi="Times New Roman" w:eastAsia="SimSun"/>
+          <w:b w:val="0"/>
+          <w:color w:val="000000"/>
+          <w:sz w:val="21"/>
         </w:rPr>
         <w:t>。</w:t>
       </w:r>
@@ -5442,10 +5288,10 @@
       </w:pPr>
       <w:r>
         <w:rPr>
-          <w:rFonts w:ascii="Calibri" w:hAnsi="Calibri" w:eastAsia="Microsoft YaHei"/>
-          <w:b w:val="0"/>
-          <w:color w:val="000000"/>
-          <w:sz w:val="22"/>
+          <w:rFonts w:ascii="Times New Roman" w:hAnsi="Times New Roman" w:eastAsia="SimSun"/>
+          <w:b w:val="0"/>
+          <w:color w:val="000000"/>
+          <w:sz w:val="21"/>
         </w:rPr>
         <w:t>Other Lot 位于 Litho 站点：不解除卡控。</w:t>
       </w:r>
@@ -5460,48 +5306,46 @@
       </w:pPr>
       <w:r>
         <w:rPr>
-          <w:rFonts w:ascii="Calibri" w:hAnsi="Calibri" w:eastAsia="Microsoft YaHei"/>
-          <w:b w:val="0"/>
-          <w:color w:val="000000"/>
-          <w:sz w:val="22"/>
+          <w:rFonts w:ascii="Times New Roman" w:hAnsi="Times New Roman" w:eastAsia="SimSun"/>
+          <w:b w:val="0"/>
+          <w:color w:val="000000"/>
+          <w:sz w:val="21"/>
         </w:rPr>
         <w:t>Other Lot 位于 BARCO 站点：</w:t>
       </w:r>
       <w:r>
         <w:rPr>
-          <w:rFonts w:ascii="Calibri" w:hAnsi="Calibri" w:eastAsia="Microsoft YaHei"/>
-          <w:b w:val="0"/>
-          <w:color w:val="000000"/>
-          <w:sz w:val="21"/>
-          <w:shd w:fill="EEF2F6"/>
+          <w:rFonts w:ascii="Times New Roman" w:hAnsi="Times New Roman" w:eastAsia="SimSun"/>
+          <w:b w:val="0"/>
+          <w:color w:val="000000"/>
+          <w:sz w:val="21"/>
         </w:rPr>
         <w:t>RemainQ&lt;4 h</w:t>
       </w:r>
       <w:r>
         <w:rPr>
-          <w:rFonts w:ascii="Calibri" w:hAnsi="Calibri" w:eastAsia="Microsoft YaHei"/>
-          <w:b w:val="0"/>
-          <w:color w:val="000000"/>
-          <w:sz w:val="22"/>
+          <w:rFonts w:ascii="Times New Roman" w:hAnsi="Times New Roman" w:eastAsia="SimSun"/>
+          <w:b w:val="0"/>
+          <w:color w:val="000000"/>
+          <w:sz w:val="21"/>
         </w:rPr>
         <w:t xml:space="preserve"> 或触发 </w:t>
       </w:r>
       <w:r>
         <w:rPr>
-          <w:rFonts w:ascii="Calibri" w:hAnsi="Calibri" w:eastAsia="Microsoft YaHei"/>
-          <w:b w:val="0"/>
-          <w:color w:val="000000"/>
-          <w:sz w:val="21"/>
-          <w:shd w:fill="EEF2F6"/>
+          <w:rFonts w:ascii="Times New Roman" w:hAnsi="Times New Roman" w:eastAsia="SimSun"/>
+          <w:b w:val="0"/>
+          <w:color w:val="000000"/>
+          <w:sz w:val="21"/>
         </w:rPr>
         <w:t>Qu_0</w:t>
       </w:r>
       <w:r>
         <w:rPr>
-          <w:rFonts w:ascii="Calibri" w:hAnsi="Calibri" w:eastAsia="Microsoft YaHei"/>
-          <w:b w:val="0"/>
-          <w:color w:val="000000"/>
-          <w:sz w:val="22"/>
+          <w:rFonts w:ascii="Times New Roman" w:hAnsi="Times New Roman" w:eastAsia="SimSun"/>
+          <w:b w:val="0"/>
+          <w:color w:val="000000"/>
+          <w:sz w:val="21"/>
         </w:rPr>
         <w:t xml:space="preserve"> 时解除。</w:t>
       </w:r>
@@ -5516,29 +5360,28 @@
       </w:pPr>
       <w:r>
         <w:rPr>
-          <w:rFonts w:ascii="Calibri" w:hAnsi="Calibri" w:eastAsia="Microsoft YaHei"/>
-          <w:b w:val="0"/>
-          <w:color w:val="000000"/>
-          <w:sz w:val="22"/>
+          <w:rFonts w:ascii="Times New Roman" w:hAnsi="Times New Roman" w:eastAsia="SimSun"/>
+          <w:b w:val="0"/>
+          <w:color w:val="000000"/>
+          <w:sz w:val="21"/>
         </w:rPr>
         <w:t xml:space="preserve">Other Lot 位于其他站点：仅触发 </w:t>
       </w:r>
       <w:r>
         <w:rPr>
-          <w:rFonts w:ascii="Calibri" w:hAnsi="Calibri" w:eastAsia="Microsoft YaHei"/>
-          <w:b w:val="0"/>
-          <w:color w:val="000000"/>
-          <w:sz w:val="21"/>
-          <w:shd w:fill="EEF2F6"/>
+          <w:rFonts w:ascii="Times New Roman" w:hAnsi="Times New Roman" w:eastAsia="SimSun"/>
+          <w:b w:val="0"/>
+          <w:color w:val="000000"/>
+          <w:sz w:val="21"/>
         </w:rPr>
         <w:t>Qu_0</w:t>
       </w:r>
       <w:r>
         <w:rPr>
-          <w:rFonts w:ascii="Calibri" w:hAnsi="Calibri" w:eastAsia="Microsoft YaHei"/>
-          <w:b w:val="0"/>
-          <w:color w:val="000000"/>
-          <w:sz w:val="22"/>
+          <w:rFonts w:ascii="Times New Roman" w:hAnsi="Times New Roman" w:eastAsia="SimSun"/>
+          <w:b w:val="0"/>
+          <w:color w:val="000000"/>
+          <w:sz w:val="21"/>
         </w:rPr>
         <w:t xml:space="preserve"> 时解除。</w:t>
       </w:r>
@@ -5553,48 +5396,46 @@
       </w:pPr>
       <w:r>
         <w:rPr>
-          <w:rFonts w:ascii="Calibri" w:hAnsi="Calibri" w:eastAsia="Microsoft YaHei"/>
-          <w:b w:val="0"/>
-          <w:color w:val="000000"/>
-          <w:sz w:val="22"/>
+          <w:rFonts w:ascii="Times New Roman" w:hAnsi="Times New Roman" w:eastAsia="SimSun"/>
+          <w:b w:val="0"/>
+          <w:color w:val="000000"/>
+          <w:sz w:val="21"/>
         </w:rPr>
         <w:t xml:space="preserve">Pilot 的 </w:t>
       </w:r>
       <w:r>
         <w:rPr>
-          <w:rFonts w:ascii="Calibri" w:hAnsi="Calibri" w:eastAsia="Microsoft YaHei"/>
-          <w:b w:val="0"/>
-          <w:color w:val="000000"/>
-          <w:sz w:val="21"/>
-          <w:shd w:fill="EEF2F6"/>
+          <w:rFonts w:ascii="Times New Roman" w:hAnsi="Times New Roman" w:eastAsia="SimSun"/>
+          <w:b w:val="0"/>
+          <w:color w:val="000000"/>
+          <w:sz w:val="21"/>
         </w:rPr>
         <w:t>RemainQ&lt;4 h</w:t>
       </w:r>
       <w:r>
         <w:rPr>
-          <w:rFonts w:ascii="Calibri" w:hAnsi="Calibri" w:eastAsia="Microsoft YaHei"/>
-          <w:b w:val="0"/>
-          <w:color w:val="000000"/>
-          <w:sz w:val="22"/>
+          <w:rFonts w:ascii="Times New Roman" w:hAnsi="Times New Roman" w:eastAsia="SimSun"/>
+          <w:b w:val="0"/>
+          <w:color w:val="000000"/>
+          <w:sz w:val="21"/>
         </w:rPr>
         <w:t xml:space="preserve"> 或 Pilot 触发 </w:t>
       </w:r>
       <w:r>
         <w:rPr>
-          <w:rFonts w:ascii="Calibri" w:hAnsi="Calibri" w:eastAsia="Microsoft YaHei"/>
-          <w:b w:val="0"/>
-          <w:color w:val="000000"/>
-          <w:sz w:val="21"/>
-          <w:shd w:fill="EEF2F6"/>
+          <w:rFonts w:ascii="Times New Roman" w:hAnsi="Times New Roman" w:eastAsia="SimSun"/>
+          <w:b w:val="0"/>
+          <w:color w:val="000000"/>
+          <w:sz w:val="21"/>
         </w:rPr>
         <w:t>Qu_0</w:t>
       </w:r>
       <w:r>
         <w:rPr>
-          <w:rFonts w:ascii="Calibri" w:hAnsi="Calibri" w:eastAsia="Microsoft YaHei"/>
-          <w:b w:val="0"/>
-          <w:color w:val="000000"/>
-          <w:sz w:val="22"/>
+          <w:rFonts w:ascii="Times New Roman" w:hAnsi="Times New Roman" w:eastAsia="SimSun"/>
+          <w:b w:val="0"/>
+          <w:color w:val="000000"/>
+          <w:sz w:val="21"/>
         </w:rPr>
         <w:t xml:space="preserve"> 时，解除相关卡控。</w:t>
       </w:r>
@@ -5619,67 +5460,64 @@
       </w:pPr>
       <w:r>
         <w:rPr>
-          <w:rFonts w:ascii="Calibri" w:hAnsi="Calibri" w:eastAsia="Microsoft YaHei"/>
-          <w:b w:val="0"/>
-          <w:color w:val="000000"/>
-          <w:sz w:val="22"/>
+          <w:rFonts w:ascii="Times New Roman" w:hAnsi="Times New Roman" w:eastAsia="SimSun"/>
+          <w:b w:val="0"/>
+          <w:color w:val="000000"/>
+          <w:sz w:val="21"/>
         </w:rPr>
         <w:t xml:space="preserve">针对非 Specify Lot，若 </w:t>
       </w:r>
       <w:r>
         <w:rPr>
-          <w:rFonts w:ascii="Calibri" w:hAnsi="Calibri" w:eastAsia="Microsoft YaHei"/>
-          <w:b w:val="0"/>
-          <w:color w:val="000000"/>
-          <w:sz w:val="21"/>
-          <w:shd w:fill="EEF2F6"/>
+          <w:rFonts w:ascii="Times New Roman" w:hAnsi="Times New Roman" w:eastAsia="SimSun"/>
+          <w:b w:val="0"/>
+          <w:color w:val="000000"/>
+          <w:sz w:val="21"/>
         </w:rPr>
         <w:t>Pi_split_flag='Y'</w:t>
       </w:r>
       <w:r>
         <w:rPr>
-          <w:rFonts w:ascii="Calibri" w:hAnsi="Calibri" w:eastAsia="Microsoft YaHei"/>
-          <w:b w:val="0"/>
-          <w:color w:val="000000"/>
-          <w:sz w:val="22"/>
+          <w:rFonts w:ascii="Times New Roman" w:hAnsi="Times New Roman" w:eastAsia="SimSun"/>
+          <w:b w:val="0"/>
+          <w:color w:val="000000"/>
+          <w:sz w:val="21"/>
         </w:rPr>
         <w:t xml:space="preserve">，R2R CD 或 OVL Status 为 </w:t>
       </w:r>
       <w:r>
         <w:rPr>
-          <w:rFonts w:ascii="Calibri" w:hAnsi="Calibri" w:eastAsia="Microsoft YaHei"/>
-          <w:b w:val="0"/>
-          <w:color w:val="000000"/>
-          <w:sz w:val="21"/>
-          <w:shd w:fill="EEF2F6"/>
+          <w:rFonts w:ascii="Times New Roman" w:hAnsi="Times New Roman" w:eastAsia="SimSun"/>
+          <w:b w:val="0"/>
+          <w:color w:val="000000"/>
+          <w:sz w:val="21"/>
         </w:rPr>
         <w:t>PIRUNON</w:t>
       </w:r>
       <w:r>
         <w:rPr>
-          <w:rFonts w:ascii="Calibri" w:hAnsi="Calibri" w:eastAsia="Microsoft YaHei"/>
-          <w:b w:val="0"/>
-          <w:color w:val="000000"/>
-          <w:sz w:val="22"/>
+          <w:rFonts w:ascii="Times New Roman" w:hAnsi="Times New Roman" w:eastAsia="SimSun"/>
+          <w:b w:val="0"/>
+          <w:color w:val="000000"/>
+          <w:sz w:val="21"/>
         </w:rPr>
         <w:t xml:space="preserve">，且 Pilot 不为空，则增加 </w:t>
       </w:r>
       <w:r>
         <w:rPr>
-          <w:rFonts w:ascii="Calibri" w:hAnsi="Calibri" w:eastAsia="Microsoft YaHei"/>
-          <w:b w:val="0"/>
-          <w:color w:val="000000"/>
-          <w:sz w:val="21"/>
-          <w:shd w:fill="EEF2F6"/>
+          <w:rFonts w:ascii="Times New Roman" w:hAnsi="Times New Roman" w:eastAsia="SimSun"/>
+          <w:b w:val="0"/>
+          <w:color w:val="000000"/>
+          <w:sz w:val="21"/>
         </w:rPr>
         <w:t>Reason=R2RAutoPirunControl</w:t>
       </w:r>
       <w:r>
         <w:rPr>
-          <w:rFonts w:ascii="Calibri" w:hAnsi="Calibri" w:eastAsia="Microsoft YaHei"/>
-          <w:b w:val="0"/>
-          <w:color w:val="000000"/>
-          <w:sz w:val="22"/>
+          <w:rFonts w:ascii="Times New Roman" w:hAnsi="Times New Roman" w:eastAsia="SimSun"/>
+          <w:b w:val="0"/>
+          <w:color w:val="000000"/>
+          <w:sz w:val="21"/>
         </w:rPr>
         <w:t>；否则不增加。</w:t>
       </w:r>
@@ -5704,181 +5542,172 @@
       </w:pPr>
       <w:r>
         <w:rPr>
-          <w:rFonts w:ascii="Calibri" w:hAnsi="Calibri" w:eastAsia="Microsoft YaHei"/>
-          <w:b w:val="0"/>
-          <w:color w:val="000000"/>
-          <w:sz w:val="22"/>
+          <w:rFonts w:ascii="Times New Roman" w:hAnsi="Times New Roman" w:eastAsia="SimSun"/>
+          <w:b w:val="0"/>
+          <w:color w:val="000000"/>
+          <w:sz w:val="21"/>
         </w:rPr>
         <w:t xml:space="preserve">从 </w:t>
       </w:r>
       <w:r>
         <w:rPr>
-          <w:rFonts w:ascii="Calibri" w:hAnsi="Calibri" w:eastAsia="Microsoft YaHei"/>
-          <w:b w:val="0"/>
-          <w:color w:val="000000"/>
-          <w:sz w:val="21"/>
-          <w:shd w:fill="EEF2F6"/>
+          <w:rFonts w:ascii="Times New Roman" w:hAnsi="Times New Roman" w:eastAsia="SimSun"/>
+          <w:b w:val="0"/>
+          <w:color w:val="000000"/>
+          <w:sz w:val="21"/>
         </w:rPr>
         <w:t>r2r_litho_context_relation</w:t>
       </w:r>
       <w:r>
         <w:rPr>
-          <w:rFonts w:ascii="Calibri" w:hAnsi="Calibri" w:eastAsia="Microsoft YaHei"/>
-          <w:b w:val="0"/>
-          <w:color w:val="000000"/>
-          <w:sz w:val="22"/>
+          <w:rFonts w:ascii="Times New Roman" w:hAnsi="Times New Roman" w:eastAsia="SimSun"/>
+          <w:b w:val="0"/>
+          <w:color w:val="000000"/>
+          <w:sz w:val="21"/>
         </w:rPr>
         <w:t xml:space="preserve"> 获取 </w:t>
       </w:r>
       <w:r>
         <w:rPr>
-          <w:rFonts w:ascii="Calibri" w:hAnsi="Calibri" w:eastAsia="Microsoft YaHei"/>
-          <w:b w:val="0"/>
-          <w:color w:val="000000"/>
-          <w:sz w:val="21"/>
-          <w:shd w:fill="EEF2F6"/>
+          <w:rFonts w:ascii="Times New Roman" w:hAnsi="Times New Roman" w:eastAsia="SimSun"/>
+          <w:b w:val="0"/>
+          <w:color w:val="000000"/>
+          <w:sz w:val="21"/>
         </w:rPr>
         <w:t>productid</w:t>
       </w:r>
       <w:r>
         <w:rPr>
-          <w:rFonts w:ascii="Calibri" w:hAnsi="Calibri" w:eastAsia="Microsoft YaHei"/>
-          <w:b w:val="0"/>
-          <w:color w:val="000000"/>
-          <w:sz w:val="22"/>
+          <w:rFonts w:ascii="Times New Roman" w:hAnsi="Times New Roman" w:eastAsia="SimSun"/>
+          <w:b w:val="0"/>
+          <w:color w:val="000000"/>
+          <w:sz w:val="21"/>
         </w:rPr>
         <w:t>、</w:t>
       </w:r>
       <w:r>
         <w:rPr>
-          <w:rFonts w:ascii="Calibri" w:hAnsi="Calibri" w:eastAsia="Microsoft YaHei"/>
-          <w:b w:val="0"/>
-          <w:color w:val="000000"/>
-          <w:sz w:val="21"/>
-          <w:shd w:fill="EEF2F6"/>
+          <w:rFonts w:ascii="Times New Roman" w:hAnsi="Times New Roman" w:eastAsia="SimSun"/>
+          <w:b w:val="0"/>
+          <w:color w:val="000000"/>
+          <w:sz w:val="21"/>
         </w:rPr>
         <w:t>curr_layer</w:t>
       </w:r>
       <w:r>
         <w:rPr>
-          <w:rFonts w:ascii="Calibri" w:hAnsi="Calibri" w:eastAsia="Microsoft YaHei"/>
-          <w:b w:val="0"/>
-          <w:color w:val="000000"/>
-          <w:sz w:val="22"/>
+          <w:rFonts w:ascii="Times New Roman" w:hAnsi="Times New Roman" w:eastAsia="SimSun"/>
+          <w:b w:val="0"/>
+          <w:color w:val="000000"/>
+          <w:sz w:val="21"/>
         </w:rPr>
         <w:t>、</w:t>
       </w:r>
       <w:r>
         <w:rPr>
-          <w:rFonts w:ascii="Calibri" w:hAnsi="Calibri" w:eastAsia="Microsoft YaHei"/>
-          <w:b w:val="0"/>
-          <w:color w:val="000000"/>
-          <w:sz w:val="21"/>
-          <w:shd w:fill="EEF2F6"/>
+          <w:rFonts w:ascii="Times New Roman" w:hAnsi="Times New Roman" w:eastAsia="SimSun"/>
+          <w:b w:val="0"/>
+          <w:color w:val="000000"/>
+          <w:sz w:val="21"/>
         </w:rPr>
         <w:t>pre_layer</w:t>
       </w:r>
       <w:r>
         <w:rPr>
-          <w:rFonts w:ascii="Calibri" w:hAnsi="Calibri" w:eastAsia="Microsoft YaHei"/>
-          <w:b w:val="0"/>
-          <w:color w:val="000000"/>
-          <w:sz w:val="22"/>
+          <w:rFonts w:ascii="Times New Roman" w:hAnsi="Times New Roman" w:eastAsia="SimSun"/>
+          <w:b w:val="0"/>
+          <w:color w:val="000000"/>
+          <w:sz w:val="21"/>
         </w:rPr>
         <w:t xml:space="preserve">，从 </w:t>
       </w:r>
       <w:r>
         <w:rPr>
-          <w:rFonts w:ascii="Calibri" w:hAnsi="Calibri" w:eastAsia="Microsoft YaHei"/>
-          <w:b w:val="0"/>
-          <w:color w:val="000000"/>
-          <w:sz w:val="21"/>
-          <w:shd w:fill="EEF2F6"/>
+          <w:rFonts w:ascii="Times New Roman" w:hAnsi="Times New Roman" w:eastAsia="SimSun"/>
+          <w:b w:val="0"/>
+          <w:color w:val="000000"/>
+          <w:sz w:val="21"/>
         </w:rPr>
         <w:t>r2r_litho_context_ovl</w:t>
       </w:r>
       <w:r>
         <w:rPr>
-          <w:rFonts w:ascii="Calibri" w:hAnsi="Calibri" w:eastAsia="Microsoft YaHei"/>
-          <w:b w:val="0"/>
-          <w:color w:val="000000"/>
-          <w:sz w:val="22"/>
+          <w:rFonts w:ascii="Times New Roman" w:hAnsi="Times New Roman" w:eastAsia="SimSun"/>
+          <w:b w:val="0"/>
+          <w:color w:val="000000"/>
+          <w:sz w:val="21"/>
         </w:rPr>
         <w:t xml:space="preserve"> 获取 </w:t>
       </w:r>
       <w:r>
         <w:rPr>
-          <w:rFonts w:ascii="Calibri" w:hAnsi="Calibri" w:eastAsia="Microsoft YaHei"/>
-          <w:b w:val="0"/>
-          <w:color w:val="000000"/>
-          <w:sz w:val="21"/>
-          <w:shd w:fill="EEF2F6"/>
+          <w:rFonts w:ascii="Times New Roman" w:hAnsi="Times New Roman" w:eastAsia="SimSun"/>
+          <w:b w:val="0"/>
+          <w:color w:val="000000"/>
+          <w:sz w:val="21"/>
         </w:rPr>
         <w:t>productid</w:t>
       </w:r>
       <w:r>
         <w:rPr>
-          <w:rFonts w:ascii="Calibri" w:hAnsi="Calibri" w:eastAsia="Microsoft YaHei"/>
-          <w:b w:val="0"/>
-          <w:color w:val="000000"/>
-          <w:sz w:val="22"/>
+          <w:rFonts w:ascii="Times New Roman" w:hAnsi="Times New Roman" w:eastAsia="SimSun"/>
+          <w:b w:val="0"/>
+          <w:color w:val="000000"/>
+          <w:sz w:val="21"/>
         </w:rPr>
         <w:t>、</w:t>
       </w:r>
       <w:r>
         <w:rPr>
-          <w:rFonts w:ascii="Calibri" w:hAnsi="Calibri" w:eastAsia="Microsoft YaHei"/>
-          <w:b w:val="0"/>
-          <w:color w:val="000000"/>
-          <w:sz w:val="21"/>
-          <w:shd w:fill="EEF2F6"/>
+          <w:rFonts w:ascii="Times New Roman" w:hAnsi="Times New Roman" w:eastAsia="SimSun"/>
+          <w:b w:val="0"/>
+          <w:color w:val="000000"/>
+          <w:sz w:val="21"/>
         </w:rPr>
         <w:t>layerid</w:t>
       </w:r>
       <w:r>
         <w:rPr>
-          <w:rFonts w:ascii="Calibri" w:hAnsi="Calibri" w:eastAsia="Microsoft YaHei"/>
-          <w:b w:val="0"/>
-          <w:color w:val="000000"/>
-          <w:sz w:val="22"/>
+          <w:rFonts w:ascii="Times New Roman" w:hAnsi="Times New Roman" w:eastAsia="SimSun"/>
+          <w:b w:val="0"/>
+          <w:color w:val="000000"/>
+          <w:sz w:val="21"/>
         </w:rPr>
         <w:t>、</w:t>
       </w:r>
       <w:r>
         <w:rPr>
-          <w:rFonts w:ascii="Calibri" w:hAnsi="Calibri" w:eastAsia="Microsoft YaHei"/>
-          <w:b w:val="0"/>
-          <w:color w:val="000000"/>
-          <w:sz w:val="21"/>
-          <w:shd w:fill="EEF2F6"/>
+          <w:rFonts w:ascii="Times New Roman" w:hAnsi="Times New Roman" w:eastAsia="SimSun"/>
+          <w:b w:val="0"/>
+          <w:color w:val="000000"/>
+          <w:sz w:val="21"/>
         </w:rPr>
         <w:t>pretool</w:t>
       </w:r>
       <w:r>
         <w:rPr>
-          <w:rFonts w:ascii="Calibri" w:hAnsi="Calibri" w:eastAsia="Microsoft YaHei"/>
-          <w:b w:val="0"/>
-          <w:color w:val="000000"/>
-          <w:sz w:val="22"/>
+          <w:rFonts w:ascii="Times New Roman" w:hAnsi="Times New Roman" w:eastAsia="SimSun"/>
+          <w:b w:val="0"/>
+          <w:color w:val="000000"/>
+          <w:sz w:val="21"/>
         </w:rPr>
         <w:t xml:space="preserve">。只有 </w:t>
       </w:r>
       <w:r>
         <w:rPr>
-          <w:rFonts w:ascii="Calibri" w:hAnsi="Calibri" w:eastAsia="Microsoft YaHei"/>
-          <w:b w:val="0"/>
-          <w:color w:val="000000"/>
-          <w:sz w:val="21"/>
-          <w:shd w:fill="EEF2F6"/>
+          <w:rFonts w:ascii="Times New Roman" w:hAnsi="Times New Roman" w:eastAsia="SimSun"/>
+          <w:b w:val="0"/>
+          <w:color w:val="000000"/>
+          <w:sz w:val="21"/>
         </w:rPr>
         <w:t>pretool</w:t>
       </w:r>
       <w:r>
         <w:rPr>
-          <w:rFonts w:ascii="Calibri" w:hAnsi="Calibri" w:eastAsia="Microsoft YaHei"/>
-          <w:b w:val="0"/>
-          <w:color w:val="000000"/>
-          <w:sz w:val="22"/>
+          <w:rFonts w:ascii="Times New Roman" w:hAnsi="Times New Roman" w:eastAsia="SimSun"/>
+          <w:b w:val="0"/>
+          <w:color w:val="000000"/>
+          <w:sz w:val="21"/>
         </w:rPr>
         <w:t xml:space="preserve"> 不为空时继续判断。</w:t>
       </w:r>
@@ -5889,86 +5718,82 @@
       </w:pPr>
       <w:r>
         <w:rPr>
-          <w:rFonts w:ascii="Calibri" w:hAnsi="Calibri" w:eastAsia="Microsoft YaHei"/>
-          <w:b w:val="0"/>
-          <w:color w:val="000000"/>
-          <w:sz w:val="22"/>
+          <w:rFonts w:ascii="Times New Roman" w:hAnsi="Times New Roman" w:eastAsia="SimSun"/>
+          <w:b w:val="0"/>
+          <w:color w:val="000000"/>
+          <w:sz w:val="21"/>
         </w:rPr>
         <w:t xml:space="preserve">通过 </w:t>
       </w:r>
       <w:r>
         <w:rPr>
-          <w:rFonts w:ascii="Calibri" w:hAnsi="Calibri" w:eastAsia="Microsoft YaHei"/>
-          <w:b w:val="0"/>
-          <w:color w:val="000000"/>
-          <w:sz w:val="21"/>
-          <w:shd w:fill="EEF2F6"/>
+          <w:rFonts w:ascii="Times New Roman" w:hAnsi="Times New Roman" w:eastAsia="SimSun"/>
+          <w:b w:val="0"/>
+          <w:color w:val="000000"/>
+          <w:sz w:val="21"/>
         </w:rPr>
         <w:t>fabfutureaction</w:t>
       </w:r>
       <w:r>
         <w:rPr>
-          <w:rFonts w:ascii="Calibri" w:hAnsi="Calibri" w:eastAsia="Microsoft YaHei"/>
-          <w:b w:val="0"/>
-          <w:color w:val="000000"/>
-          <w:sz w:val="22"/>
+          <w:rFonts w:ascii="Times New Roman" w:hAnsi="Times New Roman" w:eastAsia="SimSun"/>
+          <w:b w:val="0"/>
+          <w:color w:val="000000"/>
+          <w:sz w:val="21"/>
         </w:rPr>
         <w:t xml:space="preserve"> 取得 FutureMerge 关系的子批或母批；关系范围沿用现有返回结果。从 </w:t>
       </w:r>
       <w:r>
         <w:rPr>
-          <w:rFonts w:ascii="Calibri" w:hAnsi="Calibri" w:eastAsia="Microsoft YaHei"/>
-          <w:b w:val="0"/>
-          <w:color w:val="000000"/>
-          <w:sz w:val="21"/>
-          <w:shd w:fill="EEF2F6"/>
+          <w:rFonts w:ascii="Times New Roman" w:hAnsi="Times New Roman" w:eastAsia="SimSun"/>
+          <w:b w:val="0"/>
+          <w:color w:val="000000"/>
+          <w:sz w:val="21"/>
         </w:rPr>
         <w:t>r2r_lot_history</w:t>
       </w:r>
       <w:r>
         <w:rPr>
-          <w:rFonts w:ascii="Calibri" w:hAnsi="Calibri" w:eastAsia="Microsoft YaHei"/>
-          <w:b w:val="0"/>
-          <w:color w:val="000000"/>
-          <w:sz w:val="22"/>
+          <w:rFonts w:ascii="Times New Roman" w:hAnsi="Times New Roman" w:eastAsia="SimSun"/>
+          <w:b w:val="0"/>
+          <w:color w:val="000000"/>
+          <w:sz w:val="21"/>
         </w:rPr>
         <w:t xml:space="preserve"> 按 </w:t>
       </w:r>
       <w:r>
         <w:rPr>
-          <w:rFonts w:ascii="Calibri" w:hAnsi="Calibri" w:eastAsia="Microsoft YaHei"/>
-          <w:b w:val="0"/>
-          <w:color w:val="000000"/>
-          <w:sz w:val="21"/>
-          <w:shd w:fill="EEF2F6"/>
+          <w:rFonts w:ascii="Times New Roman" w:hAnsi="Times New Roman" w:eastAsia="SimSun"/>
+          <w:b w:val="0"/>
+          <w:color w:val="000000"/>
+          <w:sz w:val="21"/>
         </w:rPr>
         <w:t>lotid + productid + layerid</w:t>
       </w:r>
       <w:r>
         <w:rPr>
-          <w:rFonts w:ascii="Calibri" w:hAnsi="Calibri" w:eastAsia="Microsoft YaHei"/>
-          <w:b w:val="0"/>
-          <w:color w:val="000000"/>
-          <w:sz w:val="22"/>
+          <w:rFonts w:ascii="Times New Roman" w:hAnsi="Times New Roman" w:eastAsia="SimSun"/>
+          <w:b w:val="0"/>
+          <w:color w:val="000000"/>
+          <w:sz w:val="21"/>
         </w:rPr>
         <w:t xml:space="preserve"> 获取对应 Layer 的 </w:t>
       </w:r>
       <w:r>
         <w:rPr>
-          <w:rFonts w:ascii="Calibri" w:hAnsi="Calibri" w:eastAsia="Microsoft YaHei"/>
-          <w:b w:val="0"/>
-          <w:color w:val="000000"/>
-          <w:sz w:val="21"/>
-          <w:shd w:fill="EEF2F6"/>
+          <w:rFonts w:ascii="Times New Roman" w:hAnsi="Times New Roman" w:eastAsia="SimSun"/>
+          <w:b w:val="0"/>
+          <w:color w:val="000000"/>
+          <w:sz w:val="21"/>
         </w:rPr>
         <w:t>toolid</w:t>
       </w:r>
       <w:r>
         <w:rPr>
-          <w:rFonts w:ascii="Calibri" w:hAnsi="Calibri" w:eastAsia="Microsoft YaHei"/>
-          <w:b w:val="0"/>
-          <w:color w:val="000000"/>
-          <w:sz w:val="22"/>
+          <w:rFonts w:ascii="Times New Roman" w:hAnsi="Times New Roman" w:eastAsia="SimSun"/>
+          <w:b w:val="0"/>
+          <w:color w:val="000000"/>
+          <w:sz w:val="21"/>
         </w:rPr>
         <w:t>，以实际作业完成时间降序、记录 ID 降序取得最新记录。</w:t>
       </w:r>
@@ -5979,48 +5804,46 @@
       </w:pPr>
       <w:r>
         <w:rPr>
-          <w:rFonts w:ascii="Calibri" w:hAnsi="Calibri" w:eastAsia="Microsoft YaHei"/>
-          <w:b w:val="0"/>
-          <w:color w:val="000000"/>
-          <w:sz w:val="22"/>
+          <w:rFonts w:ascii="Times New Roman" w:hAnsi="Times New Roman" w:eastAsia="SimSun"/>
+          <w:b w:val="0"/>
+          <w:color w:val="000000"/>
+          <w:sz w:val="21"/>
         </w:rPr>
         <w:t xml:space="preserve">针对非 Specify Lot，若当前 Lot 与子批或母批的 </w:t>
       </w:r>
       <w:r>
         <w:rPr>
-          <w:rFonts w:ascii="Calibri" w:hAnsi="Calibri" w:eastAsia="Microsoft YaHei"/>
-          <w:b w:val="0"/>
-          <w:color w:val="000000"/>
-          <w:sz w:val="21"/>
-          <w:shd w:fill="EEF2F6"/>
+          <w:rFonts w:ascii="Times New Roman" w:hAnsi="Times New Roman" w:eastAsia="SimSun"/>
+          <w:b w:val="0"/>
+          <w:color w:val="000000"/>
+          <w:sz w:val="21"/>
         </w:rPr>
         <w:t>toolid</w:t>
       </w:r>
       <w:r>
         <w:rPr>
-          <w:rFonts w:ascii="Calibri" w:hAnsi="Calibri" w:eastAsia="Microsoft YaHei"/>
-          <w:b w:val="0"/>
-          <w:color w:val="000000"/>
-          <w:sz w:val="22"/>
+          <w:rFonts w:ascii="Times New Roman" w:hAnsi="Times New Roman" w:eastAsia="SimSun"/>
+          <w:b w:val="0"/>
+          <w:color w:val="000000"/>
+          <w:sz w:val="21"/>
         </w:rPr>
         <w:t xml:space="preserve"> 不一致，则增加 </w:t>
       </w:r>
       <w:r>
         <w:rPr>
-          <w:rFonts w:ascii="Calibri" w:hAnsi="Calibri" w:eastAsia="Microsoft YaHei"/>
-          <w:b w:val="0"/>
-          <w:color w:val="000000"/>
-          <w:sz w:val="21"/>
-          <w:shd w:fill="EEF2F6"/>
+          <w:rFonts w:ascii="Times New Roman" w:hAnsi="Times New Roman" w:eastAsia="SimSun"/>
+          <w:b w:val="0"/>
+          <w:color w:val="000000"/>
+          <w:sz w:val="21"/>
         </w:rPr>
         <w:t>Reason=Parent&amp;ChildLotNeedRunSameTool</w:t>
       </w:r>
       <w:r>
         <w:rPr>
-          <w:rFonts w:ascii="Calibri" w:hAnsi="Calibri" w:eastAsia="Microsoft YaHei"/>
-          <w:b w:val="0"/>
-          <w:color w:val="000000"/>
-          <w:sz w:val="22"/>
+          <w:rFonts w:ascii="Times New Roman" w:hAnsi="Times New Roman" w:eastAsia="SimSun"/>
+          <w:b w:val="0"/>
+          <w:color w:val="000000"/>
+          <w:sz w:val="21"/>
         </w:rPr>
         <w:t>；否则继续现有逻辑。</w:t>
       </w:r>
@@ -6045,67 +5868,64 @@
       </w:pPr>
       <w:r>
         <w:rPr>
-          <w:rFonts w:ascii="Calibri" w:hAnsi="Calibri" w:eastAsia="Microsoft YaHei"/>
-          <w:b w:val="0"/>
-          <w:color w:val="000000"/>
-          <w:sz w:val="22"/>
+          <w:rFonts w:ascii="Times New Roman" w:hAnsi="Times New Roman" w:eastAsia="SimSun"/>
+          <w:b w:val="0"/>
+          <w:color w:val="000000"/>
+          <w:sz w:val="21"/>
         </w:rPr>
         <w:t xml:space="preserve">LithoAssign 保留 </w:t>
       </w:r>
       <w:r>
         <w:rPr>
-          <w:rFonts w:ascii="Calibri" w:hAnsi="Calibri" w:eastAsia="Microsoft YaHei"/>
-          <w:b w:val="0"/>
-          <w:color w:val="000000"/>
-          <w:sz w:val="21"/>
-          <w:shd w:fill="EEF2F6"/>
+          <w:rFonts w:ascii="Times New Roman" w:hAnsi="Times New Roman" w:eastAsia="SimSun"/>
+          <w:b w:val="0"/>
+          <w:color w:val="000000"/>
+          <w:sz w:val="21"/>
         </w:rPr>
         <w:t>R2RAutoPirunControl</w:t>
       </w:r>
       <w:r>
         <w:rPr>
-          <w:rFonts w:ascii="Calibri" w:hAnsi="Calibri" w:eastAsia="Microsoft YaHei"/>
-          <w:b w:val="0"/>
-          <w:color w:val="000000"/>
-          <w:sz w:val="22"/>
+          <w:rFonts w:ascii="Times New Roman" w:hAnsi="Times New Roman" w:eastAsia="SimSun"/>
+          <w:b w:val="0"/>
+          <w:color w:val="000000"/>
+          <w:sz w:val="21"/>
         </w:rPr>
         <w:t xml:space="preserve">，并新增 </w:t>
       </w:r>
       <w:r>
         <w:rPr>
-          <w:rFonts w:ascii="Calibri" w:hAnsi="Calibri" w:eastAsia="Microsoft YaHei"/>
-          <w:b w:val="0"/>
-          <w:color w:val="000000"/>
-          <w:sz w:val="21"/>
-          <w:shd w:fill="EEF2F6"/>
+          <w:rFonts w:ascii="Times New Roman" w:hAnsi="Times New Roman" w:eastAsia="SimSun"/>
+          <w:b w:val="0"/>
+          <w:color w:val="000000"/>
+          <w:sz w:val="21"/>
         </w:rPr>
         <w:t>Parent&amp;ChildLotNeedRunSameTool</w:t>
       </w:r>
       <w:r>
         <w:rPr>
-          <w:rFonts w:ascii="Calibri" w:hAnsi="Calibri" w:eastAsia="Microsoft YaHei"/>
-          <w:b w:val="0"/>
-          <w:color w:val="000000"/>
-          <w:sz w:val="22"/>
+          <w:rFonts w:ascii="Times New Roman" w:hAnsi="Times New Roman" w:eastAsia="SimSun"/>
+          <w:b w:val="0"/>
+          <w:color w:val="000000"/>
+          <w:sz w:val="21"/>
         </w:rPr>
         <w:t>。判断逻辑与 LithoRule 一致，</w:t>
       </w:r>
       <w:r>
         <w:rPr>
-          <w:rFonts w:ascii="Calibri" w:hAnsi="Calibri" w:eastAsia="Microsoft YaHei"/>
-          <w:b w:val="0"/>
-          <w:color w:val="000000"/>
-          <w:sz w:val="21"/>
-          <w:shd w:fill="EEF2F6"/>
+          <w:rFonts w:ascii="Times New Roman" w:hAnsi="Times New Roman" w:eastAsia="SimSun"/>
+          <w:b w:val="0"/>
+          <w:color w:val="000000"/>
+          <w:sz w:val="21"/>
         </w:rPr>
         <w:t>pretool</w:t>
       </w:r>
       <w:r>
         <w:rPr>
-          <w:rFonts w:ascii="Calibri" w:hAnsi="Calibri" w:eastAsia="Microsoft YaHei"/>
-          <w:b w:val="0"/>
-          <w:color w:val="000000"/>
-          <w:sz w:val="22"/>
+          <w:rFonts w:ascii="Times New Roman" w:hAnsi="Times New Roman" w:eastAsia="SimSun"/>
+          <w:b w:val="0"/>
+          <w:color w:val="000000"/>
+          <w:sz w:val="21"/>
         </w:rPr>
         <w:t xml:space="preserve"> 及子母批作业机台信息由 Central 获取。</w:t>
       </w:r>
@@ -6134,39 +5954,37 @@
       </w:pPr>
       <w:r>
         <w:rPr>
-          <w:rFonts w:ascii="Calibri" w:hAnsi="Calibri" w:eastAsia="Microsoft YaHei"/>
-          <w:b w:val="0"/>
-          <w:color w:val="000000"/>
-          <w:sz w:val="21"/>
-          <w:shd w:fill="EEF2F6"/>
+          <w:rFonts w:ascii="Times New Roman" w:hAnsi="Times New Roman" w:eastAsia="SimSun"/>
+          <w:b w:val="0"/>
+          <w:color w:val="000000"/>
+          <w:sz w:val="21"/>
         </w:rPr>
         <w:t>rtd_r2r_litho_add_setting.Pi_split_flag</w:t>
       </w:r>
       <w:r>
         <w:rPr>
-          <w:rFonts w:ascii="Calibri" w:hAnsi="Calibri" w:eastAsia="Microsoft YaHei"/>
-          <w:b w:val="0"/>
-          <w:color w:val="000000"/>
-          <w:sz w:val="22"/>
+          <w:rFonts w:ascii="Times New Roman" w:hAnsi="Times New Roman" w:eastAsia="SimSun"/>
+          <w:b w:val="0"/>
+          <w:color w:val="000000"/>
+          <w:sz w:val="21"/>
         </w:rPr>
         <w:t>：</w:t>
       </w:r>
       <w:r>
         <w:rPr>
-          <w:rFonts w:ascii="Calibri" w:hAnsi="Calibri" w:eastAsia="Microsoft YaHei"/>
-          <w:b w:val="0"/>
-          <w:color w:val="000000"/>
-          <w:sz w:val="21"/>
-          <w:shd w:fill="EEF2F6"/>
+          <w:rFonts w:ascii="Times New Roman" w:hAnsi="Times New Roman" w:eastAsia="SimSun"/>
+          <w:b w:val="0"/>
+          <w:color w:val="000000"/>
+          <w:sz w:val="21"/>
         </w:rPr>
         <w:t>Y</w:t>
       </w:r>
       <w:r>
         <w:rPr>
-          <w:rFonts w:ascii="Calibri" w:hAnsi="Calibri" w:eastAsia="Microsoft YaHei"/>
-          <w:b w:val="0"/>
-          <w:color w:val="000000"/>
-          <w:sz w:val="22"/>
+          <w:rFonts w:ascii="Times New Roman" w:hAnsi="Times New Roman" w:eastAsia="SimSun"/>
+          <w:b w:val="0"/>
+          <w:color w:val="000000"/>
+          <w:sz w:val="21"/>
         </w:rPr>
         <w:t xml:space="preserve"> 表示机台允许物理分批。</w:t>
       </w:r>
@@ -6181,20 +5999,19 @@
       </w:pPr>
       <w:r>
         <w:rPr>
-          <w:rFonts w:ascii="Calibri" w:hAnsi="Calibri" w:eastAsia="Microsoft YaHei"/>
-          <w:b w:val="0"/>
-          <w:color w:val="000000"/>
-          <w:sz w:val="21"/>
-          <w:shd w:fill="EEF2F6"/>
+          <w:rFonts w:ascii="Times New Roman" w:hAnsi="Times New Roman" w:eastAsia="SimSun"/>
+          <w:b w:val="0"/>
+          <w:color w:val="000000"/>
+          <w:sz w:val="21"/>
         </w:rPr>
         <w:t>rtd_r2r_litho_add_setting.pi_splitcnt</w:t>
       </w:r>
       <w:r>
         <w:rPr>
-          <w:rFonts w:ascii="Calibri" w:hAnsi="Calibri" w:eastAsia="Microsoft YaHei"/>
-          <w:b w:val="0"/>
-          <w:color w:val="000000"/>
-          <w:sz w:val="22"/>
+          <w:rFonts w:ascii="Times New Roman" w:hAnsi="Times New Roman" w:eastAsia="SimSun"/>
+          <w:b w:val="0"/>
+          <w:color w:val="000000"/>
+          <w:sz w:val="21"/>
         </w:rPr>
         <w:t>：有效范围 1～25；为空、0、负数或大于 25 时使用默认值 4。</w:t>
       </w:r>
@@ -6209,77 +6026,73 @@
       </w:pPr>
       <w:r>
         <w:rPr>
-          <w:rFonts w:ascii="Calibri" w:hAnsi="Calibri" w:eastAsia="Microsoft YaHei"/>
-          <w:b w:val="0"/>
-          <w:color w:val="000000"/>
-          <w:sz w:val="21"/>
-          <w:shd w:fill="EEF2F6"/>
+          <w:rFonts w:ascii="Times New Roman" w:hAnsi="Times New Roman" w:eastAsia="SimSun"/>
+          <w:b w:val="0"/>
+          <w:color w:val="000000"/>
+          <w:sz w:val="21"/>
         </w:rPr>
         <w:t>AMA.TriggerConfig-WatchDog_LithoPilotAutoDoAdhocSorter</w:t>
       </w:r>
       <w:r>
         <w:rPr>
-          <w:rFonts w:ascii="Calibri" w:hAnsi="Calibri" w:eastAsia="Microsoft YaHei"/>
-          <w:b w:val="0"/>
-          <w:color w:val="000000"/>
-          <w:sz w:val="22"/>
+          <w:rFonts w:ascii="Times New Roman" w:hAnsi="Times New Roman" w:eastAsia="SimSun"/>
+          <w:b w:val="0"/>
+          <w:color w:val="000000"/>
+          <w:sz w:val="21"/>
         </w:rPr>
         <w:t xml:space="preserve">：沿用 </w:t>
       </w:r>
       <w:r>
         <w:rPr>
-          <w:rFonts w:ascii="Calibri" w:hAnsi="Calibri" w:eastAsia="Microsoft YaHei"/>
-          <w:b w:val="0"/>
-          <w:color w:val="000000"/>
-          <w:sz w:val="21"/>
-          <w:shd w:fill="EEF2F6"/>
+          <w:rFonts w:ascii="Times New Roman" w:hAnsi="Times New Roman" w:eastAsia="SimSun"/>
+          <w:b w:val="0"/>
+          <w:color w:val="000000"/>
+          <w:sz w:val="21"/>
         </w:rPr>
         <w:t>Switch</w:t>
       </w:r>
       <w:r>
         <w:rPr>
-          <w:rFonts w:ascii="Calibri" w:hAnsi="Calibri" w:eastAsia="Microsoft YaHei"/>
-          <w:b w:val="0"/>
-          <w:color w:val="000000"/>
-          <w:sz w:val="22"/>
+          <w:rFonts w:ascii="Times New Roman" w:hAnsi="Times New Roman" w:eastAsia="SimSun"/>
+          <w:b w:val="0"/>
+          <w:color w:val="000000"/>
+          <w:sz w:val="21"/>
         </w:rPr>
         <w:t>、</w:t>
       </w:r>
       <w:r>
         <w:rPr>
-          <w:rFonts w:ascii="Calibri" w:hAnsi="Calibri" w:eastAsia="Microsoft YaHei"/>
-          <w:b w:val="0"/>
-          <w:color w:val="000000"/>
-          <w:sz w:val="21"/>
-          <w:shd w:fill="EEF2F6"/>
+          <w:rFonts w:ascii="Times New Roman" w:hAnsi="Times New Roman" w:eastAsia="SimSun"/>
+          <w:b w:val="0"/>
+          <w:color w:val="000000"/>
+          <w:sz w:val="21"/>
         </w:rPr>
         <w:t>Trigger Time Slot</w:t>
       </w:r>
       <w:r>
         <w:rPr>
-          <w:rFonts w:ascii="Calibri" w:hAnsi="Calibri" w:eastAsia="Microsoft YaHei"/>
-          <w:b w:val="0"/>
-          <w:color w:val="000000"/>
-          <w:sz w:val="22"/>
+          <w:rFonts w:ascii="Times New Roman" w:hAnsi="Times New Roman" w:eastAsia="SimSun"/>
+          <w:b w:val="0"/>
+          <w:color w:val="000000"/>
+          <w:sz w:val="21"/>
         </w:rPr>
         <w:t>、</w:t>
       </w:r>
       <w:r>
         <w:rPr>
-          <w:rFonts w:ascii="Calibri" w:hAnsi="Calibri" w:eastAsia="Microsoft YaHei"/>
-          <w:b w:val="0"/>
-          <w:color w:val="000000"/>
-          <w:sz w:val="21"/>
-          <w:shd w:fill="EEF2F6"/>
+          <w:rFonts w:ascii="Times New Roman" w:hAnsi="Times New Roman" w:eastAsia="SimSun"/>
+          <w:b w:val="0"/>
+          <w:color w:val="000000"/>
+          <w:sz w:val="21"/>
         </w:rPr>
         <w:t>TriggerCount/Time</w:t>
       </w:r>
       <w:r>
         <w:rPr>
-          <w:rFonts w:ascii="Calibri" w:hAnsi="Calibri" w:eastAsia="Microsoft YaHei"/>
-          <w:b w:val="0"/>
-          <w:color w:val="000000"/>
-          <w:sz w:val="22"/>
+          <w:rFonts w:ascii="Times New Roman" w:hAnsi="Times New Roman" w:eastAsia="SimSun"/>
+          <w:b w:val="0"/>
+          <w:color w:val="000000"/>
+          <w:sz w:val="21"/>
         </w:rPr>
         <w:t>。</w:t>
       </w:r>
@@ -6319,48 +6132,46 @@
       </w:pPr>
       <w:r>
         <w:rPr>
-          <w:rFonts w:ascii="Calibri" w:hAnsi="Calibri" w:eastAsia="Microsoft YaHei"/>
-          <w:b w:val="0"/>
-          <w:color w:val="000000"/>
-          <w:sz w:val="22"/>
+          <w:rFonts w:ascii="Times New Roman" w:hAnsi="Times New Roman" w:eastAsia="SimSun"/>
+          <w:b w:val="0"/>
+          <w:color w:val="000000"/>
+          <w:sz w:val="21"/>
         </w:rPr>
         <w:t xml:space="preserve">Pilot 设置沿用现有 AMA 触发方式和执行周期，本需求不新增 Trigger。AMA 读取 </w:t>
       </w:r>
       <w:r>
         <w:rPr>
-          <w:rFonts w:ascii="Calibri" w:hAnsi="Calibri" w:eastAsia="Microsoft YaHei"/>
-          <w:b w:val="0"/>
-          <w:color w:val="000000"/>
-          <w:sz w:val="21"/>
-          <w:shd w:fill="EEF2F6"/>
+          <w:rFonts w:ascii="Times New Roman" w:hAnsi="Times New Roman" w:eastAsia="SimSun"/>
+          <w:b w:val="0"/>
+          <w:color w:val="000000"/>
+          <w:sz w:val="21"/>
         </w:rPr>
         <w:t>Central_GetLithoR2RAutoPirunInfo</w:t>
       </w:r>
       <w:r>
         <w:rPr>
-          <w:rFonts w:ascii="Calibri" w:hAnsi="Calibri" w:eastAsia="Microsoft YaHei"/>
-          <w:b w:val="0"/>
-          <w:color w:val="000000"/>
-          <w:sz w:val="22"/>
+          <w:rFonts w:ascii="Times New Roman" w:hAnsi="Times New Roman" w:eastAsia="SimSun"/>
+          <w:b w:val="0"/>
+          <w:color w:val="000000"/>
+          <w:sz w:val="21"/>
         </w:rPr>
         <w:t xml:space="preserve"> 执行 Pilot 设置；Transfer FOUP 按 WatchDog 配置读取 </w:t>
       </w:r>
       <w:r>
         <w:rPr>
-          <w:rFonts w:ascii="Calibri" w:hAnsi="Calibri" w:eastAsia="Microsoft YaHei"/>
-          <w:b w:val="0"/>
-          <w:color w:val="000000"/>
-          <w:sz w:val="21"/>
-          <w:shd w:fill="EEF2F6"/>
+          <w:rFonts w:ascii="Times New Roman" w:hAnsi="Times New Roman" w:eastAsia="SimSun"/>
+          <w:b w:val="0"/>
+          <w:color w:val="000000"/>
+          <w:sz w:val="21"/>
         </w:rPr>
         <w:t>LithoPilotAutoDoAdhocSorter</w:t>
       </w:r>
       <w:r>
         <w:rPr>
-          <w:rFonts w:ascii="Calibri" w:hAnsi="Calibri" w:eastAsia="Microsoft YaHei"/>
-          <w:b w:val="0"/>
-          <w:color w:val="000000"/>
-          <w:sz w:val="22"/>
+          <w:rFonts w:ascii="Times New Roman" w:hAnsi="Times New Roman" w:eastAsia="SimSun"/>
+          <w:b w:val="0"/>
+          <w:color w:val="000000"/>
+          <w:sz w:val="21"/>
         </w:rPr>
         <w:t>。</w:t>
       </w:r>
@@ -6371,200 +6182,190 @@
       </w:pPr>
       <w:r>
         <w:rPr>
-          <w:rFonts w:ascii="Calibri" w:hAnsi="Calibri" w:eastAsia="Microsoft YaHei"/>
-          <w:b w:val="0"/>
-          <w:color w:val="000000"/>
-          <w:sz w:val="22"/>
+          <w:rFonts w:ascii="Times New Roman" w:hAnsi="Times New Roman" w:eastAsia="SimSun"/>
+          <w:b w:val="0"/>
+          <w:color w:val="000000"/>
+          <w:sz w:val="21"/>
         </w:rPr>
         <w:t>设置 Pilot 时读取 Lot、</w:t>
       </w:r>
       <w:r>
         <w:rPr>
-          <w:rFonts w:ascii="Calibri" w:hAnsi="Calibri" w:eastAsia="Microsoft YaHei"/>
-          <w:b w:val="0"/>
-          <w:color w:val="000000"/>
-          <w:sz w:val="21"/>
-          <w:shd w:fill="EEF2F6"/>
+          <w:rFonts w:ascii="Times New Roman" w:hAnsi="Times New Roman" w:eastAsia="SimSun"/>
+          <w:b w:val="0"/>
+          <w:color w:val="000000"/>
+          <w:sz w:val="21"/>
         </w:rPr>
         <w:t>toolid</w:t>
       </w:r>
       <w:r>
         <w:rPr>
-          <w:rFonts w:ascii="Calibri" w:hAnsi="Calibri" w:eastAsia="Microsoft YaHei"/>
-          <w:b w:val="0"/>
-          <w:color w:val="000000"/>
-          <w:sz w:val="22"/>
+          <w:rFonts w:ascii="Times New Roman" w:hAnsi="Times New Roman" w:eastAsia="SimSun"/>
+          <w:b w:val="0"/>
+          <w:color w:val="000000"/>
+          <w:sz w:val="21"/>
         </w:rPr>
         <w:t>、</w:t>
       </w:r>
       <w:r>
         <w:rPr>
-          <w:rFonts w:ascii="Calibri" w:hAnsi="Calibri" w:eastAsia="Microsoft YaHei"/>
-          <w:b w:val="0"/>
-          <w:color w:val="000000"/>
-          <w:sz w:val="21"/>
-          <w:shd w:fill="EEF2F6"/>
+          <w:rFonts w:ascii="Times New Roman" w:hAnsi="Times New Roman" w:eastAsia="SimSun"/>
+          <w:b w:val="0"/>
+          <w:color w:val="000000"/>
+          <w:sz w:val="21"/>
         </w:rPr>
         <w:t>productid</w:t>
       </w:r>
       <w:r>
         <w:rPr>
-          <w:rFonts w:ascii="Calibri" w:hAnsi="Calibri" w:eastAsia="Microsoft YaHei"/>
-          <w:b w:val="0"/>
-          <w:color w:val="000000"/>
-          <w:sz w:val="22"/>
+          <w:rFonts w:ascii="Times New Roman" w:hAnsi="Times New Roman" w:eastAsia="SimSun"/>
+          <w:b w:val="0"/>
+          <w:color w:val="000000"/>
+          <w:sz w:val="21"/>
         </w:rPr>
         <w:t>、</w:t>
       </w:r>
       <w:r>
         <w:rPr>
-          <w:rFonts w:ascii="Calibri" w:hAnsi="Calibri" w:eastAsia="Microsoft YaHei"/>
-          <w:b w:val="0"/>
-          <w:color w:val="000000"/>
-          <w:sz w:val="21"/>
-          <w:shd w:fill="EEF2F6"/>
+          <w:rFonts w:ascii="Times New Roman" w:hAnsi="Times New Roman" w:eastAsia="SimSun"/>
+          <w:b w:val="0"/>
+          <w:color w:val="000000"/>
+          <w:sz w:val="21"/>
         </w:rPr>
         <w:t>layerid</w:t>
       </w:r>
       <w:r>
         <w:rPr>
-          <w:rFonts w:ascii="Calibri" w:hAnsi="Calibri" w:eastAsia="Microsoft YaHei"/>
-          <w:b w:val="0"/>
-          <w:color w:val="000000"/>
-          <w:sz w:val="22"/>
+          <w:rFonts w:ascii="Times New Roman" w:hAnsi="Times New Roman" w:eastAsia="SimSun"/>
+          <w:b w:val="0"/>
+          <w:color w:val="000000"/>
+          <w:sz w:val="21"/>
         </w:rPr>
         <w:t>、</w:t>
       </w:r>
       <w:r>
         <w:rPr>
-          <w:rFonts w:ascii="Calibri" w:hAnsi="Calibri" w:eastAsia="Microsoft YaHei"/>
-          <w:b w:val="0"/>
-          <w:color w:val="000000"/>
-          <w:sz w:val="21"/>
-          <w:shd w:fill="EEF2F6"/>
+          <w:rFonts w:ascii="Times New Roman" w:hAnsi="Times New Roman" w:eastAsia="SimSun"/>
+          <w:b w:val="0"/>
+          <w:color w:val="000000"/>
+          <w:sz w:val="21"/>
         </w:rPr>
         <w:t>reticleid</w:t>
       </w:r>
       <w:r>
         <w:rPr>
-          <w:rFonts w:ascii="Calibri" w:hAnsi="Calibri" w:eastAsia="Microsoft YaHei"/>
-          <w:b w:val="0"/>
-          <w:color w:val="000000"/>
-          <w:sz w:val="22"/>
+          <w:rFonts w:ascii="Times New Roman" w:hAnsi="Times New Roman" w:eastAsia="SimSun"/>
+          <w:b w:val="0"/>
+          <w:color w:val="000000"/>
+          <w:sz w:val="21"/>
         </w:rPr>
         <w:t>、</w:t>
       </w:r>
       <w:r>
         <w:rPr>
-          <w:rFonts w:ascii="Calibri" w:hAnsi="Calibri" w:eastAsia="Microsoft YaHei"/>
-          <w:b w:val="0"/>
-          <w:color w:val="000000"/>
-          <w:sz w:val="21"/>
-          <w:shd w:fill="EEF2F6"/>
+          <w:rFonts w:ascii="Times New Roman" w:hAnsi="Times New Roman" w:eastAsia="SimSun"/>
+          <w:b w:val="0"/>
+          <w:color w:val="000000"/>
+          <w:sz w:val="21"/>
         </w:rPr>
         <w:t>prereticle</w:t>
       </w:r>
       <w:r>
         <w:rPr>
-          <w:rFonts w:ascii="Calibri" w:hAnsi="Calibri" w:eastAsia="Microsoft YaHei"/>
-          <w:b w:val="0"/>
-          <w:color w:val="000000"/>
-          <w:sz w:val="22"/>
+          <w:rFonts w:ascii="Times New Roman" w:hAnsi="Times New Roman" w:eastAsia="SimSun"/>
+          <w:b w:val="0"/>
+          <w:color w:val="000000"/>
+          <w:sz w:val="21"/>
         </w:rPr>
         <w:t>、</w:t>
       </w:r>
       <w:r>
         <w:rPr>
-          <w:rFonts w:ascii="Calibri" w:hAnsi="Calibri" w:eastAsia="Microsoft YaHei"/>
-          <w:b w:val="0"/>
-          <w:color w:val="000000"/>
-          <w:sz w:val="21"/>
-          <w:shd w:fill="EEF2F6"/>
+          <w:rFonts w:ascii="Times New Roman" w:hAnsi="Times New Roman" w:eastAsia="SimSun"/>
+          <w:b w:val="0"/>
+          <w:color w:val="000000"/>
+          <w:sz w:val="21"/>
         </w:rPr>
         <w:t>pretool</w:t>
       </w:r>
       <w:r>
         <w:rPr>
-          <w:rFonts w:ascii="Calibri" w:hAnsi="Calibri" w:eastAsia="Microsoft YaHei"/>
-          <w:b w:val="0"/>
-          <w:color w:val="000000"/>
-          <w:sz w:val="22"/>
+          <w:rFonts w:ascii="Times New Roman" w:hAnsi="Times New Roman" w:eastAsia="SimSun"/>
+          <w:b w:val="0"/>
+          <w:color w:val="000000"/>
+          <w:sz w:val="21"/>
         </w:rPr>
         <w:t>、</w:t>
       </w:r>
       <w:r>
         <w:rPr>
-          <w:rFonts w:ascii="Calibri" w:hAnsi="Calibri" w:eastAsia="Microsoft YaHei"/>
-          <w:b w:val="0"/>
-          <w:color w:val="000000"/>
-          <w:sz w:val="21"/>
-          <w:shd w:fill="EEF2F6"/>
+          <w:rFonts w:ascii="Times New Roman" w:hAnsi="Times New Roman" w:eastAsia="SimSun"/>
+          <w:b w:val="0"/>
+          <w:color w:val="000000"/>
+          <w:sz w:val="21"/>
         </w:rPr>
         <w:t>custom_context_value</w:t>
       </w:r>
       <w:r>
         <w:rPr>
-          <w:rFonts w:ascii="Calibri" w:hAnsi="Calibri" w:eastAsia="Microsoft YaHei"/>
-          <w:b w:val="0"/>
-          <w:color w:val="000000"/>
-          <w:sz w:val="22"/>
+          <w:rFonts w:ascii="Times New Roman" w:hAnsi="Times New Roman" w:eastAsia="SimSun"/>
+          <w:b w:val="0"/>
+          <w:color w:val="000000"/>
+          <w:sz w:val="21"/>
         </w:rPr>
         <w:t>、</w:t>
       </w:r>
       <w:r>
         <w:rPr>
-          <w:rFonts w:ascii="Calibri" w:hAnsi="Calibri" w:eastAsia="Microsoft YaHei"/>
-          <w:b w:val="0"/>
-          <w:color w:val="000000"/>
-          <w:sz w:val="21"/>
-          <w:shd w:fill="EEF2F6"/>
+          <w:rFonts w:ascii="Times New Roman" w:hAnsi="Times New Roman" w:eastAsia="SimSun"/>
+          <w:b w:val="0"/>
+          <w:color w:val="000000"/>
+          <w:sz w:val="21"/>
         </w:rPr>
         <w:t>pi_splitwafer</w:t>
       </w:r>
       <w:r>
         <w:rPr>
-          <w:rFonts w:ascii="Calibri" w:hAnsi="Calibri" w:eastAsia="Microsoft YaHei"/>
-          <w:b w:val="0"/>
-          <w:color w:val="000000"/>
-          <w:sz w:val="22"/>
+          <w:rFonts w:ascii="Times New Roman" w:hAnsi="Times New Roman" w:eastAsia="SimSun"/>
+          <w:b w:val="0"/>
+          <w:color w:val="000000"/>
+          <w:sz w:val="21"/>
         </w:rPr>
         <w:t>、</w:t>
       </w:r>
       <w:r>
         <w:rPr>
-          <w:rFonts w:ascii="Calibri" w:hAnsi="Calibri" w:eastAsia="Microsoft YaHei"/>
-          <w:b w:val="0"/>
-          <w:color w:val="000000"/>
-          <w:sz w:val="21"/>
-          <w:shd w:fill="EEF2F6"/>
+          <w:rFonts w:ascii="Times New Roman" w:hAnsi="Times New Roman" w:eastAsia="SimSun"/>
+          <w:b w:val="0"/>
+          <w:color w:val="000000"/>
+          <w:sz w:val="21"/>
         </w:rPr>
         <w:t>IsNeedSplit</w:t>
       </w:r>
       <w:r>
         <w:rPr>
-          <w:rFonts w:ascii="Calibri" w:hAnsi="Calibri" w:eastAsia="Microsoft YaHei"/>
-          <w:b w:val="0"/>
-          <w:color w:val="000000"/>
-          <w:sz w:val="22"/>
+          <w:rFonts w:ascii="Times New Roman" w:hAnsi="Times New Roman" w:eastAsia="SimSun"/>
+          <w:b w:val="0"/>
+          <w:color w:val="000000"/>
+          <w:sz w:val="21"/>
         </w:rPr>
         <w:t>、</w:t>
       </w:r>
       <w:r>
         <w:rPr>
-          <w:rFonts w:ascii="Calibri" w:hAnsi="Calibri" w:eastAsia="Microsoft YaHei"/>
-          <w:b w:val="0"/>
-          <w:color w:val="000000"/>
-          <w:sz w:val="21"/>
-          <w:shd w:fill="EEF2F6"/>
+          <w:rFonts w:ascii="Times New Roman" w:hAnsi="Times New Roman" w:eastAsia="SimSun"/>
+          <w:b w:val="0"/>
+          <w:color w:val="000000"/>
+          <w:sz w:val="21"/>
         </w:rPr>
         <w:t>isSTNSite</w:t>
       </w:r>
       <w:r>
         <w:rPr>
-          <w:rFonts w:ascii="Calibri" w:hAnsi="Calibri" w:eastAsia="Microsoft YaHei"/>
-          <w:b w:val="0"/>
-          <w:color w:val="000000"/>
-          <w:sz w:val="22"/>
+          <w:rFonts w:ascii="Times New Roman" w:hAnsi="Times New Roman" w:eastAsia="SimSun"/>
+          <w:b w:val="0"/>
+          <w:color w:val="000000"/>
+          <w:sz w:val="21"/>
         </w:rPr>
         <w:t>。</w:t>
       </w:r>
@@ -6589,29 +6390,28 @@
       </w:pPr>
       <w:r>
         <w:rPr>
-          <w:rFonts w:ascii="Calibri" w:hAnsi="Calibri" w:eastAsia="Microsoft YaHei"/>
-          <w:b w:val="0"/>
-          <w:color w:val="000000"/>
-          <w:sz w:val="22"/>
+          <w:rFonts w:ascii="Times New Roman" w:hAnsi="Times New Roman" w:eastAsia="SimSun"/>
+          <w:b w:val="0"/>
+          <w:color w:val="000000"/>
+          <w:sz w:val="21"/>
         </w:rPr>
         <w:t xml:space="preserve">若 </w:t>
       </w:r>
       <w:r>
         <w:rPr>
-          <w:rFonts w:ascii="Calibri" w:hAnsi="Calibri" w:eastAsia="Microsoft YaHei"/>
-          <w:b w:val="0"/>
-          <w:color w:val="000000"/>
-          <w:sz w:val="21"/>
-          <w:shd w:fill="EEF2F6"/>
+          <w:rFonts w:ascii="Times New Roman" w:hAnsi="Times New Roman" w:eastAsia="SimSun"/>
+          <w:b w:val="0"/>
+          <w:color w:val="000000"/>
+          <w:sz w:val="21"/>
         </w:rPr>
         <w:t>IsNeedSplit=F</w:t>
       </w:r>
       <w:r>
         <w:rPr>
-          <w:rFonts w:ascii="Calibri" w:hAnsi="Calibri" w:eastAsia="Microsoft YaHei"/>
-          <w:b w:val="0"/>
-          <w:color w:val="000000"/>
-          <w:sz w:val="22"/>
+          <w:rFonts w:ascii="Times New Roman" w:hAnsi="Times New Roman" w:eastAsia="SimSun"/>
+          <w:b w:val="0"/>
+          <w:color w:val="000000"/>
+          <w:sz w:val="21"/>
         </w:rPr>
         <w:t>，则直接将整批 Lot 传给 R2R。</w:t>
       </w:r>
@@ -6650,29 +6450,28 @@
       </w:pPr>
       <w:r>
         <w:rPr>
-          <w:rFonts w:ascii="Calibri" w:hAnsi="Calibri" w:eastAsia="Microsoft YaHei"/>
-          <w:b w:val="0"/>
-          <w:color w:val="000000"/>
-          <w:sz w:val="22"/>
+          <w:rFonts w:ascii="Times New Roman" w:hAnsi="Times New Roman" w:eastAsia="SimSun"/>
+          <w:b w:val="0"/>
+          <w:color w:val="000000"/>
+          <w:sz w:val="21"/>
         </w:rPr>
         <w:t xml:space="preserve">若 </w:t>
       </w:r>
       <w:r>
         <w:rPr>
-          <w:rFonts w:ascii="Calibri" w:hAnsi="Calibri" w:eastAsia="Microsoft YaHei"/>
-          <w:b w:val="0"/>
-          <w:color w:val="000000"/>
-          <w:sz w:val="21"/>
-          <w:shd w:fill="EEF2F6"/>
+          <w:rFonts w:ascii="Times New Roman" w:hAnsi="Times New Roman" w:eastAsia="SimSun"/>
+          <w:b w:val="0"/>
+          <w:color w:val="000000"/>
+          <w:sz w:val="21"/>
         </w:rPr>
         <w:t>IsNeedSplit=T</w:t>
       </w:r>
       <w:r>
         <w:rPr>
-          <w:rFonts w:ascii="Calibri" w:hAnsi="Calibri" w:eastAsia="Microsoft YaHei"/>
-          <w:b w:val="0"/>
-          <w:color w:val="000000"/>
-          <w:sz w:val="22"/>
+          <w:rFonts w:ascii="Times New Roman" w:hAnsi="Times New Roman" w:eastAsia="SimSun"/>
+          <w:b w:val="0"/>
+          <w:color w:val="000000"/>
+          <w:sz w:val="21"/>
         </w:rPr>
         <w:t>，AMA 必须重新检查以下六项：</w:t>
       </w:r>
@@ -6687,10 +6486,10 @@
       </w:pPr>
       <w:r>
         <w:rPr>
-          <w:rFonts w:ascii="Calibri" w:hAnsi="Calibri" w:eastAsia="Microsoft YaHei"/>
-          <w:b w:val="0"/>
-          <w:color w:val="000000"/>
-          <w:sz w:val="22"/>
+          <w:rFonts w:ascii="Times New Roman" w:hAnsi="Times New Roman" w:eastAsia="SimSun"/>
+          <w:b w:val="0"/>
+          <w:color w:val="000000"/>
+          <w:sz w:val="21"/>
         </w:rPr>
         <w:t>Lot 属于当前执行工厂，即 FAB6 或 FAB8。</w:t>
       </w:r>
@@ -6705,20 +6504,19 @@
       </w:pPr>
       <w:r>
         <w:rPr>
-          <w:rFonts w:ascii="Calibri" w:hAnsi="Calibri" w:eastAsia="Microsoft YaHei"/>
-          <w:b w:val="0"/>
-          <w:color w:val="000000"/>
-          <w:sz w:val="21"/>
-          <w:shd w:fill="EEF2F6"/>
+          <w:rFonts w:ascii="Times New Roman" w:hAnsi="Times New Roman" w:eastAsia="SimSun"/>
+          <w:b w:val="0"/>
+          <w:color w:val="000000"/>
+          <w:sz w:val="21"/>
         </w:rPr>
         <w:t>fwlot.extrastatus='WaitForJobPrep'</w:t>
       </w:r>
       <w:r>
         <w:rPr>
-          <w:rFonts w:ascii="Calibri" w:hAnsi="Calibri" w:eastAsia="Microsoft YaHei"/>
-          <w:b w:val="0"/>
-          <w:color w:val="000000"/>
-          <w:sz w:val="22"/>
+          <w:rFonts w:ascii="Times New Roman" w:hAnsi="Times New Roman" w:eastAsia="SimSun"/>
+          <w:b w:val="0"/>
+          <w:color w:val="000000"/>
+          <w:sz w:val="21"/>
         </w:rPr>
         <w:t>。</w:t>
       </w:r>
@@ -6733,29 +6531,28 @@
       </w:pPr>
       <w:r>
         <w:rPr>
-          <w:rFonts w:ascii="Calibri" w:hAnsi="Calibri" w:eastAsia="Microsoft YaHei"/>
-          <w:b w:val="0"/>
-          <w:color w:val="000000"/>
-          <w:sz w:val="22"/>
+          <w:rFonts w:ascii="Times New Roman" w:hAnsi="Times New Roman" w:eastAsia="SimSun"/>
+          <w:b w:val="0"/>
+          <w:color w:val="000000"/>
+          <w:sz w:val="21"/>
         </w:rPr>
         <w:t xml:space="preserve">Lot 当前站点的 </w:t>
       </w:r>
       <w:r>
         <w:rPr>
-          <w:rFonts w:ascii="Calibri" w:hAnsi="Calibri" w:eastAsia="Microsoft YaHei"/>
-          <w:b w:val="0"/>
-          <w:color w:val="000000"/>
-          <w:sz w:val="21"/>
-          <w:shd w:fill="EEF2F6"/>
+          <w:rFonts w:ascii="Times New Roman" w:hAnsi="Times New Roman" w:eastAsia="SimSun"/>
+          <w:b w:val="0"/>
+          <w:color w:val="000000"/>
+          <w:sz w:val="21"/>
         </w:rPr>
         <w:t>runcardid</w:t>
       </w:r>
       <w:r>
         <w:rPr>
-          <w:rFonts w:ascii="Calibri" w:hAnsi="Calibri" w:eastAsia="Microsoft YaHei"/>
-          <w:b w:val="0"/>
-          <w:color w:val="000000"/>
-          <w:sz w:val="22"/>
+          <w:rFonts w:ascii="Times New Roman" w:hAnsi="Times New Roman" w:eastAsia="SimSun"/>
+          <w:b w:val="0"/>
+          <w:color w:val="000000"/>
+          <w:sz w:val="21"/>
         </w:rPr>
         <w:t xml:space="preserve"> 为空。</w:t>
       </w:r>
@@ -6770,67 +6567,64 @@
       </w:pPr>
       <w:r>
         <w:rPr>
-          <w:rFonts w:ascii="Calibri" w:hAnsi="Calibri" w:eastAsia="Microsoft YaHei"/>
-          <w:b w:val="0"/>
-          <w:color w:val="000000"/>
-          <w:sz w:val="22"/>
+          <w:rFonts w:ascii="Times New Roman" w:hAnsi="Times New Roman" w:eastAsia="SimSun"/>
+          <w:b w:val="0"/>
+          <w:color w:val="000000"/>
+          <w:sz w:val="21"/>
         </w:rPr>
         <w:t xml:space="preserve">当前 Capability 为 </w:t>
       </w:r>
       <w:r>
         <w:rPr>
-          <w:rFonts w:ascii="Calibri" w:hAnsi="Calibri" w:eastAsia="Microsoft YaHei"/>
-          <w:b w:val="0"/>
-          <w:color w:val="000000"/>
-          <w:sz w:val="21"/>
-          <w:shd w:fill="EEF2F6"/>
+          <w:rFonts w:ascii="Times New Roman" w:hAnsi="Times New Roman" w:eastAsia="SimSun"/>
+          <w:b w:val="0"/>
+          <w:color w:val="000000"/>
+          <w:sz w:val="21"/>
         </w:rPr>
         <w:t>LithoCapability</w:t>
       </w:r>
       <w:r>
         <w:rPr>
-          <w:rFonts w:ascii="Calibri" w:hAnsi="Calibri" w:eastAsia="Microsoft YaHei"/>
-          <w:b w:val="0"/>
-          <w:color w:val="000000"/>
-          <w:sz w:val="22"/>
+          <w:rFonts w:ascii="Times New Roman" w:hAnsi="Times New Roman" w:eastAsia="SimSun"/>
+          <w:b w:val="0"/>
+          <w:color w:val="000000"/>
+          <w:sz w:val="21"/>
         </w:rPr>
         <w:t>、</w:t>
       </w:r>
       <w:r>
         <w:rPr>
-          <w:rFonts w:ascii="Calibri" w:hAnsi="Calibri" w:eastAsia="Microsoft YaHei"/>
-          <w:b w:val="0"/>
-          <w:color w:val="000000"/>
-          <w:sz w:val="21"/>
-          <w:shd w:fill="EEF2F6"/>
+          <w:rFonts w:ascii="Times New Roman" w:hAnsi="Times New Roman" w:eastAsia="SimSun"/>
+          <w:b w:val="0"/>
+          <w:color w:val="000000"/>
+          <w:sz w:val="21"/>
         </w:rPr>
         <w:t>L-BARCO-L</w:t>
       </w:r>
       <w:r>
         <w:rPr>
-          <w:rFonts w:ascii="Calibri" w:hAnsi="Calibri" w:eastAsia="Microsoft YaHei"/>
-          <w:b w:val="0"/>
-          <w:color w:val="000000"/>
-          <w:sz w:val="22"/>
+          <w:rFonts w:ascii="Times New Roman" w:hAnsi="Times New Roman" w:eastAsia="SimSun"/>
+          <w:b w:val="0"/>
+          <w:color w:val="000000"/>
+          <w:sz w:val="21"/>
         </w:rPr>
         <w:t xml:space="preserve"> 或 </w:t>
       </w:r>
       <w:r>
         <w:rPr>
-          <w:rFonts w:ascii="Calibri" w:hAnsi="Calibri" w:eastAsia="Microsoft YaHei"/>
-          <w:b w:val="0"/>
-          <w:color w:val="000000"/>
-          <w:sz w:val="21"/>
-          <w:shd w:fill="EEF2F6"/>
+          <w:rFonts w:ascii="Times New Roman" w:hAnsi="Times New Roman" w:eastAsia="SimSun"/>
+          <w:b w:val="0"/>
+          <w:color w:val="000000"/>
+          <w:sz w:val="21"/>
         </w:rPr>
         <w:t>L-BARCO-S</w:t>
       </w:r>
       <w:r>
         <w:rPr>
-          <w:rFonts w:ascii="Calibri" w:hAnsi="Calibri" w:eastAsia="Microsoft YaHei"/>
-          <w:b w:val="0"/>
-          <w:color w:val="000000"/>
-          <w:sz w:val="22"/>
+          <w:rFonts w:ascii="Times New Roman" w:hAnsi="Times New Roman" w:eastAsia="SimSun"/>
+          <w:b w:val="0"/>
+          <w:color w:val="000000"/>
+          <w:sz w:val="21"/>
         </w:rPr>
         <w:t>。</w:t>
       </w:r>
@@ -6845,20 +6639,19 @@
       </w:pPr>
       <w:r>
         <w:rPr>
-          <w:rFonts w:ascii="Calibri" w:hAnsi="Calibri" w:eastAsia="Microsoft YaHei"/>
-          <w:b w:val="0"/>
-          <w:color w:val="000000"/>
-          <w:sz w:val="21"/>
-          <w:shd w:fill="EEF2F6"/>
+          <w:rFonts w:ascii="Times New Roman" w:hAnsi="Times New Roman" w:eastAsia="SimSun"/>
+          <w:b w:val="0"/>
+          <w:color w:val="000000"/>
+          <w:sz w:val="21"/>
         </w:rPr>
         <w:t>CarrierKind='FOUP'</w:t>
       </w:r>
       <w:r>
         <w:rPr>
-          <w:rFonts w:ascii="Calibri" w:hAnsi="Calibri" w:eastAsia="Microsoft YaHei"/>
-          <w:b w:val="0"/>
-          <w:color w:val="000000"/>
-          <w:sz w:val="22"/>
+          <w:rFonts w:ascii="Times New Roman" w:hAnsi="Times New Roman" w:eastAsia="SimSun"/>
+          <w:b w:val="0"/>
+          <w:color w:val="000000"/>
+          <w:sz w:val="21"/>
         </w:rPr>
         <w:t>。</w:t>
       </w:r>
@@ -6873,10 +6666,10 @@
       </w:pPr>
       <w:r>
         <w:rPr>
-          <w:rFonts w:ascii="Calibri" w:hAnsi="Calibri" w:eastAsia="Microsoft YaHei"/>
-          <w:b w:val="0"/>
-          <w:color w:val="000000"/>
-          <w:sz w:val="22"/>
+          <w:rFonts w:ascii="Times New Roman" w:hAnsi="Times New Roman" w:eastAsia="SimSun"/>
+          <w:b w:val="0"/>
+          <w:color w:val="000000"/>
+          <w:sz w:val="21"/>
         </w:rPr>
         <w:t>Report 选中的 Wafer 当前仍归属于该 Lot；不额外检查 Wafer 状态、Slot 或 Chuck。</w:t>
       </w:r>
@@ -6887,10 +6680,10 @@
       </w:pPr>
       <w:r>
         <w:rPr>
-          <w:rFonts w:ascii="Calibri" w:hAnsi="Calibri" w:eastAsia="Microsoft YaHei"/>
-          <w:b w:val="0"/>
-          <w:color w:val="000000"/>
-          <w:sz w:val="22"/>
+          <w:rFonts w:ascii="Times New Roman" w:hAnsi="Times New Roman" w:eastAsia="SimSun"/>
+          <w:b w:val="0"/>
+          <w:color w:val="000000"/>
+          <w:sz w:val="21"/>
         </w:rPr>
         <w:t>若任一项不满足，则停止处理该 Lot，记录失败原因，等待下一轮重新计算；不回退为整批 Pilot。现有系统负责避免同一 Lot 重复物理分批，本需求不新增幂等防护。</w:t>
       </w:r>
@@ -6915,10 +6708,10 @@
       </w:pPr>
       <w:r>
         <w:rPr>
-          <w:rFonts w:ascii="Calibri" w:hAnsi="Calibri" w:eastAsia="Microsoft YaHei"/>
-          <w:b w:val="0"/>
-          <w:color w:val="000000"/>
-          <w:sz w:val="22"/>
+          <w:rFonts w:ascii="Times New Roman" w:hAnsi="Times New Roman" w:eastAsia="SimSun"/>
+          <w:b w:val="0"/>
+          <w:color w:val="000000"/>
+          <w:sz w:val="21"/>
         </w:rPr>
         <w:t>六项复核通过后，先获取并预占空 FOUP，再调用 MES 物理分批接口。</w:t>
       </w:r>
@@ -6933,10 +6726,10 @@
       </w:pPr>
       <w:r>
         <w:rPr>
-          <w:rFonts w:ascii="Calibri" w:hAnsi="Calibri" w:eastAsia="Microsoft YaHei"/>
-          <w:b w:val="0"/>
-          <w:color w:val="000000"/>
-          <w:sz w:val="22"/>
+          <w:rFonts w:ascii="Times New Roman" w:hAnsi="Times New Roman" w:eastAsia="SimSun"/>
+          <w:b w:val="0"/>
+          <w:color w:val="000000"/>
+          <w:sz w:val="21"/>
         </w:rPr>
         <w:t>未取得空 FOUP：不执行物理分批，将整批 Lot 传给 R2R。</w:t>
       </w:r>
@@ -6951,29 +6744,28 @@
       </w:pPr>
       <w:r>
         <w:rPr>
-          <w:rFonts w:ascii="Calibri" w:hAnsi="Calibri" w:eastAsia="Microsoft YaHei"/>
-          <w:b w:val="0"/>
-          <w:color w:val="000000"/>
-          <w:sz w:val="22"/>
+          <w:rFonts w:ascii="Times New Roman" w:hAnsi="Times New Roman" w:eastAsia="SimSun"/>
+          <w:b w:val="0"/>
+          <w:color w:val="000000"/>
+          <w:sz w:val="21"/>
         </w:rPr>
         <w:t xml:space="preserve">接口成功：将 </w:t>
       </w:r>
       <w:r>
         <w:rPr>
-          <w:rFonts w:ascii="Calibri" w:hAnsi="Calibri" w:eastAsia="Microsoft YaHei"/>
-          <w:b w:val="0"/>
-          <w:color w:val="000000"/>
-          <w:sz w:val="21"/>
-          <w:shd w:fill="EEF2F6"/>
+          <w:rFonts w:ascii="Times New Roman" w:hAnsi="Times New Roman" w:eastAsia="SimSun"/>
+          <w:b w:val="0"/>
+          <w:color w:val="000000"/>
+          <w:sz w:val="21"/>
         </w:rPr>
         <w:t>pi_splitwafer</w:t>
       </w:r>
       <w:r>
         <w:rPr>
-          <w:rFonts w:ascii="Calibri" w:hAnsi="Calibri" w:eastAsia="Microsoft YaHei"/>
-          <w:b w:val="0"/>
-          <w:color w:val="000000"/>
-          <w:sz w:val="22"/>
+          <w:rFonts w:ascii="Times New Roman" w:hAnsi="Times New Roman" w:eastAsia="SimSun"/>
+          <w:b w:val="0"/>
+          <w:color w:val="000000"/>
+          <w:sz w:val="21"/>
         </w:rPr>
         <w:t xml:space="preserve"> 分出，生成子批并设置为 Pilot，再按现有顺序传给 R2R、执行 Transfer FOUP。</w:t>
       </w:r>
@@ -6988,48 +6780,46 @@
       </w:pPr>
       <w:r>
         <w:rPr>
-          <w:rFonts w:ascii="Calibri" w:hAnsi="Calibri" w:eastAsia="Microsoft YaHei"/>
-          <w:b w:val="0"/>
-          <w:color w:val="000000"/>
-          <w:sz w:val="22"/>
+          <w:rFonts w:ascii="Times New Roman" w:hAnsi="Times New Roman" w:eastAsia="SimSun"/>
+          <w:b w:val="0"/>
+          <w:color w:val="000000"/>
+          <w:sz w:val="21"/>
         </w:rPr>
         <w:t>接口失败：立即释放预占 FOUP，将整批 Lot 作为 Pilot 传给 R2R；</w:t>
       </w:r>
       <w:r>
         <w:rPr>
-          <w:rFonts w:ascii="Calibri" w:hAnsi="Calibri" w:eastAsia="Microsoft YaHei"/>
-          <w:b w:val="0"/>
-          <w:color w:val="000000"/>
-          <w:sz w:val="21"/>
-          <w:shd w:fill="EEF2F6"/>
+          <w:rFonts w:ascii="Times New Roman" w:hAnsi="Times New Roman" w:eastAsia="SimSun"/>
+          <w:b w:val="0"/>
+          <w:color w:val="000000"/>
+          <w:sz w:val="21"/>
         </w:rPr>
         <w:t>IsNeedSplit</w:t>
       </w:r>
       <w:r>
         <w:rPr>
-          <w:rFonts w:ascii="Calibri" w:hAnsi="Calibri" w:eastAsia="Microsoft YaHei"/>
-          <w:b w:val="0"/>
-          <w:color w:val="000000"/>
-          <w:sz w:val="22"/>
+          <w:rFonts w:ascii="Times New Roman" w:hAnsi="Times New Roman" w:eastAsia="SimSun"/>
+          <w:b w:val="0"/>
+          <w:color w:val="000000"/>
+          <w:sz w:val="21"/>
         </w:rPr>
         <w:t>、</w:t>
       </w:r>
       <w:r>
         <w:rPr>
-          <w:rFonts w:ascii="Calibri" w:hAnsi="Calibri" w:eastAsia="Microsoft YaHei"/>
-          <w:b w:val="0"/>
-          <w:color w:val="000000"/>
-          <w:sz w:val="21"/>
-          <w:shd w:fill="EEF2F6"/>
+          <w:rFonts w:ascii="Times New Roman" w:hAnsi="Times New Roman" w:eastAsia="SimSun"/>
+          <w:b w:val="0"/>
+          <w:color w:val="000000"/>
+          <w:sz w:val="21"/>
         </w:rPr>
         <w:t>pi_splitwafer</w:t>
       </w:r>
       <w:r>
         <w:rPr>
-          <w:rFonts w:ascii="Calibri" w:hAnsi="Calibri" w:eastAsia="Microsoft YaHei"/>
-          <w:b w:val="0"/>
-          <w:color w:val="000000"/>
-          <w:sz w:val="22"/>
+          <w:rFonts w:ascii="Times New Roman" w:hAnsi="Times New Roman" w:eastAsia="SimSun"/>
+          <w:b w:val="0"/>
+          <w:color w:val="000000"/>
+          <w:sz w:val="21"/>
         </w:rPr>
         <w:t xml:space="preserve"> 的后续处理沿用现有 AMA 逻辑。</w:t>
       </w:r>
@@ -7054,29 +6844,28 @@
       </w:pPr>
       <w:r>
         <w:rPr>
-          <w:rFonts w:ascii="Calibri" w:hAnsi="Calibri" w:eastAsia="Microsoft YaHei"/>
-          <w:b w:val="0"/>
-          <w:color w:val="000000"/>
-          <w:sz w:val="22"/>
+          <w:rFonts w:ascii="Times New Roman" w:hAnsi="Times New Roman" w:eastAsia="SimSun"/>
+          <w:b w:val="0"/>
+          <w:color w:val="000000"/>
+          <w:sz w:val="21"/>
         </w:rPr>
         <w:t xml:space="preserve">AMA 按 </w:t>
       </w:r>
       <w:r>
         <w:rPr>
-          <w:rFonts w:ascii="Calibri" w:hAnsi="Calibri" w:eastAsia="Microsoft YaHei"/>
-          <w:b w:val="0"/>
-          <w:color w:val="000000"/>
-          <w:sz w:val="21"/>
-          <w:shd w:fill="EEF2F6"/>
+          <w:rFonts w:ascii="Times New Roman" w:hAnsi="Times New Roman" w:eastAsia="SimSun"/>
+          <w:b w:val="0"/>
+          <w:color w:val="000000"/>
+          <w:sz w:val="21"/>
         </w:rPr>
         <w:t>LithoPilotAutoDoAdhocSorter</w:t>
       </w:r>
       <w:r>
         <w:rPr>
-          <w:rFonts w:ascii="Calibri" w:hAnsi="Calibri" w:eastAsia="Microsoft YaHei"/>
-          <w:b w:val="0"/>
-          <w:color w:val="000000"/>
-          <w:sz w:val="22"/>
+          <w:rFonts w:ascii="Times New Roman" w:hAnsi="Times New Roman" w:eastAsia="SimSun"/>
+          <w:b w:val="0"/>
+          <w:color w:val="000000"/>
+          <w:sz w:val="21"/>
         </w:rPr>
         <w:t xml:space="preserve"> 排序结果调用 MES Transfer FOUP 接口，将 Pilot 导入已取得的空 FOUP。</w:t>
       </w:r>
@@ -7087,29 +6876,28 @@
       </w:pPr>
       <w:r>
         <w:rPr>
-          <w:rFonts w:ascii="Calibri" w:hAnsi="Calibri" w:eastAsia="Microsoft YaHei"/>
-          <w:b w:val="0"/>
-          <w:color w:val="000000"/>
-          <w:sz w:val="22"/>
+          <w:rFonts w:ascii="Times New Roman" w:hAnsi="Times New Roman" w:eastAsia="SimSun"/>
+          <w:b w:val="0"/>
+          <w:color w:val="000000"/>
+          <w:sz w:val="21"/>
         </w:rPr>
         <w:t xml:space="preserve">若无法取得空 FOUP、可用空 FOUP 数量为 0，或 MES Transfer FOUP 接口失败，则在 </w:t>
       </w:r>
       <w:r>
         <w:rPr>
-          <w:rFonts w:ascii="Calibri" w:hAnsi="Calibri" w:eastAsia="Microsoft YaHei"/>
-          <w:b w:val="0"/>
-          <w:color w:val="000000"/>
-          <w:sz w:val="21"/>
-          <w:shd w:fill="EEF2F6"/>
+          <w:rFonts w:ascii="Times New Roman" w:hAnsi="Times New Roman" w:eastAsia="SimSun"/>
+          <w:b w:val="0"/>
+          <w:color w:val="000000"/>
+          <w:sz w:val="21"/>
         </w:rPr>
         <w:t>AMALog</w:t>
       </w:r>
       <w:r>
         <w:rPr>
-          <w:rFonts w:ascii="Calibri" w:hAnsi="Calibri" w:eastAsia="Microsoft YaHei"/>
-          <w:b w:val="0"/>
-          <w:color w:val="000000"/>
-          <w:sz w:val="22"/>
+          <w:rFonts w:ascii="Times New Roman" w:hAnsi="Times New Roman" w:eastAsia="SimSun"/>
+          <w:b w:val="0"/>
+          <w:color w:val="000000"/>
+          <w:sz w:val="21"/>
         </w:rPr>
         <w:t xml:space="preserve"> 记录失败信息。Other Lot 紧急解除卡控后，Pilot 的 Transfer FOUP 任务继续由现有 Adhoc Sorter 流程处理。</w:t>
       </w:r>
@@ -7138,10 +6926,10 @@
       </w:pPr>
       <w:r>
         <w:rPr>
-          <w:rFonts w:ascii="Calibri" w:hAnsi="Calibri" w:eastAsia="Microsoft YaHei"/>
-          <w:b w:val="0"/>
-          <w:color w:val="000000"/>
-          <w:sz w:val="22"/>
+          <w:rFonts w:ascii="Times New Roman" w:hAnsi="Times New Roman" w:eastAsia="SimSun"/>
+          <w:b w:val="0"/>
+          <w:color w:val="000000"/>
+          <w:sz w:val="21"/>
         </w:rPr>
         <w:t>整批 Pilot 或物理分批后的子批 Pilot 传给 R2R。</w:t>
       </w:r>
@@ -7156,10 +6944,10 @@
       </w:pPr>
       <w:r>
         <w:rPr>
-          <w:rFonts w:ascii="Calibri" w:hAnsi="Calibri" w:eastAsia="Microsoft YaHei"/>
-          <w:b w:val="0"/>
-          <w:color w:val="000000"/>
-          <w:sz w:val="22"/>
+          <w:rFonts w:ascii="Times New Roman" w:hAnsi="Times New Roman" w:eastAsia="SimSun"/>
+          <w:b w:val="0"/>
+          <w:color w:val="000000"/>
+          <w:sz w:val="21"/>
         </w:rPr>
         <w:t>需要 Change FOUP 的 Pilot 按 Report 顺序执行 Transfer FOUP。</w:t>
       </w:r>
@@ -7174,10 +6962,10 @@
       </w:pPr>
       <w:r>
         <w:rPr>
-          <w:rFonts w:ascii="Calibri" w:hAnsi="Calibri" w:eastAsia="Microsoft YaHei"/>
-          <w:b w:val="0"/>
-          <w:color w:val="000000"/>
-          <w:sz w:val="22"/>
+          <w:rFonts w:ascii="Times New Roman" w:hAnsi="Times New Roman" w:eastAsia="SimSun"/>
+          <w:b w:val="0"/>
+          <w:color w:val="000000"/>
+          <w:sz w:val="21"/>
         </w:rPr>
         <w:t>前置复核、物理分批或 Transfer FOUP 失败时记录原因。</w:t>
       </w:r>
@@ -7192,10 +6980,10 @@
       </w:pPr>
       <w:r>
         <w:rPr>
-          <w:rFonts w:ascii="Calibri" w:hAnsi="Calibri" w:eastAsia="Microsoft YaHei"/>
-          <w:b w:val="0"/>
-          <w:color w:val="000000"/>
-          <w:sz w:val="22"/>
+          <w:rFonts w:ascii="Times New Roman" w:hAnsi="Times New Roman" w:eastAsia="SimSun"/>
+          <w:b w:val="0"/>
+          <w:color w:val="000000"/>
+          <w:sz w:val="21"/>
         </w:rPr>
         <w:t>本需求不新增 Alarm。</w:t>
       </w:r>
@@ -7238,20 +7026,19 @@
       </w:pPr>
       <w:r>
         <w:rPr>
-          <w:rFonts w:ascii="Calibri" w:hAnsi="Calibri" w:eastAsia="Microsoft YaHei"/>
-          <w:b w:val="0"/>
-          <w:color w:val="000000"/>
-          <w:sz w:val="21"/>
-          <w:shd w:fill="EEF2F6"/>
+          <w:rFonts w:ascii="Times New Roman" w:hAnsi="Times New Roman" w:eastAsia="SimSun"/>
+          <w:b w:val="0"/>
+          <w:color w:val="000000"/>
+          <w:sz w:val="21"/>
         </w:rPr>
         <w:t>LithoAutoSplitPirun</w:t>
       </w:r>
       <w:r>
         <w:rPr>
-          <w:rFonts w:ascii="Calibri" w:hAnsi="Calibri" w:eastAsia="Microsoft YaHei"/>
-          <w:b w:val="0"/>
-          <w:color w:val="000000"/>
-          <w:sz w:val="22"/>
+          <w:rFonts w:ascii="Times New Roman" w:hAnsi="Times New Roman" w:eastAsia="SimSun"/>
+          <w:b w:val="0"/>
+          <w:color w:val="000000"/>
+          <w:sz w:val="21"/>
         </w:rPr>
         <w:t xml:space="preserve"> 使用逻辑分批，Pilot 与母批仍位于同一 FOUP。</w:t>
       </w:r>
@@ -7266,10 +7053,10 @@
       </w:pPr>
       <w:r>
         <w:rPr>
-          <w:rFonts w:ascii="Calibri" w:hAnsi="Calibri" w:eastAsia="Microsoft YaHei"/>
-          <w:b w:val="0"/>
-          <w:color w:val="000000"/>
-          <w:sz w:val="22"/>
+          <w:rFonts w:ascii="Times New Roman" w:hAnsi="Times New Roman" w:eastAsia="SimSun"/>
+          <w:b w:val="0"/>
+          <w:color w:val="000000"/>
+          <w:sz w:val="21"/>
         </w:rPr>
         <w:t>AutoPiRun 主要对满足既有条件的 Lot 设置 Pilot，Transfer FOUP 与物理分批未形成完整闭环。</w:t>
       </w:r>
@@ -7284,10 +7071,10 @@
       </w:pPr>
       <w:r>
         <w:rPr>
-          <w:rFonts w:ascii="Calibri" w:hAnsi="Calibri" w:eastAsia="Microsoft YaHei"/>
-          <w:b w:val="0"/>
-          <w:color w:val="000000"/>
-          <w:sz w:val="22"/>
+          <w:rFonts w:ascii="Times New Roman" w:hAnsi="Times New Roman" w:eastAsia="SimSun"/>
+          <w:b w:val="0"/>
+          <w:color w:val="000000"/>
+          <w:sz w:val="21"/>
         </w:rPr>
         <w:t>子母批同机台、WaitPilotChangeFOUP 等卡控未按本需求规则处理。</w:t>
       </w:r>
@@ -7316,10 +7103,10 @@
       </w:pPr>
       <w:r>
         <w:rPr>
-          <w:rFonts w:ascii="Calibri" w:hAnsi="Calibri" w:eastAsia="Microsoft YaHei"/>
-          <w:b w:val="0"/>
-          <w:color w:val="000000"/>
-          <w:sz w:val="22"/>
+          <w:rFonts w:ascii="Times New Roman" w:hAnsi="Times New Roman" w:eastAsia="SimSun"/>
+          <w:b w:val="0"/>
+          <w:color w:val="000000"/>
+          <w:sz w:val="21"/>
         </w:rPr>
         <w:t>RTD 统一筛选 FAB6/FAB8 候选 Lot，按 Context 和 RTDRank 循环选择 Pilot。</w:t>
       </w:r>
@@ -7334,10 +7121,10 @@
       </w:pPr>
       <w:r>
         <w:rPr>
-          <w:rFonts w:ascii="Calibri" w:hAnsi="Calibri" w:eastAsia="Microsoft YaHei"/>
-          <w:b w:val="0"/>
-          <w:color w:val="000000"/>
-          <w:sz w:val="22"/>
+          <w:rFonts w:ascii="Times New Roman" w:hAnsi="Times New Roman" w:eastAsia="SimSun"/>
+          <w:b w:val="0"/>
+          <w:color w:val="000000"/>
+          <w:sz w:val="21"/>
         </w:rPr>
         <w:t>RTD 输出整批或物理分批结果；AMA 复核后执行物理分批，并处理空 FOUP 和接口失败回退。</w:t>
       </w:r>
@@ -7352,10 +7139,10 @@
       </w:pPr>
       <w:r>
         <w:rPr>
-          <w:rFonts w:ascii="Calibri" w:hAnsi="Calibri" w:eastAsia="Microsoft YaHei"/>
-          <w:b w:val="0"/>
-          <w:color w:val="000000"/>
-          <w:sz w:val="22"/>
+          <w:rFonts w:ascii="Times New Roman" w:hAnsi="Times New Roman" w:eastAsia="SimSun"/>
+          <w:b w:val="0"/>
+          <w:color w:val="000000"/>
+          <w:sz w:val="21"/>
         </w:rPr>
         <w:t>新增 Change FOUP Report 及 WaitPilotChangeFOUP、R2RAutoPirunControl、Parent&amp;ChildLotNeedRunSameTool 卡控。</w:t>
       </w:r>
@@ -7380,10 +7167,10 @@
       </w:pPr>
       <w:r>
         <w:rPr>
-          <w:rFonts w:ascii="Calibri" w:hAnsi="Calibri" w:eastAsia="Microsoft YaHei"/>
-          <w:b w:val="0"/>
-          <w:color w:val="000000"/>
-          <w:sz w:val="22"/>
+          <w:rFonts w:ascii="Times New Roman" w:hAnsi="Times New Roman" w:eastAsia="SimSun"/>
+          <w:b w:val="0"/>
+          <w:color w:val="000000"/>
+          <w:sz w:val="21"/>
         </w:rPr>
         <w:t>逻辑分批无法解除 Pilot 与母批共用 FOUP 的限制。改为物理分批并增加 Transfer FOUP 后，Pilot 可独立进入 PiRun 流程；同时通过 Rule 和 AMA 复核避免状态变化导致错误执行。</w:t>
       </w:r>
@@ -7426,10 +7213,10 @@
       </w:pPr>
       <w:r>
         <w:rPr>
-          <w:rFonts w:ascii="Calibri" w:hAnsi="Calibri" w:eastAsia="Microsoft YaHei"/>
-          <w:b w:val="0"/>
-          <w:color w:val="000000"/>
-          <w:sz w:val="22"/>
+          <w:rFonts w:ascii="Times New Roman" w:hAnsi="Times New Roman" w:eastAsia="SimSun"/>
+          <w:b w:val="0"/>
+          <w:color w:val="000000"/>
+          <w:sz w:val="21"/>
         </w:rPr>
         <w:t>RTD：影响候选 Lot Filter、Context Sorting、Pilot 选片、Reason、Report 和 LithoAssign。</w:t>
       </w:r>
@@ -7444,10 +7231,10 @@
       </w:pPr>
       <w:r>
         <w:rPr>
-          <w:rFonts w:ascii="Calibri" w:hAnsi="Calibri" w:eastAsia="Microsoft YaHei"/>
-          <w:b w:val="0"/>
-          <w:color w:val="000000"/>
-          <w:sz w:val="22"/>
+          <w:rFonts w:ascii="Times New Roman" w:hAnsi="Times New Roman" w:eastAsia="SimSun"/>
+          <w:b w:val="0"/>
+          <w:color w:val="000000"/>
+          <w:sz w:val="21"/>
         </w:rPr>
         <w:t>AMA：影响 Pilot 设置、物理分批、空 FOUP 预占、Transfer FOUP 和失败记录。</w:t>
       </w:r>
@@ -7462,10 +7249,10 @@
       </w:pPr>
       <w:r>
         <w:rPr>
-          <w:rFonts w:ascii="Calibri" w:hAnsi="Calibri" w:eastAsia="Microsoft YaHei"/>
-          <w:b w:val="0"/>
-          <w:color w:val="000000"/>
-          <w:sz w:val="22"/>
+          <w:rFonts w:ascii="Times New Roman" w:hAnsi="Times New Roman" w:eastAsia="SimSun"/>
+          <w:b w:val="0"/>
+          <w:color w:val="000000"/>
+          <w:sz w:val="21"/>
         </w:rPr>
         <w:t>MES：调用现有物理分批与 Transfer FOUP 接口；接口成功或失败按本需求分支处理。</w:t>
       </w:r>
@@ -7480,10 +7267,10 @@
       </w:pPr>
       <w:r>
         <w:rPr>
-          <w:rFonts w:ascii="Calibri" w:hAnsi="Calibri" w:eastAsia="Microsoft YaHei"/>
-          <w:b w:val="0"/>
-          <w:color w:val="000000"/>
-          <w:sz w:val="22"/>
+          <w:rFonts w:ascii="Times New Roman" w:hAnsi="Times New Roman" w:eastAsia="SimSun"/>
+          <w:b w:val="0"/>
+          <w:color w:val="000000"/>
+          <w:sz w:val="21"/>
         </w:rPr>
         <w:t>MCS／AMHS：本需求不新增搬送规则；MES 后续搬送沿用现有流程。</w:t>
       </w:r>
@@ -7498,10 +7285,10 @@
       </w:pPr>
       <w:r>
         <w:rPr>
-          <w:rFonts w:ascii="Calibri" w:hAnsi="Calibri" w:eastAsia="Microsoft YaHei"/>
-          <w:b w:val="0"/>
-          <w:color w:val="000000"/>
-          <w:sz w:val="22"/>
+          <w:rFonts w:ascii="Times New Roman" w:hAnsi="Times New Roman" w:eastAsia="SimSun"/>
+          <w:b w:val="0"/>
+          <w:color w:val="000000"/>
+          <w:sz w:val="21"/>
         </w:rPr>
         <w:t>EAP：本需求不修改 EAP 逻辑。</w:t>
       </w:r>
@@ -7516,10 +7303,10 @@
       </w:pPr>
       <w:r>
         <w:rPr>
-          <w:rFonts w:ascii="Calibri" w:hAnsi="Calibri" w:eastAsia="Microsoft YaHei"/>
-          <w:b w:val="0"/>
-          <w:color w:val="000000"/>
-          <w:sz w:val="22"/>
+          <w:rFonts w:ascii="Times New Roman" w:hAnsi="Times New Roman" w:eastAsia="SimSun"/>
+          <w:b w:val="0"/>
+          <w:color w:val="000000"/>
+          <w:sz w:val="21"/>
         </w:rPr>
         <w:t>DB：本需求未定义新增业务表或字段；两个 Report 的输出字段按 5.5 执行。</w:t>
       </w:r>
@@ -7548,39 +7335,37 @@
       </w:pPr>
       <w:r>
         <w:rPr>
-          <w:rFonts w:ascii="Calibri" w:hAnsi="Calibri" w:eastAsia="Microsoft YaHei"/>
-          <w:b w:val="0"/>
-          <w:color w:val="000000"/>
-          <w:sz w:val="21"/>
-          <w:shd w:fill="EEF2F6"/>
+          <w:rFonts w:ascii="Times New Roman" w:hAnsi="Times New Roman" w:eastAsia="SimSun"/>
+          <w:b w:val="0"/>
+          <w:color w:val="000000"/>
+          <w:sz w:val="21"/>
         </w:rPr>
         <w:t>RemainQ</w:t>
       </w:r>
       <w:r>
         <w:rPr>
-          <w:rFonts w:ascii="Calibri" w:hAnsi="Calibri" w:eastAsia="Microsoft YaHei"/>
-          <w:b w:val="0"/>
-          <w:color w:val="000000"/>
-          <w:sz w:val="22"/>
+          <w:rFonts w:ascii="Times New Roman" w:hAnsi="Times New Roman" w:eastAsia="SimSun"/>
+          <w:b w:val="0"/>
+          <w:color w:val="000000"/>
+          <w:sz w:val="21"/>
         </w:rPr>
         <w:t xml:space="preserve"> 为空时按 </w:t>
       </w:r>
       <w:r>
         <w:rPr>
-          <w:rFonts w:ascii="Calibri" w:hAnsi="Calibri" w:eastAsia="Microsoft YaHei"/>
-          <w:b w:val="0"/>
-          <w:color w:val="000000"/>
-          <w:sz w:val="21"/>
-          <w:shd w:fill="EEF2F6"/>
+          <w:rFonts w:ascii="Times New Roman" w:hAnsi="Times New Roman" w:eastAsia="SimSun"/>
+          <w:b w:val="0"/>
+          <w:color w:val="000000"/>
+          <w:sz w:val="21"/>
         </w:rPr>
         <w:t>9999 h</w:t>
       </w:r>
       <w:r>
         <w:rPr>
-          <w:rFonts w:ascii="Calibri" w:hAnsi="Calibri" w:eastAsia="Microsoft YaHei"/>
-          <w:b w:val="0"/>
-          <w:color w:val="000000"/>
-          <w:sz w:val="22"/>
+          <w:rFonts w:ascii="Times New Roman" w:hAnsi="Times New Roman" w:eastAsia="SimSun"/>
+          <w:b w:val="0"/>
+          <w:color w:val="000000"/>
+          <w:sz w:val="21"/>
         </w:rPr>
         <w:t xml:space="preserve"> 参与排序。</w:t>
       </w:r>
@@ -7595,20 +7380,19 @@
       </w:pPr>
       <w:r>
         <w:rPr>
-          <w:rFonts w:ascii="Calibri" w:hAnsi="Calibri" w:eastAsia="Microsoft YaHei"/>
-          <w:b w:val="0"/>
-          <w:color w:val="000000"/>
-          <w:sz w:val="21"/>
-          <w:shd w:fill="EEF2F6"/>
+          <w:rFonts w:ascii="Times New Roman" w:hAnsi="Times New Roman" w:eastAsia="SimSun"/>
+          <w:b w:val="0"/>
+          <w:color w:val="000000"/>
+          <w:sz w:val="21"/>
         </w:rPr>
         <w:t>pi_splitcnt</w:t>
       </w:r>
       <w:r>
         <w:rPr>
-          <w:rFonts w:ascii="Calibri" w:hAnsi="Calibri" w:eastAsia="Microsoft YaHei"/>
-          <w:b w:val="0"/>
-          <w:color w:val="000000"/>
-          <w:sz w:val="22"/>
+          <w:rFonts w:ascii="Times New Roman" w:hAnsi="Times New Roman" w:eastAsia="SimSun"/>
+          <w:b w:val="0"/>
+          <w:color w:val="000000"/>
+          <w:sz w:val="21"/>
         </w:rPr>
         <w:t xml:space="preserve"> 无效时使用默认值 4；有效但大于当前可用 Wafer 数时改为整批 Pilot。</w:t>
       </w:r>
@@ -7623,10 +7407,10 @@
       </w:pPr>
       <w:r>
         <w:rPr>
-          <w:rFonts w:ascii="Calibri" w:hAnsi="Calibri" w:eastAsia="Microsoft YaHei"/>
-          <w:b w:val="0"/>
-          <w:color w:val="000000"/>
-          <w:sz w:val="22"/>
+          <w:rFonts w:ascii="Times New Roman" w:hAnsi="Times New Roman" w:eastAsia="SimSun"/>
+          <w:b w:val="0"/>
+          <w:color w:val="000000"/>
+          <w:sz w:val="21"/>
         </w:rPr>
         <w:t>候选 Lot 无 CD、无有效 Litho/Reticle、存在 FutureHold/RC、无有效机台或多路径时直接剔除。</w:t>
       </w:r>
@@ -7641,10 +7425,10 @@
       </w:pPr>
       <w:r>
         <w:rPr>
-          <w:rFonts w:ascii="Calibri" w:hAnsi="Calibri" w:eastAsia="Microsoft YaHei"/>
-          <w:b w:val="0"/>
-          <w:color w:val="000000"/>
-          <w:sz w:val="22"/>
+          <w:rFonts w:ascii="Times New Roman" w:hAnsi="Times New Roman" w:eastAsia="SimSun"/>
+          <w:b w:val="0"/>
+          <w:color w:val="000000"/>
+          <w:sz w:val="21"/>
         </w:rPr>
         <w:t>AMA 六项复核失败时停止并等待下一轮，不回退整批。</w:t>
       </w:r>
@@ -7659,10 +7443,10 @@
       </w:pPr>
       <w:r>
         <w:rPr>
-          <w:rFonts w:ascii="Calibri" w:hAnsi="Calibri" w:eastAsia="Microsoft YaHei"/>
-          <w:b w:val="0"/>
-          <w:color w:val="000000"/>
-          <w:sz w:val="22"/>
+          <w:rFonts w:ascii="Times New Roman" w:hAnsi="Times New Roman" w:eastAsia="SimSun"/>
+          <w:b w:val="0"/>
+          <w:color w:val="000000"/>
+          <w:sz w:val="21"/>
         </w:rPr>
         <w:t>无空 FOUP 时整批回退；MES 物理分批失败时释放 FOUP 后整批回退。</w:t>
       </w:r>
@@ -7677,29 +7461,28 @@
       </w:pPr>
       <w:r>
         <w:rPr>
-          <w:rFonts w:ascii="Calibri" w:hAnsi="Calibri" w:eastAsia="Microsoft YaHei"/>
-          <w:b w:val="0"/>
-          <w:color w:val="000000"/>
-          <w:sz w:val="22"/>
+          <w:rFonts w:ascii="Times New Roman" w:hAnsi="Times New Roman" w:eastAsia="SimSun"/>
+          <w:b w:val="0"/>
+          <w:color w:val="000000"/>
+          <w:sz w:val="21"/>
         </w:rPr>
         <w:t xml:space="preserve">MES Transfer FOUP 失败时记录 </w:t>
       </w:r>
       <w:r>
         <w:rPr>
-          <w:rFonts w:ascii="Calibri" w:hAnsi="Calibri" w:eastAsia="Microsoft YaHei"/>
-          <w:b w:val="0"/>
-          <w:color w:val="000000"/>
-          <w:sz w:val="21"/>
-          <w:shd w:fill="EEF2F6"/>
+          <w:rFonts w:ascii="Times New Roman" w:hAnsi="Times New Roman" w:eastAsia="SimSun"/>
+          <w:b w:val="0"/>
+          <w:color w:val="000000"/>
+          <w:sz w:val="21"/>
         </w:rPr>
         <w:t>AMALog</w:t>
       </w:r>
       <w:r>
         <w:rPr>
-          <w:rFonts w:ascii="Calibri" w:hAnsi="Calibri" w:eastAsia="Microsoft YaHei"/>
-          <w:b w:val="0"/>
-          <w:color w:val="000000"/>
-          <w:sz w:val="22"/>
+          <w:rFonts w:ascii="Times New Roman" w:hAnsi="Times New Roman" w:eastAsia="SimSun"/>
+          <w:b w:val="0"/>
+          <w:color w:val="000000"/>
+          <w:sz w:val="21"/>
         </w:rPr>
         <w:t>，不新增额外恢复动作。</w:t>
       </w:r>
@@ -7714,10 +7497,10 @@
       </w:pPr>
       <w:r>
         <w:rPr>
-          <w:rFonts w:ascii="Calibri" w:hAnsi="Calibri" w:eastAsia="Microsoft YaHei"/>
-          <w:b w:val="0"/>
-          <w:color w:val="000000"/>
-          <w:sz w:val="22"/>
+          <w:rFonts w:ascii="Times New Roman" w:hAnsi="Times New Roman" w:eastAsia="SimSun"/>
+          <w:b w:val="0"/>
+          <w:color w:val="000000"/>
+          <w:sz w:val="21"/>
         </w:rPr>
         <w:t>WatchDog 时间判断、Specify Lot、Transfer Macro、FuLL(RemainQ)、Adhoc Sorter 后续处理均沿用现有逻辑。</w:t>
       </w:r>
@@ -7746,10 +7529,10 @@
       </w:pPr>
       <w:r>
         <w:rPr>
-          <w:rFonts w:ascii="Calibri" w:hAnsi="Calibri" w:eastAsia="Microsoft YaHei"/>
-          <w:b w:val="0"/>
-          <w:color w:val="000000"/>
-          <w:sz w:val="22"/>
+          <w:rFonts w:ascii="Times New Roman" w:hAnsi="Times New Roman" w:eastAsia="SimSun"/>
+          <w:b w:val="0"/>
+          <w:color w:val="000000"/>
+          <w:sz w:val="21"/>
         </w:rPr>
         <w:t>需求编号由信息技术部填写。</w:t>
       </w:r>
@@ -7764,29 +7547,28 @@
       </w:pPr>
       <w:r>
         <w:rPr>
-          <w:rFonts w:ascii="Calibri" w:hAnsi="Calibri" w:eastAsia="Microsoft YaHei"/>
-          <w:b w:val="0"/>
-          <w:color w:val="000000"/>
-          <w:sz w:val="22"/>
+          <w:rFonts w:ascii="Times New Roman" w:hAnsi="Times New Roman" w:eastAsia="SimSun"/>
+          <w:b w:val="0"/>
+          <w:color w:val="000000"/>
+          <w:sz w:val="21"/>
         </w:rPr>
         <w:t xml:space="preserve">新增 Report </w:t>
       </w:r>
       <w:r>
         <w:rPr>
-          <w:rFonts w:ascii="Calibri" w:hAnsi="Calibri" w:eastAsia="Microsoft YaHei"/>
-          <w:b w:val="0"/>
-          <w:color w:val="000000"/>
-          <w:sz w:val="21"/>
-          <w:shd w:fill="EEF2F6"/>
+          <w:rFonts w:ascii="Times New Roman" w:hAnsi="Times New Roman" w:eastAsia="SimSun"/>
+          <w:b w:val="0"/>
+          <w:color w:val="000000"/>
+          <w:sz w:val="21"/>
         </w:rPr>
         <w:t>LithoPilotAutoDoAdhocSorter</w:t>
       </w:r>
       <w:r>
         <w:rPr>
-          <w:rFonts w:ascii="Calibri" w:hAnsi="Calibri" w:eastAsia="Microsoft YaHei"/>
-          <w:b w:val="0"/>
-          <w:color w:val="000000"/>
-          <w:sz w:val="22"/>
+          <w:rFonts w:ascii="Times New Roman" w:hAnsi="Times New Roman" w:eastAsia="SimSun"/>
+          <w:b w:val="0"/>
+          <w:color w:val="000000"/>
+          <w:sz w:val="21"/>
         </w:rPr>
         <w:t xml:space="preserve"> 的唯一记录维度、同一次执行的去重方式及历史保留策略需 IT 确认；本需求不新增对应业务字段。</w:t>
       </w:r>
@@ -7811,10 +7593,10 @@
       </w:pPr>
       <w:r>
         <w:rPr>
-          <w:rFonts w:ascii="Calibri" w:hAnsi="Calibri" w:eastAsia="Microsoft YaHei"/>
-          <w:b w:val="0"/>
-          <w:color w:val="000000"/>
-          <w:sz w:val="22"/>
+          <w:rFonts w:ascii="Times New Roman" w:hAnsi="Times New Roman" w:eastAsia="SimSun"/>
+          <w:b w:val="0"/>
+          <w:color w:val="000000"/>
+          <w:sz w:val="21"/>
         </w:rPr>
         <w:t>详细 Test Case 另行建立。本需求验收至少覆盖以下场景：</w:t>
       </w:r>
@@ -7829,10 +7611,10 @@
       </w:pPr>
       <w:r>
         <w:rPr>
-          <w:rFonts w:ascii="Calibri" w:hAnsi="Calibri" w:eastAsia="Microsoft YaHei"/>
-          <w:b w:val="0"/>
-          <w:color w:val="000000"/>
-          <w:sz w:val="22"/>
+          <w:rFonts w:ascii="Times New Roman" w:hAnsi="Times New Roman" w:eastAsia="SimSun"/>
+          <w:b w:val="0"/>
+          <w:color w:val="000000"/>
+          <w:sz w:val="21"/>
         </w:rPr>
         <w:t>整批 Pilot 与物理分批 Pilot。</w:t>
       </w:r>
@@ -7847,20 +7629,19 @@
       </w:pPr>
       <w:r>
         <w:rPr>
-          <w:rFonts w:ascii="Calibri" w:hAnsi="Calibri" w:eastAsia="Microsoft YaHei"/>
-          <w:b w:val="0"/>
-          <w:color w:val="000000"/>
-          <w:sz w:val="21"/>
-          <w:shd w:fill="EEF2F6"/>
+          <w:rFonts w:ascii="Times New Roman" w:hAnsi="Times New Roman" w:eastAsia="SimSun"/>
+          <w:b w:val="0"/>
+          <w:color w:val="000000"/>
+          <w:sz w:val="21"/>
         </w:rPr>
         <w:t>pi_splitcnt</w:t>
       </w:r>
       <w:r>
         <w:rPr>
-          <w:rFonts w:ascii="Calibri" w:hAnsi="Calibri" w:eastAsia="Microsoft YaHei"/>
-          <w:b w:val="0"/>
-          <w:color w:val="000000"/>
-          <w:sz w:val="22"/>
+          <w:rFonts w:ascii="Times New Roman" w:hAnsi="Times New Roman" w:eastAsia="SimSun"/>
+          <w:b w:val="0"/>
+          <w:color w:val="000000"/>
+          <w:sz w:val="21"/>
         </w:rPr>
         <w:t xml:space="preserve"> 空值、0、负数、大于 25、以及大于可用 Wafer 数。</w:t>
       </w:r>
@@ -7875,29 +7656,28 @@
       </w:pPr>
       <w:r>
         <w:rPr>
-          <w:rFonts w:ascii="Calibri" w:hAnsi="Calibri" w:eastAsia="Microsoft YaHei"/>
-          <w:b w:val="0"/>
-          <w:color w:val="000000"/>
-          <w:sz w:val="22"/>
+          <w:rFonts w:ascii="Times New Roman" w:hAnsi="Times New Roman" w:eastAsia="SimSun"/>
+          <w:b w:val="0"/>
+          <w:color w:val="000000"/>
+          <w:sz w:val="21"/>
         </w:rPr>
         <w:t xml:space="preserve">FAB6／FAB8 与 </w:t>
       </w:r>
       <w:r>
         <w:rPr>
-          <w:rFonts w:ascii="Calibri" w:hAnsi="Calibri" w:eastAsia="Microsoft YaHei"/>
-          <w:b w:val="0"/>
-          <w:color w:val="000000"/>
-          <w:sz w:val="21"/>
-          <w:shd w:fill="EEF2F6"/>
+          <w:rFonts w:ascii="Times New Roman" w:hAnsi="Times New Roman" w:eastAsia="SimSun"/>
+          <w:b w:val="0"/>
+          <w:color w:val="000000"/>
+          <w:sz w:val="21"/>
         </w:rPr>
         <w:t>CrossFabTransferred</w:t>
       </w:r>
       <w:r>
         <w:rPr>
-          <w:rFonts w:ascii="Calibri" w:hAnsi="Calibri" w:eastAsia="Microsoft YaHei"/>
-          <w:b w:val="0"/>
-          <w:color w:val="000000"/>
-          <w:sz w:val="22"/>
+          <w:rFonts w:ascii="Times New Roman" w:hAnsi="Times New Roman" w:eastAsia="SimSun"/>
+          <w:b w:val="0"/>
+          <w:color w:val="000000"/>
+          <w:sz w:val="21"/>
         </w:rPr>
         <w:t>。</w:t>
       </w:r>
@@ -7912,10 +7692,10 @@
       </w:pPr>
       <w:r>
         <w:rPr>
-          <w:rFonts w:ascii="Calibri" w:hAnsi="Calibri" w:eastAsia="Microsoft YaHei"/>
-          <w:b w:val="0"/>
-          <w:color w:val="000000"/>
-          <w:sz w:val="22"/>
+          <w:rFonts w:ascii="Times New Roman" w:hAnsi="Times New Roman" w:eastAsia="SimSun"/>
+          <w:b w:val="0"/>
+          <w:color w:val="000000"/>
+          <w:sz w:val="21"/>
         </w:rPr>
         <w:t>AMA 六项复核失败、无空 FOUP、MES 分批失败、Transfer FOUP 失败。</w:t>
       </w:r>
@@ -7930,10 +7710,10 @@
       </w:pPr>
       <w:r>
         <w:rPr>
-          <w:rFonts w:ascii="Calibri" w:hAnsi="Calibri" w:eastAsia="Microsoft YaHei"/>
-          <w:b w:val="0"/>
-          <w:color w:val="000000"/>
-          <w:sz w:val="22"/>
+          <w:rFonts w:ascii="Times New Roman" w:hAnsi="Times New Roman" w:eastAsia="SimSun"/>
+          <w:b w:val="0"/>
+          <w:color w:val="000000"/>
+          <w:sz w:val="21"/>
         </w:rPr>
         <w:t>Litho、BARCO、其他站点的 WaitPilotChangeFOUP 解除条件。</w:t>
       </w:r>
@@ -7948,10 +7728,10 @@
       </w:pPr>
       <w:r>
         <w:rPr>
-          <w:rFonts w:ascii="Calibri" w:hAnsi="Calibri" w:eastAsia="Microsoft YaHei"/>
-          <w:b w:val="0"/>
-          <w:color w:val="000000"/>
-          <w:sz w:val="22"/>
+          <w:rFonts w:ascii="Times New Roman" w:hAnsi="Times New Roman" w:eastAsia="SimSun"/>
+          <w:b w:val="0"/>
+          <w:color w:val="000000"/>
+          <w:sz w:val="21"/>
         </w:rPr>
         <w:t>子母批同机台与 Specify Lot 回归。</w:t>
       </w:r>
@@ -8013,10 +7793,10 @@
             </w:pPr>
             <w:r>
               <w:rPr>
-                <w:rFonts w:ascii="Calibri" w:hAnsi="Calibri" w:eastAsia="Microsoft YaHei"/>
+                <w:rFonts w:ascii="Times New Roman" w:hAnsi="Times New Roman" w:eastAsia="SimSun"/>
                 <w:b/>
                 <w:color w:val="000000"/>
-                <w:sz w:val="20"/>
+                <w:sz w:val="21"/>
               </w:rPr>
               <w:t>申请部门意见</w:t>
             </w:r>
@@ -8039,10 +7819,10 @@
             </w:pPr>
             <w:r>
               <w:rPr>
-                <w:rFonts w:ascii="Calibri" w:hAnsi="Calibri" w:eastAsia="Microsoft YaHei"/>
+                <w:rFonts w:ascii="Times New Roman" w:hAnsi="Times New Roman" w:eastAsia="SimSun"/>
                 <w:b w:val="0"/>
                 <w:color w:val="000000"/>
-                <w:sz w:val="20"/>
+                <w:sz w:val="21"/>
               </w:rPr>
               <w:t>意见：</w:t>
               <w:br/>
@@ -8074,10 +7854,10 @@
             </w:pPr>
             <w:r>
               <w:rPr>
-                <w:rFonts w:ascii="Calibri" w:hAnsi="Calibri" w:eastAsia="Microsoft YaHei"/>
+                <w:rFonts w:ascii="Times New Roman" w:hAnsi="Times New Roman" w:eastAsia="SimSun"/>
                 <w:b/>
                 <w:color w:val="000000"/>
-                <w:sz w:val="20"/>
+                <w:sz w:val="21"/>
               </w:rPr>
               <w:t>申请部门分管领导意见</w:t>
             </w:r>
@@ -8100,10 +7880,10 @@
             </w:pPr>
             <w:r>
               <w:rPr>
-                <w:rFonts w:ascii="Calibri" w:hAnsi="Calibri" w:eastAsia="Microsoft YaHei"/>
+                <w:rFonts w:ascii="Times New Roman" w:hAnsi="Times New Roman" w:eastAsia="SimSun"/>
                 <w:b w:val="0"/>
                 <w:color w:val="000000"/>
-                <w:sz w:val="20"/>
+                <w:sz w:val="21"/>
               </w:rPr>
               <w:t>意见：</w:t>
               <w:br/>
@@ -8135,10 +7915,10 @@
             </w:pPr>
             <w:r>
               <w:rPr>
-                <w:rFonts w:ascii="Calibri" w:hAnsi="Calibri" w:eastAsia="Microsoft YaHei"/>
+                <w:rFonts w:ascii="Times New Roman" w:hAnsi="Times New Roman" w:eastAsia="SimSun"/>
                 <w:b/>
                 <w:color w:val="000000"/>
-                <w:sz w:val="20"/>
+                <w:sz w:val="21"/>
               </w:rPr>
               <w:t>相关部门意见</w:t>
             </w:r>
@@ -8161,10 +7941,10 @@
             </w:pPr>
             <w:r>
               <w:rPr>
-                <w:rFonts w:ascii="Calibri" w:hAnsi="Calibri" w:eastAsia="Microsoft YaHei"/>
+                <w:rFonts w:ascii="Times New Roman" w:hAnsi="Times New Roman" w:eastAsia="SimSun"/>
                 <w:b w:val="0"/>
                 <w:color w:val="000000"/>
-                <w:sz w:val="20"/>
+                <w:sz w:val="21"/>
               </w:rPr>
               <w:t>意见：</w:t>
               <w:br/>
@@ -8196,10 +7976,10 @@
             </w:pPr>
             <w:r>
               <w:rPr>
-                <w:rFonts w:ascii="Calibri" w:hAnsi="Calibri" w:eastAsia="Microsoft YaHei"/>
+                <w:rFonts w:ascii="Times New Roman" w:hAnsi="Times New Roman" w:eastAsia="SimSun"/>
                 <w:b/>
                 <w:color w:val="000000"/>
-                <w:sz w:val="20"/>
+                <w:sz w:val="21"/>
               </w:rPr>
               <w:t>相关部门分管领导意见</w:t>
             </w:r>
@@ -8222,10 +8002,10 @@
             </w:pPr>
             <w:r>
               <w:rPr>
-                <w:rFonts w:ascii="Calibri" w:hAnsi="Calibri" w:eastAsia="Microsoft YaHei"/>
+                <w:rFonts w:ascii="Times New Roman" w:hAnsi="Times New Roman" w:eastAsia="SimSun"/>
                 <w:b w:val="0"/>
                 <w:color w:val="000000"/>
-                <w:sz w:val="20"/>
+                <w:sz w:val="21"/>
               </w:rPr>
               <w:t>意见：</w:t>
               <w:br/>
@@ -8257,10 +8037,10 @@
             </w:pPr>
             <w:r>
               <w:rPr>
-                <w:rFonts w:ascii="Calibri" w:hAnsi="Calibri" w:eastAsia="Microsoft YaHei"/>
+                <w:rFonts w:ascii="Times New Roman" w:hAnsi="Times New Roman" w:eastAsia="SimSun"/>
                 <w:b/>
                 <w:color w:val="000000"/>
-                <w:sz w:val="20"/>
+                <w:sz w:val="21"/>
               </w:rPr>
               <w:t>信息技术部意见</w:t>
             </w:r>
@@ -8283,10 +8063,10 @@
             </w:pPr>
             <w:r>
               <w:rPr>
-                <w:rFonts w:ascii="Calibri" w:hAnsi="Calibri" w:eastAsia="Microsoft YaHei"/>
+                <w:rFonts w:ascii="Times New Roman" w:hAnsi="Times New Roman" w:eastAsia="SimSun"/>
                 <w:b w:val="0"/>
                 <w:color w:val="000000"/>
-                <w:sz w:val="20"/>
+                <w:sz w:val="21"/>
               </w:rPr>
               <w:t>意见：</w:t>
               <w:br/>
@@ -8318,10 +8098,10 @@
             </w:pPr>
             <w:r>
               <w:rPr>
-                <w:rFonts w:ascii="Calibri" w:hAnsi="Calibri" w:eastAsia="Microsoft YaHei"/>
+                <w:rFonts w:ascii="Times New Roman" w:hAnsi="Times New Roman" w:eastAsia="SimSun"/>
                 <w:b/>
                 <w:color w:val="000000"/>
-                <w:sz w:val="20"/>
+                <w:sz w:val="21"/>
               </w:rPr>
               <w:t>信息技术部分管领导意见</w:t>
             </w:r>
@@ -8344,10 +8124,10 @@
             </w:pPr>
             <w:r>
               <w:rPr>
-                <w:rFonts w:ascii="Calibri" w:hAnsi="Calibri" w:eastAsia="Microsoft YaHei"/>
+                <w:rFonts w:ascii="Times New Roman" w:hAnsi="Times New Roman" w:eastAsia="SimSun"/>
                 <w:b w:val="0"/>
                 <w:color w:val="000000"/>
-                <w:sz w:val="20"/>
+                <w:sz w:val="21"/>
               </w:rPr>
               <w:t>意见：</w:t>
               <w:br/>
@@ -9259,9 +9039,9 @@
       <w:spacing w:before="0" w:after="120" w:line="264" w:lineRule="auto"/>
     </w:pPr>
     <w:rPr>
-      <w:rFonts w:ascii="Calibri" w:hAnsi="Calibri" w:eastAsia="Microsoft YaHei"/>
+      <w:rFonts w:ascii="Times New Roman" w:hAnsi="Times New Roman" w:eastAsia="SimSun"/>
       <w:color w:val="000000"/>
-      <w:sz w:val="22"/>
+      <w:sz w:val="21"/>
     </w:rPr>
   </w:style>
   <w:style w:type="paragraph" w:styleId="Header">

--- a/00.raw-materials/90.processed/LithoAutoPiRun/LithoAutoPiRun_需求申请单_最终版.docx
+++ b/00.raw-materials/90.processed/LithoAutoPiRun/LithoAutoPiRun_需求申请单_最终版.docx
@@ -39,6 +39,7 @@
           <w:i w:val="0"/>
           <w:color w:val="000000"/>
           <w:sz w:val="21"/>
+          <w:u w:val="single"/>
         </w:rPr>
         <w:t xml:space="preserve">　　　　　　　　　　　</w:t>
       </w:r>
@@ -70,8 +71,16 @@
         </w:tblBorders>
       </w:tblPr>
       <w:tblGrid>
-        <w:gridCol w:w="5190"/>
-        <w:gridCol w:w="5190"/>
+        <w:gridCol w:w="1038"/>
+        <w:gridCol w:w="1038"/>
+        <w:gridCol w:w="1038"/>
+        <w:gridCol w:w="1038"/>
+        <w:gridCol w:w="1038"/>
+        <w:gridCol w:w="1038"/>
+        <w:gridCol w:w="1038"/>
+        <w:gridCol w:w="1038"/>
+        <w:gridCol w:w="1038"/>
+        <w:gridCol w:w="1038"/>
       </w:tblGrid>
       <w:tr>
         <w:trPr>
@@ -80,7 +89,7 @@
         <w:tc>
           <w:tcPr>
             <w:tcW w:type="dxa" w:w="10380"/>
-            <w:gridSpan w:val="2"/>
+            <w:gridSpan w:val="10"/>
             <w:tcMar>
               <w:top w:w="90" w:type="dxa"/>
               <w:start w:w="120" w:type="dxa"/>
@@ -91,7 +100,7 @@
           </w:tcPr>
           <w:p>
             <w:pPr>
-              <w:spacing w:before="0" w:after="0" w:line="288" w:lineRule="auto"/>
+              <w:spacing w:before="0" w:after="0" w:line="240" w:lineRule="auto"/>
               <w:jc w:val="left"/>
             </w:pPr>
             <w:r/>
@@ -124,7 +133,8 @@
         </w:trPr>
         <w:tc>
           <w:tcPr>
-            <w:tcW w:type="dxa" w:w="5190"/>
+            <w:tcW w:type="dxa" w:w="4152"/>
+            <w:gridSpan w:val="4"/>
             <w:tcMar>
               <w:top w:w="90" w:type="dxa"/>
               <w:start w:w="120" w:type="dxa"/>
@@ -135,7 +145,7 @@
           </w:tcPr>
           <w:p>
             <w:pPr>
-              <w:spacing w:before="0" w:after="0" w:line="288" w:lineRule="auto"/>
+              <w:spacing w:before="0" w:after="0" w:line="240" w:lineRule="auto"/>
               <w:jc w:val="left"/>
             </w:pPr>
             <w:r/>
@@ -163,7 +173,8 @@
         </w:tc>
         <w:tc>
           <w:tcPr>
-            <w:tcW w:type="dxa" w:w="5190"/>
+            <w:tcW w:type="dxa" w:w="6228"/>
+            <w:gridSpan w:val="6"/>
             <w:tcMar>
               <w:top w:w="90" w:type="dxa"/>
               <w:start w:w="120" w:type="dxa"/>
@@ -174,7 +185,7 @@
           </w:tcPr>
           <w:p>
             <w:pPr>
-              <w:spacing w:before="0" w:after="0" w:line="288" w:lineRule="auto"/>
+              <w:spacing w:before="0" w:after="0" w:line="240" w:lineRule="auto"/>
               <w:jc w:val="left"/>
             </w:pPr>
             <w:r/>
@@ -207,7 +218,8 @@
         </w:trPr>
         <w:tc>
           <w:tcPr>
-            <w:tcW w:type="dxa" w:w="5190"/>
+            <w:tcW w:type="dxa" w:w="4152"/>
+            <w:gridSpan w:val="4"/>
             <w:tcMar>
               <w:top w:w="90" w:type="dxa"/>
               <w:start w:w="120" w:type="dxa"/>
@@ -218,7 +230,7 @@
           </w:tcPr>
           <w:p>
             <w:pPr>
-              <w:spacing w:before="0" w:after="0" w:line="288" w:lineRule="auto"/>
+              <w:spacing w:before="0" w:after="0" w:line="240" w:lineRule="auto"/>
               <w:jc w:val="left"/>
             </w:pPr>
             <w:r/>
@@ -246,7 +258,8 @@
         </w:tc>
         <w:tc>
           <w:tcPr>
-            <w:tcW w:type="dxa" w:w="5190"/>
+            <w:tcW w:type="dxa" w:w="6228"/>
+            <w:gridSpan w:val="6"/>
             <w:tcMar>
               <w:top w:w="90" w:type="dxa"/>
               <w:start w:w="120" w:type="dxa"/>
@@ -257,7 +270,7 @@
           </w:tcPr>
           <w:p>
             <w:pPr>
-              <w:spacing w:before="0" w:after="0" w:line="288" w:lineRule="auto"/>
+              <w:spacing w:before="0" w:after="0" w:line="240" w:lineRule="auto"/>
               <w:jc w:val="left"/>
             </w:pPr>
             <w:r/>
@@ -290,7 +303,8 @@
         </w:trPr>
         <w:tc>
           <w:tcPr>
-            <w:tcW w:type="dxa" w:w="5190"/>
+            <w:tcW w:type="dxa" w:w="4152"/>
+            <w:gridSpan w:val="4"/>
             <w:tcMar>
               <w:top w:w="90" w:type="dxa"/>
               <w:start w:w="120" w:type="dxa"/>
@@ -301,7 +315,7 @@
           </w:tcPr>
           <w:p>
             <w:pPr>
-              <w:spacing w:before="0" w:after="0" w:line="288" w:lineRule="auto"/>
+              <w:spacing w:before="0" w:after="0" w:line="240" w:lineRule="auto"/>
               <w:jc w:val="left"/>
             </w:pPr>
             <w:r/>
@@ -329,7 +343,8 @@
         </w:tc>
         <w:tc>
           <w:tcPr>
-            <w:tcW w:type="dxa" w:w="5190"/>
+            <w:tcW w:type="dxa" w:w="6228"/>
+            <w:gridSpan w:val="6"/>
             <w:tcMar>
               <w:top w:w="90" w:type="dxa"/>
               <w:start w:w="120" w:type="dxa"/>
@@ -340,7 +355,7 @@
           </w:tcPr>
           <w:p>
             <w:pPr>
-              <w:spacing w:before="0" w:after="0" w:line="288" w:lineRule="auto"/>
+              <w:spacing w:before="0" w:after="0" w:line="240" w:lineRule="auto"/>
               <w:jc w:val="left"/>
             </w:pPr>
             <w:r/>
@@ -374,7 +389,7 @@
         <w:tc>
           <w:tcPr>
             <w:tcW w:type="dxa" w:w="10380"/>
-            <w:gridSpan w:val="2"/>
+            <w:gridSpan w:val="10"/>
             <w:tcMar>
               <w:top w:w="90" w:type="dxa"/>
               <w:start w:w="120" w:type="dxa"/>
@@ -391,7 +406,7 @@
           <w:p>
             <w:pPr>
               <w:keepNext/>
-              <w:spacing w:before="100" w:after="40" w:line="360" w:lineRule="auto"/>
+              <w:spacing w:before="60" w:after="20" w:line="312" w:lineRule="auto"/>
               <w:jc w:val="left"/>
             </w:pPr>
             <w:r>
@@ -408,7 +423,7 @@
           <w:p>
             <w:pPr>
               <w:keepNext w:val="0"/>
-              <w:spacing w:before="0" w:after="40" w:line="360" w:lineRule="auto"/>
+              <w:spacing w:before="0" w:after="40" w:line="312" w:lineRule="auto"/>
               <w:ind w:firstLine="420"/>
               <w:jc w:val="both"/>
             </w:pPr>
@@ -432,7 +447,7 @@
         <w:tc>
           <w:tcPr>
             <w:tcW w:type="dxa" w:w="10380"/>
-            <w:gridSpan w:val="2"/>
+            <w:gridSpan w:val="10"/>
             <w:tcMar>
               <w:top w:w="90" w:type="dxa"/>
               <w:start w:w="120" w:type="dxa"/>
@@ -449,7 +464,7 @@
           <w:p>
             <w:pPr>
               <w:keepNext/>
-              <w:spacing w:before="100" w:after="40" w:line="360" w:lineRule="auto"/>
+              <w:spacing w:before="60" w:after="20" w:line="312" w:lineRule="auto"/>
               <w:jc w:val="left"/>
             </w:pPr>
             <w:r>
@@ -466,7 +481,7 @@
           <w:p>
             <w:pPr>
               <w:keepNext/>
-              <w:spacing w:before="80" w:after="40" w:line="360" w:lineRule="auto"/>
+              <w:spacing w:before="60" w:after="20" w:line="312" w:lineRule="auto"/>
               <w:jc w:val="left"/>
             </w:pPr>
             <w:r>
@@ -483,7 +498,7 @@
           <w:p>
             <w:pPr>
               <w:keepNext w:val="0"/>
-              <w:spacing w:before="0" w:after="40" w:line="360" w:lineRule="auto"/>
+              <w:spacing w:before="0" w:after="40" w:line="312" w:lineRule="auto"/>
               <w:ind w:firstLine="420"/>
               <w:jc w:val="both"/>
             </w:pPr>
@@ -501,7 +516,7 @@
           <w:p>
             <w:pPr>
               <w:keepNext/>
-              <w:spacing w:before="80" w:after="40" w:line="360" w:lineRule="auto"/>
+              <w:spacing w:before="60" w:after="20" w:line="312" w:lineRule="auto"/>
               <w:jc w:val="left"/>
             </w:pPr>
             <w:r>
@@ -518,7 +533,7 @@
           <w:p>
             <w:pPr>
               <w:keepNext w:val="0"/>
-              <w:spacing w:before="0" w:after="40" w:line="360" w:lineRule="auto"/>
+              <w:spacing w:before="0" w:after="40" w:line="312" w:lineRule="auto"/>
               <w:ind w:firstLine="420"/>
               <w:jc w:val="both"/>
             </w:pPr>
@@ -540,7 +555,7 @@
         <w:tc>
           <w:tcPr>
             <w:tcW w:type="dxa" w:w="10380"/>
-            <w:gridSpan w:val="2"/>
+            <w:gridSpan w:val="10"/>
             <w:tcMar>
               <w:top w:w="90" w:type="dxa"/>
               <w:start w:w="120" w:type="dxa"/>
@@ -557,7 +572,7 @@
           <w:p>
             <w:pPr>
               <w:keepNext/>
-              <w:spacing w:before="100" w:after="40" w:line="360" w:lineRule="auto"/>
+              <w:spacing w:before="60" w:after="20" w:line="312" w:lineRule="auto"/>
               <w:jc w:val="left"/>
             </w:pPr>
             <w:r>
@@ -574,7 +589,7 @@
           <w:p>
             <w:pPr>
               <w:keepNext/>
-              <w:spacing w:before="100" w:after="40" w:line="360" w:lineRule="auto"/>
+              <w:spacing w:before="60" w:after="20" w:line="312" w:lineRule="auto"/>
               <w:jc w:val="left"/>
             </w:pPr>
             <w:r>
@@ -585,13 +600,13 @@
                 <w:color w:val="000000"/>
                 <w:sz w:val="21"/>
               </w:rPr>
-              <w:t>■　方案逻辑：</w:t>
+              <w:t>■  方案逻辑：</w:t>
             </w:r>
           </w:p>
           <w:p>
             <w:pPr>
               <w:keepNext/>
-              <w:spacing w:before="100" w:after="40" w:line="360" w:lineRule="auto"/>
+              <w:spacing w:before="60" w:after="20" w:line="312" w:lineRule="auto"/>
               <w:jc w:val="left"/>
             </w:pPr>
             <w:r>
@@ -602,13 +617,13 @@
                 <w:color w:val="000000"/>
                 <w:sz w:val="21"/>
               </w:rPr>
-              <w:t>一、RTD新增逻辑</w:t>
+              <w:t>一、 RTD新增逻辑</w:t>
             </w:r>
           </w:p>
           <w:p>
             <w:pPr>
               <w:keepNext w:val="0"/>
-              <w:spacing w:before="0" w:after="40" w:line="360" w:lineRule="auto"/>
+              <w:spacing w:before="0" w:after="40" w:line="312" w:lineRule="auto"/>
               <w:ind w:firstLine="420"/>
               <w:jc w:val="both"/>
             </w:pPr>
@@ -620,13 +635,13 @@
                 <w:color w:val="000000"/>
                 <w:sz w:val="21"/>
               </w:rPr>
-              <w:t>1. 修改 Report：Central_GetLithoR2RAutoPirunInfo 中的 Pilot 选择逻辑；2. 增加 Report：LithoPiLotAutoDoAdhocSorter；3. Rule 和 Assign 中增加子母批作业同一机台逻辑。</w:t>
+              <w:t>1. 修改 Report： Central_GetLithoR2RAutoPirunInfo 中的 Pilot 选择逻辑；2.增加 Report：LithoPiLotAutoDoAdhocSorter；3.Rule和 Assign 中增加子母批作业同一机台逻辑</w:t>
             </w:r>
           </w:p>
           <w:p>
             <w:pPr>
               <w:keepNext/>
-              <w:spacing w:before="100" w:after="40" w:line="360" w:lineRule="auto"/>
+              <w:spacing w:before="60" w:after="20" w:line="312" w:lineRule="auto"/>
               <w:jc w:val="left"/>
             </w:pPr>
             <w:r>
@@ -643,7 +658,7 @@
           <w:p>
             <w:pPr>
               <w:keepNext w:val="0"/>
-              <w:spacing w:before="0" w:after="40" w:line="360" w:lineRule="auto"/>
+              <w:spacing w:before="0" w:after="40" w:line="312" w:lineRule="auto"/>
               <w:ind w:firstLine="420"/>
               <w:jc w:val="both"/>
             </w:pPr>
@@ -655,13 +670,13 @@
                 <w:color w:val="000000"/>
                 <w:sz w:val="21"/>
               </w:rPr>
-              <w:t>对选 Lot 和选片逻辑进行修改。</w:t>
+              <w:t>对选 lot 和选片逻辑进行修改。</w:t>
             </w:r>
           </w:p>
           <w:p>
             <w:pPr>
               <w:keepNext/>
-              <w:spacing w:before="80" w:after="40" w:line="360" w:lineRule="auto"/>
+              <w:spacing w:before="60" w:after="20" w:line="312" w:lineRule="auto"/>
               <w:jc w:val="left"/>
             </w:pPr>
             <w:r>
@@ -678,7 +693,7 @@
           <w:p>
             <w:pPr>
               <w:keepNext w:val="0"/>
-              <w:spacing w:before="0" w:after="40" w:line="360" w:lineRule="auto"/>
+              <w:spacing w:before="0" w:after="40" w:line="312" w:lineRule="auto"/>
               <w:ind w:firstLine="420"/>
               <w:jc w:val="both"/>
             </w:pPr>
@@ -696,7 +711,7 @@
           <w:p>
             <w:pPr>
               <w:keepNext/>
-              <w:spacing w:before="60" w:after="40" w:line="360" w:lineRule="auto"/>
+              <w:spacing w:before="40" w:after="20" w:line="312" w:lineRule="auto"/>
               <w:jc w:val="left"/>
             </w:pPr>
             <w:r>
@@ -713,7 +728,7 @@
           <w:p>
             <w:pPr>
               <w:keepNext w:val="0"/>
-              <w:spacing w:before="0" w:after="40" w:line="360" w:lineRule="auto"/>
+              <w:spacing w:before="0" w:after="40" w:line="312" w:lineRule="auto"/>
               <w:ind w:firstLine="420"/>
               <w:jc w:val="both"/>
             </w:pPr>
@@ -725,13 +740,13 @@
                 <w:color w:val="000000"/>
                 <w:sz w:val="21"/>
               </w:rPr>
-              <w:t>通过表 fwlot 获取 appid、priority、processingstatus、componentqty 栏位信息；</w:t>
+              <w:t>通过表fwlot获取appid、priority、processingstatus、componentqty栏位信息；</w:t>
             </w:r>
           </w:p>
           <w:p>
             <w:pPr>
               <w:keepNext w:val="0"/>
-              <w:spacing w:before="0" w:after="40" w:line="360" w:lineRule="auto"/>
+              <w:spacing w:before="0" w:after="40" w:line="312" w:lineRule="auto"/>
               <w:ind w:firstLine="420"/>
               <w:jc w:val="both"/>
             </w:pPr>
@@ -743,13 +758,13 @@
                 <w:color w:val="000000"/>
                 <w:sz w:val="21"/>
               </w:rPr>
-              <w:t>通过表 fablotext 获取 requiredcapability、runcardid、reticleid 栏位信息；</w:t>
+              <w:t>通过表fablotext获取requiredcapability、runcardid、reticleid栏位信息；</w:t>
             </w:r>
           </w:p>
           <w:p>
             <w:pPr>
               <w:keepNext w:val="0"/>
-              <w:spacing w:before="0" w:after="40" w:line="360" w:lineRule="auto"/>
+              <w:spacing w:before="0" w:after="40" w:line="312" w:lineRule="auto"/>
               <w:ind w:firstLine="420"/>
               <w:jc w:val="both"/>
             </w:pPr>
@@ -761,13 +776,13 @@
                 <w:color w:val="000000"/>
                 <w:sz w:val="21"/>
               </w:rPr>
-              <w:t>通过表 fablotcarrierext 获取 carrierkind 栏位信息；</w:t>
+              <w:t>通过表fablotcarrierext获取carrierkind栏位信息；</w:t>
             </w:r>
           </w:p>
           <w:p>
             <w:pPr>
               <w:keepNext w:val="0"/>
-              <w:spacing w:before="0" w:after="40" w:line="360" w:lineRule="auto"/>
+              <w:spacing w:before="0" w:after="40" w:line="312" w:lineRule="auto"/>
               <w:ind w:firstLine="420"/>
               <w:jc w:val="both"/>
             </w:pPr>
@@ -779,13 +794,13 @@
                 <w:color w:val="000000"/>
                 <w:sz w:val="21"/>
               </w:rPr>
-              <w:t>通过 fabinqtimeprocess 获取 RemainQ 栏位信息；</w:t>
+              <w:t>通过fabinqtimeprocess获取RemainQ栏位信息；</w:t>
             </w:r>
           </w:p>
           <w:p>
             <w:pPr>
               <w:keepNext w:val="0"/>
-              <w:spacing w:before="0" w:after="40" w:line="360" w:lineRule="auto"/>
+              <w:spacing w:before="0" w:after="40" w:line="312" w:lineRule="auto"/>
               <w:ind w:firstLine="420"/>
               <w:jc w:val="both"/>
             </w:pPr>
@@ -797,13 +812,13 @@
                 <w:color w:val="000000"/>
                 <w:sz w:val="21"/>
               </w:rPr>
-              <w:t>从 UI.RTDConfig-LITHOLotAssignment-LithoAssignCapability 中获取 LithoCapability。BARCO Capability 为 L-BARCO-L、L-BARCO-S。</w:t>
+              <w:t>从 UI.RTDConfig-LITHOLotAssignment-LithoAssignCapability 中获取 LithoCapability；BARCO Capability 固定为 L-BARCO-L、L-BARCO-S。</w:t>
             </w:r>
           </w:p>
           <w:p>
             <w:pPr>
               <w:keepNext/>
-              <w:spacing w:before="60" w:after="40" w:line="360" w:lineRule="auto"/>
+              <w:spacing w:before="40" w:after="20" w:line="312" w:lineRule="auto"/>
               <w:jc w:val="left"/>
             </w:pPr>
             <w:r>
@@ -820,7 +835,7 @@
           <w:p>
             <w:pPr>
               <w:keepNext w:val="0"/>
-              <w:spacing w:before="0" w:after="40" w:line="360" w:lineRule="auto"/>
+              <w:spacing w:before="0" w:after="40" w:line="312" w:lineRule="auto"/>
               <w:ind w:firstLine="420"/>
               <w:jc w:val="both"/>
             </w:pPr>
@@ -838,7 +853,7 @@
           <w:p>
             <w:pPr>
               <w:keepNext w:val="0"/>
-              <w:spacing w:before="0" w:after="20" w:line="360" w:lineRule="auto"/>
+              <w:spacing w:before="0" w:after="20" w:line="312" w:lineRule="auto"/>
               <w:ind w:left="420"/>
               <w:jc w:val="both"/>
             </w:pPr>
@@ -850,13 +865,13 @@
                 <w:color w:val="000000"/>
                 <w:sz w:val="21"/>
               </w:rPr>
-              <w:t>（1）基本条件过滤：筛选同时满足 processingstatus='Active' 或 'CrossFabTransferred'、carrierkind='FOUP'、runcardid 为空、requiredcapability 为 LithoCapability、L-BARCO-L 或 L-BARCO-S 的 Lot。</w:t>
+              <w:t>（1）基本条件过滤：筛选出满足 processingstatus = 'Active' or 'CrossFabTransferred'，carrierkind = 'FOUP'、runcardid 为空、requiredcapability In（LithoCapability，L-BARCO-L，L-BARCO-S）的 Lot。</w:t>
             </w:r>
           </w:p>
           <w:p>
             <w:pPr>
               <w:keepNext w:val="0"/>
-              <w:spacing w:before="0" w:after="20" w:line="360" w:lineRule="auto"/>
+              <w:spacing w:before="0" w:after="20" w:line="312" w:lineRule="auto"/>
               <w:ind w:left="420"/>
               <w:jc w:val="both"/>
             </w:pPr>
@@ -868,13 +883,13 @@
                 <w:color w:val="000000"/>
                 <w:sz w:val="21"/>
               </w:rPr>
-              <w:t>（2）跨厂信息过滤：筛选满足 IsTransferLot=True，或 IsTransferLot≠True 且 processingstatus≠'CrossFabTransferred' 的 Lot。IsTransferLot 指标沿用 istransferlot Macro 判断；本需求不新增 FAB6/FAB8 跨厂资料去重规则。</w:t>
+              <w:t>（2）跨厂信息去重：筛选出满足 IsTransferLot =True 或（IsTransferLot ≠ True 且 processingStatus ≠ 'CrossFabTransferred'）的 Lot。（IsTransferLot 指标经 istransferlot marco 判断得到）</w:t>
             </w:r>
           </w:p>
           <w:p>
             <w:pPr>
               <w:keepNext/>
-              <w:spacing w:before="80" w:after="40" w:line="360" w:lineRule="auto"/>
+              <w:spacing w:before="60" w:after="20" w:line="312" w:lineRule="auto"/>
               <w:jc w:val="left"/>
             </w:pPr>
             <w:r>
@@ -885,13 +900,13 @@
                 <w:color w:val="000000"/>
                 <w:sz w:val="21"/>
               </w:rPr>
-              <w:t>1.2 获取Pirun站点并对Lot进一步过滤</w:t>
+              <w:t>1.2 获取Pirun站点并对lot进一步过滤</w:t>
             </w:r>
           </w:p>
           <w:p>
             <w:pPr>
               <w:keepNext w:val="0"/>
-              <w:spacing w:before="0" w:after="40" w:line="360" w:lineRule="auto"/>
+              <w:spacing w:before="0" w:after="40" w:line="312" w:lineRule="auto"/>
               <w:ind w:firstLine="420"/>
               <w:jc w:val="both"/>
             </w:pPr>
@@ -903,13 +918,13 @@
                 <w:color w:val="000000"/>
                 <w:sz w:val="21"/>
               </w:rPr>
-              <w:t>获取 Lot 后续站点信息并进一步判断是否符合 AutoPirun 条件。</w:t>
+              <w:t>获取 Lot 后续站点信息并进一步判断是否符合AutoPirun条件。</w:t>
             </w:r>
           </w:p>
           <w:p>
             <w:pPr>
               <w:keepNext/>
-              <w:spacing w:before="60" w:after="40" w:line="360" w:lineRule="auto"/>
+              <w:spacing w:before="40" w:after="20" w:line="312" w:lineRule="auto"/>
               <w:jc w:val="left"/>
             </w:pPr>
             <w:r>
@@ -926,7 +941,7 @@
           <w:p>
             <w:pPr>
               <w:keepNext w:val="0"/>
-              <w:spacing w:before="0" w:after="40" w:line="360" w:lineRule="auto"/>
+              <w:spacing w:before="0" w:after="40" w:line="312" w:lineRule="auto"/>
               <w:ind w:firstLine="420"/>
               <w:jc w:val="both"/>
             </w:pPr>
@@ -938,13 +953,13 @@
                 <w:color w:val="000000"/>
                 <w:sz w:val="21"/>
               </w:rPr>
-              <w:t>对通过 1.1 筛选的 Lot，向下 Fetch 20 个站点，获取每个站点的 productname、planname、stage、capability、stepseq、recipeid、STN 信息（Transfer Lot 沿用现有厂别修正规则）。将 Fetch 的站点截取到相同 Stage 最后一道 CD 站点，Lot 当前站点到最后一道 CD 站点之间的区段定义为 PirunLoop。若 Fetch 站点中无 CD 站点，则过滤该 Lot。</w:t>
+              <w:t>对通过 1.1 筛选的 Lot，向下 Fetch 20 站，获取每个站点的 productname、planname、stage、capability、stepseq、recipeid、STN 信息(Transferlot 需修正厂别)。将 Fetch 的站点截取到同 Stage 最后一道 CD 站点，Lot 当前站点到最后一道 CD 站点即为一段 PirunLoop。若 lot Fetch 站点中无 CD 站点，则过滤该 Lot。</w:t>
             </w:r>
           </w:p>
           <w:p>
             <w:pPr>
               <w:keepNext/>
-              <w:spacing w:before="60" w:after="40" w:line="360" w:lineRule="auto"/>
+              <w:spacing w:before="40" w:after="20" w:line="312" w:lineRule="auto"/>
               <w:jc w:val="left"/>
             </w:pPr>
             <w:r>
@@ -961,7 +976,7 @@
           <w:p>
             <w:pPr>
               <w:keepNext w:val="0"/>
-              <w:spacing w:before="0" w:after="20" w:line="360" w:lineRule="auto"/>
+              <w:spacing w:before="0" w:after="20" w:line="312" w:lineRule="auto"/>
               <w:ind w:left="420"/>
               <w:jc w:val="both"/>
             </w:pPr>
@@ -973,13 +988,13 @@
                 <w:color w:val="000000"/>
                 <w:sz w:val="21"/>
               </w:rPr>
-              <w:t>（1）Litho站点判断：PirunLoop 中必须存在 capability=LithoCapability 且含有 Reticle 信息的站点；若无则过滤 Lot。</w:t>
+              <w:t>（1）Litho 站点判断：判断 PirunLoop 中是否存在 capability =LithoCapability 且含有 Reticle 信息的站点。若无则过滤 Lot。</w:t>
             </w:r>
           </w:p>
           <w:p>
             <w:pPr>
               <w:keepNext w:val="0"/>
-              <w:spacing w:before="0" w:after="20" w:line="360" w:lineRule="auto"/>
+              <w:spacing w:before="0" w:after="20" w:line="312" w:lineRule="auto"/>
               <w:ind w:left="420"/>
               <w:jc w:val="both"/>
             </w:pPr>
@@ -991,13 +1006,13 @@
                 <w:color w:val="000000"/>
                 <w:sz w:val="21"/>
               </w:rPr>
-              <w:t>（2）Specify判断：按 productid、layer、lotid 匹配 r2r_litho_whitelist；命中时沿用现有 Specify Lot 处理。</w:t>
+              <w:t>（2）Specify 判断：判断 lot 是否在 r2r_litho_whitelist（匹配 productid，layer，lotid）中，若在则沿用现有 Specify Lot 处理。</w:t>
             </w:r>
           </w:p>
           <w:p>
             <w:pPr>
               <w:keepNext w:val="0"/>
-              <w:spacing w:before="0" w:after="20" w:line="360" w:lineRule="auto"/>
+              <w:spacing w:before="0" w:after="20" w:line="312" w:lineRule="auto"/>
               <w:ind w:left="420"/>
               <w:jc w:val="both"/>
             </w:pPr>
@@ -1009,13 +1024,13 @@
                 <w:color w:val="000000"/>
                 <w:sz w:val="21"/>
               </w:rPr>
-              <w:t>（3）同FOUP Pilot判断：从 rtd_r2r_litho_context_ovlcd 和 rtd_r2r_lot_history 获取 Litho Pilot，若同 FOUP 中已有 Litho Pilot，则过滤 Lot。</w:t>
+              <w:t>（3）同 Foup Pilot 判断：从表 rtd_r2r_litho_context_ovlcd 和 rtd_r2r_lot_history 获取 Litho Pilot，判断同 Foup 中是否有 Litho Pilot，若有则过滤 Lot。</w:t>
             </w:r>
           </w:p>
           <w:p>
             <w:pPr>
               <w:keepNext w:val="0"/>
-              <w:spacing w:before="0" w:after="20" w:line="360" w:lineRule="auto"/>
+              <w:spacing w:before="0" w:after="20" w:line="312" w:lineRule="auto"/>
               <w:ind w:left="420"/>
               <w:jc w:val="both"/>
             </w:pPr>
@@ -1027,13 +1042,13 @@
                 <w:color w:val="000000"/>
                 <w:sz w:val="21"/>
               </w:rPr>
-              <w:t>（4）FutureHold判断：从 fabfutureaction 获取 PirunLoop 各站点的 FutureAction；若存在 FutureHold，则过滤 Lot。</w:t>
+              <w:t>（4）FutureHold 判断：从表 fabfutureaction 获取 PirunLoop 中每个站点的 FutureAction 信息，判断 Loop 中是否存在 FutureHold，若有则过滤 Lot。</w:t>
             </w:r>
           </w:p>
           <w:p>
             <w:pPr>
               <w:keepNext w:val="0"/>
-              <w:spacing w:before="0" w:after="20" w:line="360" w:lineRule="auto"/>
+              <w:spacing w:before="0" w:after="20" w:line="312" w:lineRule="auto"/>
               <w:ind w:left="420"/>
               <w:jc w:val="both"/>
             </w:pPr>
@@ -1045,13 +1060,13 @@
                 <w:color w:val="000000"/>
                 <w:sz w:val="21"/>
               </w:rPr>
-              <w:t>（5）RC判断：若 PirunLoop 中存在 RC 站点，则过滤 Lot。</w:t>
+              <w:t>（5）RC 判断：判断 PirunLoop 中是否存在 RC站点，若有则过滤 Lot。</w:t>
             </w:r>
           </w:p>
           <w:p>
             <w:pPr>
               <w:keepNext/>
-              <w:spacing w:before="80" w:after="40" w:line="360" w:lineRule="auto"/>
+              <w:spacing w:before="60" w:after="20" w:line="312" w:lineRule="auto"/>
               <w:jc w:val="left"/>
             </w:pPr>
             <w:r>
@@ -1068,7 +1083,7 @@
           <w:p>
             <w:pPr>
               <w:keepNext w:val="0"/>
-              <w:spacing w:before="0" w:after="40" w:line="360" w:lineRule="auto"/>
+              <w:spacing w:before="0" w:after="40" w:line="312" w:lineRule="auto"/>
               <w:ind w:firstLine="420"/>
               <w:jc w:val="both"/>
             </w:pPr>
@@ -1080,13 +1095,13 @@
                 <w:color w:val="000000"/>
                 <w:sz w:val="21"/>
               </w:rPr>
-              <w:t>获取 Lot 在可作业机台的 R2R 状态，并判断 Lot 是否存在多路径。</w:t>
+              <w:t>获取lot在可作业机台的R2R 状态，并判断lot是否存在多路径。</w:t>
             </w:r>
           </w:p>
           <w:p>
             <w:pPr>
               <w:keepNext/>
-              <w:spacing w:before="60" w:after="40" w:line="360" w:lineRule="auto"/>
+              <w:spacing w:before="40" w:after="20" w:line="312" w:lineRule="auto"/>
               <w:jc w:val="left"/>
             </w:pPr>
             <w:r>
@@ -1103,7 +1118,7 @@
           <w:p>
             <w:pPr>
               <w:keepNext w:val="0"/>
-              <w:spacing w:before="0" w:after="40" w:line="360" w:lineRule="auto"/>
+              <w:spacing w:before="0" w:after="40" w:line="312" w:lineRule="auto"/>
               <w:ind w:firstLine="420"/>
               <w:jc w:val="both"/>
             </w:pPr>
@@ -1115,13 +1130,13 @@
                 <w:color w:val="000000"/>
                 <w:sz w:val="21"/>
               </w:rPr>
-              <w:t>获取 1.2 中 Lot 的 Litho 站点。经现有 Transfer Macro 判断后，若 Lot 在 Litho 站点能够 Transfer，则同时获取对应工厂的 Litho 机台。</w:t>
+              <w:t>拿取 1.2 中 Lot 的 Litho 站点，经 TransferMarco 判断后，若 Lot 在 Litho 站点能 Transfer 则同时拿取对厂 Litho 机台。</w:t>
             </w:r>
           </w:p>
           <w:p>
             <w:pPr>
               <w:keepNext w:val="0"/>
-              <w:spacing w:before="0" w:after="40" w:line="360" w:lineRule="auto"/>
+              <w:spacing w:before="0" w:after="40" w:line="312" w:lineRule="auto"/>
               <w:ind w:firstLine="420"/>
               <w:jc w:val="both"/>
             </w:pPr>
@@ -1133,13 +1148,13 @@
                 <w:color w:val="000000"/>
                 <w:sz w:val="21"/>
               </w:rPr>
-              <w:t>按机台厂别从 rtd_r2r_litho_add_setting 获取 Pi_split_flag 和 pi_splitcnt。若 Lot 不存在 Pi_split_flag='Y' 的可作业机台，则过滤 Lot。</w:t>
+              <w:t>By 机台厂别从表 rtd_r2r_litho_add_setting 中获取 Lot 在机台的 Pi_split flag 和 pi_splitcnt。若 Lot 不存在 Pi_split flag = 'Y' 的机台，则过滤 Lot。</w:t>
             </w:r>
           </w:p>
           <w:p>
             <w:pPr>
               <w:keepNext w:val="0"/>
-              <w:spacing w:before="0" w:after="40" w:line="360" w:lineRule="auto"/>
+              <w:spacing w:before="0" w:after="40" w:line="312" w:lineRule="auto"/>
               <w:ind w:firstLine="420"/>
               <w:jc w:val="both"/>
             </w:pPr>
@@ -1151,13 +1166,13 @@
                 <w:color w:val="000000"/>
                 <w:sz w:val="21"/>
               </w:rPr>
-              <w:t>剩余机台继续经过 EQPStatus、LCC、Capability、Recipe、PPID、Global Reason 判断；若存在卡控，则剔除对应机台。</w:t>
+              <w:t>将剩余 lot 在 Litho 站点的机台经过 EQPStatus、LCC、Capability、Recipe、PPID、Global Reason 判断，若存在卡控则筛除对应机台。</w:t>
             </w:r>
           </w:p>
           <w:p>
             <w:pPr>
               <w:keepNext/>
-              <w:spacing w:before="60" w:after="40" w:line="360" w:lineRule="auto"/>
+              <w:spacing w:before="40" w:after="20" w:line="312" w:lineRule="auto"/>
               <w:jc w:val="left"/>
             </w:pPr>
             <w:r>
@@ -1174,7 +1189,7 @@
           <w:p>
             <w:pPr>
               <w:keepNext w:val="0"/>
-              <w:spacing w:before="0" w:after="40" w:line="360" w:lineRule="auto"/>
+              <w:spacing w:before="0" w:after="40" w:line="312" w:lineRule="auto"/>
               <w:ind w:firstLine="420"/>
               <w:jc w:val="both"/>
             </w:pPr>
@@ -1186,13 +1201,13 @@
                 <w:color w:val="000000"/>
                 <w:sz w:val="21"/>
               </w:rPr>
-              <w:t>按 Lot+STN+Reticle 维度从 rtd_r2r_litho_context_ovl 和 rtd_r2r_litho_context_cd 匹配 R2R 状态。保留 OVL_Status、CD_Status 属于 PIRUNON、ON、Fixed，且不存在 R2R Reason 的 Context。</w:t>
+              <w:t>By Lot+STN+Reticle 维度从表 rtd_r2r_litho_context_ovl 和 rtd_r2r_litho_context_cd 匹配 R2R 状态，并判断是否存在 R2R Reason。筛选出满足：OVL_Status In(PIRUNON，ON，Fixed)且 CD_Status In(PIRUNON，ON，Fixed)且无 R2R Reason 的 Context (By Lot+STN+Reticle)。</w:t>
             </w:r>
           </w:p>
           <w:p>
             <w:pPr>
               <w:keepNext w:val="0"/>
-              <w:spacing w:before="0" w:after="40" w:line="360" w:lineRule="auto"/>
+              <w:spacing w:before="0" w:after="40" w:line="312" w:lineRule="auto"/>
               <w:ind w:firstLine="420"/>
               <w:jc w:val="both"/>
             </w:pPr>
@@ -1204,13 +1219,13 @@
                 <w:color w:val="000000"/>
                 <w:sz w:val="21"/>
               </w:rPr>
-              <w:t>按 Lot 统计有效 Context 数量。若 ContextCount&gt;1，则判定 Lot 存在多路径并过滤该 Lot。</w:t>
+              <w:t>By Lot 统计符合上述条件的 Context 数量，若 ContextCount&gt;1，则认为 Lot 存在多路径，过滤该 Lot。</w:t>
             </w:r>
           </w:p>
           <w:p>
             <w:pPr>
               <w:keepNext/>
-              <w:spacing w:before="80" w:after="40" w:line="360" w:lineRule="auto"/>
+              <w:spacing w:before="60" w:after="20" w:line="312" w:lineRule="auto"/>
               <w:jc w:val="left"/>
             </w:pPr>
             <w:r>
@@ -1227,7 +1242,7 @@
           <w:p>
             <w:pPr>
               <w:keepNext w:val="0"/>
-              <w:spacing w:before="0" w:after="40" w:line="360" w:lineRule="auto"/>
+              <w:spacing w:before="0" w:after="40" w:line="312" w:lineRule="auto"/>
               <w:ind w:firstLine="420"/>
               <w:jc w:val="both"/>
             </w:pPr>
@@ -1239,13 +1254,13 @@
                 <w:color w:val="000000"/>
                 <w:sz w:val="21"/>
               </w:rPr>
-              <w:t>按 Context 为 Lot 排序并挑选最优 Lot。</w:t>
+              <w:t>By Context 为 Lot 排序并挑选最优 Lot。</w:t>
             </w:r>
           </w:p>
           <w:p>
             <w:pPr>
               <w:keepNext/>
-              <w:spacing w:before="60" w:after="40" w:line="360" w:lineRule="auto"/>
+              <w:spacing w:before="40" w:after="20" w:line="312" w:lineRule="auto"/>
               <w:jc w:val="left"/>
             </w:pPr>
             <w:r>
@@ -1262,7 +1277,7 @@
           <w:p>
             <w:pPr>
               <w:keepNext w:val="0"/>
-              <w:spacing w:before="0" w:after="40" w:line="360" w:lineRule="auto"/>
+              <w:spacing w:before="0" w:after="40" w:line="312" w:lineRule="auto"/>
               <w:ind w:firstLine="420"/>
               <w:jc w:val="both"/>
             </w:pPr>
@@ -1280,7 +1295,7 @@
           <w:p>
             <w:pPr>
               <w:keepNext w:val="0"/>
-              <w:spacing w:before="0" w:after="40" w:line="360" w:lineRule="auto"/>
+              <w:spacing w:before="0" w:after="40" w:line="312" w:lineRule="auto"/>
               <w:ind w:firstLine="420"/>
               <w:jc w:val="both"/>
             </w:pPr>
@@ -1292,13 +1307,13 @@
                 <w:color w:val="000000"/>
                 <w:sz w:val="21"/>
               </w:rPr>
-              <w:t>筛选 Pi_split_flag='Y'，且 Pilot_CD 为空或 Pilot_OVL 为空的 Context，作为需要自动 Pirun 的 Context。</w:t>
+              <w:t>筛选出满足 Pi_split_flag='Y'且(Pilot_CD 为 Null 或 Pilot_OVL 为 Null)的 Context，即为需要自动 Pirun 的 Context。</w:t>
             </w:r>
           </w:p>
           <w:p>
             <w:pPr>
               <w:keepNext/>
-              <w:spacing w:before="60" w:after="40" w:line="360" w:lineRule="auto"/>
+              <w:spacing w:before="40" w:after="20" w:line="312" w:lineRule="auto"/>
               <w:jc w:val="left"/>
             </w:pPr>
             <w:r>
@@ -1315,7 +1330,7 @@
           <w:p>
             <w:pPr>
               <w:keepNext w:val="0"/>
-              <w:spacing w:before="0" w:after="40" w:line="360" w:lineRule="auto"/>
+              <w:spacing w:before="0" w:after="40" w:line="312" w:lineRule="auto"/>
               <w:ind w:firstLine="420"/>
               <w:jc w:val="both"/>
             </w:pPr>
@@ -1327,13 +1342,13 @@
                 <w:color w:val="000000"/>
                 <w:sz w:val="21"/>
               </w:rPr>
-              <w:t>获取 Lot 的排序指标：</w:t>
+              <w:t>获取 lot 的排序指标</w:t>
             </w:r>
           </w:p>
           <w:p>
             <w:pPr>
               <w:keepNext w:val="0"/>
-              <w:spacing w:before="0" w:after="20" w:line="360" w:lineRule="auto"/>
+              <w:spacing w:before="0" w:after="20" w:line="312" w:lineRule="auto"/>
               <w:ind w:left="420"/>
               <w:jc w:val="both"/>
             </w:pPr>
@@ -1345,13 +1360,13 @@
                 <w:color w:val="000000"/>
                 <w:sz w:val="21"/>
               </w:rPr>
-              <w:t>（1）GapToLitho：Lot 当前站点距 Litho 站点的剩余 Step 数量。</w:t>
+              <w:t>（1）计算 Lot 当前站点距 Litho 站点的剩余 Step 数量，记为 GapToLitho；</w:t>
             </w:r>
           </w:p>
           <w:p>
             <w:pPr>
               <w:keepNext w:val="0"/>
-              <w:spacing w:before="0" w:after="20" w:line="360" w:lineRule="auto"/>
+              <w:spacing w:before="0" w:after="20" w:line="312" w:lineRule="auto"/>
               <w:ind w:left="420"/>
               <w:jc w:val="both"/>
             </w:pPr>
@@ -1363,13 +1378,13 @@
                 <w:color w:val="000000"/>
                 <w:sz w:val="21"/>
               </w:rPr>
-              <w:t>（2）SplitCntMatched：componentqty≥pi_splitcnt 时为 1，否则为 0。pi_splitcnt 为空、等于 0、小于 0 或大于 25 时使用默认值 4。</w:t>
+              <w:t>（2）判断 Lot 的片数是否大于等于 Pi_splitcnt（默认为4），若是则 SplitCntMatched=1，否则为0；Pi_splitcnt 为空、为0、为负数或大于25时使用默认值4；</w:t>
             </w:r>
           </w:p>
           <w:p>
             <w:pPr>
               <w:keepNext w:val="0"/>
-              <w:spacing w:before="0" w:after="20" w:line="360" w:lineRule="auto"/>
+              <w:spacing w:before="0" w:after="20" w:line="312" w:lineRule="auto"/>
               <w:ind w:left="420"/>
               <w:jc w:val="both"/>
             </w:pPr>
@@ -1381,13 +1396,13 @@
                 <w:color w:val="000000"/>
                 <w:sz w:val="21"/>
               </w:rPr>
-              <w:t>（3）RequiredChuckCount：Lot 存在 prelayer 时，从 r2r_litho_waferhistory 获取 Wafer 的 Chuck 信息；否则从 fsmaterialassociation 获取 Wafer 的 Slot 信息。C1、C2 各至少 2 片，或奇数、偶数 Slot 各至少 2 片时为 1，否则为 0。</w:t>
+              <w:t>（3）若 Lot 存在 prelayer，则从表 r2r_litho_waferhistory 中获取每片 Wafer 的 Chuck 信息；否则从表 fsmaterialassociation 中获取 Wafer 的 Slot 信息。判断 Lot 是否满足包含 C1/C2（或 Slot 奇/偶）各大于等于两片，若是则 RequiredChuckCount=1，否则为0；</w:t>
             </w:r>
           </w:p>
           <w:p>
             <w:pPr>
               <w:keepNext w:val="0"/>
-              <w:spacing w:before="0" w:after="20" w:line="360" w:lineRule="auto"/>
+              <w:spacing w:before="0" w:after="20" w:line="312" w:lineRule="auto"/>
               <w:ind w:left="420"/>
               <w:jc w:val="both"/>
             </w:pPr>
@@ -1399,13 +1414,13 @@
                 <w:color w:val="000000"/>
                 <w:sz w:val="21"/>
               </w:rPr>
-              <w:t>（4）BulletLot：沿用现有逻辑判断 Lot 是否为空扣或空 LP Lot；是为 1，否则为 0。</w:t>
+              <w:t>（4）判断 Lot 是否为空扣/空 Lp Lot，若是则 BulletLot=1，否则为0；</w:t>
             </w:r>
           </w:p>
           <w:p>
             <w:pPr>
               <w:keepNext w:val="0"/>
-              <w:spacing w:before="0" w:after="20" w:line="360" w:lineRule="auto"/>
+              <w:spacing w:before="0" w:after="20" w:line="312" w:lineRule="auto"/>
               <w:ind w:left="420"/>
               <w:jc w:val="both"/>
             </w:pPr>
@@ -1417,13 +1432,13 @@
                 <w:color w:val="000000"/>
                 <w:sz w:val="21"/>
               </w:rPr>
-              <w:t>（5）RemainQ：RemainQ 有值且大于 0 时取 Lot 实际剩余 Queue Time；空值按 9999 h。</w:t>
+              <w:t>（5）若 Lot RemainQ 有值且大于0，则指标 RemainQ 为 lot 剩余 Qtime，否则为9999；</w:t>
             </w:r>
           </w:p>
           <w:p>
             <w:pPr>
               <w:keepNext w:val="0"/>
-              <w:spacing w:before="0" w:after="20" w:line="360" w:lineRule="auto"/>
+              <w:spacing w:before="0" w:after="20" w:line="312" w:lineRule="auto"/>
               <w:ind w:left="420"/>
               <w:jc w:val="both"/>
             </w:pPr>
@@ -1435,13 +1450,13 @@
                 <w:color w:val="000000"/>
                 <w:sz w:val="21"/>
               </w:rPr>
-              <w:t>（6）KeyLot：quota_applyinfo 中 KeyLot=1 且 Status='CONFIRM' 时为 1，否则为 0。</w:t>
+              <w:t>（6）若 Lot 在表 quota_applyinfo 中且 KeyLot=1 且 Status=CONFIRM，则指标 KeyLot=1，否则为0。</w:t>
             </w:r>
           </w:p>
           <w:p>
             <w:pPr>
               <w:keepNext w:val="0"/>
-              <w:spacing w:before="0" w:after="40" w:line="360" w:lineRule="auto"/>
+              <w:spacing w:before="0" w:after="40" w:line="312" w:lineRule="auto"/>
               <w:ind w:firstLine="420"/>
               <w:jc w:val="both"/>
             </w:pPr>
@@ -1453,13 +1468,13 @@
                 <w:color w:val="000000"/>
                 <w:sz w:val="21"/>
               </w:rPr>
-              <w:t>按以下优先级对 Lot 排序，记为 RTDRank：</w:t>
+              <w:t>按以下优先级对 Lot 排序，并记为 RTDRank：</w:t>
             </w:r>
           </w:p>
           <w:p>
             <w:pPr>
               <w:keepNext w:val="0"/>
-              <w:spacing w:before="0" w:after="20" w:line="360" w:lineRule="auto"/>
+              <w:spacing w:before="0" w:after="20" w:line="312" w:lineRule="auto"/>
               <w:ind w:left="630"/>
               <w:jc w:val="both"/>
             </w:pPr>
@@ -1471,13 +1486,13 @@
                 <w:color w:val="000000"/>
                 <w:sz w:val="21"/>
               </w:rPr>
-              <w:t>① GapToLitho ASC</w:t>
+              <w:t>①Min(GapToLitho)</w:t>
             </w:r>
           </w:p>
           <w:p>
             <w:pPr>
               <w:keepNext w:val="0"/>
-              <w:spacing w:before="0" w:after="20" w:line="360" w:lineRule="auto"/>
+              <w:spacing w:before="0" w:after="20" w:line="312" w:lineRule="auto"/>
               <w:ind w:left="630"/>
               <w:jc w:val="both"/>
             </w:pPr>
@@ -1489,13 +1504,13 @@
                 <w:color w:val="000000"/>
                 <w:sz w:val="21"/>
               </w:rPr>
-              <w:t>② SplitCntMatched DESC</w:t>
+              <w:t>②Max(SplitCntMatched)</w:t>
             </w:r>
           </w:p>
           <w:p>
             <w:pPr>
               <w:keepNext w:val="0"/>
-              <w:spacing w:before="0" w:after="20" w:line="360" w:lineRule="auto"/>
+              <w:spacing w:before="0" w:after="20" w:line="312" w:lineRule="auto"/>
               <w:ind w:left="630"/>
               <w:jc w:val="both"/>
             </w:pPr>
@@ -1507,13 +1522,13 @@
                 <w:color w:val="000000"/>
                 <w:sz w:val="21"/>
               </w:rPr>
-              <w:t>③ RequiredChuckCount DESC</w:t>
+              <w:t>③Max(RequiredChuckCount)</w:t>
             </w:r>
           </w:p>
           <w:p>
             <w:pPr>
               <w:keepNext w:val="0"/>
-              <w:spacing w:before="0" w:after="20" w:line="360" w:lineRule="auto"/>
+              <w:spacing w:before="0" w:after="20" w:line="312" w:lineRule="auto"/>
               <w:ind w:left="630"/>
               <w:jc w:val="both"/>
             </w:pPr>
@@ -1525,13 +1540,13 @@
                 <w:color w:val="000000"/>
                 <w:sz w:val="21"/>
               </w:rPr>
-              <w:t>④ BulletLot DESC</w:t>
+              <w:t>④Max(BulletLot)</w:t>
             </w:r>
           </w:p>
           <w:p>
             <w:pPr>
               <w:keepNext w:val="0"/>
-              <w:spacing w:before="0" w:after="20" w:line="360" w:lineRule="auto"/>
+              <w:spacing w:before="0" w:after="20" w:line="312" w:lineRule="auto"/>
               <w:ind w:left="630"/>
               <w:jc w:val="both"/>
             </w:pPr>
@@ -1543,13 +1558,13 @@
                 <w:color w:val="000000"/>
                 <w:sz w:val="21"/>
               </w:rPr>
-              <w:t>⑤ RemainQ ASC</w:t>
+              <w:t>⑤Min(RemainQ)</w:t>
             </w:r>
           </w:p>
           <w:p>
             <w:pPr>
               <w:keepNext w:val="0"/>
-              <w:spacing w:before="0" w:after="20" w:line="360" w:lineRule="auto"/>
+              <w:spacing w:before="0" w:after="20" w:line="312" w:lineRule="auto"/>
               <w:ind w:left="630"/>
               <w:jc w:val="both"/>
             </w:pPr>
@@ -1561,13 +1576,13 @@
                 <w:color w:val="000000"/>
                 <w:sz w:val="21"/>
               </w:rPr>
-              <w:t>⑥ KeyLot ASC</w:t>
+              <w:t>⑥Min(KeyLot)</w:t>
             </w:r>
           </w:p>
           <w:p>
             <w:pPr>
               <w:keepNext w:val="0"/>
-              <w:spacing w:before="0" w:after="20" w:line="360" w:lineRule="auto"/>
+              <w:spacing w:before="0" w:after="20" w:line="312" w:lineRule="auto"/>
               <w:ind w:left="630"/>
               <w:jc w:val="both"/>
             </w:pPr>
@@ -1579,13 +1594,13 @@
                 <w:color w:val="000000"/>
                 <w:sz w:val="21"/>
               </w:rPr>
-              <w:t>⑦ lotid ASC（最终 Tie-breaker）</w:t>
+              <w:t>⑦Min(lotid)</w:t>
             </w:r>
           </w:p>
           <w:p>
             <w:pPr>
               <w:keepNext/>
-              <w:spacing w:before="60" w:after="40" w:line="360" w:lineRule="auto"/>
+              <w:spacing w:before="40" w:after="20" w:line="312" w:lineRule="auto"/>
               <w:jc w:val="left"/>
             </w:pPr>
             <w:r>
@@ -1596,13 +1611,13 @@
                 <w:color w:val="000000"/>
                 <w:sz w:val="21"/>
               </w:rPr>
-              <w:t>1.4.3 Context之间排序</w:t>
+              <w:t>1.4.2 Context 之间排序</w:t>
             </w:r>
           </w:p>
           <w:p>
             <w:pPr>
               <w:keepNext w:val="0"/>
-              <w:spacing w:before="0" w:after="40" w:line="360" w:lineRule="auto"/>
+              <w:spacing w:before="0" w:after="40" w:line="312" w:lineRule="auto"/>
               <w:ind w:firstLine="420"/>
               <w:jc w:val="both"/>
             </w:pPr>
@@ -1614,13 +1629,31 @@
                 <w:color w:val="000000"/>
                 <w:sz w:val="21"/>
               </w:rPr>
-              <w:t>Lot 存在多个 Pirun Context 时，为尽量将使用同一 Reticle 的 Lot 分配到同一机台，并使不同 Reticle 的 Lot 均衡分配，需要对 Context 进行排序。</w:t>
+              <w:t>Lot 存在多个 Pirun Context时，为实现使用同一 Reticle 的Lot尽量分配到同一机台，不同 Reticle 的 lot 均衡分配，需要对 Context 进行排序。</w:t>
             </w:r>
           </w:p>
           <w:p>
             <w:pPr>
               <w:keepNext w:val="0"/>
-              <w:spacing w:before="0" w:after="20" w:line="360" w:lineRule="auto"/>
+              <w:spacing w:before="0" w:after="40" w:line="312" w:lineRule="auto"/>
+              <w:ind w:firstLine="420"/>
+              <w:jc w:val="both"/>
+            </w:pPr>
+            <w:r>
+              <w:rPr>
+                <w:rFonts w:ascii="Times New Roman" w:hAnsi="Times New Roman" w:eastAsia="SimSun" w:cs="Times New Roman"/>
+                <w:b w:val="0"/>
+                <w:i w:val="0"/>
+                <w:color w:val="000000"/>
+                <w:sz w:val="21"/>
+              </w:rPr>
+              <w:t>Context 排序指标：</w:t>
+            </w:r>
+          </w:p>
+          <w:p>
+            <w:pPr>
+              <w:keepNext w:val="0"/>
+              <w:spacing w:before="0" w:after="20" w:line="312" w:lineRule="auto"/>
               <w:ind w:left="420"/>
               <w:jc w:val="both"/>
             </w:pPr>
@@ -1632,13 +1665,13 @@
                 <w:color w:val="000000"/>
                 <w:sz w:val="21"/>
               </w:rPr>
-              <w:t>（1）ReticleSTNRank：按 Reticle+STN 对 Context 分组并获取 ReticleOnSTN。第一轮优先 STN=ReticleOnSTN 的 Context；后续轮次优先与上一轮已选 Context 属于同一 Reticle+STN 分组的 Context。</w:t>
+              <w:t>（1）By Reticle+STN 给 Context 分组，获取 Reticle 当前所在机台信息 ReticleOnSTN，循环前，若 Context 的 STN=ReticleOnSTN，则 ReticleSTNRank=1；循环中，若 Context 与上轮排序第一的 Context 属于同一组，则 ReticleSTNRank=1，否则为0。</w:t>
             </w:r>
           </w:p>
           <w:p>
             <w:pPr>
               <w:keepNext w:val="0"/>
-              <w:spacing w:before="0" w:after="20" w:line="360" w:lineRule="auto"/>
+              <w:spacing w:before="0" w:after="20" w:line="312" w:lineRule="auto"/>
               <w:ind w:left="420"/>
               <w:jc w:val="both"/>
             </w:pPr>
@@ -1650,13 +1683,13 @@
                 <w:color w:val="000000"/>
                 <w:sz w:val="21"/>
               </w:rPr>
-              <w:t>（2）ContextCandidateCount：统计 Context 内当前可选 Lot 数量。</w:t>
+              <w:t>（2）统计 Context 内当前可选 Lot 的数量，记作 ContextCandidateCount。</w:t>
             </w:r>
           </w:p>
           <w:p>
             <w:pPr>
               <w:keepNext w:val="0"/>
-              <w:spacing w:before="0" w:after="20" w:line="360" w:lineRule="auto"/>
+              <w:spacing w:before="0" w:after="20" w:line="312" w:lineRule="auto"/>
               <w:ind w:left="420"/>
               <w:jc w:val="both"/>
             </w:pPr>
@@ -1668,13 +1701,13 @@
                 <w:color w:val="000000"/>
                 <w:sz w:val="21"/>
               </w:rPr>
-              <w:t>（3）ActualSTNPilotCount：按 STN 统计已经选择 Pilot 的 Context 数量。</w:t>
+              <w:t>（3）By STN 统计已选择 Pilot 的 Context 数量，记作 ActualSTNPilotCount。</w:t>
             </w:r>
           </w:p>
           <w:p>
             <w:pPr>
               <w:keepNext w:val="0"/>
-              <w:spacing w:before="0" w:after="40" w:line="360" w:lineRule="auto"/>
+              <w:spacing w:before="0" w:after="40" w:line="312" w:lineRule="auto"/>
               <w:ind w:firstLine="420"/>
               <w:jc w:val="both"/>
             </w:pPr>
@@ -1686,13 +1719,85 @@
                 <w:color w:val="000000"/>
                 <w:sz w:val="21"/>
               </w:rPr>
-              <w:t>最终按 ReticleSTNRank DESC、ContextCandidateCount ASC、ActualSTNPilotCount ASC、RTDRank ASC 对 Lot+Context 排序。</w:t>
+              <w:t>最终按以下优先级对 Lot +Context 排序：</w:t>
+            </w:r>
+          </w:p>
+          <w:p>
+            <w:pPr>
+              <w:keepNext w:val="0"/>
+              <w:spacing w:before="0" w:after="20" w:line="312" w:lineRule="auto"/>
+              <w:ind w:left="630"/>
+              <w:jc w:val="both"/>
+            </w:pPr>
+            <w:r>
+              <w:rPr>
+                <w:rFonts w:ascii="Times New Roman" w:hAnsi="Times New Roman" w:eastAsia="SimSun" w:cs="Times New Roman"/>
+                <w:b w:val="0"/>
+                <w:i w:val="0"/>
+                <w:color w:val="000000"/>
+                <w:sz w:val="21"/>
+              </w:rPr>
+              <w:t>① Max(ReticleSTNRank)</w:t>
+            </w:r>
+          </w:p>
+          <w:p>
+            <w:pPr>
+              <w:keepNext w:val="0"/>
+              <w:spacing w:before="0" w:after="20" w:line="312" w:lineRule="auto"/>
+              <w:ind w:left="630"/>
+              <w:jc w:val="both"/>
+            </w:pPr>
+            <w:r>
+              <w:rPr>
+                <w:rFonts w:ascii="Times New Roman" w:hAnsi="Times New Roman" w:eastAsia="SimSun" w:cs="Times New Roman"/>
+                <w:b w:val="0"/>
+                <w:i w:val="0"/>
+                <w:color w:val="000000"/>
+                <w:sz w:val="21"/>
+              </w:rPr>
+              <w:t>② Min(ContextCandidateCount)</w:t>
+            </w:r>
+          </w:p>
+          <w:p>
+            <w:pPr>
+              <w:keepNext w:val="0"/>
+              <w:spacing w:before="0" w:after="20" w:line="312" w:lineRule="auto"/>
+              <w:ind w:left="630"/>
+              <w:jc w:val="both"/>
+            </w:pPr>
+            <w:r>
+              <w:rPr>
+                <w:rFonts w:ascii="Times New Roman" w:hAnsi="Times New Roman" w:eastAsia="SimSun" w:cs="Times New Roman"/>
+                <w:b w:val="0"/>
+                <w:i w:val="0"/>
+                <w:color w:val="000000"/>
+                <w:sz w:val="21"/>
+              </w:rPr>
+              <w:t>③ Min(ActualSTNPilotCount)</w:t>
+            </w:r>
+          </w:p>
+          <w:p>
+            <w:pPr>
+              <w:keepNext w:val="0"/>
+              <w:spacing w:before="0" w:after="20" w:line="312" w:lineRule="auto"/>
+              <w:ind w:left="630"/>
+              <w:jc w:val="both"/>
+            </w:pPr>
+            <w:r>
+              <w:rPr>
+                <w:rFonts w:ascii="Times New Roman" w:hAnsi="Times New Roman" w:eastAsia="SimSun" w:cs="Times New Roman"/>
+                <w:b w:val="0"/>
+                <w:i w:val="0"/>
+                <w:color w:val="000000"/>
+                <w:sz w:val="21"/>
+              </w:rPr>
+              <w:t>④ Min(RTDRank)</w:t>
             </w:r>
           </w:p>
           <w:p>
             <w:pPr>
               <w:keepNext/>
-              <w:spacing w:before="60" w:after="40" w:line="360" w:lineRule="auto"/>
+              <w:spacing w:before="40" w:after="20" w:line="312" w:lineRule="auto"/>
               <w:jc w:val="left"/>
             </w:pPr>
             <w:r>
@@ -1703,13 +1808,13 @@
                 <w:color w:val="000000"/>
                 <w:sz w:val="21"/>
               </w:rPr>
-              <w:t>1.4.4 Context循环挑选Pilot</w:t>
+              <w:t>1.4.3 Context 循环挑选 Pilot</w:t>
             </w:r>
           </w:p>
           <w:p>
             <w:pPr>
               <w:keepNext w:val="0"/>
-              <w:spacing w:before="0" w:after="40" w:line="360" w:lineRule="auto"/>
+              <w:spacing w:before="0" w:after="40" w:line="312" w:lineRule="auto"/>
               <w:ind w:firstLine="420"/>
               <w:jc w:val="both"/>
             </w:pPr>
@@ -1721,7 +1826,7 @@
                 <w:color w:val="000000"/>
                 <w:sz w:val="21"/>
               </w:rPr>
-              <w:t>将排序第一的 Lot+Context 固定为已选 Pilot Context，并剔除与已选 Context 相同的其他 Lot+Context；更新 ReticleSTNRank、ContextCandidateCount、ActualSTNPilotCount 后进入下一轮，直至无可用 Context 或无可用 Lot。每个 Context 最多选择一个 Pilot。</w:t>
+              <w:t>将排序第一的 Lot+Context 固定，作为已选 Pilot 的 Context，并去除 lot/Context 与已选 Context 相同的其他 Lot+Context，在更新 ReticleSTNRank、ContextCandidateCount、ActualSTNPilotCount 指标后，进入下一轮循环，直至无可用 Context 或无可用 Lot 后，结束循环。每个 Context 最多选择一个 Pilot。</w:t>
             </w:r>
           </w:p>
           <w:tbl>
@@ -1771,7 +1876,7 @@
                       <w:color w:val="000000"/>
                       <w:sz w:val="21"/>
                     </w:rPr>
-                    <w:t>图1　RTD候选筛选与Pilot选择流程</w:t>
+                    <w:t>图1  RTD候选筛选与Pilot选择流程</w:t>
                   </w:r>
                 </w:p>
                 <w:p>
@@ -1821,7 +1926,7 @@
           <w:p>
             <w:pPr>
               <w:keepNext/>
-              <w:spacing w:before="80" w:after="40" w:line="360" w:lineRule="auto"/>
+              <w:spacing w:before="60" w:after="20" w:line="312" w:lineRule="auto"/>
               <w:jc w:val="left"/>
             </w:pPr>
             <w:r>
@@ -1838,7 +1943,7 @@
           <w:p>
             <w:pPr>
               <w:keepNext w:val="0"/>
-              <w:spacing w:before="0" w:after="40" w:line="360" w:lineRule="auto"/>
+              <w:spacing w:before="0" w:after="40" w:line="312" w:lineRule="auto"/>
               <w:ind w:firstLine="420"/>
               <w:jc w:val="both"/>
             </w:pPr>
@@ -1850,13 +1955,13 @@
                 <w:color w:val="000000"/>
                 <w:sz w:val="21"/>
               </w:rPr>
-              <w:t>判断 Lot 是否需要整批设为 Pilot；不满足整批条件时，按规则选片进行物理分批。</w:t>
+              <w:t>判断 Lot 是否要整批设为 Pilot，不满足的需要选片进行物理分批。</w:t>
             </w:r>
           </w:p>
           <w:p>
             <w:pPr>
               <w:keepNext/>
-              <w:spacing w:before="60" w:after="40" w:line="360" w:lineRule="auto"/>
+              <w:spacing w:before="40" w:after="20" w:line="312" w:lineRule="auto"/>
               <w:jc w:val="left"/>
             </w:pPr>
             <w:r>
@@ -1867,13 +1972,103 @@
                 <w:color w:val="000000"/>
                 <w:sz w:val="21"/>
               </w:rPr>
-              <w:t>1.5.1 整批设为Pilot场景</w:t>
+              <w:t>1.5.1 整批设为 Pilot 场景</w:t>
             </w:r>
           </w:p>
           <w:p>
             <w:pPr>
               <w:keepNext w:val="0"/>
-              <w:spacing w:before="0" w:after="40" w:line="360" w:lineRule="auto"/>
+              <w:spacing w:before="0" w:after="20" w:line="312" w:lineRule="auto"/>
+              <w:ind w:left="420"/>
+              <w:jc w:val="both"/>
+            </w:pPr>
+            <w:r>
+              <w:rPr>
+                <w:rFonts w:ascii="Times New Roman" w:hAnsi="Times New Roman" w:eastAsia="SimSun" w:cs="Times New Roman"/>
+                <w:b w:val="0"/>
+                <w:i w:val="0"/>
+                <w:color w:val="000000"/>
+                <w:sz w:val="21"/>
+              </w:rPr>
+              <w:t>（1）Lot 生效 BulletLot=1 或 KeyLot=1；</w:t>
+            </w:r>
+          </w:p>
+          <w:p>
+            <w:pPr>
+              <w:keepNext w:val="0"/>
+              <w:spacing w:before="0" w:after="20" w:line="312" w:lineRule="auto"/>
+              <w:ind w:left="420"/>
+              <w:jc w:val="both"/>
+            </w:pPr>
+            <w:r>
+              <w:rPr>
+                <w:rFonts w:ascii="Times New Roman" w:hAnsi="Times New Roman" w:eastAsia="SimSun" w:cs="Times New Roman"/>
+                <w:b w:val="0"/>
+                <w:i w:val="0"/>
+                <w:color w:val="000000"/>
+                <w:sz w:val="21"/>
+              </w:rPr>
+              <w:t>（2）Lot 的 CurCapability=LithoCapability 且 FuLL(RemainQ)；</w:t>
+            </w:r>
+          </w:p>
+          <w:p>
+            <w:pPr>
+              <w:keepNext w:val="0"/>
+              <w:spacing w:before="0" w:after="20" w:line="312" w:lineRule="auto"/>
+              <w:ind w:left="420"/>
+              <w:jc w:val="both"/>
+            </w:pPr>
+            <w:r>
+              <w:rPr>
+                <w:rFonts w:ascii="Times New Roman" w:hAnsi="Times New Roman" w:eastAsia="SimSun" w:cs="Times New Roman"/>
+                <w:b w:val="0"/>
+                <w:i w:val="0"/>
+                <w:color w:val="000000"/>
+                <w:sz w:val="21"/>
+              </w:rPr>
+              <w:t>（3）Lot 的指标 RequiredChuckCount=0；</w:t>
+            </w:r>
+          </w:p>
+          <w:p>
+            <w:pPr>
+              <w:keepNext w:val="0"/>
+              <w:spacing w:before="0" w:after="20" w:line="312" w:lineRule="auto"/>
+              <w:ind w:left="420"/>
+              <w:jc w:val="both"/>
+            </w:pPr>
+            <w:r>
+              <w:rPr>
+                <w:rFonts w:ascii="Times New Roman" w:hAnsi="Times New Roman" w:eastAsia="SimSun" w:cs="Times New Roman"/>
+                <w:b w:val="0"/>
+                <w:i w:val="0"/>
+                <w:color w:val="000000"/>
+                <w:sz w:val="21"/>
+              </w:rPr>
+              <w:t>（4）Lot 的指标 SplitCntMatched=0；</w:t>
+            </w:r>
+          </w:p>
+          <w:p>
+            <w:pPr>
+              <w:keepNext w:val="0"/>
+              <w:spacing w:before="0" w:after="20" w:line="312" w:lineRule="auto"/>
+              <w:ind w:left="420"/>
+              <w:jc w:val="both"/>
+            </w:pPr>
+            <w:r>
+              <w:rPr>
+                <w:rFonts w:ascii="Times New Roman" w:hAnsi="Times New Roman" w:eastAsia="SimSun" w:cs="Times New Roman"/>
+                <w:b w:val="0"/>
+                <w:i w:val="0"/>
+                <w:color w:val="000000"/>
+                <w:sz w:val="21"/>
+              </w:rPr>
+              <w:t>（5）Lot 的片数 componentqty&lt;=6</w:t>
+            </w:r>
+          </w:p>
+          <w:p>
+            <w:pPr>
+              <w:keepNext w:val="0"/>
+              <w:spacing w:before="0" w:after="40" w:line="312" w:lineRule="auto"/>
               <w:ind w:firstLine="420"/>
               <w:jc w:val="both"/>
             </w:pPr>
@@ -1885,121 +2080,13 @@
                 <w:color w:val="000000"/>
                 <w:sz w:val="21"/>
               </w:rPr>
-              <w:t>以下五项为“或”关系，任一项成立时设置 IsNeedSplit=F，并将整批 Lot 设为 Pilot：</w:t>
-            </w:r>
-          </w:p>
-          <w:p>
-            <w:pPr>
-              <w:keepNext w:val="0"/>
-              <w:spacing w:before="0" w:after="20" w:line="360" w:lineRule="auto"/>
-              <w:ind w:left="420"/>
-              <w:jc w:val="both"/>
-            </w:pPr>
-            <w:r>
-              <w:rPr>
-                <w:rFonts w:ascii="Times New Roman" w:hAnsi="Times New Roman" w:eastAsia="SimSun" w:cs="Times New Roman"/>
-                <w:b w:val="0"/>
-                <w:i w:val="0"/>
-                <w:color w:val="000000"/>
-                <w:sz w:val="21"/>
-              </w:rPr>
-              <w:t>（1）BulletLot=1 或 KeyLot=1；</w:t>
-            </w:r>
-          </w:p>
-          <w:p>
-            <w:pPr>
-              <w:keepNext w:val="0"/>
-              <w:spacing w:before="0" w:after="20" w:line="360" w:lineRule="auto"/>
-              <w:ind w:left="420"/>
-              <w:jc w:val="both"/>
-            </w:pPr>
-            <w:r>
-              <w:rPr>
-                <w:rFonts w:ascii="Times New Roman" w:hAnsi="Times New Roman" w:eastAsia="SimSun" w:cs="Times New Roman"/>
-                <w:b w:val="0"/>
-                <w:i w:val="0"/>
-                <w:color w:val="000000"/>
-                <w:sz w:val="21"/>
-              </w:rPr>
-              <w:t>（2）CurCapability=LithoCapability 且 FuLL(RemainQ)；</w:t>
-            </w:r>
-          </w:p>
-          <w:p>
-            <w:pPr>
-              <w:keepNext w:val="0"/>
-              <w:spacing w:before="0" w:after="20" w:line="360" w:lineRule="auto"/>
-              <w:ind w:left="420"/>
-              <w:jc w:val="both"/>
-            </w:pPr>
-            <w:r>
-              <w:rPr>
-                <w:rFonts w:ascii="Times New Roman" w:hAnsi="Times New Roman" w:eastAsia="SimSun" w:cs="Times New Roman"/>
-                <w:b w:val="0"/>
-                <w:i w:val="0"/>
-                <w:color w:val="000000"/>
-                <w:sz w:val="21"/>
-              </w:rPr>
-              <w:t>（3）RequiredChuckCount=0；</w:t>
-            </w:r>
-          </w:p>
-          <w:p>
-            <w:pPr>
-              <w:keepNext w:val="0"/>
-              <w:spacing w:before="0" w:after="20" w:line="360" w:lineRule="auto"/>
-              <w:ind w:left="420"/>
-              <w:jc w:val="both"/>
-            </w:pPr>
-            <w:r>
-              <w:rPr>
-                <w:rFonts w:ascii="Times New Roman" w:hAnsi="Times New Roman" w:eastAsia="SimSun" w:cs="Times New Roman"/>
-                <w:b w:val="0"/>
-                <w:i w:val="0"/>
-                <w:color w:val="000000"/>
-                <w:sz w:val="21"/>
-              </w:rPr>
-              <w:t>（4）SplitCntMatched=0；</w:t>
-            </w:r>
-          </w:p>
-          <w:p>
-            <w:pPr>
-              <w:keepNext w:val="0"/>
-              <w:spacing w:before="0" w:after="20" w:line="360" w:lineRule="auto"/>
-              <w:ind w:left="420"/>
-              <w:jc w:val="both"/>
-            </w:pPr>
-            <w:r>
-              <w:rPr>
-                <w:rFonts w:ascii="Times New Roman" w:hAnsi="Times New Roman" w:eastAsia="SimSun" w:cs="Times New Roman"/>
-                <w:b w:val="0"/>
-                <w:i w:val="0"/>
-                <w:color w:val="000000"/>
-                <w:sz w:val="21"/>
-              </w:rPr>
-              <w:t>（5）componentqty≤6。</w:t>
-            </w:r>
-          </w:p>
-          <w:p>
-            <w:pPr>
-              <w:keepNext w:val="0"/>
-              <w:spacing w:before="0" w:after="40" w:line="360" w:lineRule="auto"/>
-              <w:ind w:firstLine="420"/>
-              <w:jc w:val="both"/>
-            </w:pPr>
-            <w:r>
-              <w:rPr>
-                <w:rFonts w:ascii="Times New Roman" w:hAnsi="Times New Roman" w:eastAsia="SimSun" w:cs="Times New Roman"/>
-                <w:b w:val="0"/>
-                <w:i w:val="0"/>
-                <w:color w:val="000000"/>
-                <w:sz w:val="21"/>
-              </w:rPr>
-              <w:t>componentqty&gt;0 由上游系统保证，本需求不增加零片判断。</w:t>
+              <w:t>以上五项为“或”关系，任一项成立时将整批设为 Pilot。</w:t>
             </w:r>
           </w:p>
           <w:p>
             <w:pPr>
               <w:keepNext/>
-              <w:spacing w:before="60" w:after="40" w:line="360" w:lineRule="auto"/>
+              <w:spacing w:before="40" w:after="20" w:line="312" w:lineRule="auto"/>
               <w:jc w:val="left"/>
             </w:pPr>
             <w:r>
@@ -2016,7 +2103,7 @@
           <w:p>
             <w:pPr>
               <w:keepNext w:val="0"/>
-              <w:spacing w:before="0" w:after="40" w:line="360" w:lineRule="auto"/>
+              <w:spacing w:before="0" w:after="40" w:line="312" w:lineRule="auto"/>
               <w:ind w:firstLine="420"/>
               <w:jc w:val="both"/>
             </w:pPr>
@@ -2028,13 +2115,13 @@
                 <w:color w:val="000000"/>
                 <w:sz w:val="21"/>
               </w:rPr>
-              <w:t>不满足 1.5.1 任一条件时，设置 IsNeedSplit=T，并执行物理分批选片。</w:t>
+              <w:t>不满足 1.5.1 场景时，Pilot 需要物理分批，Flag:IsNeedSplit 生效 T，并进行选片，规则如下：</w:t>
             </w:r>
           </w:p>
           <w:p>
             <w:pPr>
               <w:keepNext/>
-              <w:spacing w:before="40" w:after="40" w:line="360" w:lineRule="auto"/>
+              <w:spacing w:before="20" w:after="20" w:line="312" w:lineRule="auto"/>
               <w:jc w:val="left"/>
             </w:pPr>
             <w:r>
@@ -2045,13 +2132,31 @@
                 <w:color w:val="000000"/>
                 <w:sz w:val="21"/>
               </w:rPr>
-              <w:t>1.5.2.1 Wafer分组</w:t>
+              <w:t>1.5.2.1 Wafer 分组</w:t>
             </w:r>
           </w:p>
           <w:p>
             <w:pPr>
               <w:keepNext w:val="0"/>
-              <w:spacing w:before="0" w:after="20" w:line="360" w:lineRule="auto"/>
+              <w:spacing w:before="0" w:after="40" w:line="312" w:lineRule="auto"/>
+              <w:ind w:firstLine="420"/>
+              <w:jc w:val="both"/>
+            </w:pPr>
+            <w:r>
+              <w:rPr>
+                <w:rFonts w:ascii="Times New Roman" w:hAnsi="Times New Roman" w:eastAsia="SimSun" w:cs="Times New Roman"/>
+                <w:b w:val="0"/>
+                <w:i w:val="0"/>
+                <w:color w:val="000000"/>
+                <w:sz w:val="21"/>
+              </w:rPr>
+              <w:t>将 Lot 的 Wafer 分为以下层级：</w:t>
+            </w:r>
+          </w:p>
+          <w:p>
+            <w:pPr>
+              <w:keepNext w:val="0"/>
+              <w:spacing w:before="0" w:after="20" w:line="312" w:lineRule="auto"/>
               <w:ind w:left="420"/>
               <w:jc w:val="both"/>
             </w:pPr>
@@ -2063,13 +2168,13 @@
                 <w:color w:val="000000"/>
                 <w:sz w:val="21"/>
               </w:rPr>
-              <w:t>（1）Group层：Wafer ID 1～10 划入 Group1，Wafer ID 11～25 划入 Group2。</w:t>
+              <w:t>（1）Group 层：按 Waferid 编号，Waferid #1-#10 的 Wafer 划入 Group1；Waferid #11-#25 的 Wafer 划入 Group2。</w:t>
             </w:r>
           </w:p>
           <w:p>
             <w:pPr>
               <w:keepNext w:val="0"/>
-              <w:spacing w:before="0" w:after="20" w:line="360" w:lineRule="auto"/>
+              <w:spacing w:before="0" w:after="20" w:line="312" w:lineRule="auto"/>
               <w:ind w:left="420"/>
               <w:jc w:val="both"/>
             </w:pPr>
@@ -2081,13 +2186,13 @@
                 <w:color w:val="000000"/>
                 <w:sz w:val="21"/>
               </w:rPr>
-              <w:t>（2）SubGroup层：有 Chuck 信息时，C1 划入 SubGroup1，C2 划入 SubGroup2；无 Chuck 信息时，奇数 Slot 划入 SubGroup1，偶数 Slot 划入 SubGroup2。</w:t>
+              <w:t>（2）SubGroup 层：若 Lot 有 Chuck 信息，则 Chuck1（C1）的 Wafer → SubGroup1，Chuck2（C2）的 Wafer → SubGroup2；否则按 SlotMap，奇数 Slot 的 Wafer → SubGroup1，偶数 Slot 的 Wafer → SubGroup2。</w:t>
             </w:r>
           </w:p>
           <w:p>
             <w:pPr>
               <w:keepNext w:val="0"/>
-              <w:spacing w:before="0" w:after="20" w:line="360" w:lineRule="auto"/>
+              <w:spacing w:before="0" w:after="20" w:line="312" w:lineRule="auto"/>
               <w:ind w:left="420"/>
               <w:jc w:val="both"/>
             </w:pPr>
@@ -2099,13 +2204,13 @@
                 <w:color w:val="000000"/>
                 <w:sz w:val="21"/>
               </w:rPr>
-              <w:t>（3）GroupRank：Group1+SubGroup1=1；Group1+SubGroup2=2；Group2+SubGroup1=3；Group2+SubGroup2=4。</w:t>
+              <w:t>（3）GroupRank 赋值：Group1-SubGroup1 =1；Group1-SubGroup2 =2；Group2-SubGroup1 =3；Group2-SubGroup2 =4。</w:t>
             </w:r>
           </w:p>
           <w:p>
             <w:pPr>
               <w:keepNext/>
-              <w:spacing w:before="40" w:after="40" w:line="360" w:lineRule="auto"/>
+              <w:spacing w:before="20" w:after="20" w:line="312" w:lineRule="auto"/>
               <w:jc w:val="left"/>
             </w:pPr>
             <w:r>
@@ -2116,13 +2221,13 @@
                 <w:color w:val="000000"/>
                 <w:sz w:val="21"/>
               </w:rPr>
-              <w:t>1.5.2.2 Wafer排序与选择</w:t>
+              <w:t>1.5.2.2 Wafer 排序与选择</w:t>
             </w:r>
           </w:p>
           <w:p>
             <w:pPr>
               <w:keepNext w:val="0"/>
-              <w:spacing w:before="0" w:after="40" w:line="360" w:lineRule="auto"/>
+              <w:spacing w:before="0" w:after="40" w:line="312" w:lineRule="auto"/>
               <w:ind w:firstLine="420"/>
               <w:jc w:val="both"/>
             </w:pPr>
@@ -2134,13 +2239,13 @@
                 <w:color w:val="000000"/>
                 <w:sz w:val="21"/>
               </w:rPr>
-              <w:t>在 Group+SubGroup 内按 Wafer ID 升序编号为 WaferRank，最终按 WaferRank ASC、GroupRank ASC 轮流选片。</w:t>
+              <w:t>在 Group + SubGroup 内按 waferid 排序并编号，记为 WaferRank。按以下优先级排序：① MIN(WaferRank)；② MIN(GroupRank)。</w:t>
             </w:r>
           </w:p>
           <w:p>
             <w:pPr>
               <w:keepNext w:val="0"/>
-              <w:spacing w:before="0" w:after="40" w:line="360" w:lineRule="auto"/>
+              <w:spacing w:before="0" w:after="40" w:line="312" w:lineRule="auto"/>
               <w:ind w:firstLine="420"/>
               <w:jc w:val="both"/>
             </w:pPr>
@@ -2152,30 +2257,13 @@
                 <w:color w:val="000000"/>
                 <w:sz w:val="21"/>
               </w:rPr>
-              <w:t>pi_splitcnt 为空、等于 0、小于 0 或大于 25 时，使用默认值 4；有效范围为 1～25。若选片数大于 Lot 当前可用 Wafer 数，则不执行物理分批，改为整批 Pilot。选中的 Wafer 记为 pi_splitwafer，物理分批后的子批设置为 Pilot。</w:t>
-            </w:r>
-          </w:p>
-          <w:p>
-            <w:pPr>
-              <w:keepNext/>
-              <w:spacing w:before="60" w:after="40" w:line="360" w:lineRule="auto"/>
-              <w:jc w:val="left"/>
-            </w:pPr>
-            <w:r>
-              <w:rPr>
-                <w:rFonts w:ascii="Times New Roman" w:hAnsi="Times New Roman" w:eastAsia="SimSun" w:cs="Times New Roman"/>
-                <w:b/>
-                <w:i w:val="0"/>
-                <w:color w:val="000000"/>
-                <w:sz w:val="21"/>
-              </w:rPr>
-              <w:t>1.5.3 Merge站点设定</w:t>
+              <w:t>选择规则：</w:t>
             </w:r>
           </w:p>
           <w:p>
             <w:pPr>
               <w:keepNext w:val="0"/>
-              <w:spacing w:before="0" w:after="40" w:line="360" w:lineRule="auto"/>
+              <w:spacing w:before="0" w:after="40" w:line="312" w:lineRule="auto"/>
               <w:ind w:firstLine="420"/>
               <w:jc w:val="both"/>
             </w:pPr>
@@ -2187,7 +2275,60 @@
                 <w:color w:val="000000"/>
                 <w:sz w:val="21"/>
               </w:rPr>
-              <w:t>若 Lot 存在不包含 SRC 的 ADI 站点，则将第一道符合条件的 ADI 设置为 Merge 站点；否则将最后一道 CD 设置为 Merge 站点。有效 Merge 站点由现有流程保证。</w:t>
+              <w:t>若 Context 对应的 pi_splitcnt 有值，则按排序顺序挑选 pi_splitcnt 片 Wafer 作为 pi_splitwafer；pi_splitcnt 为空、为0、为负数或大于25时，使用默认值4。若选片数大于 Lot 当前可用 Wafer 数，则不执行物理分批，改为整批 Pilot。</w:t>
+            </w:r>
+          </w:p>
+          <w:p>
+            <w:pPr>
+              <w:keepNext w:val="0"/>
+              <w:spacing w:before="0" w:after="40" w:line="312" w:lineRule="auto"/>
+              <w:ind w:firstLine="420"/>
+              <w:jc w:val="both"/>
+            </w:pPr>
+            <w:r>
+              <w:rPr>
+                <w:rFonts w:ascii="Times New Roman" w:hAnsi="Times New Roman" w:eastAsia="SimSun" w:cs="Times New Roman"/>
+                <w:b w:val="0"/>
+                <w:i w:val="0"/>
+                <w:color w:val="000000"/>
+                <w:sz w:val="21"/>
+              </w:rPr>
+              <w:t>将 pi_splitwafer 分批后设为 Pilot。</w:t>
+            </w:r>
+          </w:p>
+          <w:p>
+            <w:pPr>
+              <w:keepNext/>
+              <w:spacing w:before="40" w:after="20" w:line="312" w:lineRule="auto"/>
+              <w:jc w:val="left"/>
+            </w:pPr>
+            <w:r>
+              <w:rPr>
+                <w:rFonts w:ascii="Times New Roman" w:hAnsi="Times New Roman" w:eastAsia="SimSun" w:cs="Times New Roman"/>
+                <w:b/>
+                <w:i w:val="0"/>
+                <w:color w:val="000000"/>
+                <w:sz w:val="21"/>
+              </w:rPr>
+              <w:t>1.5.3 Merge 站点设定</w:t>
+            </w:r>
+          </w:p>
+          <w:p>
+            <w:pPr>
+              <w:keepNext w:val="0"/>
+              <w:spacing w:before="0" w:after="40" w:line="312" w:lineRule="auto"/>
+              <w:ind w:firstLine="420"/>
+              <w:jc w:val="both"/>
+            </w:pPr>
+            <w:r>
+              <w:rPr>
+                <w:rFonts w:ascii="Times New Roman" w:hAnsi="Times New Roman" w:eastAsia="SimSun" w:cs="Times New Roman"/>
+                <w:b w:val="0"/>
+                <w:i w:val="0"/>
+                <w:color w:val="000000"/>
+                <w:sz w:val="21"/>
+              </w:rPr>
+              <w:t>若 Lot 有 ADI 站点（不包含 SRC），则 lot 需物理分批时，将第一道 ADI 设为 Merge 站点；否则将最后一道 CD 设为 Merge 站点。</w:t>
             </w:r>
           </w:p>
           <w:tbl>
@@ -2237,7 +2378,7 @@
                       <w:color w:val="000000"/>
                       <w:sz w:val="21"/>
                     </w:rPr>
-                    <w:t>图2　Pilot整批与物理分批判断流程</w:t>
+                    <w:t>图2  Pilot整批与物理分批判断流程</w:t>
                   </w:r>
                 </w:p>
                 <w:p>
@@ -2287,7 +2428,7 @@
           <w:p>
             <w:pPr>
               <w:keepNext/>
-              <w:spacing w:before="80" w:after="40" w:line="360" w:lineRule="auto"/>
+              <w:spacing w:before="60" w:after="20" w:line="312" w:lineRule="auto"/>
               <w:jc w:val="left"/>
             </w:pPr>
             <w:r>
@@ -2298,13 +2439,13 @@
                 <w:color w:val="000000"/>
                 <w:sz w:val="21"/>
               </w:rPr>
-              <w:t>1.6 输出Report</w:t>
+              <w:t>1.6 输出 Report</w:t>
             </w:r>
           </w:p>
           <w:p>
             <w:pPr>
               <w:keepNext w:val="0"/>
-              <w:spacing w:before="0" w:after="40" w:line="360" w:lineRule="auto"/>
+              <w:spacing w:before="0" w:after="40" w:line="312" w:lineRule="auto"/>
               <w:ind w:firstLine="420"/>
               <w:jc w:val="both"/>
             </w:pPr>
@@ -2316,13 +2457,13 @@
                 <w:color w:val="000000"/>
                 <w:sz w:val="21"/>
               </w:rPr>
-              <w:t>将计算结果存入 Report：Central_GetLithoR2RAutoPirunInfo，供 AMA 读取执行。</w:t>
+              <w:t>以上全部计算结果存入 Report：Central_GetLithoR2RAutoPirunInfo，供 AMA 读取执行。</w:t>
             </w:r>
           </w:p>
           <w:p>
             <w:pPr>
               <w:keepNext w:val="0"/>
-              <w:spacing w:before="0" w:after="40" w:line="360" w:lineRule="auto"/>
+              <w:spacing w:before="0" w:after="40" w:line="312" w:lineRule="auto"/>
               <w:ind w:firstLine="420"/>
               <w:jc w:val="both"/>
             </w:pPr>
@@ -2339,26 +2480,8 @@
           </w:p>
           <w:p>
             <w:pPr>
-              <w:keepNext w:val="0"/>
-              <w:spacing w:before="0" w:after="40" w:line="360" w:lineRule="auto"/>
-              <w:ind w:firstLine="420"/>
-              <w:jc w:val="both"/>
-            </w:pPr>
-            <w:r>
-              <w:rPr>
-                <w:rFonts w:ascii="Times New Roman" w:hAnsi="Times New Roman" w:eastAsia="SimSun" w:cs="Times New Roman"/>
-                <w:b w:val="0"/>
-                <w:i w:val="0"/>
-                <w:color w:val="000000"/>
-                <w:sz w:val="21"/>
-              </w:rPr>
-              <w:t>保持现有 Report 输出范围和记录方式，不新增 request_id、generated_time、execution_status、error_code。</w:t>
-            </w:r>
-          </w:p>
-          <w:p>
-            <w:pPr>
               <w:keepNext/>
-              <w:spacing w:before="100" w:after="40" w:line="360" w:lineRule="auto"/>
+              <w:spacing w:before="60" w:after="20" w:line="312" w:lineRule="auto"/>
               <w:jc w:val="left"/>
             </w:pPr>
             <w:r>
@@ -2375,7 +2498,7 @@
           <w:p>
             <w:pPr>
               <w:keepNext w:val="0"/>
-              <w:spacing w:before="0" w:after="40" w:line="360" w:lineRule="auto"/>
+              <w:spacing w:before="0" w:after="40" w:line="312" w:lineRule="auto"/>
               <w:ind w:firstLine="420"/>
               <w:jc w:val="both"/>
             </w:pPr>
@@ -2393,7 +2516,7 @@
           <w:p>
             <w:pPr>
               <w:keepNext/>
-              <w:spacing w:before="80" w:after="40" w:line="360" w:lineRule="auto"/>
+              <w:spacing w:before="60" w:after="20" w:line="312" w:lineRule="auto"/>
               <w:jc w:val="left"/>
             </w:pPr>
             <w:r>
@@ -2404,13 +2527,13 @@
                 <w:color w:val="000000"/>
                 <w:sz w:val="21"/>
               </w:rPr>
-              <w:t>2.1 Litho Pilot拿取</w:t>
+              <w:t>2.1  Litho Pilot拿取</w:t>
             </w:r>
           </w:p>
           <w:p>
             <w:pPr>
               <w:keepNext w:val="0"/>
-              <w:spacing w:before="0" w:after="40" w:line="360" w:lineRule="auto"/>
+              <w:spacing w:before="0" w:after="40" w:line="312" w:lineRule="auto"/>
               <w:ind w:firstLine="420"/>
               <w:jc w:val="both"/>
             </w:pPr>
@@ -2428,7 +2551,7 @@
           <w:p>
             <w:pPr>
               <w:keepNext/>
-              <w:spacing w:before="60" w:after="40" w:line="360" w:lineRule="auto"/>
+              <w:spacing w:before="40" w:after="20" w:line="312" w:lineRule="auto"/>
               <w:jc w:val="left"/>
             </w:pPr>
             <w:r>
@@ -2439,13 +2562,13 @@
                 <w:color w:val="000000"/>
                 <w:sz w:val="21"/>
               </w:rPr>
-              <w:t>2.1.1 数据获取</w:t>
+              <w:t>2.1.1 数据获取：</w:t>
             </w:r>
           </w:p>
           <w:p>
             <w:pPr>
               <w:keepNext w:val="0"/>
-              <w:spacing w:before="0" w:after="40" w:line="360" w:lineRule="auto"/>
+              <w:spacing w:before="0" w:after="40" w:line="312" w:lineRule="auto"/>
               <w:ind w:firstLine="420"/>
               <w:jc w:val="both"/>
             </w:pPr>
@@ -2457,13 +2580,13 @@
                 <w:color w:val="000000"/>
                 <w:sz w:val="21"/>
               </w:rPr>
-              <w:t>从 r2r_litho_context_ovl 获取 ovl_status、pilot；从 r2r_litho_context_cd 获取 cd_status、pilot；从 fwlot 获取 appid、lottype、priority；从 fabcategorymap 获取 lottype、category。</w:t>
+              <w:t>从 r2r_litho_context_ovl 获取 ovl_status、pilot 栏位信息；从 r2r_litho_context_cd 获取 cd_status、pilot 栏位信息；从 fwlot 中获取 appid、lottype、priority 栏位信息；从 fabcategorymap 中获取 lottype、category 栏位信息。</w:t>
             </w:r>
           </w:p>
           <w:p>
             <w:pPr>
               <w:keepNext/>
-              <w:spacing w:before="60" w:after="40" w:line="360" w:lineRule="auto"/>
+              <w:spacing w:before="40" w:after="20" w:line="312" w:lineRule="auto"/>
               <w:jc w:val="left"/>
             </w:pPr>
             <w:r>
@@ -2474,13 +2597,13 @@
                 <w:color w:val="000000"/>
                 <w:sz w:val="21"/>
               </w:rPr>
-              <w:t>2.1.2 筛选判断</w:t>
+              <w:t>2.1.2 筛选判断：</w:t>
             </w:r>
           </w:p>
           <w:p>
             <w:pPr>
               <w:keepNext w:val="0"/>
-              <w:spacing w:before="0" w:after="40" w:line="360" w:lineRule="auto"/>
+              <w:spacing w:before="0" w:after="40" w:line="312" w:lineRule="auto"/>
               <w:ind w:firstLine="420"/>
               <w:jc w:val="both"/>
             </w:pPr>
@@ -2492,13 +2615,13 @@
                 <w:color w:val="000000"/>
                 <w:sz w:val="21"/>
               </w:rPr>
-              <w:t>筛选 priority&lt;5、category='Production'，且 ovl_status='PIRUNON' 或 cd_status='PIRUNON' 的 Pilot，作为需要 TransferFoup 的 Litho Pilot。</w:t>
+              <w:t>筛选出满足 priority&lt;5 且 category='Production' 且（ovl_status='PIRUNON' 或 cd_status='PIRUNON'）的 Pilot，即为需要 TransferFoup 的 Litho Pilot。</w:t>
             </w:r>
           </w:p>
           <w:p>
             <w:pPr>
               <w:keepNext/>
-              <w:spacing w:before="80" w:after="40" w:line="360" w:lineRule="auto"/>
+              <w:spacing w:before="60" w:after="20" w:line="312" w:lineRule="auto"/>
               <w:jc w:val="left"/>
             </w:pPr>
             <w:r>
@@ -2515,7 +2638,7 @@
           <w:p>
             <w:pPr>
               <w:keepNext w:val="0"/>
-              <w:spacing w:before="0" w:after="40" w:line="360" w:lineRule="auto"/>
+              <w:spacing w:before="0" w:after="40" w:line="312" w:lineRule="auto"/>
               <w:ind w:firstLine="420"/>
               <w:jc w:val="both"/>
             </w:pPr>
@@ -2527,13 +2650,31 @@
                 <w:color w:val="000000"/>
                 <w:sz w:val="21"/>
               </w:rPr>
-              <w:t>获取 2.1 中 Litho Pilot 的 Carrier 信息，按 Carrier 从 fwlot 获取所有 Lot，并保留 extrastatus='WaitForJobPrep' 的记录。若 Litho Pilot 同 Carrier 中存在其他 Lot，则该 Pilot 需要 Change Foup。</w:t>
+              <w:t>拿取 2.1 中 LithoPilot 的 Carrier 信息，By Carrier 从 fwlot 中获取所有 Lot，保留 extrastatus='WaitForJobPrep' 的 Lot。</w:t>
+            </w:r>
+          </w:p>
+          <w:p>
+            <w:pPr>
+              <w:keepNext w:val="0"/>
+              <w:spacing w:before="0" w:after="40" w:line="312" w:lineRule="auto"/>
+              <w:ind w:firstLine="420"/>
+              <w:jc w:val="both"/>
+            </w:pPr>
+            <w:r>
+              <w:rPr>
+                <w:rFonts w:ascii="Times New Roman" w:hAnsi="Times New Roman" w:eastAsia="SimSun" w:cs="Times New Roman"/>
+                <w:b w:val="0"/>
+                <w:i w:val="0"/>
+                <w:color w:val="000000"/>
+                <w:sz w:val="21"/>
+              </w:rPr>
+              <w:t>若 LithoPilot 同 Carrier 中存在其他 Lot 时，则该 Pilot 需要 Change Foup。</w:t>
             </w:r>
           </w:p>
           <w:p>
             <w:pPr>
               <w:keepNext/>
-              <w:spacing w:before="80" w:after="40" w:line="360" w:lineRule="auto"/>
+              <w:spacing w:before="60" w:after="20" w:line="312" w:lineRule="auto"/>
               <w:jc w:val="left"/>
             </w:pPr>
             <w:r>
@@ -2550,7 +2691,7 @@
           <w:p>
             <w:pPr>
               <w:keepNext w:val="0"/>
-              <w:spacing w:before="0" w:after="40" w:line="360" w:lineRule="auto"/>
+              <w:spacing w:before="0" w:after="40" w:line="312" w:lineRule="auto"/>
               <w:ind w:firstLine="420"/>
               <w:jc w:val="both"/>
             </w:pPr>
@@ -2562,13 +2703,13 @@
                 <w:color w:val="000000"/>
                 <w:sz w:val="21"/>
               </w:rPr>
-              <w:t>对需要 TransferFOUP 的 Litho Pilot，按 RemainQ ASC、Priority ASC、componentqty DESC、lotid ASC 排序，并根据排序建立 AdhocSorterJob。</w:t>
+              <w:t>对于需 TransferFOUP 的 LithoPilot 进行排序，拿取 LithoPilot 的 RemainQ、Priority、componentqty 指标，并按照 Min(RemainQ)、Min(Priority)、Max(componentqty)、Min(lotid)排序，根据排序建立 AdhocSorterJob。</w:t>
             </w:r>
           </w:p>
           <w:p>
             <w:pPr>
               <w:keepNext/>
-              <w:spacing w:before="80" w:after="40" w:line="360" w:lineRule="auto"/>
+              <w:spacing w:before="60" w:after="20" w:line="312" w:lineRule="auto"/>
               <w:jc w:val="left"/>
             </w:pPr>
             <w:r>
@@ -2579,13 +2720,13 @@
                 <w:color w:val="000000"/>
                 <w:sz w:val="21"/>
               </w:rPr>
-              <w:t>2.4 输出Report</w:t>
+              <w:t>2.4输出Report</w:t>
             </w:r>
           </w:p>
           <w:p>
             <w:pPr>
               <w:keepNext w:val="0"/>
-              <w:spacing w:before="0" w:after="40" w:line="360" w:lineRule="auto"/>
+              <w:spacing w:before="0" w:after="40" w:line="312" w:lineRule="auto"/>
               <w:ind w:firstLine="420"/>
               <w:jc w:val="both"/>
             </w:pPr>
@@ -2597,13 +2738,13 @@
                 <w:color w:val="000000"/>
                 <w:sz w:val="21"/>
               </w:rPr>
-              <w:t>从 AMA.TriggerConfig-WatchDog_LithoPiLotAutoDoAdhocSorter 获取 Switch、Trigger Time Slot、TriggerCount/Time。当 Switch='Y' 且当前时间位于现有 Trigger Time Slot 范围内时，按 TriggerCount/Time 选择 Carrier，并将结果存入 Report：LithoPiLotAutoDoAdhocSorter。栏位包括 Carrier、Pilot、extrastatus、Status、RemainQ、Pieces、Prod、Priority。</w:t>
+              <w:t>从 AMA.TriggerConfig-WatchDog_LithoPiLotAutoDoAdhocSorter 拿取 Switch、Trigger Time Slot、TriggerCount/Time 栏位信息，当 Switch='Y' 且当前时间在 Trigger Time Slot 范围内时，将前 TriggerCount/Time 个需物理分批的 Carrier 结果存入 Report:LithoPiLotAutoDoAdhocSorter 中，栏位包括：Carrier、Pilot、extrastatus、Status、RemainQ、Pieces、Prod、Priority。</w:t>
             </w:r>
           </w:p>
           <w:p>
             <w:pPr>
               <w:keepNext/>
-              <w:spacing w:before="100" w:after="40" w:line="360" w:lineRule="auto"/>
+              <w:spacing w:before="60" w:after="20" w:line="312" w:lineRule="auto"/>
               <w:jc w:val="left"/>
             </w:pPr>
             <w:r>
@@ -2620,7 +2761,7 @@
           <w:p>
             <w:pPr>
               <w:keepNext w:val="0"/>
-              <w:spacing w:before="0" w:after="40" w:line="360" w:lineRule="auto"/>
+              <w:spacing w:before="0" w:after="40" w:line="312" w:lineRule="auto"/>
               <w:ind w:firstLine="420"/>
               <w:jc w:val="both"/>
             </w:pPr>
@@ -2632,13 +2773,13 @@
                 <w:color w:val="000000"/>
                 <w:sz w:val="21"/>
               </w:rPr>
-              <w:t>在 Global Macro 中新增需要 Transfer Foup 的 Litho Pilot 卡控；在 LithoRule 中增加子母批 Run 相同机台的卡控。</w:t>
+              <w:t>在 Global Macro 中新增对需导 Foup LithoPilot 的卡控；在 LithoRule 中增加子母批 Run 相同机台的卡控。</w:t>
             </w:r>
           </w:p>
           <w:p>
             <w:pPr>
               <w:keepNext/>
-              <w:spacing w:before="80" w:after="40" w:line="360" w:lineRule="auto"/>
+              <w:spacing w:before="60" w:after="20" w:line="312" w:lineRule="auto"/>
               <w:jc w:val="left"/>
             </w:pPr>
             <w:r>
@@ -2655,7 +2796,7 @@
           <w:p>
             <w:pPr>
               <w:keepNext w:val="0"/>
-              <w:spacing w:before="0" w:after="40" w:line="360" w:lineRule="auto"/>
+              <w:spacing w:before="0" w:after="40" w:line="312" w:lineRule="auto"/>
               <w:ind w:firstLine="420"/>
               <w:jc w:val="both"/>
             </w:pPr>
@@ -2667,13 +2808,13 @@
                 <w:color w:val="000000"/>
                 <w:sz w:val="21"/>
               </w:rPr>
-              <w:t>拿取 2.1 中的 Litho Pilot。当 WatchDog_LithoPiLotAutoDoAdhocSorter 的 Switch='Y' 且当前时间位于 Trigger Time Slot 范围内时，按以下场景处理：</w:t>
+              <w:t>拿取 2.1 中的 LithoPilot，当 WatchDog_LithoPiLotAutoDoAdhocSorter 中的 Switch='Y' 且当前时间在 Trigger Time Slot 范围内时，满足以下两种场景的 lot 需卡控 Reason：</w:t>
             </w:r>
           </w:p>
           <w:p>
             <w:pPr>
               <w:keepNext w:val="0"/>
-              <w:spacing w:before="0" w:after="20" w:line="360" w:lineRule="auto"/>
+              <w:spacing w:before="0" w:after="20" w:line="312" w:lineRule="auto"/>
               <w:ind w:left="420"/>
               <w:jc w:val="both"/>
             </w:pPr>
@@ -2685,13 +2826,13 @@
                 <w:color w:val="000000"/>
                 <w:sz w:val="21"/>
               </w:rPr>
-              <w:t>（1）若 Litho Pilot 位于 AdhocSorter 站点（adhocplanname 包含 UnscheduledSorter），则同 FOUP 中不在 AdhocSorter 站点的 Other Lot 增加 Reason=WaitPilotChangeFOUP。Other Lot 位于 Litho 站点时不解除；位于 BARCO 站点时，RemainQ&lt;4 h 或触发 Qu_0 即解除；位于其他站点时，仅触发 Qu_0 时解除。</w:t>
+              <w:t>（1）若 LithoPilot 在 AdhocSoter 站点（adhocplanname 包含 'UnScheduleSorter'），则 LithoPilot 同 Foup 不在 AdhocSoter 站点的 Other Lot 需要卡控 Reason: WaitPilotChangeFOUP。Remove 规则：当 Other Lot 在 Litho 站点时，不能 Remove；当 Other Lot 在 Barco 站点时，RemainQ&lt;4H 或触发 Qu_0 时，Remove 卡控；当 Other Lot 在非 Litho/Barco 站点时，仅触发 Qu_0 时，Remove 卡控。</w:t>
             </w:r>
           </w:p>
           <w:p>
             <w:pPr>
               <w:keepNext w:val="0"/>
-              <w:spacing w:before="0" w:after="20" w:line="360" w:lineRule="auto"/>
+              <w:spacing w:before="0" w:after="20" w:line="312" w:lineRule="auto"/>
               <w:ind w:left="420"/>
               <w:jc w:val="both"/>
             </w:pPr>
@@ -2703,7 +2844,7 @@
                 <w:color w:val="000000"/>
                 <w:sz w:val="21"/>
               </w:rPr>
-              <w:t>（2）若 Litho Pilot 不在 AdhocSorter 站点，则同 FOUP 中不在 AdhocSorter 站点的 Other Lot 增加 Reason=WaitPilotChangeFOUP。Other Lot 的解除规则同（1）；当 Litho Pilot 的 RemainQ&lt;4 h 或触发 Qu_0 时，解除相关卡控。</w:t>
+              <w:t>（2）若 LithoPilot 不在 AdhocSoter 站点，则 LithoPilot 和同 Foup 不在 AdhocSoter 站点的 Other Lot 都需要卡控 Reason: WaitPilotChangeFOUP。Remove 规则：Other Lot Follow（1），LithoPilot 的 RemainQ&lt;4H 或触发 Qu_0 时，Remove 卡控。</w:t>
             </w:r>
           </w:p>
           <w:tbl>
@@ -2753,7 +2894,7 @@
                       <w:color w:val="000000"/>
                       <w:sz w:val="21"/>
                     </w:rPr>
-                    <w:t>图3　WaitPilotChangeFOUP卡控流程</w:t>
+                    <w:t>图3  WaitPilotChangeFOUP卡控流程</w:t>
                   </w:r>
                 </w:p>
                 <w:p>
@@ -2803,7 +2944,7 @@
           <w:p>
             <w:pPr>
               <w:keepNext/>
-              <w:spacing w:before="80" w:after="40" w:line="360" w:lineRule="auto"/>
+              <w:spacing w:before="60" w:after="20" w:line="312" w:lineRule="auto"/>
               <w:jc w:val="left"/>
             </w:pPr>
             <w:r>
@@ -2814,13 +2955,13 @@
                 <w:color w:val="000000"/>
                 <w:sz w:val="21"/>
               </w:rPr>
-              <w:t>3.2 Litho Rule新增卡控逻辑</w:t>
+              <w:t>3.2 Litho Rule 新增卡控逻辑</w:t>
             </w:r>
           </w:p>
           <w:p>
             <w:pPr>
               <w:keepNext/>
-              <w:spacing w:before="60" w:after="40" w:line="360" w:lineRule="auto"/>
+              <w:spacing w:before="40" w:after="20" w:line="312" w:lineRule="auto"/>
               <w:jc w:val="left"/>
             </w:pPr>
             <w:r>
@@ -2837,7 +2978,7 @@
           <w:p>
             <w:pPr>
               <w:keepNext w:val="0"/>
-              <w:spacing w:before="0" w:after="40" w:line="360" w:lineRule="auto"/>
+              <w:spacing w:before="0" w:after="40" w:line="312" w:lineRule="auto"/>
               <w:ind w:firstLine="420"/>
               <w:jc w:val="both"/>
             </w:pPr>
@@ -2849,13 +2990,13 @@
                 <w:color w:val="000000"/>
                 <w:sz w:val="21"/>
               </w:rPr>
-              <w:t>针对非 Specify Lot，若 Pi_split_flag='Y'，R2R CD 或 OVL Status='PIRUNON'，且 Pilot 不为空，则增加 Reason=R2RAutoPirunControl；否则不增加卡控。</w:t>
+              <w:t>针对非Specify Lot，若Pi_SplitFlag='Y'且R2R CD/OVL Status=PIRUNON且Pilot不为Null，则卡控 Reason:R2RAutoPirunControl，否则不卡控。</w:t>
             </w:r>
           </w:p>
           <w:p>
             <w:pPr>
               <w:keepNext/>
-              <w:spacing w:before="60" w:after="40" w:line="360" w:lineRule="auto"/>
+              <w:spacing w:before="40" w:after="20" w:line="312" w:lineRule="auto"/>
               <w:jc w:val="left"/>
             </w:pPr>
             <w:r>
@@ -2872,7 +3013,7 @@
           <w:p>
             <w:pPr>
               <w:keepNext/>
-              <w:spacing w:before="40" w:after="40" w:line="360" w:lineRule="auto"/>
+              <w:spacing w:before="20" w:after="20" w:line="312" w:lineRule="auto"/>
               <w:jc w:val="left"/>
             </w:pPr>
             <w:r>
@@ -2883,13 +3024,13 @@
                 <w:color w:val="000000"/>
                 <w:sz w:val="21"/>
               </w:rPr>
-              <w:t>3.2.2.1 判断Lot是否有Pretool</w:t>
+              <w:t>3.2.2.1 判断lot是否有Pretool</w:t>
             </w:r>
           </w:p>
           <w:p>
             <w:pPr>
               <w:keepNext w:val="0"/>
-              <w:spacing w:before="0" w:after="40" w:line="360" w:lineRule="auto"/>
+              <w:spacing w:before="0" w:after="40" w:line="312" w:lineRule="auto"/>
               <w:ind w:firstLine="420"/>
               <w:jc w:val="both"/>
             </w:pPr>
@@ -2901,13 +3042,31 @@
                 <w:color w:val="000000"/>
                 <w:sz w:val="21"/>
               </w:rPr>
-              <w:t>从 r2r_litho_context_relation 获取 productid、curr_layer、pre_layer；从 r2r_litho_context_ovl 获取 productid、layerid、pretool。按 productid+pre_layer 获取 curr_layer，再按 productid+curr_layer 获取 pretool；仅当 pretool 不为空时继续判断。</w:t>
+              <w:t>从表r2r_litho_context_relation中获取productid、curr_layer、pre_layer栏位信息；从r2r_litho_context_ovl中获取productid、layerid、pretool栏位信息；</w:t>
+            </w:r>
+          </w:p>
+          <w:p>
+            <w:pPr>
+              <w:keepNext w:val="0"/>
+              <w:spacing w:before="0" w:after="40" w:line="312" w:lineRule="auto"/>
+              <w:ind w:firstLine="420"/>
+              <w:jc w:val="both"/>
+            </w:pPr>
+            <w:r>
+              <w:rPr>
+                <w:rFonts w:ascii="Times New Roman" w:hAnsi="Times New Roman" w:eastAsia="SimSun" w:cs="Times New Roman"/>
+                <w:b w:val="0"/>
+                <w:i w:val="0"/>
+                <w:color w:val="000000"/>
+                <w:sz w:val="21"/>
+              </w:rPr>
+              <w:t>By Prod、layer从r2r_litho_context_relation（匹配productid、pre_layer）获取curr_layer，再通过Prod、curr_layer从r2r_litho_context_ovl获取pretool，当lot存在pretool不为空时，则需要后续判断。</w:t>
             </w:r>
           </w:p>
           <w:p>
             <w:pPr>
               <w:keepNext/>
-              <w:spacing w:before="40" w:after="40" w:line="360" w:lineRule="auto"/>
+              <w:spacing w:before="20" w:after="20" w:line="312" w:lineRule="auto"/>
               <w:jc w:val="left"/>
             </w:pPr>
             <w:r>
@@ -2924,7 +3083,7 @@
           <w:p>
             <w:pPr>
               <w:keepNext w:val="0"/>
-              <w:spacing w:before="0" w:after="40" w:line="360" w:lineRule="auto"/>
+              <w:spacing w:before="0" w:after="40" w:line="312" w:lineRule="auto"/>
               <w:ind w:firstLine="420"/>
               <w:jc w:val="both"/>
             </w:pPr>
@@ -2936,13 +3095,13 @@
                 <w:color w:val="000000"/>
                 <w:sz w:val="21"/>
               </w:rPr>
-              <w:t>通过 fabfutureaction 获取与当前 Lot 存在 FutureMerge 关系的子批或母批 Lot；从 r2r_lot_history 按 lotid+productid+layerid 获取其在待判断 Lot 当前 Layer 的作业机台 toolid，并按实际作业完成时间、记录 ID 降序取最新记录。</w:t>
+              <w:t>通过表fabfutureaction拿取和lot有FutureMerge关系的子批/母批lot，从表r2r_lot_history中（匹配Lotid、productid、layerid）获取最新一笔子批/母批在待判断lot当前layer的作业机台toolid（按实际作业完成时间、记录ID降序取最新记录）。</w:t>
             </w:r>
           </w:p>
           <w:p>
             <w:pPr>
               <w:keepNext/>
-              <w:spacing w:before="40" w:after="40" w:line="360" w:lineRule="auto"/>
+              <w:spacing w:before="20" w:after="20" w:line="312" w:lineRule="auto"/>
               <w:jc w:val="left"/>
             </w:pPr>
             <w:r>
@@ -2959,7 +3118,7 @@
           <w:p>
             <w:pPr>
               <w:keepNext w:val="0"/>
-              <w:spacing w:before="0" w:after="40" w:line="360" w:lineRule="auto"/>
+              <w:spacing w:before="0" w:after="40" w:line="312" w:lineRule="auto"/>
               <w:ind w:firstLine="420"/>
               <w:jc w:val="both"/>
             </w:pPr>
@@ -2971,13 +3130,13 @@
                 <w:color w:val="000000"/>
                 <w:sz w:val="21"/>
               </w:rPr>
-              <w:t>通过 r2r_litho_whitelist 按 productid、layerid、lotid 判断 Specify Lot。针对非 Specify Lot，若待判断 Lot 的机台与子批或母批作业机台 toolid 不一致，则增加 Reason=Parent&amp;ChildLotNeedRunSameTool；否则按原逻辑判断。</w:t>
+              <w:t>通过r2r_litho_whitelist判断（匹配 productid、layerid、lotid）lot是否为Specify Lot，针对非Specify Lot，若待判断lot的机台与子批/母批作业机台toolid不一致，则卡控Reason：Parent&amp;ChildLotNeedRunSameTool，否则按原逻辑判断。</w:t>
             </w:r>
           </w:p>
           <w:p>
             <w:pPr>
               <w:keepNext/>
-              <w:spacing w:before="100" w:after="40" w:line="360" w:lineRule="auto"/>
+              <w:spacing w:before="60" w:after="20" w:line="312" w:lineRule="auto"/>
               <w:jc w:val="left"/>
             </w:pPr>
             <w:r>
@@ -2994,7 +3153,7 @@
           <w:p>
             <w:pPr>
               <w:keepNext w:val="0"/>
-              <w:spacing w:before="0" w:after="40" w:line="360" w:lineRule="auto"/>
+              <w:spacing w:before="0" w:after="40" w:line="312" w:lineRule="auto"/>
               <w:ind w:firstLine="420"/>
               <w:jc w:val="both"/>
             </w:pPr>
@@ -3012,7 +3171,7 @@
           <w:p>
             <w:pPr>
               <w:keepNext/>
-              <w:spacing w:before="80" w:after="40" w:line="360" w:lineRule="auto"/>
+              <w:spacing w:before="60" w:after="20" w:line="312" w:lineRule="auto"/>
               <w:jc w:val="left"/>
             </w:pPr>
             <w:r>
@@ -3029,7 +3188,7 @@
           <w:p>
             <w:pPr>
               <w:keepNext w:val="0"/>
-              <w:spacing w:before="0" w:after="40" w:line="360" w:lineRule="auto"/>
+              <w:spacing w:before="0" w:after="40" w:line="312" w:lineRule="auto"/>
               <w:ind w:firstLine="420"/>
               <w:jc w:val="both"/>
             </w:pPr>
@@ -3041,13 +3200,13 @@
                 <w:color w:val="000000"/>
                 <w:sz w:val="21"/>
               </w:rPr>
-              <w:t>针对非 Specify Lot，若 Pi_split_flag='Y'，R2R CD 或 OVL Status='PIRUNON'，且 Pilot 不为空，则增加 Reason=R2RAutoPirunControl；否则不增加卡控。</w:t>
+              <w:t>针对非Specify Lot，若Pi_SplitFlag='Y'且R2R CD/OVL Status=PIRUNON且Pilot不为Null，则卡控 Reason:R2RAutoPirunControl，否则不卡控。</w:t>
             </w:r>
           </w:p>
           <w:p>
             <w:pPr>
               <w:keepNext/>
-              <w:spacing w:before="80" w:after="40" w:line="360" w:lineRule="auto"/>
+              <w:spacing w:before="60" w:after="20" w:line="312" w:lineRule="auto"/>
               <w:jc w:val="left"/>
             </w:pPr>
             <w:r>
@@ -3064,7 +3223,7 @@
           <w:p>
             <w:pPr>
               <w:keepNext w:val="0"/>
-              <w:spacing w:before="0" w:after="40" w:line="360" w:lineRule="auto"/>
+              <w:spacing w:before="0" w:after="40" w:line="312" w:lineRule="auto"/>
               <w:ind w:firstLine="420"/>
               <w:jc w:val="both"/>
             </w:pPr>
@@ -3076,13 +3235,13 @@
                 <w:color w:val="000000"/>
                 <w:sz w:val="21"/>
               </w:rPr>
-              <w:t>逻辑与 LithoRule 一致，pretool 及子批、母批作业机台信息改由 Central 获取。</w:t>
+              <w:t>逻辑与 LithoRule 中一致，pretool 获取和子批/母批作业机台获取改为 Central。</w:t>
             </w:r>
           </w:p>
           <w:p>
             <w:pPr>
               <w:keepNext/>
-              <w:spacing w:before="100" w:after="40" w:line="360" w:lineRule="auto"/>
+              <w:spacing w:before="60" w:after="20" w:line="312" w:lineRule="auto"/>
               <w:jc w:val="left"/>
             </w:pPr>
             <w:r>
@@ -3093,13 +3252,13 @@
                 <w:color w:val="000000"/>
                 <w:sz w:val="21"/>
               </w:rPr>
-              <w:t>二、AMA新增逻辑</w:t>
+              <w:t>二、 AMA新增逻辑</w:t>
             </w:r>
           </w:p>
           <w:p>
             <w:pPr>
               <w:keepNext w:val="0"/>
-              <w:spacing w:before="0" w:after="40" w:line="360" w:lineRule="auto"/>
+              <w:spacing w:before="0" w:after="40" w:line="312" w:lineRule="auto"/>
               <w:ind w:firstLine="420"/>
               <w:jc w:val="both"/>
             </w:pPr>
@@ -3111,13 +3270,13 @@
                 <w:color w:val="000000"/>
                 <w:sz w:val="21"/>
               </w:rPr>
-              <w:t>根据 Report：Central_GetLithoR2RAutoPirunInfo 执行 Pilot 设置和物理分批，并将 Pilot 传给 R2R；根据 Report：LithoPiLotAutoDoAdhocSorter 执行 TransferFoup。</w:t>
+              <w:t>根据 Report:Central_GetLithoR2RAutoPirunInfo 执行物理分批，并将 Pilot 给到 R2R；根据 Report:LithoPiLotAutoDoAdhocSorter执行 TransferFoup。</w:t>
             </w:r>
           </w:p>
           <w:p>
             <w:pPr>
               <w:keepNext/>
-              <w:spacing w:before="80" w:after="40" w:line="360" w:lineRule="auto"/>
+              <w:spacing w:before="60" w:after="20" w:line="312" w:lineRule="auto"/>
               <w:jc w:val="left"/>
             </w:pPr>
             <w:r>
@@ -3134,7 +3293,7 @@
           <w:p>
             <w:pPr>
               <w:keepNext w:val="0"/>
-              <w:spacing w:before="0" w:after="40" w:line="360" w:lineRule="auto"/>
+              <w:spacing w:before="0" w:after="40" w:line="312" w:lineRule="auto"/>
               <w:ind w:firstLine="420"/>
               <w:jc w:val="both"/>
             </w:pPr>
@@ -3146,13 +3305,13 @@
                 <w:color w:val="000000"/>
                 <w:sz w:val="21"/>
               </w:rPr>
-              <w:t>获取 Report：Central_GetLithoR2RAutoPirunInfo 栏位信息：Lot、toolid、productid、layerid、reticleid、prereticle、pretool、custom_context_value、pi_splitwafer、IsNeedSplit、isSTNSite。</w:t>
+              <w:t>获取 Report:Central_GetLithoR2RAutoPirunInfo 栏位信息:Lot、toolid、productid、layerid、reticleid、prereticle、pretool、custom_context_value、pi_splitwafer、IsNeedSplit、isSTNSite。</w:t>
             </w:r>
           </w:p>
           <w:p>
             <w:pPr>
               <w:keepNext/>
-              <w:spacing w:before="60" w:after="40" w:line="360" w:lineRule="auto"/>
+              <w:spacing w:before="40" w:after="20" w:line="312" w:lineRule="auto"/>
               <w:jc w:val="left"/>
             </w:pPr>
             <w:r>
@@ -3169,7 +3328,7 @@
           <w:p>
             <w:pPr>
               <w:keepNext w:val="0"/>
-              <w:spacing w:before="0" w:after="40" w:line="360" w:lineRule="auto"/>
+              <w:spacing w:before="0" w:after="40" w:line="312" w:lineRule="auto"/>
               <w:ind w:firstLine="420"/>
               <w:jc w:val="both"/>
             </w:pPr>
@@ -3187,7 +3346,7 @@
           <w:p>
             <w:pPr>
               <w:keepNext/>
-              <w:spacing w:before="60" w:after="40" w:line="360" w:lineRule="auto"/>
+              <w:spacing w:before="40" w:after="20" w:line="312" w:lineRule="auto"/>
               <w:jc w:val="left"/>
             </w:pPr>
             <w:r>
@@ -3203,26 +3362,8 @@
           </w:p>
           <w:p>
             <w:pPr>
-              <w:keepNext w:val="0"/>
-              <w:spacing w:before="0" w:after="40" w:line="360" w:lineRule="auto"/>
-              <w:ind w:firstLine="420"/>
-              <w:jc w:val="both"/>
-            </w:pPr>
-            <w:r>
-              <w:rPr>
-                <w:rFonts w:ascii="Times New Roman" w:hAnsi="Times New Roman" w:eastAsia="SimSun" w:cs="Times New Roman"/>
-                <w:b w:val="0"/>
-                <w:i w:val="0"/>
-                <w:color w:val="000000"/>
-                <w:sz w:val="21"/>
-              </w:rPr>
-              <w:t>当 IsNeedSplit=T 时，按以下顺序处理。</w:t>
-            </w:r>
-          </w:p>
-          <w:p>
-            <w:pPr>
               <w:keepNext/>
-              <w:spacing w:before="40" w:after="40" w:line="360" w:lineRule="auto"/>
+              <w:spacing w:before="20" w:after="20" w:line="312" w:lineRule="auto"/>
               <w:jc w:val="left"/>
             </w:pPr>
             <w:r>
@@ -3239,7 +3380,7 @@
           <w:p>
             <w:pPr>
               <w:keepNext w:val="0"/>
-              <w:spacing w:before="0" w:after="20" w:line="360" w:lineRule="auto"/>
+              <w:spacing w:before="0" w:after="20" w:line="312" w:lineRule="auto"/>
               <w:ind w:left="420"/>
               <w:jc w:val="both"/>
             </w:pPr>
@@ -3251,13 +3392,13 @@
                 <w:color w:val="000000"/>
                 <w:sz w:val="21"/>
               </w:rPr>
-              <w:t>（1）分批 Lot 属于当前执行工厂，即 FAB6 或 FAB8；</w:t>
+              <w:t>（1）分批 Lot 属于本厂，即 FAB6 或 FAB8；</w:t>
             </w:r>
           </w:p>
           <w:p>
             <w:pPr>
               <w:keepNext w:val="0"/>
-              <w:spacing w:before="0" w:after="20" w:line="360" w:lineRule="auto"/>
+              <w:spacing w:before="0" w:after="20" w:line="312" w:lineRule="auto"/>
               <w:ind w:left="420"/>
               <w:jc w:val="both"/>
             </w:pPr>
@@ -3269,13 +3410,13 @@
                 <w:color w:val="000000"/>
                 <w:sz w:val="21"/>
               </w:rPr>
-              <w:t>（2）fwlot.extrastatus='WaitForJobPrep'；</w:t>
+              <w:t>（2）Lot 当前状态为 WaitForJobPrep；</w:t>
             </w:r>
           </w:p>
           <w:p>
             <w:pPr>
               <w:keepNext w:val="0"/>
-              <w:spacing w:before="0" w:after="20" w:line="360" w:lineRule="auto"/>
+              <w:spacing w:before="0" w:after="20" w:line="312" w:lineRule="auto"/>
               <w:ind w:left="420"/>
               <w:jc w:val="both"/>
             </w:pPr>
@@ -3293,7 +3434,7 @@
           <w:p>
             <w:pPr>
               <w:keepNext w:val="0"/>
-              <w:spacing w:before="0" w:after="20" w:line="360" w:lineRule="auto"/>
+              <w:spacing w:before="0" w:after="20" w:line="312" w:lineRule="auto"/>
               <w:ind w:left="420"/>
               <w:jc w:val="both"/>
             </w:pPr>
@@ -3311,7 +3452,7 @@
           <w:p>
             <w:pPr>
               <w:keepNext w:val="0"/>
-              <w:spacing w:before="0" w:after="20" w:line="360" w:lineRule="auto"/>
+              <w:spacing w:before="0" w:after="20" w:line="312" w:lineRule="auto"/>
               <w:ind w:left="420"/>
               <w:jc w:val="both"/>
             </w:pPr>
@@ -3329,7 +3470,7 @@
           <w:p>
             <w:pPr>
               <w:keepNext w:val="0"/>
-              <w:spacing w:before="0" w:after="20" w:line="360" w:lineRule="auto"/>
+              <w:spacing w:before="0" w:after="20" w:line="312" w:lineRule="auto"/>
               <w:ind w:left="420"/>
               <w:jc w:val="both"/>
             </w:pPr>
@@ -3341,13 +3482,13 @@
                 <w:color w:val="000000"/>
                 <w:sz w:val="21"/>
               </w:rPr>
-              <w:t>（6）Report 中选中的 Wafer 当前仍归属于该 Lot。</w:t>
+              <w:t>（6）Report 中选中的 Wafer 确实存在于该 Lot 中。</w:t>
             </w:r>
           </w:p>
           <w:p>
             <w:pPr>
               <w:keepNext w:val="0"/>
-              <w:spacing w:before="0" w:after="40" w:line="360" w:lineRule="auto"/>
+              <w:spacing w:before="0" w:after="40" w:line="312" w:lineRule="auto"/>
               <w:ind w:firstLine="420"/>
               <w:jc w:val="both"/>
             </w:pPr>
@@ -3359,13 +3500,13 @@
                 <w:color w:val="000000"/>
                 <w:sz w:val="21"/>
               </w:rPr>
-              <w:t>仅检查 Wafer 归属关系，不额外检查 Wafer 状态、Slot 或 Chuck。任一复核项不满足时，停止处理该 Lot，记录失败原因并等待下一轮重新计算，不回退为整批 Pilot。重复物理分批防护沿用现有系统逻辑。</w:t>
+              <w:t>仅检查 Wafer 归属关系，不额外检查 Wafer 状态、Slot 或 Chuck。任一复核项不满足时，停止处理该 Lot，记录失败原因并等待下一轮重新计算，不回退为整批 Pilot。</w:t>
             </w:r>
           </w:p>
           <w:p>
             <w:pPr>
               <w:keepNext/>
-              <w:spacing w:before="40" w:after="40" w:line="360" w:lineRule="auto"/>
+              <w:spacing w:before="20" w:after="20" w:line="312" w:lineRule="auto"/>
               <w:jc w:val="left"/>
             </w:pPr>
             <w:r>
@@ -3382,7 +3523,7 @@
           <w:p>
             <w:pPr>
               <w:keepNext w:val="0"/>
-              <w:spacing w:before="0" w:after="40" w:line="360" w:lineRule="auto"/>
+              <w:spacing w:before="0" w:after="40" w:line="312" w:lineRule="auto"/>
               <w:ind w:firstLine="420"/>
               <w:jc w:val="both"/>
             </w:pPr>
@@ -3394,25 +3535,7 @@
                 <w:color w:val="000000"/>
                 <w:sz w:val="21"/>
               </w:rPr>
-              <w:t>六项复核通过后，先获取并预占空 FOUP，再调用 MES 物理分批接口。未取得空 FOUP 时，不执行物理分批，将整批 Lot 传给 R2R。</w:t>
-            </w:r>
-          </w:p>
-          <w:p>
-            <w:pPr>
-              <w:keepNext w:val="0"/>
-              <w:spacing w:before="0" w:after="40" w:line="360" w:lineRule="auto"/>
-              <w:ind w:firstLine="420"/>
-              <w:jc w:val="both"/>
-            </w:pPr>
-            <w:r>
-              <w:rPr>
-                <w:rFonts w:ascii="Times New Roman" w:hAnsi="Times New Roman" w:eastAsia="SimSun" w:cs="Times New Roman"/>
-                <w:b w:val="0"/>
-                <w:i w:val="0"/>
-                <w:color w:val="000000"/>
-                <w:sz w:val="21"/>
-              </w:rPr>
-              <w:t>接口成功时，将 pi_splitwafer 从原 Lot 中分出，生成子批并设置为 Pilot，再按现有顺序传给 R2R、执行 Transfer FOUP。接口失败时，立即释放预占 FOUP，将整批 Lot 作为 Pilot 传给 R2R；IsNeedSplit、pi_splitwafer 的后续处理沿用现有 AMA 逻辑。</w:t>
+              <w:t>当 IsNeedSplit=T 时，先执行上述六项复核。复核通过后，先获取并预占空 Foup，再给 MES 物理分批接口，将 pi_splitwafer 从 Lot 中分出。若未拿到可用空 Foup，则不执行物理分批，将整批 Lot 传给 R2R；若分批接口 Fail，则立即释放预占的空 Foup，并将整批 Lot 传给 R2R；否则将分出的子批 pilot 传给 R2R。</w:t>
             </w:r>
           </w:p>
           <w:tbl>
@@ -3462,7 +3585,7 @@
                       <w:color w:val="000000"/>
                       <w:sz w:val="21"/>
                     </w:rPr>
-                    <w:t>图4　AMA物理分批与回退流程</w:t>
+                    <w:t>图4  AMA物理分批与回退流程</w:t>
                   </w:r>
                 </w:p>
                 <w:p>
@@ -3473,7 +3596,7 @@
                   <w:r>
                     <w:drawing>
                       <wp:inline xmlns:a="http://schemas.openxmlformats.org/drawingml/2006/main" xmlns:pic="http://schemas.openxmlformats.org/drawingml/2006/picture">
-                        <wp:extent cx="5257800" cy="6134100"/>
+                        <wp:extent cx="4114800" cy="4800600"/>
                         <wp:docPr id="4" name="Picture 4"/>
                         <wp:cNvGraphicFramePr>
                           <a:graphicFrameLocks noChangeAspect="1"/>
@@ -3494,7 +3617,7 @@
                               <pic:spPr>
                                 <a:xfrm>
                                   <a:off x="0" y="0"/>
-                                  <a:ext cx="5257800" cy="6134100"/>
+                                  <a:ext cx="4114800" cy="4800600"/>
                                 </a:xfrm>
                                 <a:prstGeom prst="rect"/>
                               </pic:spPr>
@@ -3512,7 +3635,7 @@
           <w:p>
             <w:pPr>
               <w:keepNext/>
-              <w:spacing w:before="80" w:after="40" w:line="360" w:lineRule="auto"/>
+              <w:spacing w:before="60" w:after="20" w:line="312" w:lineRule="auto"/>
               <w:jc w:val="left"/>
             </w:pPr>
             <w:r>
@@ -3529,7 +3652,7 @@
           <w:p>
             <w:pPr>
               <w:keepNext w:val="0"/>
-              <w:spacing w:before="0" w:after="40" w:line="360" w:lineRule="auto"/>
+              <w:spacing w:before="0" w:after="40" w:line="312" w:lineRule="auto"/>
               <w:ind w:firstLine="420"/>
               <w:jc w:val="both"/>
             </w:pPr>
@@ -3541,7 +3664,7 @@
                 <w:color w:val="000000"/>
                 <w:sz w:val="21"/>
               </w:rPr>
-              <w:t>获取 Report：LithoPiLotAutoDoAdhocSorter 栏位信息，并按顺序调用 MES Transfer FOUP 接口，将 Pilot 导入空 FOUP。若无法取得可用空 FOUP、空 FOUP 数量为 0，或 MES Transfer FOUP 接口失败，则在 AMALog 中记录失败信息；后续继续沿用现有 Adhoc Sorter 流程。</w:t>
+              <w:t>获取 Report：LithoPiLotAutoDoAdhocSorter 栏位信息，并按顺序给 MES 打 TransferFOUP 接口，将 Pilot 导到空 FOUP 中，若拿取可用的空 Foup 失败或空 Foup 数量为0，或 MES TransferFOUP 接口失败，则在 AMALog 中记录 Fail 信息。</w:t>
             </w:r>
           </w:p>
         </w:tc>
@@ -3549,11 +3672,12 @@
       <w:tr>
         <w:trPr>
           <w:cantSplit/>
-          <w:trHeight w:val="1871" w:hRule="atLeast"/>
+          <w:trHeight w:val="1531" w:hRule="exact"/>
         </w:trPr>
         <w:tc>
           <w:tcPr>
             <w:tcW w:type="dxa" w:w="5190"/>
+            <w:gridSpan w:val="5"/>
             <w:tcMar>
               <w:top w:w="90" w:type="dxa"/>
               <w:start w:w="120" w:type="dxa"/>
@@ -3571,7 +3695,7 @@
           <w:p>
             <w:pPr>
               <w:keepNext/>
-              <w:spacing w:before="100" w:after="40" w:line="360" w:lineRule="auto"/>
+              <w:spacing w:before="60" w:after="20" w:line="312" w:lineRule="auto"/>
               <w:jc w:val="left"/>
             </w:pPr>
             <w:r>
@@ -3588,7 +3712,7 @@
           <w:p>
             <w:pPr>
               <w:keepNext w:val="0"/>
-              <w:spacing w:before="0" w:after="360" w:line="360" w:lineRule="auto"/>
+              <w:spacing w:before="0" w:after="80" w:line="312" w:lineRule="auto"/>
               <w:jc w:val="both"/>
             </w:pPr>
             <w:r>
@@ -3604,7 +3728,7 @@
           <w:p>
             <w:pPr>
               <w:keepNext/>
-              <w:spacing w:before="80" w:after="40" w:line="360" w:lineRule="auto"/>
+              <w:spacing w:before="60" w:after="20" w:line="312" w:lineRule="auto"/>
               <w:jc w:val="left"/>
             </w:pPr>
             <w:r>
@@ -3622,6 +3746,7 @@
         <w:tc>
           <w:tcPr>
             <w:tcW w:type="dxa" w:w="5190"/>
+            <w:gridSpan w:val="5"/>
             <w:tcMar>
               <w:top w:w="90" w:type="dxa"/>
               <w:start w:w="120" w:type="dxa"/>
@@ -3639,7 +3764,7 @@
           <w:p>
             <w:pPr>
               <w:keepNext/>
-              <w:spacing w:before="100" w:after="40" w:line="360" w:lineRule="auto"/>
+              <w:spacing w:before="60" w:after="20" w:line="312" w:lineRule="auto"/>
               <w:jc w:val="left"/>
             </w:pPr>
             <w:r>
@@ -3656,7 +3781,7 @@
           <w:p>
             <w:pPr>
               <w:keepNext w:val="0"/>
-              <w:spacing w:before="0" w:after="360" w:line="360" w:lineRule="auto"/>
+              <w:spacing w:before="0" w:after="80" w:line="312" w:lineRule="auto"/>
               <w:jc w:val="both"/>
             </w:pPr>
             <w:r>
@@ -3672,7 +3797,7 @@
           <w:p>
             <w:pPr>
               <w:keepNext/>
-              <w:spacing w:before="80" w:after="40" w:line="360" w:lineRule="auto"/>
+              <w:spacing w:before="60" w:after="20" w:line="312" w:lineRule="auto"/>
               <w:jc w:val="left"/>
             </w:pPr>
             <w:r>
@@ -3691,11 +3816,12 @@
       <w:tr>
         <w:trPr>
           <w:cantSplit/>
-          <w:trHeight w:val="1871" w:hRule="atLeast"/>
+          <w:trHeight w:val="1531" w:hRule="exact"/>
         </w:trPr>
         <w:tc>
           <w:tcPr>
             <w:tcW w:type="dxa" w:w="5190"/>
+            <w:gridSpan w:val="5"/>
             <w:tcMar>
               <w:top w:w="90" w:type="dxa"/>
               <w:start w:w="120" w:type="dxa"/>
@@ -3713,7 +3839,7 @@
           <w:p>
             <w:pPr>
               <w:keepNext/>
-              <w:spacing w:before="100" w:after="40" w:line="360" w:lineRule="auto"/>
+              <w:spacing w:before="60" w:after="20" w:line="312" w:lineRule="auto"/>
               <w:jc w:val="left"/>
             </w:pPr>
             <w:r>
@@ -3730,7 +3856,7 @@
           <w:p>
             <w:pPr>
               <w:keepNext w:val="0"/>
-              <w:spacing w:before="0" w:after="360" w:line="360" w:lineRule="auto"/>
+              <w:spacing w:before="0" w:after="80" w:line="312" w:lineRule="auto"/>
               <w:jc w:val="both"/>
             </w:pPr>
             <w:r>
@@ -3746,7 +3872,7 @@
           <w:p>
             <w:pPr>
               <w:keepNext/>
-              <w:spacing w:before="80" w:after="40" w:line="360" w:lineRule="auto"/>
+              <w:spacing w:before="60" w:after="20" w:line="312" w:lineRule="auto"/>
               <w:jc w:val="left"/>
             </w:pPr>
             <w:r>
@@ -3764,6 +3890,7 @@
         <w:tc>
           <w:tcPr>
             <w:tcW w:type="dxa" w:w="5190"/>
+            <w:gridSpan w:val="5"/>
             <w:tcMar>
               <w:top w:w="90" w:type="dxa"/>
               <w:start w:w="120" w:type="dxa"/>
@@ -3781,7 +3908,7 @@
           <w:p>
             <w:pPr>
               <w:keepNext/>
-              <w:spacing w:before="100" w:after="40" w:line="360" w:lineRule="auto"/>
+              <w:spacing w:before="60" w:after="20" w:line="312" w:lineRule="auto"/>
               <w:jc w:val="left"/>
             </w:pPr>
             <w:r>
@@ -3798,7 +3925,7 @@
           <w:p>
             <w:pPr>
               <w:keepNext w:val="0"/>
-              <w:spacing w:before="0" w:after="360" w:line="360" w:lineRule="auto"/>
+              <w:spacing w:before="0" w:after="80" w:line="312" w:lineRule="auto"/>
               <w:jc w:val="both"/>
             </w:pPr>
             <w:r>
@@ -3814,7 +3941,7 @@
           <w:p>
             <w:pPr>
               <w:keepNext/>
-              <w:spacing w:before="80" w:after="40" w:line="360" w:lineRule="auto"/>
+              <w:spacing w:before="60" w:after="20" w:line="312" w:lineRule="auto"/>
               <w:jc w:val="left"/>
             </w:pPr>
             <w:r>
@@ -3833,11 +3960,12 @@
       <w:tr>
         <w:trPr>
           <w:cantSplit/>
-          <w:trHeight w:val="1871" w:hRule="atLeast"/>
+          <w:trHeight w:val="1531" w:hRule="exact"/>
         </w:trPr>
         <w:tc>
           <w:tcPr>
             <w:tcW w:type="dxa" w:w="5190"/>
+            <w:gridSpan w:val="5"/>
             <w:tcMar>
               <w:top w:w="90" w:type="dxa"/>
               <w:start w:w="120" w:type="dxa"/>
@@ -3855,7 +3983,7 @@
           <w:p>
             <w:pPr>
               <w:keepNext/>
-              <w:spacing w:before="100" w:after="40" w:line="360" w:lineRule="auto"/>
+              <w:spacing w:before="60" w:after="20" w:line="312" w:lineRule="auto"/>
               <w:jc w:val="left"/>
             </w:pPr>
             <w:r>
@@ -3872,7 +4000,7 @@
           <w:p>
             <w:pPr>
               <w:keepNext w:val="0"/>
-              <w:spacing w:before="0" w:after="360" w:line="360" w:lineRule="auto"/>
+              <w:spacing w:before="0" w:after="80" w:line="312" w:lineRule="auto"/>
               <w:jc w:val="both"/>
             </w:pPr>
             <w:r>
@@ -3888,7 +4016,7 @@
           <w:p>
             <w:pPr>
               <w:keepNext/>
-              <w:spacing w:before="80" w:after="40" w:line="360" w:lineRule="auto"/>
+              <w:spacing w:before="60" w:after="20" w:line="312" w:lineRule="auto"/>
               <w:jc w:val="left"/>
             </w:pPr>
             <w:r>
@@ -3906,6 +4034,7 @@
         <w:tc>
           <w:tcPr>
             <w:tcW w:type="dxa" w:w="5190"/>
+            <w:gridSpan w:val="5"/>
             <w:tcMar>
               <w:top w:w="90" w:type="dxa"/>
               <w:start w:w="120" w:type="dxa"/>
@@ -3923,7 +4052,7 @@
           <w:p>
             <w:pPr>
               <w:keepNext/>
-              <w:spacing w:before="100" w:after="40" w:line="360" w:lineRule="auto"/>
+              <w:spacing w:before="60" w:after="20" w:line="312" w:lineRule="auto"/>
               <w:jc w:val="left"/>
             </w:pPr>
             <w:r>
@@ -3940,7 +4069,7 @@
           <w:p>
             <w:pPr>
               <w:keepNext w:val="0"/>
-              <w:spacing w:before="0" w:after="360" w:line="360" w:lineRule="auto"/>
+              <w:spacing w:before="0" w:after="80" w:line="312" w:lineRule="auto"/>
               <w:jc w:val="both"/>
             </w:pPr>
             <w:r>
@@ -3956,7 +4085,7 @@
           <w:p>
             <w:pPr>
               <w:keepNext/>
-              <w:spacing w:before="80" w:after="40" w:line="360" w:lineRule="auto"/>
+              <w:spacing w:before="60" w:after="20" w:line="312" w:lineRule="auto"/>
               <w:jc w:val="left"/>
             </w:pPr>
             <w:r>

--- a/00.raw-materials/90.processed/LithoAutoPiRun/LithoAutoPiRun_需求申请单_最终版.docx
+++ b/00.raw-materials/90.processed/LithoAutoPiRun/LithoAutoPiRun_需求申请单_最终版.docx
@@ -3711,24 +3711,8 @@
           </w:p>
           <w:p>
             <w:pPr>
-              <w:keepNext w:val="0"/>
-              <w:spacing w:before="0" w:after="80" w:line="312" w:lineRule="auto"/>
-              <w:jc w:val="both"/>
-            </w:pPr>
-            <w:r>
-              <w:rPr>
-                <w:rFonts w:ascii="Times New Roman" w:hAnsi="Times New Roman" w:eastAsia="SimSun" w:cs="Times New Roman"/>
-                <w:b w:val="0"/>
-                <w:i w:val="0"/>
-                <w:color w:val="000000"/>
-                <w:sz w:val="21"/>
-              </w:rPr>
-            </w:r>
-          </w:p>
-          <w:p>
-            <w:pPr>
               <w:keepNext/>
-              <w:spacing w:before="60" w:after="20" w:line="312" w:lineRule="auto"/>
+              <w:spacing w:before="360" w:after="20" w:line="312" w:lineRule="auto"/>
               <w:jc w:val="left"/>
             </w:pPr>
             <w:r>
@@ -3780,24 +3764,8 @@
           </w:p>
           <w:p>
             <w:pPr>
-              <w:keepNext w:val="0"/>
-              <w:spacing w:before="0" w:after="80" w:line="312" w:lineRule="auto"/>
-              <w:jc w:val="both"/>
-            </w:pPr>
-            <w:r>
-              <w:rPr>
-                <w:rFonts w:ascii="Times New Roman" w:hAnsi="Times New Roman" w:eastAsia="SimSun" w:cs="Times New Roman"/>
-                <w:b w:val="0"/>
-                <w:i w:val="0"/>
-                <w:color w:val="000000"/>
-                <w:sz w:val="21"/>
-              </w:rPr>
-            </w:r>
-          </w:p>
-          <w:p>
-            <w:pPr>
               <w:keepNext/>
-              <w:spacing w:before="60" w:after="20" w:line="312" w:lineRule="auto"/>
+              <w:spacing w:before="360" w:after="20" w:line="312" w:lineRule="auto"/>
               <w:jc w:val="left"/>
             </w:pPr>
             <w:r>
@@ -3855,24 +3823,8 @@
           </w:p>
           <w:p>
             <w:pPr>
-              <w:keepNext w:val="0"/>
-              <w:spacing w:before="0" w:after="80" w:line="312" w:lineRule="auto"/>
-              <w:jc w:val="both"/>
-            </w:pPr>
-            <w:r>
-              <w:rPr>
-                <w:rFonts w:ascii="Times New Roman" w:hAnsi="Times New Roman" w:eastAsia="SimSun" w:cs="Times New Roman"/>
-                <w:b w:val="0"/>
-                <w:i w:val="0"/>
-                <w:color w:val="000000"/>
-                <w:sz w:val="21"/>
-              </w:rPr>
-            </w:r>
-          </w:p>
-          <w:p>
-            <w:pPr>
               <w:keepNext/>
-              <w:spacing w:before="60" w:after="20" w:line="312" w:lineRule="auto"/>
+              <w:spacing w:before="360" w:after="20" w:line="312" w:lineRule="auto"/>
               <w:jc w:val="left"/>
             </w:pPr>
             <w:r>
@@ -3924,24 +3876,8 @@
           </w:p>
           <w:p>
             <w:pPr>
-              <w:keepNext w:val="0"/>
-              <w:spacing w:before="0" w:after="80" w:line="312" w:lineRule="auto"/>
-              <w:jc w:val="both"/>
-            </w:pPr>
-            <w:r>
-              <w:rPr>
-                <w:rFonts w:ascii="Times New Roman" w:hAnsi="Times New Roman" w:eastAsia="SimSun" w:cs="Times New Roman"/>
-                <w:b w:val="0"/>
-                <w:i w:val="0"/>
-                <w:color w:val="000000"/>
-                <w:sz w:val="21"/>
-              </w:rPr>
-            </w:r>
-          </w:p>
-          <w:p>
-            <w:pPr>
               <w:keepNext/>
-              <w:spacing w:before="60" w:after="20" w:line="312" w:lineRule="auto"/>
+              <w:spacing w:before="360" w:after="20" w:line="312" w:lineRule="auto"/>
               <w:jc w:val="left"/>
             </w:pPr>
             <w:r>
@@ -3999,24 +3935,8 @@
           </w:p>
           <w:p>
             <w:pPr>
-              <w:keepNext w:val="0"/>
-              <w:spacing w:before="0" w:after="80" w:line="312" w:lineRule="auto"/>
-              <w:jc w:val="both"/>
-            </w:pPr>
-            <w:r>
-              <w:rPr>
-                <w:rFonts w:ascii="Times New Roman" w:hAnsi="Times New Roman" w:eastAsia="SimSun" w:cs="Times New Roman"/>
-                <w:b w:val="0"/>
-                <w:i w:val="0"/>
-                <w:color w:val="000000"/>
-                <w:sz w:val="21"/>
-              </w:rPr>
-            </w:r>
-          </w:p>
-          <w:p>
-            <w:pPr>
               <w:keepNext/>
-              <w:spacing w:before="60" w:after="20" w:line="312" w:lineRule="auto"/>
+              <w:spacing w:before="360" w:after="20" w:line="312" w:lineRule="auto"/>
               <w:jc w:val="left"/>
             </w:pPr>
             <w:r>
@@ -4068,24 +3988,8 @@
           </w:p>
           <w:p>
             <w:pPr>
-              <w:keepNext w:val="0"/>
-              <w:spacing w:before="0" w:after="80" w:line="312" w:lineRule="auto"/>
-              <w:jc w:val="both"/>
-            </w:pPr>
-            <w:r>
-              <w:rPr>
-                <w:rFonts w:ascii="Times New Roman" w:hAnsi="Times New Roman" w:eastAsia="SimSun" w:cs="Times New Roman"/>
-                <w:b w:val="0"/>
-                <w:i w:val="0"/>
-                <w:color w:val="000000"/>
-                <w:sz w:val="21"/>
-              </w:rPr>
-            </w:r>
-          </w:p>
-          <w:p>
-            <w:pPr>
               <w:keepNext/>
-              <w:spacing w:before="60" w:after="20" w:line="312" w:lineRule="auto"/>
+              <w:spacing w:before="360" w:after="20" w:line="312" w:lineRule="auto"/>
               <w:jc w:val="left"/>
             </w:pPr>
             <w:r>
